--- a/fuentes/CF1_935507_DU.docx
+++ b/fuentes/CF1_935507_DU.docx
@@ -516,6 +516,7 @@
         <w:p>
           <w:pPr>
             <w:pStyle w:val="TtuloTDC"/>
+            <w:spacing w:line="360" w:lineRule="auto"/>
           </w:pPr>
           <w:r>
             <w:t>Tabla de c</w:t>
@@ -548,7 +549,7 @@
           <w:r>
             <w:fldChar w:fldCharType="separate"/>
           </w:r>
-          <w:hyperlink w:anchor="_Toc232009552" w:history="1">
+          <w:hyperlink w:anchor="_Toc233100833" w:history="1">
             <w:r>
               <w:rPr>
                 <w:rStyle w:val="Hipervnculo"/>
@@ -575,7 +576,7 @@
                 <w:noProof/>
                 <w:webHidden/>
               </w:rPr>
-              <w:instrText xml:space="preserve"> PAGEREF _Toc232009552 \h </w:instrText>
+              <w:instrText xml:space="preserve"> PAGEREF _Toc233100833 \h </w:instrText>
             </w:r>
             <w:r>
               <w:rPr>
@@ -621,7 +622,7 @@
               <w14:ligatures w14:val="none"/>
             </w:rPr>
           </w:pPr>
-          <w:hyperlink w:anchor="_Toc232009553" w:history="1">
+          <w:hyperlink w:anchor="_Toc233100834" w:history="1">
             <w:r>
               <w:rPr>
                 <w:rStyle w:val="Hipervnculo"/>
@@ -648,7 +649,7 @@
                 <w:noProof/>
                 <w:webHidden/>
               </w:rPr>
-              <w:instrText xml:space="preserve"> PAGEREF _Toc232009553 \h </w:instrText>
+              <w:instrText xml:space="preserve"> PAGEREF _Toc233100834 \h </w:instrText>
             </w:r>
             <w:r>
               <w:rPr>
@@ -668,7 +669,7 @@
                 <w:noProof/>
                 <w:webHidden/>
               </w:rPr>
-              <w:t>5</w:t>
+              <w:t>6</w:t>
             </w:r>
             <w:r>
               <w:rPr>
@@ -694,7 +695,7 @@
               <w14:ligatures w14:val="none"/>
             </w:rPr>
           </w:pPr>
-          <w:hyperlink w:anchor="_Toc232009554" w:history="1">
+          <w:hyperlink w:anchor="_Toc233100835" w:history="1">
             <w:r>
               <w:rPr>
                 <w:rStyle w:val="Hipervnculo"/>
@@ -721,7 +722,7 @@
                 <w:noProof/>
                 <w:webHidden/>
               </w:rPr>
-              <w:instrText xml:space="preserve"> PAGEREF _Toc232009554 \h </w:instrText>
+              <w:instrText xml:space="preserve"> PAGEREF _Toc233100835 \h </w:instrText>
             </w:r>
             <w:r>
               <w:rPr>
@@ -741,7 +742,7 @@
                 <w:noProof/>
                 <w:webHidden/>
               </w:rPr>
-              <w:t>5</w:t>
+              <w:t>6</w:t>
             </w:r>
             <w:r>
               <w:rPr>
@@ -767,7 +768,7 @@
               <w14:ligatures w14:val="none"/>
             </w:rPr>
           </w:pPr>
-          <w:hyperlink w:anchor="_Toc232009555" w:history="1">
+          <w:hyperlink w:anchor="_Toc233100836" w:history="1">
             <w:r>
               <w:rPr>
                 <w:rStyle w:val="Hipervnculo"/>
@@ -794,7 +795,7 @@
                 <w:noProof/>
                 <w:webHidden/>
               </w:rPr>
-              <w:instrText xml:space="preserve"> PAGEREF _Toc232009555 \h </w:instrText>
+              <w:instrText xml:space="preserve"> PAGEREF _Toc233100836 \h </w:instrText>
             </w:r>
             <w:r>
               <w:rPr>
@@ -814,7 +815,7 @@
                 <w:noProof/>
                 <w:webHidden/>
               </w:rPr>
-              <w:t>7</w:t>
+              <w:t>8</w:t>
             </w:r>
             <w:r>
               <w:rPr>
@@ -840,7 +841,7 @@
               <w14:ligatures w14:val="none"/>
             </w:rPr>
           </w:pPr>
-          <w:hyperlink w:anchor="_Toc232009556" w:history="1">
+          <w:hyperlink w:anchor="_Toc233100837" w:history="1">
             <w:r>
               <w:rPr>
                 <w:rStyle w:val="Hipervnculo"/>
@@ -867,7 +868,7 @@
                 <w:noProof/>
                 <w:webHidden/>
               </w:rPr>
-              <w:instrText xml:space="preserve"> PAGEREF _Toc232009556 \h </w:instrText>
+              <w:instrText xml:space="preserve"> PAGEREF _Toc233100837 \h </w:instrText>
             </w:r>
             <w:r>
               <w:rPr>
@@ -887,7 +888,7 @@
                 <w:noProof/>
                 <w:webHidden/>
               </w:rPr>
-              <w:t>12</w:t>
+              <w:t>15</w:t>
             </w:r>
             <w:r>
               <w:rPr>
@@ -913,7 +914,7 @@
               <w14:ligatures w14:val="none"/>
             </w:rPr>
           </w:pPr>
-          <w:hyperlink w:anchor="_Toc232009557" w:history="1">
+          <w:hyperlink w:anchor="_Toc233100838" w:history="1">
             <w:r>
               <w:rPr>
                 <w:rStyle w:val="Hipervnculo"/>
@@ -940,7 +941,7 @@
                 <w:noProof/>
                 <w:webHidden/>
               </w:rPr>
-              <w:instrText xml:space="preserve"> PAGEREF _Toc232009557 \h </w:instrText>
+              <w:instrText xml:space="preserve"> PAGEREF _Toc233100838 \h </w:instrText>
             </w:r>
             <w:r>
               <w:rPr>
@@ -960,7 +961,7 @@
                 <w:noProof/>
                 <w:webHidden/>
               </w:rPr>
-              <w:t>12</w:t>
+              <w:t>15</w:t>
             </w:r>
             <w:r>
               <w:rPr>
@@ -986,7 +987,7 @@
               <w14:ligatures w14:val="none"/>
             </w:rPr>
           </w:pPr>
-          <w:hyperlink w:anchor="_Toc232009558" w:history="1">
+          <w:hyperlink w:anchor="_Toc233100839" w:history="1">
             <w:r>
               <w:rPr>
                 <w:rStyle w:val="Hipervnculo"/>
@@ -1013,7 +1014,7 @@
                 <w:noProof/>
                 <w:webHidden/>
               </w:rPr>
-              <w:instrText xml:space="preserve"> PAGEREF _Toc232009558 \h </w:instrText>
+              <w:instrText xml:space="preserve"> PAGEREF _Toc233100839 \h </w:instrText>
             </w:r>
             <w:r>
               <w:rPr>
@@ -1033,7 +1034,7 @@
                 <w:noProof/>
                 <w:webHidden/>
               </w:rPr>
-              <w:t>14</w:t>
+              <w:t>18</w:t>
             </w:r>
             <w:r>
               <w:rPr>
@@ -1059,7 +1060,7 @@
               <w14:ligatures w14:val="none"/>
             </w:rPr>
           </w:pPr>
-          <w:hyperlink w:anchor="_Toc232009559" w:history="1">
+          <w:hyperlink w:anchor="_Toc233100840" w:history="1">
             <w:r>
               <w:rPr>
                 <w:rStyle w:val="Hipervnculo"/>
@@ -1086,7 +1087,7 @@
                 <w:noProof/>
                 <w:webHidden/>
               </w:rPr>
-              <w:instrText xml:space="preserve"> PAGEREF _Toc232009559 \h </w:instrText>
+              <w:instrText xml:space="preserve"> PAGEREF _Toc233100840 \h </w:instrText>
             </w:r>
             <w:r>
               <w:rPr>
@@ -1106,7 +1107,7 @@
                 <w:noProof/>
                 <w:webHidden/>
               </w:rPr>
-              <w:t>17</w:t>
+              <w:t>21</w:t>
             </w:r>
             <w:r>
               <w:rPr>
@@ -1132,7 +1133,7 @@
               <w14:ligatures w14:val="none"/>
             </w:rPr>
           </w:pPr>
-          <w:hyperlink w:anchor="_Toc232009560" w:history="1">
+          <w:hyperlink w:anchor="_Toc233100841" w:history="1">
             <w:r>
               <w:rPr>
                 <w:rStyle w:val="Hipervnculo"/>
@@ -1159,7 +1160,7 @@
                 <w:noProof/>
                 <w:webHidden/>
               </w:rPr>
-              <w:instrText xml:space="preserve"> PAGEREF _Toc232009560 \h </w:instrText>
+              <w:instrText xml:space="preserve"> PAGEREF _Toc233100841 \h </w:instrText>
             </w:r>
             <w:r>
               <w:rPr>
@@ -1179,7 +1180,7 @@
                 <w:noProof/>
                 <w:webHidden/>
               </w:rPr>
-              <w:t>26</w:t>
+              <w:t>32</w:t>
             </w:r>
             <w:r>
               <w:rPr>
@@ -1205,7 +1206,7 @@
               <w14:ligatures w14:val="none"/>
             </w:rPr>
           </w:pPr>
-          <w:hyperlink w:anchor="_Toc232009561" w:history="1">
+          <w:hyperlink w:anchor="_Toc233100842" w:history="1">
             <w:r>
               <w:rPr>
                 <w:rStyle w:val="Hipervnculo"/>
@@ -1232,7 +1233,7 @@
                 <w:noProof/>
                 <w:webHidden/>
               </w:rPr>
-              <w:instrText xml:space="preserve"> PAGEREF _Toc232009561 \h </w:instrText>
+              <w:instrText xml:space="preserve"> PAGEREF _Toc233100842 \h </w:instrText>
             </w:r>
             <w:r>
               <w:rPr>
@@ -1252,7 +1253,7 @@
                 <w:noProof/>
                 <w:webHidden/>
               </w:rPr>
-              <w:t>30</w:t>
+              <w:t>36</w:t>
             </w:r>
             <w:r>
               <w:rPr>
@@ -1278,7 +1279,7 @@
               <w14:ligatures w14:val="none"/>
             </w:rPr>
           </w:pPr>
-          <w:hyperlink w:anchor="_Toc232009562" w:history="1">
+          <w:hyperlink w:anchor="_Toc233100843" w:history="1">
             <w:r>
               <w:rPr>
                 <w:rStyle w:val="Hipervnculo"/>
@@ -1305,7 +1306,7 @@
                 <w:noProof/>
                 <w:webHidden/>
               </w:rPr>
-              <w:instrText xml:space="preserve"> PAGEREF _Toc232009562 \h </w:instrText>
+              <w:instrText xml:space="preserve"> PAGEREF _Toc233100843 \h </w:instrText>
             </w:r>
             <w:r>
               <w:rPr>
@@ -1325,7 +1326,7 @@
                 <w:noProof/>
                 <w:webHidden/>
               </w:rPr>
-              <w:t>30</w:t>
+              <w:t>36</w:t>
             </w:r>
             <w:r>
               <w:rPr>
@@ -1351,7 +1352,7 @@
               <w14:ligatures w14:val="none"/>
             </w:rPr>
           </w:pPr>
-          <w:hyperlink w:anchor="_Toc232009563" w:history="1">
+          <w:hyperlink w:anchor="_Toc233100844" w:history="1">
             <w:r>
               <w:rPr>
                 <w:rStyle w:val="Hipervnculo"/>
@@ -1378,7 +1379,7 @@
                 <w:noProof/>
                 <w:webHidden/>
               </w:rPr>
-              <w:instrText xml:space="preserve"> PAGEREF _Toc232009563 \h </w:instrText>
+              <w:instrText xml:space="preserve"> PAGEREF _Toc233100844 \h </w:instrText>
             </w:r>
             <w:r>
               <w:rPr>
@@ -1398,7 +1399,7 @@
                 <w:noProof/>
                 <w:webHidden/>
               </w:rPr>
-              <w:t>30</w:t>
+              <w:t>36</w:t>
             </w:r>
             <w:r>
               <w:rPr>
@@ -1424,7 +1425,7 @@
               <w14:ligatures w14:val="none"/>
             </w:rPr>
           </w:pPr>
-          <w:hyperlink w:anchor="_Toc232009564" w:history="1">
+          <w:hyperlink w:anchor="_Toc233100845" w:history="1">
             <w:r>
               <w:rPr>
                 <w:rStyle w:val="Hipervnculo"/>
@@ -1451,7 +1452,7 @@
                 <w:noProof/>
                 <w:webHidden/>
               </w:rPr>
-              <w:instrText xml:space="preserve"> PAGEREF _Toc232009564 \h </w:instrText>
+              <w:instrText xml:space="preserve"> PAGEREF _Toc233100845 \h </w:instrText>
             </w:r>
             <w:r>
               <w:rPr>
@@ -1471,7 +1472,7 @@
                 <w:noProof/>
                 <w:webHidden/>
               </w:rPr>
-              <w:t>33</w:t>
+              <w:t>39</w:t>
             </w:r>
             <w:r>
               <w:rPr>
@@ -1497,7 +1498,7 @@
               <w14:ligatures w14:val="none"/>
             </w:rPr>
           </w:pPr>
-          <w:hyperlink w:anchor="_Toc232009565" w:history="1">
+          <w:hyperlink w:anchor="_Toc233100846" w:history="1">
             <w:r>
               <w:rPr>
                 <w:rStyle w:val="Hipervnculo"/>
@@ -1524,7 +1525,7 @@
                 <w:noProof/>
                 <w:webHidden/>
               </w:rPr>
-              <w:instrText xml:space="preserve"> PAGEREF _Toc232009565 \h </w:instrText>
+              <w:instrText xml:space="preserve"> PAGEREF _Toc233100846 \h </w:instrText>
             </w:r>
             <w:r>
               <w:rPr>
@@ -1544,7 +1545,7 @@
                 <w:noProof/>
                 <w:webHidden/>
               </w:rPr>
-              <w:t>34</w:t>
+              <w:t>41</w:t>
             </w:r>
             <w:r>
               <w:rPr>
@@ -1570,7 +1571,7 @@
               <w14:ligatures w14:val="none"/>
             </w:rPr>
           </w:pPr>
-          <w:hyperlink w:anchor="_Toc232009566" w:history="1">
+          <w:hyperlink w:anchor="_Toc233100847" w:history="1">
             <w:r>
               <w:rPr>
                 <w:rStyle w:val="Hipervnculo"/>
@@ -1597,7 +1598,7 @@
                 <w:noProof/>
                 <w:webHidden/>
               </w:rPr>
-              <w:instrText xml:space="preserve"> PAGEREF _Toc232009566 \h </w:instrText>
+              <w:instrText xml:space="preserve"> PAGEREF _Toc233100847 \h </w:instrText>
             </w:r>
             <w:r>
               <w:rPr>
@@ -1617,7 +1618,7 @@
                 <w:noProof/>
                 <w:webHidden/>
               </w:rPr>
-              <w:t>36</w:t>
+              <w:t>43</w:t>
             </w:r>
             <w:r>
               <w:rPr>
@@ -1643,13 +1644,13 @@
               <w14:ligatures w14:val="none"/>
             </w:rPr>
           </w:pPr>
-          <w:hyperlink w:anchor="_Toc232009567" w:history="1">
+          <w:hyperlink w:anchor="_Toc233100848" w:history="1">
             <w:r>
               <w:rPr>
                 <w:rStyle w:val="Hipervnculo"/>
                 <w:noProof/>
               </w:rPr>
-              <w:t>3.6. Puesta a punto de la maquinaría y prueba de costura según operación de confección</w:t>
+              <w:t>3.6. Puesta a punto de la maquinaria y prueba de costura según operación de confección</w:t>
             </w:r>
             <w:r>
               <w:rPr>
@@ -1670,7 +1671,7 @@
                 <w:noProof/>
                 <w:webHidden/>
               </w:rPr>
-              <w:instrText xml:space="preserve"> PAGEREF _Toc232009567 \h </w:instrText>
+              <w:instrText xml:space="preserve"> PAGEREF _Toc233100848 \h </w:instrText>
             </w:r>
             <w:r>
               <w:rPr>
@@ -1690,7 +1691,7 @@
                 <w:noProof/>
                 <w:webHidden/>
               </w:rPr>
-              <w:t>40</w:t>
+              <w:t>48</w:t>
             </w:r>
             <w:r>
               <w:rPr>
@@ -1716,7 +1717,7 @@
               <w14:ligatures w14:val="none"/>
             </w:rPr>
           </w:pPr>
-          <w:hyperlink w:anchor="_Toc232009568" w:history="1">
+          <w:hyperlink w:anchor="_Toc233100849" w:history="1">
             <w:r>
               <w:rPr>
                 <w:rStyle w:val="Hipervnculo"/>
@@ -1743,7 +1744,7 @@
                 <w:noProof/>
                 <w:webHidden/>
               </w:rPr>
-              <w:instrText xml:space="preserve"> PAGEREF _Toc232009568 \h </w:instrText>
+              <w:instrText xml:space="preserve"> PAGEREF _Toc233100849 \h </w:instrText>
             </w:r>
             <w:r>
               <w:rPr>
@@ -1763,7 +1764,7 @@
                 <w:noProof/>
                 <w:webHidden/>
               </w:rPr>
-              <w:t>41</w:t>
+              <w:t>50</w:t>
             </w:r>
             <w:r>
               <w:rPr>
@@ -1789,7 +1790,7 @@
               <w14:ligatures w14:val="none"/>
             </w:rPr>
           </w:pPr>
-          <w:hyperlink w:anchor="_Toc232009569" w:history="1">
+          <w:hyperlink w:anchor="_Toc233100850" w:history="1">
             <w:r>
               <w:rPr>
                 <w:rStyle w:val="Hipervnculo"/>
@@ -1816,7 +1817,7 @@
                 <w:noProof/>
                 <w:webHidden/>
               </w:rPr>
-              <w:instrText xml:space="preserve"> PAGEREF _Toc232009569 \h </w:instrText>
+              <w:instrText xml:space="preserve"> PAGEREF _Toc233100850 \h </w:instrText>
             </w:r>
             <w:r>
               <w:rPr>
@@ -1836,7 +1837,7 @@
                 <w:noProof/>
                 <w:webHidden/>
               </w:rPr>
-              <w:t>44</w:t>
+              <w:t>52</w:t>
             </w:r>
             <w:r>
               <w:rPr>
@@ -1862,7 +1863,7 @@
               <w14:ligatures w14:val="none"/>
             </w:rPr>
           </w:pPr>
-          <w:hyperlink w:anchor="_Toc232009570" w:history="1">
+          <w:hyperlink w:anchor="_Toc233100851" w:history="1">
             <w:r>
               <w:rPr>
                 <w:rStyle w:val="Hipervnculo"/>
@@ -1889,7 +1890,7 @@
                 <w:noProof/>
                 <w:webHidden/>
               </w:rPr>
-              <w:instrText xml:space="preserve"> PAGEREF _Toc232009570 \h </w:instrText>
+              <w:instrText xml:space="preserve"> PAGEREF _Toc233100851 \h </w:instrText>
             </w:r>
             <w:r>
               <w:rPr>
@@ -1909,7 +1910,7 @@
                 <w:noProof/>
                 <w:webHidden/>
               </w:rPr>
-              <w:t>44</w:t>
+              <w:t>52</w:t>
             </w:r>
             <w:r>
               <w:rPr>
@@ -1935,7 +1936,7 @@
               <w14:ligatures w14:val="none"/>
             </w:rPr>
           </w:pPr>
-          <w:hyperlink w:anchor="_Toc232009571" w:history="1">
+          <w:hyperlink w:anchor="_Toc233100852" w:history="1">
             <w:r>
               <w:rPr>
                 <w:rStyle w:val="Hipervnculo"/>
@@ -1962,7 +1963,7 @@
                 <w:noProof/>
                 <w:webHidden/>
               </w:rPr>
-              <w:instrText xml:space="preserve"> PAGEREF _Toc232009571 \h </w:instrText>
+              <w:instrText xml:space="preserve"> PAGEREF _Toc233100852 \h </w:instrText>
             </w:r>
             <w:r>
               <w:rPr>
@@ -1982,7 +1983,7 @@
                 <w:noProof/>
                 <w:webHidden/>
               </w:rPr>
-              <w:t>45</w:t>
+              <w:t>54</w:t>
             </w:r>
             <w:r>
               <w:rPr>
@@ -2008,7 +2009,7 @@
               <w14:ligatures w14:val="none"/>
             </w:rPr>
           </w:pPr>
-          <w:hyperlink w:anchor="_Toc232009572" w:history="1">
+          <w:hyperlink w:anchor="_Toc233100853" w:history="1">
             <w:r>
               <w:rPr>
                 <w:rStyle w:val="Hipervnculo"/>
@@ -2035,7 +2036,7 @@
                 <w:noProof/>
                 <w:webHidden/>
               </w:rPr>
-              <w:instrText xml:space="preserve"> PAGEREF _Toc232009572 \h </w:instrText>
+              <w:instrText xml:space="preserve"> PAGEREF _Toc233100853 \h </w:instrText>
             </w:r>
             <w:r>
               <w:rPr>
@@ -2055,7 +2056,7 @@
                 <w:noProof/>
                 <w:webHidden/>
               </w:rPr>
-              <w:t>47</w:t>
+              <w:t>56</w:t>
             </w:r>
             <w:r>
               <w:rPr>
@@ -2081,7 +2082,7 @@
               <w14:ligatures w14:val="none"/>
             </w:rPr>
           </w:pPr>
-          <w:hyperlink w:anchor="_Toc232009573" w:history="1">
+          <w:hyperlink w:anchor="_Toc233100854" w:history="1">
             <w:r>
               <w:rPr>
                 <w:rStyle w:val="Hipervnculo"/>
@@ -2108,7 +2109,7 @@
                 <w:noProof/>
                 <w:webHidden/>
               </w:rPr>
-              <w:instrText xml:space="preserve"> PAGEREF _Toc232009573 \h </w:instrText>
+              <w:instrText xml:space="preserve"> PAGEREF _Toc233100854 \h </w:instrText>
             </w:r>
             <w:r>
               <w:rPr>
@@ -2128,7 +2129,7 @@
                 <w:noProof/>
                 <w:webHidden/>
               </w:rPr>
-              <w:t>49</w:t>
+              <w:t>58</w:t>
             </w:r>
             <w:r>
               <w:rPr>
@@ -2154,7 +2155,7 @@
               <w14:ligatures w14:val="none"/>
             </w:rPr>
           </w:pPr>
-          <w:hyperlink w:anchor="_Toc232009574" w:history="1">
+          <w:hyperlink w:anchor="_Toc233100855" w:history="1">
             <w:r>
               <w:rPr>
                 <w:rStyle w:val="Hipervnculo"/>
@@ -2181,7 +2182,7 @@
                 <w:noProof/>
                 <w:webHidden/>
               </w:rPr>
-              <w:instrText xml:space="preserve"> PAGEREF _Toc232009574 \h </w:instrText>
+              <w:instrText xml:space="preserve"> PAGEREF _Toc233100855 \h </w:instrText>
             </w:r>
             <w:r>
               <w:rPr>
@@ -2201,7 +2202,7 @@
                 <w:noProof/>
                 <w:webHidden/>
               </w:rPr>
-              <w:t>51</w:t>
+              <w:t>60</w:t>
             </w:r>
             <w:r>
               <w:rPr>
@@ -2227,7 +2228,7 @@
               <w14:ligatures w14:val="none"/>
             </w:rPr>
           </w:pPr>
-          <w:hyperlink w:anchor="_Toc232009575" w:history="1">
+          <w:hyperlink w:anchor="_Toc233100856" w:history="1">
             <w:r>
               <w:rPr>
                 <w:rStyle w:val="Hipervnculo"/>
@@ -2254,7 +2255,7 @@
                 <w:noProof/>
                 <w:webHidden/>
               </w:rPr>
-              <w:instrText xml:space="preserve"> PAGEREF _Toc232009575 \h </w:instrText>
+              <w:instrText xml:space="preserve"> PAGEREF _Toc233100856 \h </w:instrText>
             </w:r>
             <w:r>
               <w:rPr>
@@ -2274,7 +2275,7 @@
                 <w:noProof/>
                 <w:webHidden/>
               </w:rPr>
-              <w:t>55</w:t>
+              <w:t>63</w:t>
             </w:r>
             <w:r>
               <w:rPr>
@@ -2302,7 +2303,7 @@
       <w:pPr>
         <w:pStyle w:val="Titulosgenerales"/>
       </w:pPr>
-      <w:bookmarkStart w:id="0" w:name="_Toc232009552"/>
+      <w:bookmarkStart w:id="0" w:name="_Toc233100833"/>
       <w:r>
         <w:lastRenderedPageBreak/>
         <w:t>Introducción</w:t>
@@ -2311,7 +2312,7 @@
     </w:p>
     <w:p>
       <w:pPr>
-        <w:spacing w:before="0" w:after="160" w:line="259" w:lineRule="auto"/>
+        <w:spacing w:before="0" w:after="160"/>
         <w:ind w:firstLine="708"/>
       </w:pPr>
       <w:r>
@@ -2320,13 +2321,13 @@
     </w:p>
     <w:p>
       <w:pPr>
-        <w:spacing w:before="0" w:after="160" w:line="259" w:lineRule="auto"/>
+        <w:spacing w:before="0" w:after="160"/>
         <w:ind w:firstLine="0"/>
       </w:pPr>
     </w:p>
     <w:p>
       <w:pPr>
-        <w:spacing w:before="0" w:after="160" w:line="259" w:lineRule="auto"/>
+        <w:spacing w:before="0" w:after="160"/>
         <w:ind w:firstLine="708"/>
       </w:pPr>
       <w:r>
@@ -2335,54 +2336,131 @@
     </w:p>
     <w:p>
       <w:pPr>
-        <w:spacing w:before="0" w:after="160" w:line="259" w:lineRule="auto"/>
+        <w:spacing w:before="0" w:after="160"/>
         <w:ind w:firstLine="0"/>
       </w:pPr>
     </w:p>
     <w:p>
       <w:pPr>
-        <w:spacing w:before="0" w:after="160" w:line="259" w:lineRule="auto"/>
+        <w:spacing w:before="0" w:after="160"/>
         <w:ind w:firstLine="708"/>
       </w:pPr>
       <w:r>
-        <w:t>Por otra parte, el componente incluye el estudio de la maquinaria de confección. En esta sección se enseña a clasificar los equipos industriales y a analizar sus mecanismos de funcionamiento para garantizar una óptima puesta a punto, abarcando adicionalmente la descripción de los ejercicios y las operaciones básicas para su correcto manejo. Por último, se integran las normas de calidad mediante la exposición de las normativas vigentes que rigen el sector, lo cual contempla tanto las normas técnicas colombianas aplicadas a la confección como la estructura y los requisitos del Sistema de Gestión de la Calidad bajo la norma internacional ISO 9001:2015.</w:t>
-      </w:r>
-    </w:p>
-    <w:p>
-      <w:pPr>
-        <w:spacing w:before="0" w:after="160" w:line="259" w:lineRule="auto"/>
+        <w:t xml:space="preserve">Por otra parte, el componente incluye el estudio de la maquinaria de confección. En esta sección se enseña a clasificar los equipos industriales y a analizar sus mecanismos de funcionamiento para garantizar una óptima puesta a punto, abarcando adicionalmente la descripción de los ejercicios y las operaciones básicas para su correcto manejo. Por último, se integran las normas de calidad mediante la exposición de las normativas vigentes que rigen el sector, lo cual contempla tanto las normas </w:t>
+      </w:r>
+      <w:r>
+        <w:lastRenderedPageBreak/>
+        <w:t>técnicas colombianas aplicadas a la confección como la estructura y los requisitos del Sistema de Gestión de la Calidad bajo la norma internacional ISO 9001:2015.</w:t>
+      </w:r>
+    </w:p>
+    <w:p>
+      <w:pPr>
+        <w:spacing w:before="0" w:after="160"/>
         <w:ind w:firstLine="708"/>
       </w:pPr>
     </w:p>
     <w:p>
       <w:pPr>
-        <w:spacing w:before="0" w:after="160" w:line="259" w:lineRule="auto"/>
+        <w:spacing w:before="0" w:after="160"/>
         <w:ind w:firstLine="708"/>
       </w:pPr>
     </w:p>
     <w:p>
       <w:pPr>
-        <w:spacing w:before="0" w:after="160" w:line="259" w:lineRule="auto"/>
+        <w:spacing w:before="0" w:after="160"/>
         <w:ind w:firstLine="708"/>
       </w:pPr>
     </w:p>
     <w:p>
       <w:pPr>
-        <w:spacing w:before="0" w:after="160" w:line="259" w:lineRule="auto"/>
+        <w:spacing w:before="0" w:after="160"/>
         <w:ind w:firstLine="708"/>
       </w:pPr>
     </w:p>
     <w:p>
       <w:pPr>
-        <w:spacing w:before="0" w:after="160" w:line="259" w:lineRule="auto"/>
+        <w:spacing w:before="0" w:after="160"/>
         <w:ind w:firstLine="708"/>
       </w:pPr>
     </w:p>
     <w:p>
       <w:pPr>
+        <w:spacing w:before="0" w:after="160"/>
+        <w:ind w:firstLine="708"/>
+      </w:pPr>
+    </w:p>
+    <w:p>
+      <w:pPr>
+        <w:spacing w:before="0" w:after="160"/>
+        <w:ind w:firstLine="708"/>
+      </w:pPr>
+    </w:p>
+    <w:p>
+      <w:pPr>
+        <w:spacing w:before="0" w:after="160"/>
+        <w:ind w:firstLine="708"/>
+      </w:pPr>
+    </w:p>
+    <w:p>
+      <w:pPr>
+        <w:spacing w:before="0" w:after="160"/>
+        <w:ind w:firstLine="708"/>
+      </w:pPr>
+    </w:p>
+    <w:p>
+      <w:pPr>
+        <w:spacing w:before="0" w:after="160"/>
+        <w:ind w:firstLine="708"/>
+      </w:pPr>
+    </w:p>
+    <w:p>
+      <w:pPr>
+        <w:spacing w:before="0" w:after="160"/>
+        <w:ind w:firstLine="708"/>
+      </w:pPr>
+    </w:p>
+    <w:p>
+      <w:pPr>
+        <w:spacing w:before="0" w:after="160"/>
+        <w:ind w:firstLine="708"/>
+      </w:pPr>
+    </w:p>
+    <w:p>
+      <w:pPr>
+        <w:spacing w:before="0" w:after="160"/>
+        <w:ind w:firstLine="708"/>
+      </w:pPr>
+    </w:p>
+    <w:p>
+      <w:pPr>
+        <w:spacing w:before="0" w:after="160"/>
+        <w:ind w:firstLine="708"/>
+      </w:pPr>
+    </w:p>
+    <w:p>
+      <w:pPr>
+        <w:spacing w:before="0" w:after="160"/>
+        <w:ind w:firstLine="708"/>
+      </w:pPr>
+    </w:p>
+    <w:p>
+      <w:pPr>
+        <w:spacing w:before="0" w:after="160"/>
+        <w:ind w:firstLine="708"/>
+      </w:pPr>
+    </w:p>
+    <w:p>
+      <w:pPr>
+        <w:spacing w:before="0" w:after="160"/>
+        <w:ind w:firstLine="708"/>
+      </w:pPr>
+    </w:p>
+    <w:p>
+      <w:pPr>
         <w:pStyle w:val="Ttulo1"/>
-      </w:pPr>
-      <w:bookmarkStart w:id="1" w:name="_Toc232009553"/>
+        <w:spacing w:line="360" w:lineRule="auto"/>
+      </w:pPr>
+      <w:bookmarkStart w:id="1" w:name="_Toc233100834"/>
       <w:r>
         <w:lastRenderedPageBreak/>
         <w:t>Materiales e insumos de confección</w:t>
@@ -2399,8 +2477,9 @@
     <w:p>
       <w:pPr>
         <w:pStyle w:val="Ttulo2"/>
-      </w:pPr>
-      <w:bookmarkStart w:id="2" w:name="_Toc232009554"/>
+        <w:spacing w:line="360" w:lineRule="auto"/>
+      </w:pPr>
+      <w:bookmarkStart w:id="2" w:name="_Toc233100835"/>
       <w:r>
         <w:t>Clasificación y descripción de materiales de acuerdo con procesos de producción</w:t>
       </w:r>
@@ -2408,7 +2487,7 @@
     </w:p>
     <w:p>
       <w:pPr>
-        <w:spacing w:before="0" w:after="160" w:line="259" w:lineRule="auto"/>
+        <w:spacing w:before="0" w:after="160"/>
         <w:ind w:firstLine="708"/>
       </w:pPr>
       <w:r>
@@ -2417,7 +2496,7 @@
     </w:p>
     <w:p>
       <w:pPr>
-        <w:spacing w:before="0" w:after="160" w:line="259" w:lineRule="auto"/>
+        <w:spacing w:before="0" w:after="160"/>
         <w:ind w:firstLine="708"/>
       </w:pPr>
     </w:p>
@@ -2428,7 +2507,7 @@
           <w:ilvl w:val="0"/>
           <w:numId w:val="6"/>
         </w:numPr>
-        <w:spacing w:before="0" w:after="160" w:line="259" w:lineRule="auto"/>
+        <w:spacing w:before="0" w:after="160"/>
         <w:rPr>
           <w:b/>
         </w:rPr>
@@ -2442,16 +2521,25 @@
     </w:p>
     <w:p>
       <w:pPr>
-        <w:spacing w:before="0" w:after="160" w:line="259" w:lineRule="auto"/>
+        <w:spacing w:before="0" w:after="160"/>
         <w:ind w:firstLine="708"/>
       </w:pPr>
       <w:r>
-        <w:t>Para realizar este proceso de forma manual se requiere papel, lápices y colores para diseñar los bocetos; pero actualmente existen programas de software especializados para apoyar el proceso, lo cual reduce o elimina el uso de estos materiales. Para desarrollar el producto se realiza una muestra física que contenga todos los materiales necesarios para entregar la prenda terminada.</w:t>
-      </w:r>
-    </w:p>
-    <w:p>
-      <w:pPr>
-        <w:spacing w:before="0" w:after="160" w:line="259" w:lineRule="auto"/>
+        <w:t xml:space="preserve">Para realizar este proceso de forma manual se requiere papel, lápices y colores para diseñar los bocetos; pero actualmente existen programas de </w:t>
+      </w:r>
+      <w:r>
+        <w:rPr>
+          <w:rStyle w:val="Extranjerismo"/>
+        </w:rPr>
+        <w:t>software</w:t>
+      </w:r>
+      <w:r>
+        <w:t xml:space="preserve"> especializados para apoyar el proceso, lo cual reduce o elimina el uso de estos materiales. Para desarrollar el producto se realiza una muestra física que contenga todos los materiales necesarios para entregar la prenda terminada.</w:t>
+      </w:r>
+    </w:p>
+    <w:p>
+      <w:pPr>
+        <w:spacing w:before="0" w:after="160"/>
         <w:ind w:firstLine="708"/>
       </w:pPr>
     </w:p>
@@ -2462,7 +2550,7 @@
           <w:ilvl w:val="0"/>
           <w:numId w:val="6"/>
         </w:numPr>
-        <w:spacing w:before="0" w:after="160" w:line="259" w:lineRule="auto"/>
+        <w:spacing w:before="0" w:after="160"/>
         <w:rPr>
           <w:b/>
         </w:rPr>
@@ -2476,7 +2564,7 @@
     </w:p>
     <w:p>
       <w:pPr>
-        <w:spacing w:before="0" w:after="160" w:line="259" w:lineRule="auto"/>
+        <w:spacing w:before="0" w:after="160"/>
         <w:ind w:firstLine="708"/>
       </w:pPr>
       <w:r>
@@ -2490,7 +2578,7 @@
           <w:ilvl w:val="0"/>
           <w:numId w:val="7"/>
         </w:numPr>
-        <w:spacing w:before="0" w:after="160" w:line="259" w:lineRule="auto"/>
+        <w:spacing w:before="0" w:after="160"/>
       </w:pPr>
       <w:r>
         <w:t>Lápiz HB o portaminas.</w:t>
@@ -2503,7 +2591,7 @@
           <w:ilvl w:val="0"/>
           <w:numId w:val="7"/>
         </w:numPr>
-        <w:spacing w:before="0" w:after="160" w:line="259" w:lineRule="auto"/>
+        <w:spacing w:before="0" w:after="160"/>
       </w:pPr>
       <w:r>
         <w:t>Borrador.</w:t>
@@ -2516,9 +2604,10 @@
           <w:ilvl w:val="0"/>
           <w:numId w:val="7"/>
         </w:numPr>
-        <w:spacing w:before="0" w:after="160" w:line="259" w:lineRule="auto"/>
-      </w:pPr>
-      <w:r>
+        <w:spacing w:before="0" w:after="160"/>
+      </w:pPr>
+      <w:r>
+        <w:lastRenderedPageBreak/>
         <w:t xml:space="preserve">Papel </w:t>
       </w:r>
       <w:proofErr w:type="spellStart"/>
@@ -2537,7 +2626,7 @@
           <w:ilvl w:val="0"/>
           <w:numId w:val="7"/>
         </w:numPr>
-        <w:spacing w:before="0" w:after="160" w:line="259" w:lineRule="auto"/>
+        <w:spacing w:before="0" w:after="160"/>
       </w:pPr>
       <w:r>
         <w:t>Cartón cartulina.</w:t>
@@ -2550,7 +2639,7 @@
           <w:ilvl w:val="0"/>
           <w:numId w:val="7"/>
         </w:numPr>
-        <w:spacing w:before="0" w:after="160" w:line="259" w:lineRule="auto"/>
+        <w:spacing w:before="0" w:after="160"/>
       </w:pPr>
       <w:proofErr w:type="spellStart"/>
       <w:r>
@@ -2568,7 +2657,7 @@
           <w:ilvl w:val="0"/>
           <w:numId w:val="7"/>
         </w:numPr>
-        <w:spacing w:before="0" w:after="160" w:line="259" w:lineRule="auto"/>
+        <w:spacing w:before="0" w:after="160"/>
       </w:pPr>
       <w:r>
         <w:t>Pegante de papel.</w:t>
@@ -2577,28 +2666,7 @@
     <w:p>
       <w:pPr>
         <w:pStyle w:val="Prrafodelista"/>
-        <w:spacing w:before="0" w:after="160" w:line="259" w:lineRule="auto"/>
-        <w:ind w:left="1428" w:firstLine="0"/>
-      </w:pPr>
-    </w:p>
-    <w:p>
-      <w:pPr>
-        <w:pStyle w:val="Prrafodelista"/>
-        <w:spacing w:before="0" w:after="160" w:line="259" w:lineRule="auto"/>
-        <w:ind w:left="1428" w:firstLine="0"/>
-      </w:pPr>
-    </w:p>
-    <w:p>
-      <w:pPr>
-        <w:pStyle w:val="Prrafodelista"/>
-        <w:spacing w:before="0" w:after="160" w:line="259" w:lineRule="auto"/>
-        <w:ind w:left="1428" w:firstLine="0"/>
-      </w:pPr>
-    </w:p>
-    <w:p>
-      <w:pPr>
-        <w:pStyle w:val="Prrafodelista"/>
-        <w:spacing w:before="0" w:after="160" w:line="259" w:lineRule="auto"/>
+        <w:spacing w:before="0" w:after="160"/>
         <w:ind w:left="1428" w:firstLine="0"/>
       </w:pPr>
     </w:p>
@@ -2609,7 +2677,7 @@
           <w:ilvl w:val="0"/>
           <w:numId w:val="6"/>
         </w:numPr>
-        <w:spacing w:before="0" w:after="160" w:line="259" w:lineRule="auto"/>
+        <w:spacing w:before="0" w:after="160"/>
         <w:rPr>
           <w:b/>
         </w:rPr>
@@ -2618,13 +2686,12 @@
         <w:rPr>
           <w:b/>
         </w:rPr>
-        <w:lastRenderedPageBreak/>
         <w:t>Proceso de trazo y corte</w:t>
       </w:r>
     </w:p>
     <w:p>
       <w:pPr>
-        <w:spacing w:before="0" w:after="160" w:line="259" w:lineRule="auto"/>
+        <w:spacing w:before="0" w:after="160"/>
         <w:ind w:firstLine="708"/>
       </w:pPr>
       <w:r>
@@ -2638,10 +2705,16 @@
           <w:ilvl w:val="0"/>
           <w:numId w:val="8"/>
         </w:numPr>
-        <w:spacing w:before="0" w:after="160" w:line="259" w:lineRule="auto"/>
-      </w:pPr>
-      <w:r>
-        <w:t>Alfileres.</w:t>
+        <w:spacing w:before="0" w:after="160"/>
+      </w:pPr>
+      <w:r>
+        <w:rPr>
+          <w:b/>
+        </w:rPr>
+        <w:t>Alfileres</w:t>
+      </w:r>
+      <w:r>
+        <w:t>.</w:t>
       </w:r>
     </w:p>
     <w:p>
@@ -2651,7 +2724,7 @@
           <w:ilvl w:val="0"/>
           <w:numId w:val="8"/>
         </w:numPr>
-        <w:spacing w:before="0" w:after="160" w:line="259" w:lineRule="auto"/>
+        <w:spacing w:before="0" w:after="160"/>
       </w:pPr>
       <w:r>
         <w:rPr>
@@ -2694,7 +2767,7 @@
           <w:ilvl w:val="0"/>
           <w:numId w:val="8"/>
         </w:numPr>
-        <w:spacing w:before="0" w:after="160" w:line="259" w:lineRule="auto"/>
+        <w:spacing w:before="0" w:after="160"/>
       </w:pPr>
       <w:r>
         <w:rPr>
@@ -2703,7 +2776,16 @@
         <w:t>Papel bond</w:t>
       </w:r>
       <w:r>
-        <w:t xml:space="preserve">: según ancho del plotter; gramaje de 75 </w:t>
+        <w:t xml:space="preserve">: según ancho del </w:t>
+      </w:r>
+      <w:r>
+        <w:rPr>
+          <w:rStyle w:val="Extranjerismo"/>
+        </w:rPr>
+        <w:t>plotter</w:t>
+      </w:r>
+      <w:r>
+        <w:t xml:space="preserve">; gramaje de 75 </w:t>
       </w:r>
       <w:proofErr w:type="spellStart"/>
       <w:r>
@@ -2721,7 +2803,7 @@
           <w:ilvl w:val="0"/>
           <w:numId w:val="8"/>
         </w:numPr>
-        <w:spacing w:before="0" w:after="160" w:line="259" w:lineRule="auto"/>
+        <w:spacing w:before="0" w:after="160"/>
       </w:pPr>
       <w:r>
         <w:rPr>
@@ -2740,7 +2822,7 @@
           <w:ilvl w:val="0"/>
           <w:numId w:val="8"/>
         </w:numPr>
-        <w:spacing w:before="0" w:after="160" w:line="259" w:lineRule="auto"/>
+        <w:spacing w:before="0" w:after="160"/>
       </w:pPr>
       <w:r>
         <w:rPr>
@@ -2767,7 +2849,7 @@
           <w:ilvl w:val="0"/>
           <w:numId w:val="8"/>
         </w:numPr>
-        <w:spacing w:before="0" w:after="160" w:line="259" w:lineRule="auto"/>
+        <w:spacing w:before="0" w:after="160"/>
       </w:pPr>
       <w:r>
         <w:rPr>
@@ -2781,7 +2863,7 @@
     </w:p>
     <w:p>
       <w:pPr>
-        <w:spacing w:before="0" w:after="160" w:line="259" w:lineRule="auto"/>
+        <w:spacing w:before="0" w:after="160"/>
         <w:ind w:firstLine="708"/>
       </w:pPr>
     </w:p>
@@ -2792,7 +2874,7 @@
           <w:ilvl w:val="0"/>
           <w:numId w:val="6"/>
         </w:numPr>
-        <w:spacing w:before="0" w:after="160" w:line="259" w:lineRule="auto"/>
+        <w:spacing w:before="0" w:after="160"/>
         <w:rPr>
           <w:b/>
         </w:rPr>
@@ -2806,7 +2888,7 @@
     </w:p>
     <w:p>
       <w:pPr>
-        <w:spacing w:before="0" w:after="160" w:line="259" w:lineRule="auto"/>
+        <w:spacing w:before="0" w:after="160"/>
         <w:ind w:firstLine="708"/>
       </w:pPr>
       <w:r>
@@ -2820,7 +2902,7 @@
           <w:ilvl w:val="0"/>
           <w:numId w:val="9"/>
         </w:numPr>
-        <w:spacing w:before="0" w:after="160" w:line="259" w:lineRule="auto"/>
+        <w:spacing w:before="0" w:after="160"/>
       </w:pPr>
       <w:r>
         <w:rPr>
@@ -2835,7 +2917,7 @@
     <w:p>
       <w:pPr>
         <w:pStyle w:val="Prrafodelista"/>
-        <w:spacing w:before="0" w:after="160" w:line="259" w:lineRule="auto"/>
+        <w:spacing w:before="0" w:after="160"/>
         <w:ind w:left="1428" w:firstLine="0"/>
       </w:pPr>
     </w:p>
@@ -2846,7 +2928,7 @@
           <w:ilvl w:val="0"/>
           <w:numId w:val="6"/>
         </w:numPr>
-        <w:spacing w:before="0" w:after="160" w:line="259" w:lineRule="auto"/>
+        <w:spacing w:before="0" w:after="160"/>
         <w:rPr>
           <w:b/>
         </w:rPr>
@@ -2855,12 +2937,13 @@
         <w:rPr>
           <w:b/>
         </w:rPr>
+        <w:lastRenderedPageBreak/>
         <w:t>Proceso de acabados</w:t>
       </w:r>
     </w:p>
     <w:p>
       <w:pPr>
-        <w:spacing w:before="0" w:after="160" w:line="259" w:lineRule="auto"/>
+        <w:spacing w:before="0" w:after="160"/>
         <w:ind w:firstLine="708"/>
       </w:pPr>
       <w:r>
@@ -2877,7 +2960,7 @@
     </w:p>
     <w:p>
       <w:pPr>
-        <w:spacing w:before="0" w:after="160" w:line="259" w:lineRule="auto"/>
+        <w:spacing w:before="0" w:after="160"/>
         <w:ind w:firstLine="708"/>
       </w:pPr>
     </w:p>
@@ -2888,7 +2971,7 @@
           <w:ilvl w:val="0"/>
           <w:numId w:val="6"/>
         </w:numPr>
-        <w:spacing w:before="0" w:after="160" w:line="259" w:lineRule="auto"/>
+        <w:spacing w:before="0" w:after="160"/>
         <w:rPr>
           <w:b/>
         </w:rPr>
@@ -2902,7 +2985,7 @@
     </w:p>
     <w:p>
       <w:pPr>
-        <w:spacing w:before="0" w:after="160" w:line="259" w:lineRule="auto"/>
+        <w:spacing w:before="0" w:after="160"/>
         <w:ind w:firstLine="708"/>
       </w:pPr>
       <w:r>
@@ -2916,7 +2999,7 @@
           <w:ilvl w:val="0"/>
           <w:numId w:val="9"/>
         </w:numPr>
-        <w:spacing w:before="0" w:after="160" w:line="259" w:lineRule="auto"/>
+        <w:spacing w:before="0" w:after="160"/>
       </w:pPr>
       <w:r>
         <w:t>Ganchos para etiquetar.</w:t>
@@ -2929,7 +3012,7 @@
           <w:ilvl w:val="0"/>
           <w:numId w:val="9"/>
         </w:numPr>
-        <w:spacing w:before="0" w:after="160" w:line="259" w:lineRule="auto"/>
+        <w:spacing w:before="0" w:after="160"/>
       </w:pPr>
       <w:r>
         <w:t>Ganchos para colgar la prenda.</w:t>
@@ -2942,7 +3025,7 @@
           <w:ilvl w:val="0"/>
           <w:numId w:val="9"/>
         </w:numPr>
-        <w:spacing w:before="0" w:after="160" w:line="259" w:lineRule="auto"/>
+        <w:spacing w:before="0" w:after="160"/>
       </w:pPr>
       <w:r>
         <w:t>Bolsas.</w:t>
@@ -2955,7 +3038,7 @@
           <w:ilvl w:val="0"/>
           <w:numId w:val="9"/>
         </w:numPr>
-        <w:spacing w:before="0" w:after="160" w:line="259" w:lineRule="auto"/>
+        <w:spacing w:before="0" w:after="160"/>
       </w:pPr>
       <w:r>
         <w:t>Cajas.</w:t>
@@ -2963,15 +3046,16 @@
     </w:p>
     <w:p>
       <w:pPr>
-        <w:spacing w:before="0" w:after="160" w:line="259" w:lineRule="auto"/>
+        <w:spacing w:before="0" w:after="160"/>
         <w:ind w:firstLine="708"/>
       </w:pPr>
     </w:p>
     <w:p>
       <w:pPr>
         <w:pStyle w:val="Ttulo2"/>
-      </w:pPr>
-      <w:bookmarkStart w:id="3" w:name="_Toc232009555"/>
+        <w:spacing w:line="360" w:lineRule="auto"/>
+      </w:pPr>
+      <w:bookmarkStart w:id="3" w:name="_Toc233100836"/>
       <w:r>
         <w:t>Clasificación y descripción de insumos de acuerdo con líneas de producción</w:t>
       </w:r>
@@ -2979,7 +3063,7 @@
     </w:p>
     <w:p>
       <w:pPr>
-        <w:spacing w:before="0" w:after="160" w:line="259" w:lineRule="auto"/>
+        <w:spacing w:before="0" w:after="160"/>
         <w:ind w:firstLine="708"/>
       </w:pPr>
       <w:r>
@@ -2988,33 +3072,28 @@
     </w:p>
     <w:p>
       <w:pPr>
-        <w:spacing w:before="0" w:after="160" w:line="259" w:lineRule="auto"/>
+        <w:spacing w:before="0" w:after="160"/>
         <w:ind w:firstLine="708"/>
       </w:pPr>
-    </w:p>
-    <w:p>
-      <w:pPr>
-        <w:spacing w:before="0" w:after="160" w:line="259" w:lineRule="auto"/>
+      <w:r>
+        <w:t>Es importante tener en cuenta las unidades de consumo de cada insumo en la confección de cada prenda, así como las unidades de compra para planificar adecuadamente la producción y no incurrir en desperdicios o en faltantes del insumo lo cual puede afectar la entrega oportuna del lote de producción requerido.</w:t>
+      </w:r>
+    </w:p>
+    <w:p>
+      <w:pPr>
+        <w:spacing w:before="0" w:after="160"/>
         <w:ind w:firstLine="708"/>
       </w:pPr>
       <w:r>
-        <w:t>Es importante tener en cuenta las unidades de consumo de cada insumo en la confección de cada prenda, así como las unidades de compra para planificar adecuadamente la producción y no incurrir en desperdicios o en faltantes del insumo lo cual puede afectar la entrega oportuna del lote de producción requerido.</w:t>
-      </w:r>
-    </w:p>
-    <w:p>
-      <w:pPr>
-        <w:spacing w:before="0" w:after="160" w:line="259" w:lineRule="auto"/>
+        <w:lastRenderedPageBreak/>
+        <w:t>En las fábricas se establecen líneas de producción, que estarán acordes a las diferentes líneas del producto, especificadas a continuación:</w:t>
+      </w:r>
+    </w:p>
+    <w:p>
+      <w:pPr>
+        <w:spacing w:before="0" w:after="160"/>
         <w:ind w:firstLine="708"/>
       </w:pPr>
-      <w:r>
-        <w:t>En las fábricas se establecen líneas de producción, que estarán acordes a las diferentes líneas del producto, especificadas a continuación:</w:t>
-      </w:r>
-    </w:p>
-    <w:p>
-      <w:pPr>
-        <w:spacing w:before="0" w:after="160" w:line="259" w:lineRule="auto"/>
-        <w:ind w:firstLine="708"/>
-      </w:pPr>
     </w:p>
     <w:p>
       <w:pPr>
@@ -3026,7 +3105,7 @@
     </w:p>
     <w:p>
       <w:pPr>
-        <w:spacing w:before="0" w:after="160" w:line="259" w:lineRule="auto"/>
+        <w:spacing w:before="0" w:after="160"/>
         <w:ind w:firstLine="0"/>
       </w:pPr>
       <w:r>
@@ -3034,10 +3113,10 @@
           <w:noProof/>
         </w:rPr>
         <w:drawing>
-          <wp:inline distT="0" distB="0" distL="0" distR="0" wp14:anchorId="7AE398A9" wp14:editId="06778130">
+          <wp:inline distT="0" distB="0" distL="0" distR="0" wp14:anchorId="7AE398A9" wp14:editId="0D8BEBA6">
             <wp:extent cx="4994695" cy="3606560"/>
             <wp:effectExtent l="0" t="0" r="0" b="0"/>
-            <wp:docPr id="1" name="Imagen 1" descr="Figura 1. Analiza la línea de producción en confección se clasifica según el uso de la prenda y el tipo de consumidor. De acuerdo con el uso, incluye prendas de exterior (casuales, formales y de trabajo), interior (íntimas, de playa y de control), deportivas y de especialidad en jean. Según el consumidor, comprende líneas para bebé, infantil, femenina, masculina, materna y tallas grandes. Esta organización facilita la planificación y especialización de los procesos productivos en la industria de la confección."/>
+            <wp:docPr id="1" name="Imagen 1" descr="Figura 1. Un diagrama de flujo detalla la Línea de producción, ramificándose en Línea de producto de acuerdo al uso y Línea de producto según la persona consumidora. Varias categorías y subcategorías, como Casual, Formal e Infantil, se presentan visualmente con cuadros de colores."/>
             <wp:cNvGraphicFramePr>
               <a:graphicFrameLocks xmlns:a="http://schemas.openxmlformats.org/drawingml/2006/main" noChangeAspect="1"/>
             </wp:cNvGraphicFramePr>
@@ -3087,7 +3166,7 @@
           <w:ilvl w:val="0"/>
           <w:numId w:val="10"/>
         </w:numPr>
-        <w:spacing w:before="0" w:after="160" w:line="259" w:lineRule="auto"/>
+        <w:spacing w:before="0" w:after="160"/>
         <w:rPr>
           <w:b/>
         </w:rPr>
@@ -3096,14 +3175,13 @@
         <w:rPr>
           <w:b/>
         </w:rPr>
-        <w:lastRenderedPageBreak/>
         <w:t>Clasificación de insumos</w:t>
       </w:r>
     </w:p>
     <w:p>
       <w:pPr>
         <w:pStyle w:val="Prrafodelista"/>
-        <w:spacing w:before="0" w:after="160" w:line="259" w:lineRule="auto"/>
+        <w:spacing w:before="0" w:after="160"/>
         <w:ind w:left="1428" w:firstLine="0"/>
         <w:rPr>
           <w:b/>
@@ -3117,7 +3195,7 @@
           <w:ilvl w:val="0"/>
           <w:numId w:val="11"/>
         </w:numPr>
-        <w:spacing w:before="0" w:after="160" w:line="259" w:lineRule="auto"/>
+        <w:spacing w:before="0" w:after="160"/>
       </w:pPr>
       <w:r>
         <w:t>Sistemas de cierre</w:t>
@@ -3126,7 +3204,7 @@
     <w:p>
       <w:pPr>
         <w:pStyle w:val="Prrafodelista"/>
-        <w:spacing w:before="0" w:after="160" w:line="259" w:lineRule="auto"/>
+        <w:spacing w:before="0" w:after="160"/>
         <w:ind w:left="1428" w:firstLine="0"/>
       </w:pPr>
     </w:p>
@@ -3137,7 +3215,7 @@
           <w:ilvl w:val="1"/>
           <w:numId w:val="11"/>
         </w:numPr>
-        <w:spacing w:before="0" w:after="160" w:line="259" w:lineRule="auto"/>
+        <w:spacing w:before="0" w:after="160"/>
         <w:rPr>
           <w:b/>
         </w:rPr>
@@ -3151,16 +3229,20 @@
     </w:p>
     <w:p>
       <w:pPr>
-        <w:spacing w:before="0" w:after="160" w:line="259" w:lineRule="auto"/>
+        <w:spacing w:before="0" w:after="160"/>
         <w:ind w:firstLine="708"/>
       </w:pPr>
       <w:r>
-        <w:t>Las cremalleras son un sistema de cierre compuesto por dos tiras de tela, revestidas en sus orillas con pequeños dientes metálicos o de plástico que se traban o destraban entre sí por medio de un carril y se aplican en prendas de vestir u otros objetos.</w:t>
-      </w:r>
-    </w:p>
-    <w:p>
-      <w:pPr>
-        <w:spacing w:before="0" w:after="160" w:line="259" w:lineRule="auto"/>
+        <w:t xml:space="preserve">Las cremalleras son un sistema de cierre compuesto por dos tiras de tela, revestidas en sus orillas con pequeños dientes metálicos o de plástico que se traban o </w:t>
+      </w:r>
+      <w:r>
+        <w:lastRenderedPageBreak/>
+        <w:t>destraban entre sí por medio de un carril y se aplican en prendas de vestir u otros objetos.</w:t>
+      </w:r>
+    </w:p>
+    <w:p>
+      <w:pPr>
+        <w:spacing w:before="0" w:after="160"/>
         <w:ind w:firstLine="708"/>
       </w:pPr>
     </w:p>
@@ -3174,24 +3256,18 @@
     </w:p>
     <w:p>
       <w:pPr>
-        <w:spacing w:before="0" w:after="160" w:line="259" w:lineRule="auto"/>
+        <w:spacing w:before="0" w:after="160"/>
         <w:ind w:firstLine="708"/>
       </w:pPr>
-    </w:p>
-    <w:p>
-      <w:pPr>
-        <w:spacing w:before="0" w:after="160" w:line="259" w:lineRule="auto"/>
-        <w:ind w:firstLine="708"/>
-      </w:pPr>
       <w:r>
         <w:rPr>
           <w:noProof/>
         </w:rPr>
         <w:drawing>
-          <wp:inline distT="0" distB="0" distL="0" distR="0" wp14:anchorId="05BC6213" wp14:editId="03356661">
+          <wp:inline distT="0" distB="0" distL="0" distR="0" wp14:anchorId="05BC6213" wp14:editId="4EDE4143">
             <wp:extent cx="5984575" cy="2563814"/>
             <wp:effectExtent l="0" t="0" r="0" b="8255"/>
-            <wp:docPr id="2" name="Imagen 2" descr="Figura 2. Analiza las principales partes de una cremallera o cierre, elemento utilizado para unir y separar dos piezas de tela. Entre sus componentes se encuentran la cinta, los dientes, el cursor o deslizador, el jalador, el pin, los topes superior e inferior, la cinta de refuerzo y los bordes superior e inferior. Cada una de estas partes cumple una función específica que garantiza el correcto funcionamiento, la resistencia y la durabilidad del cierre en las prendas de vestir y otros productos textiles."/>
+            <wp:docPr id="2" name="Imagen 2" descr="Figura 2. Una infografía técnica detalla las partes de una cremallera abierta. Se señalan con flechas elementos como la cinta, los dientes, el jalador, el cursor y los topes, permitiendo a la persona usuaria identificar cada componente de este cierre textil."/>
             <wp:cNvGraphicFramePr>
               <a:graphicFrameLocks xmlns:a="http://schemas.openxmlformats.org/drawingml/2006/main" noChangeAspect="1"/>
             </wp:cNvGraphicFramePr>
@@ -3236,13 +3312,13 @@
     </w:p>
     <w:p>
       <w:pPr>
-        <w:spacing w:before="0" w:after="160" w:line="259" w:lineRule="auto"/>
+        <w:spacing w:before="0" w:after="160"/>
         <w:ind w:firstLine="708"/>
       </w:pPr>
     </w:p>
     <w:p>
       <w:pPr>
-        <w:spacing w:before="0" w:after="160" w:line="259" w:lineRule="auto"/>
+        <w:spacing w:before="0" w:after="160"/>
         <w:ind w:firstLine="708"/>
       </w:pPr>
       <w:r>
@@ -3259,7 +3335,7 @@
     </w:p>
     <w:p>
       <w:pPr>
-        <w:spacing w:before="0" w:after="160" w:line="259" w:lineRule="auto"/>
+        <w:spacing w:before="0" w:after="160"/>
         <w:ind w:firstLine="708"/>
       </w:pPr>
     </w:p>
@@ -3270,7 +3346,7 @@
           <w:ilvl w:val="0"/>
           <w:numId w:val="10"/>
         </w:numPr>
-        <w:spacing w:before="0" w:after="160" w:line="259" w:lineRule="auto"/>
+        <w:spacing w:before="0" w:after="160"/>
         <w:rPr>
           <w:b/>
         </w:rPr>
@@ -3284,7 +3360,7 @@
     </w:p>
     <w:p>
       <w:pPr>
-        <w:spacing w:before="0" w:after="160" w:line="259" w:lineRule="auto"/>
+        <w:spacing w:before="0" w:after="160"/>
         <w:ind w:firstLine="708"/>
       </w:pPr>
       <w:r>
@@ -3293,7 +3369,26 @@
     </w:p>
     <w:p>
       <w:pPr>
+        <w:spacing w:before="0" w:after="160"/>
+        <w:ind w:firstLine="708"/>
+      </w:pPr>
+    </w:p>
+    <w:p>
+      <w:pPr>
+        <w:spacing w:before="0" w:after="160"/>
+        <w:ind w:firstLine="708"/>
+      </w:pPr>
+    </w:p>
+    <w:p>
+      <w:pPr>
+        <w:spacing w:before="0" w:after="160"/>
+        <w:ind w:firstLine="708"/>
+      </w:pPr>
+    </w:p>
+    <w:p>
+      <w:pPr>
         <w:pStyle w:val="Tabla"/>
+        <w:spacing w:line="360" w:lineRule="auto"/>
       </w:pPr>
       <w:r>
         <w:lastRenderedPageBreak/>
@@ -3321,8 +3416,8 @@
           </w:tcPr>
           <w:p>
             <w:pPr>
-              <w:spacing w:before="0" w:after="160" w:line="259" w:lineRule="auto"/>
-              <w:ind w:firstLine="0"/>
+              <w:pStyle w:val="TextoTablas"/>
+              <w:spacing w:line="360" w:lineRule="auto"/>
             </w:pPr>
             <w:r>
               <w:t>Líneas</w:t>
@@ -3335,8 +3430,8 @@
           </w:tcPr>
           <w:p>
             <w:pPr>
-              <w:spacing w:before="0" w:after="160" w:line="259" w:lineRule="auto"/>
-              <w:ind w:firstLine="0"/>
+              <w:pStyle w:val="TextoTablas"/>
+              <w:spacing w:line="360" w:lineRule="auto"/>
             </w:pPr>
             <w:r>
               <w:t>Milímetros</w:t>
@@ -3354,8 +3449,8 @@
           </w:tcPr>
           <w:p>
             <w:pPr>
-              <w:spacing w:before="0" w:after="160" w:line="259" w:lineRule="auto"/>
-              <w:ind w:firstLine="0"/>
+              <w:pStyle w:val="TextoTablas"/>
+              <w:spacing w:line="360" w:lineRule="auto"/>
             </w:pPr>
             <w:r>
               <w:t>1</w:t>
@@ -3368,8 +3463,8 @@
           </w:tcPr>
           <w:p>
             <w:pPr>
-              <w:spacing w:before="0" w:after="160" w:line="259" w:lineRule="auto"/>
-              <w:ind w:firstLine="0"/>
+              <w:pStyle w:val="TextoTablas"/>
+              <w:spacing w:line="360" w:lineRule="auto"/>
             </w:pPr>
             <w:r>
               <w:t>0,6325 mm</w:t>
@@ -3384,8 +3479,8 @@
           </w:tcPr>
           <w:p>
             <w:pPr>
-              <w:spacing w:before="0" w:after="160" w:line="259" w:lineRule="auto"/>
-              <w:ind w:firstLine="0"/>
+              <w:pStyle w:val="TextoTablas"/>
+              <w:spacing w:line="360" w:lineRule="auto"/>
             </w:pPr>
             <w:r>
               <w:t>12</w:t>
@@ -3398,8 +3493,8 @@
           </w:tcPr>
           <w:p>
             <w:pPr>
-              <w:spacing w:before="0" w:after="160" w:line="259" w:lineRule="auto"/>
-              <w:ind w:firstLine="0"/>
+              <w:pStyle w:val="TextoTablas"/>
+              <w:spacing w:line="360" w:lineRule="auto"/>
             </w:pPr>
             <w:r>
               <w:t>8 mm</w:t>
@@ -3417,8 +3512,8 @@
           </w:tcPr>
           <w:p>
             <w:pPr>
-              <w:spacing w:before="0" w:after="160" w:line="259" w:lineRule="auto"/>
-              <w:ind w:firstLine="0"/>
+              <w:pStyle w:val="TextoTablas"/>
+              <w:spacing w:line="360" w:lineRule="auto"/>
             </w:pPr>
             <w:r>
               <w:t>14</w:t>
@@ -3431,8 +3526,8 @@
           </w:tcPr>
           <w:p>
             <w:pPr>
-              <w:spacing w:before="0" w:after="160" w:line="259" w:lineRule="auto"/>
-              <w:ind w:firstLine="0"/>
+              <w:pStyle w:val="TextoTablas"/>
+              <w:spacing w:line="360" w:lineRule="auto"/>
             </w:pPr>
             <w:r>
               <w:t>9 mm</w:t>
@@ -3447,8 +3542,8 @@
           </w:tcPr>
           <w:p>
             <w:pPr>
-              <w:spacing w:before="0" w:after="160" w:line="259" w:lineRule="auto"/>
-              <w:ind w:firstLine="0"/>
+              <w:pStyle w:val="TextoTablas"/>
+              <w:spacing w:line="360" w:lineRule="auto"/>
             </w:pPr>
             <w:r>
               <w:t>16</w:t>
@@ -3461,8 +3556,8 @@
           </w:tcPr>
           <w:p>
             <w:pPr>
-              <w:spacing w:before="0" w:after="160" w:line="259" w:lineRule="auto"/>
-              <w:ind w:firstLine="0"/>
+              <w:pStyle w:val="TextoTablas"/>
+              <w:spacing w:line="360" w:lineRule="auto"/>
             </w:pPr>
             <w:r>
               <w:t>10 mm</w:t>
@@ -3480,8 +3575,8 @@
           </w:tcPr>
           <w:p>
             <w:pPr>
-              <w:spacing w:before="0" w:after="160" w:line="259" w:lineRule="auto"/>
-              <w:ind w:firstLine="0"/>
+              <w:pStyle w:val="TextoTablas"/>
+              <w:spacing w:line="360" w:lineRule="auto"/>
             </w:pPr>
             <w:r>
               <w:t>18</w:t>
@@ -3494,8 +3589,8 @@
           </w:tcPr>
           <w:p>
             <w:pPr>
-              <w:spacing w:before="0" w:after="160" w:line="259" w:lineRule="auto"/>
-              <w:ind w:firstLine="0"/>
+              <w:pStyle w:val="TextoTablas"/>
+              <w:spacing w:line="360" w:lineRule="auto"/>
             </w:pPr>
             <w:r>
               <w:t>11 mm</w:t>
@@ -3510,8 +3605,8 @@
           </w:tcPr>
           <w:p>
             <w:pPr>
-              <w:spacing w:before="0" w:after="160" w:line="259" w:lineRule="auto"/>
-              <w:ind w:firstLine="0"/>
+              <w:pStyle w:val="TextoTablas"/>
+              <w:spacing w:line="360" w:lineRule="auto"/>
             </w:pPr>
             <w:r>
               <w:t>20</w:t>
@@ -3524,8 +3619,8 @@
           </w:tcPr>
           <w:p>
             <w:pPr>
-              <w:spacing w:before="0" w:after="160" w:line="259" w:lineRule="auto"/>
-              <w:ind w:firstLine="0"/>
+              <w:pStyle w:val="TextoTablas"/>
+              <w:spacing w:line="360" w:lineRule="auto"/>
             </w:pPr>
             <w:r>
               <w:t>13 mm</w:t>
@@ -3543,8 +3638,8 @@
           </w:tcPr>
           <w:p>
             <w:pPr>
-              <w:spacing w:before="0" w:after="160" w:line="259" w:lineRule="auto"/>
-              <w:ind w:firstLine="0"/>
+              <w:pStyle w:val="TextoTablas"/>
+              <w:spacing w:line="360" w:lineRule="auto"/>
             </w:pPr>
             <w:r>
               <w:t>22</w:t>
@@ -3557,8 +3652,8 @@
           </w:tcPr>
           <w:p>
             <w:pPr>
-              <w:spacing w:before="0" w:after="160" w:line="259" w:lineRule="auto"/>
-              <w:ind w:firstLine="0"/>
+              <w:pStyle w:val="TextoTablas"/>
+              <w:spacing w:line="360" w:lineRule="auto"/>
             </w:pPr>
             <w:r>
               <w:t>14 mm</w:t>
@@ -3573,8 +3668,8 @@
           </w:tcPr>
           <w:p>
             <w:pPr>
-              <w:spacing w:before="0" w:after="160" w:line="259" w:lineRule="auto"/>
-              <w:ind w:firstLine="0"/>
+              <w:pStyle w:val="TextoTablas"/>
+              <w:spacing w:line="360" w:lineRule="auto"/>
             </w:pPr>
             <w:r>
               <w:t>24</w:t>
@@ -3587,8 +3682,8 @@
           </w:tcPr>
           <w:p>
             <w:pPr>
-              <w:spacing w:before="0" w:after="160" w:line="259" w:lineRule="auto"/>
-              <w:ind w:firstLine="0"/>
+              <w:pStyle w:val="TextoTablas"/>
+              <w:spacing w:line="360" w:lineRule="auto"/>
             </w:pPr>
             <w:r>
               <w:t>15 mm</w:t>
@@ -3606,8 +3701,8 @@
           </w:tcPr>
           <w:p>
             <w:pPr>
-              <w:spacing w:before="0" w:after="160" w:line="259" w:lineRule="auto"/>
-              <w:ind w:firstLine="0"/>
+              <w:pStyle w:val="TextoTablas"/>
+              <w:spacing w:line="360" w:lineRule="auto"/>
             </w:pPr>
             <w:r>
               <w:t>28</w:t>
@@ -3620,8 +3715,8 @@
           </w:tcPr>
           <w:p>
             <w:pPr>
-              <w:spacing w:before="0" w:after="160" w:line="259" w:lineRule="auto"/>
-              <w:ind w:firstLine="0"/>
+              <w:pStyle w:val="TextoTablas"/>
+              <w:spacing w:line="360" w:lineRule="auto"/>
             </w:pPr>
             <w:r>
               <w:t>18 mm</w:t>
@@ -3636,8 +3731,8 @@
           </w:tcPr>
           <w:p>
             <w:pPr>
-              <w:spacing w:before="0" w:after="160" w:line="259" w:lineRule="auto"/>
-              <w:ind w:firstLine="0"/>
+              <w:pStyle w:val="TextoTablas"/>
+              <w:spacing w:line="360" w:lineRule="auto"/>
             </w:pPr>
             <w:r>
               <w:t>32</w:t>
@@ -3650,8 +3745,8 @@
           </w:tcPr>
           <w:p>
             <w:pPr>
-              <w:spacing w:before="0" w:after="160" w:line="259" w:lineRule="auto"/>
-              <w:ind w:firstLine="0"/>
+              <w:pStyle w:val="TextoTablas"/>
+              <w:spacing w:line="360" w:lineRule="auto"/>
             </w:pPr>
             <w:r>
               <w:t>20 mm</w:t>
@@ -3669,8 +3764,8 @@
           </w:tcPr>
           <w:p>
             <w:pPr>
-              <w:spacing w:before="0" w:after="160" w:line="259" w:lineRule="auto"/>
-              <w:ind w:firstLine="0"/>
+              <w:pStyle w:val="TextoTablas"/>
+              <w:spacing w:line="360" w:lineRule="auto"/>
             </w:pPr>
             <w:r>
               <w:t>36</w:t>
@@ -3683,8 +3778,8 @@
           </w:tcPr>
           <w:p>
             <w:pPr>
-              <w:spacing w:before="0" w:after="160" w:line="259" w:lineRule="auto"/>
-              <w:ind w:firstLine="0"/>
+              <w:pStyle w:val="TextoTablas"/>
+              <w:spacing w:line="360" w:lineRule="auto"/>
             </w:pPr>
             <w:r>
               <w:t>23 mm</w:t>
@@ -3699,8 +3794,8 @@
           </w:tcPr>
           <w:p>
             <w:pPr>
-              <w:spacing w:before="0" w:after="160" w:line="259" w:lineRule="auto"/>
-              <w:ind w:firstLine="0"/>
+              <w:pStyle w:val="TextoTablas"/>
+              <w:spacing w:line="360" w:lineRule="auto"/>
             </w:pPr>
             <w:r>
               <w:t>40</w:t>
@@ -3713,8 +3808,8 @@
           </w:tcPr>
           <w:p>
             <w:pPr>
-              <w:spacing w:before="0" w:after="160" w:line="259" w:lineRule="auto"/>
-              <w:ind w:firstLine="0"/>
+              <w:pStyle w:val="TextoTablas"/>
+              <w:spacing w:line="360" w:lineRule="auto"/>
             </w:pPr>
             <w:r>
               <w:t>26 mm</w:t>
@@ -3732,8 +3827,8 @@
           </w:tcPr>
           <w:p>
             <w:pPr>
-              <w:spacing w:before="0" w:after="160" w:line="259" w:lineRule="auto"/>
-              <w:ind w:firstLine="0"/>
+              <w:pStyle w:val="TextoTablas"/>
+              <w:spacing w:line="360" w:lineRule="auto"/>
             </w:pPr>
             <w:r>
               <w:t>44</w:t>
@@ -3746,8 +3841,8 @@
           </w:tcPr>
           <w:p>
             <w:pPr>
-              <w:spacing w:before="0" w:after="160" w:line="259" w:lineRule="auto"/>
-              <w:ind w:firstLine="0"/>
+              <w:pStyle w:val="TextoTablas"/>
+              <w:spacing w:line="360" w:lineRule="auto"/>
             </w:pPr>
             <w:r>
               <w:t>28 mm</w:t>
@@ -3762,8 +3857,8 @@
           </w:tcPr>
           <w:p>
             <w:pPr>
-              <w:spacing w:before="0" w:after="160" w:line="259" w:lineRule="auto"/>
-              <w:ind w:firstLine="0"/>
+              <w:pStyle w:val="TextoTablas"/>
+              <w:spacing w:line="360" w:lineRule="auto"/>
             </w:pPr>
             <w:r>
               <w:t>48</w:t>
@@ -3776,8 +3871,8 @@
           </w:tcPr>
           <w:p>
             <w:pPr>
-              <w:spacing w:before="0" w:after="160" w:line="259" w:lineRule="auto"/>
-              <w:ind w:firstLine="0"/>
+              <w:pStyle w:val="TextoTablas"/>
+              <w:spacing w:line="360" w:lineRule="auto"/>
             </w:pPr>
             <w:r>
               <w:t>30 mm</w:t>
@@ -3795,8 +3890,8 @@
           </w:tcPr>
           <w:p>
             <w:pPr>
-              <w:spacing w:before="0" w:after="160" w:line="259" w:lineRule="auto"/>
-              <w:ind w:firstLine="0"/>
+              <w:pStyle w:val="TextoTablas"/>
+              <w:spacing w:line="360" w:lineRule="auto"/>
             </w:pPr>
             <w:r>
               <w:t>54</w:t>
@@ -3809,8 +3904,8 @@
           </w:tcPr>
           <w:p>
             <w:pPr>
-              <w:spacing w:before="0" w:after="160" w:line="259" w:lineRule="auto"/>
-              <w:ind w:firstLine="0"/>
+              <w:pStyle w:val="TextoTablas"/>
+              <w:spacing w:line="360" w:lineRule="auto"/>
             </w:pPr>
             <w:r>
               <w:t>34 mm</w:t>
@@ -3825,10 +3920,11 @@
           </w:tcPr>
           <w:p>
             <w:pPr>
-              <w:spacing w:before="0" w:after="160" w:line="259" w:lineRule="auto"/>
-              <w:ind w:firstLine="0"/>
-            </w:pPr>
-            <w:r>
+              <w:pStyle w:val="TextoTablas"/>
+              <w:spacing w:line="360" w:lineRule="auto"/>
+            </w:pPr>
+            <w:r>
+              <w:lastRenderedPageBreak/>
               <w:t>60</w:t>
             </w:r>
           </w:p>
@@ -3839,8 +3935,8 @@
           </w:tcPr>
           <w:p>
             <w:pPr>
-              <w:spacing w:before="0" w:after="160" w:line="259" w:lineRule="auto"/>
-              <w:ind w:firstLine="0"/>
+              <w:pStyle w:val="TextoTablas"/>
+              <w:spacing w:line="360" w:lineRule="auto"/>
             </w:pPr>
             <w:r>
               <w:t>38 mm</w:t>
@@ -3858,8 +3954,8 @@
           </w:tcPr>
           <w:p>
             <w:pPr>
-              <w:spacing w:before="0" w:after="160" w:line="259" w:lineRule="auto"/>
-              <w:ind w:firstLine="0"/>
+              <w:pStyle w:val="TextoTablas"/>
+              <w:spacing w:line="360" w:lineRule="auto"/>
             </w:pPr>
             <w:r>
               <w:t>70</w:t>
@@ -3872,8 +3968,8 @@
           </w:tcPr>
           <w:p>
             <w:pPr>
-              <w:spacing w:before="0" w:after="160" w:line="259" w:lineRule="auto"/>
-              <w:ind w:firstLine="0"/>
+              <w:pStyle w:val="TextoTablas"/>
+              <w:spacing w:line="360" w:lineRule="auto"/>
             </w:pPr>
             <w:r>
               <w:t>45 mm</w:t>
@@ -3888,8 +3984,8 @@
           </w:tcPr>
           <w:p>
             <w:pPr>
-              <w:spacing w:before="0" w:after="160" w:line="259" w:lineRule="auto"/>
-              <w:ind w:firstLine="0"/>
+              <w:pStyle w:val="TextoTablas"/>
+              <w:spacing w:line="360" w:lineRule="auto"/>
             </w:pPr>
             <w:r>
               <w:t>80</w:t>
@@ -3902,8 +3998,8 @@
           </w:tcPr>
           <w:p>
             <w:pPr>
-              <w:spacing w:before="0" w:after="160" w:line="259" w:lineRule="auto"/>
-              <w:ind w:firstLine="0"/>
+              <w:pStyle w:val="TextoTablas"/>
+              <w:spacing w:line="360" w:lineRule="auto"/>
             </w:pPr>
             <w:r>
               <w:t>51 mm</w:t>
@@ -3921,8 +4017,8 @@
           </w:tcPr>
           <w:p>
             <w:pPr>
-              <w:spacing w:before="0" w:after="160" w:line="259" w:lineRule="auto"/>
-              <w:ind w:firstLine="0"/>
+              <w:pStyle w:val="TextoTablas"/>
+              <w:spacing w:line="360" w:lineRule="auto"/>
             </w:pPr>
             <w:r>
               <w:t>90</w:t>
@@ -3935,8 +4031,8 @@
           </w:tcPr>
           <w:p>
             <w:pPr>
-              <w:spacing w:before="0" w:after="160" w:line="259" w:lineRule="auto"/>
-              <w:ind w:firstLine="0"/>
+              <w:pStyle w:val="TextoTablas"/>
+              <w:spacing w:line="360" w:lineRule="auto"/>
             </w:pPr>
             <w:r>
               <w:t>58 mm</w:t>
@@ -3947,19 +4043,7 @@
     </w:tbl>
     <w:p>
       <w:pPr>
-        <w:spacing w:before="0" w:after="160" w:line="259" w:lineRule="auto"/>
-        <w:ind w:firstLine="708"/>
-      </w:pPr>
-    </w:p>
-    <w:p>
-      <w:pPr>
-        <w:spacing w:before="0" w:after="160" w:line="259" w:lineRule="auto"/>
-        <w:ind w:firstLine="708"/>
-      </w:pPr>
-    </w:p>
-    <w:p>
-      <w:pPr>
-        <w:spacing w:before="0" w:after="160" w:line="259" w:lineRule="auto"/>
+        <w:spacing w:before="0" w:after="160"/>
         <w:ind w:firstLine="708"/>
       </w:pPr>
     </w:p>
@@ -3970,7 +4054,7 @@
           <w:ilvl w:val="0"/>
           <w:numId w:val="11"/>
         </w:numPr>
-        <w:spacing w:before="0" w:after="160" w:line="259" w:lineRule="auto"/>
+        <w:spacing w:before="0" w:after="160"/>
         <w:rPr>
           <w:b/>
         </w:rPr>
@@ -3979,13 +4063,12 @@
         <w:rPr>
           <w:b/>
         </w:rPr>
-        <w:lastRenderedPageBreak/>
         <w:t>Broches</w:t>
       </w:r>
     </w:p>
     <w:p>
       <w:pPr>
-        <w:spacing w:before="0" w:after="160" w:line="259" w:lineRule="auto"/>
+        <w:spacing w:before="0" w:after="160"/>
         <w:ind w:firstLine="708"/>
       </w:pPr>
       <w:r>
@@ -3999,7 +4082,7 @@
           <w:ilvl w:val="0"/>
           <w:numId w:val="11"/>
         </w:numPr>
-        <w:spacing w:before="0" w:after="160" w:line="259" w:lineRule="auto"/>
+        <w:spacing w:before="0" w:after="160"/>
         <w:rPr>
           <w:b/>
         </w:rPr>
@@ -4013,7 +4096,7 @@
     </w:p>
     <w:p>
       <w:pPr>
-        <w:spacing w:before="0" w:after="160" w:line="259" w:lineRule="auto"/>
+        <w:spacing w:before="0" w:after="160"/>
         <w:ind w:firstLine="708"/>
       </w:pPr>
       <w:r>
@@ -4027,7 +4110,7 @@
           <w:ilvl w:val="0"/>
           <w:numId w:val="11"/>
         </w:numPr>
-        <w:spacing w:before="0" w:after="160" w:line="259" w:lineRule="auto"/>
+        <w:spacing w:before="0" w:after="160"/>
         <w:rPr>
           <w:b/>
         </w:rPr>
@@ -4041,7 +4124,7 @@
     </w:p>
     <w:p>
       <w:pPr>
-        <w:spacing w:before="0" w:after="160" w:line="259" w:lineRule="auto"/>
+        <w:spacing w:before="0" w:after="160"/>
         <w:ind w:firstLine="708"/>
       </w:pPr>
       <w:r>
@@ -4055,7 +4138,7 @@
           <w:ilvl w:val="0"/>
           <w:numId w:val="11"/>
         </w:numPr>
-        <w:spacing w:before="0" w:after="160" w:line="259" w:lineRule="auto"/>
+        <w:spacing w:before="0" w:after="160"/>
         <w:rPr>
           <w:b/>
         </w:rPr>
@@ -4069,12 +4152,24 @@
     </w:p>
     <w:p>
       <w:pPr>
-        <w:spacing w:before="0" w:after="160" w:line="259" w:lineRule="auto"/>
+        <w:spacing w:before="0" w:after="160"/>
         <w:ind w:firstLine="708"/>
       </w:pPr>
       <w:r>
         <w:t>En el mercado se encuentran gran variedad en materiales y colores para agregar valor al producto debido a la diferenciación derivada de su uso como los encajes, cinta, cordones, pedrería, entre otros.</w:t>
       </w:r>
+    </w:p>
+    <w:p>
+      <w:pPr>
+        <w:spacing w:before="0" w:after="160"/>
+        <w:ind w:firstLine="708"/>
+      </w:pPr>
+    </w:p>
+    <w:p>
+      <w:pPr>
+        <w:spacing w:before="0" w:after="160"/>
+        <w:ind w:firstLine="708"/>
+      </w:pPr>
     </w:p>
     <w:p>
       <w:pPr>
@@ -4083,7 +4178,7 @@
           <w:ilvl w:val="0"/>
           <w:numId w:val="11"/>
         </w:numPr>
-        <w:spacing w:before="0" w:after="160" w:line="259" w:lineRule="auto"/>
+        <w:spacing w:before="0" w:after="160"/>
         <w:rPr>
           <w:b/>
         </w:rPr>
@@ -4092,12 +4187,13 @@
         <w:rPr>
           <w:b/>
         </w:rPr>
+        <w:lastRenderedPageBreak/>
         <w:t>Insumos funcionales</w:t>
       </w:r>
     </w:p>
     <w:p>
       <w:pPr>
-        <w:spacing w:before="0" w:after="160" w:line="259" w:lineRule="auto"/>
+        <w:spacing w:before="0" w:after="160"/>
         <w:ind w:firstLine="708"/>
       </w:pPr>
       <w:r>
@@ -4114,7 +4210,7 @@
     </w:p>
     <w:p>
       <w:pPr>
-        <w:spacing w:before="0" w:after="160" w:line="259" w:lineRule="auto"/>
+        <w:spacing w:before="0" w:after="160"/>
         <w:ind w:firstLine="708"/>
       </w:pPr>
     </w:p>
@@ -4125,7 +4221,7 @@
           <w:ilvl w:val="0"/>
           <w:numId w:val="10"/>
         </w:numPr>
-        <w:spacing w:before="0" w:after="160" w:line="259" w:lineRule="auto"/>
+        <w:spacing w:before="0" w:after="160"/>
         <w:rPr>
           <w:b/>
         </w:rPr>
@@ -4139,7 +4235,7 @@
     </w:p>
     <w:p>
       <w:pPr>
-        <w:spacing w:before="0" w:after="160" w:line="259" w:lineRule="auto"/>
+        <w:spacing w:before="0" w:after="160"/>
         <w:ind w:firstLine="708"/>
       </w:pPr>
       <w:r>
@@ -4148,7 +4244,7 @@
     </w:p>
     <w:p>
       <w:pPr>
-        <w:spacing w:before="0" w:after="160" w:line="259" w:lineRule="auto"/>
+        <w:spacing w:before="0" w:after="160"/>
         <w:ind w:firstLine="708"/>
       </w:pPr>
       <w:r>
@@ -4157,7 +4253,7 @@
     </w:p>
     <w:p>
       <w:pPr>
-        <w:spacing w:before="0" w:after="160" w:line="259" w:lineRule="auto"/>
+        <w:spacing w:before="0" w:after="160"/>
         <w:ind w:firstLine="708"/>
       </w:pPr>
       <w:r>
@@ -4171,7 +4267,7 @@
           <w:ilvl w:val="0"/>
           <w:numId w:val="11"/>
         </w:numPr>
-        <w:spacing w:before="0" w:after="160" w:line="259" w:lineRule="auto"/>
+        <w:spacing w:before="0" w:after="160"/>
         <w:rPr>
           <w:b/>
         </w:rPr>
@@ -4190,7 +4286,7 @@
           <w:ilvl w:val="1"/>
           <w:numId w:val="11"/>
         </w:numPr>
-        <w:spacing w:before="0" w:after="160" w:line="259" w:lineRule="auto"/>
+        <w:spacing w:before="0" w:after="160"/>
       </w:pPr>
       <w:r>
         <w:rPr>
@@ -4209,7 +4305,7 @@
           <w:ilvl w:val="1"/>
           <w:numId w:val="11"/>
         </w:numPr>
-        <w:spacing w:before="0" w:after="160" w:line="259" w:lineRule="auto"/>
+        <w:spacing w:before="0" w:after="160"/>
       </w:pPr>
       <w:r>
         <w:rPr>
@@ -4224,7 +4320,7 @@
     <w:p>
       <w:pPr>
         <w:pStyle w:val="Prrafodelista"/>
-        <w:spacing w:before="0" w:after="160" w:line="259" w:lineRule="auto"/>
+        <w:spacing w:before="0" w:after="160"/>
         <w:ind w:left="2148" w:firstLine="0"/>
       </w:pPr>
     </w:p>
@@ -4235,7 +4331,7 @@
           <w:ilvl w:val="0"/>
           <w:numId w:val="11"/>
         </w:numPr>
-        <w:spacing w:before="0" w:after="160" w:line="259" w:lineRule="auto"/>
+        <w:spacing w:before="0" w:after="160"/>
         <w:rPr>
           <w:b/>
         </w:rPr>
@@ -4254,7 +4350,7 @@
           <w:ilvl w:val="1"/>
           <w:numId w:val="11"/>
         </w:numPr>
-        <w:spacing w:before="0" w:after="160" w:line="259" w:lineRule="auto"/>
+        <w:spacing w:before="0" w:after="160"/>
       </w:pPr>
       <w:r>
         <w:rPr>
@@ -4273,7 +4369,7 @@
           <w:ilvl w:val="1"/>
           <w:numId w:val="11"/>
         </w:numPr>
-        <w:spacing w:before="0" w:after="160" w:line="259" w:lineRule="auto"/>
+        <w:spacing w:before="0" w:after="160"/>
       </w:pPr>
       <w:r>
         <w:rPr>
@@ -4287,7 +4383,13 @@
     </w:p>
     <w:p>
       <w:pPr>
-        <w:spacing w:before="0" w:after="160" w:line="259" w:lineRule="auto"/>
+        <w:spacing w:before="0" w:after="160"/>
+        <w:ind w:firstLine="708"/>
+      </w:pPr>
+    </w:p>
+    <w:p>
+      <w:pPr>
+        <w:spacing w:before="0" w:after="160"/>
         <w:ind w:firstLine="708"/>
       </w:pPr>
     </w:p>
@@ -4298,7 +4400,7 @@
           <w:ilvl w:val="0"/>
           <w:numId w:val="11"/>
         </w:numPr>
-        <w:spacing w:before="0" w:after="160" w:line="259" w:lineRule="auto"/>
+        <w:spacing w:before="0" w:after="160"/>
         <w:rPr>
           <w:b/>
         </w:rPr>
@@ -4307,6 +4409,7 @@
         <w:rPr>
           <w:b/>
         </w:rPr>
+        <w:lastRenderedPageBreak/>
         <w:t>Línea ropa interior</w:t>
       </w:r>
     </w:p>
@@ -4317,7 +4420,7 @@
           <w:ilvl w:val="1"/>
           <w:numId w:val="11"/>
         </w:numPr>
-        <w:spacing w:before="0" w:after="160" w:line="259" w:lineRule="auto"/>
+        <w:spacing w:before="0" w:after="160"/>
       </w:pPr>
       <w:r>
         <w:rPr>
@@ -4336,7 +4439,7 @@
           <w:ilvl w:val="1"/>
           <w:numId w:val="11"/>
         </w:numPr>
-        <w:spacing w:before="0" w:after="160" w:line="259" w:lineRule="auto"/>
+        <w:spacing w:before="0" w:after="160"/>
       </w:pPr>
       <w:r>
         <w:rPr>
@@ -4350,7 +4453,7 @@
     </w:p>
     <w:p>
       <w:pPr>
-        <w:spacing w:before="0" w:after="160" w:line="259" w:lineRule="auto"/>
+        <w:spacing w:before="0" w:after="160"/>
         <w:ind w:firstLine="708"/>
       </w:pPr>
     </w:p>
@@ -4361,7 +4464,7 @@
           <w:ilvl w:val="0"/>
           <w:numId w:val="11"/>
         </w:numPr>
-        <w:spacing w:before="0" w:after="160" w:line="259" w:lineRule="auto"/>
+        <w:spacing w:before="0" w:after="160"/>
         <w:rPr>
           <w:b/>
         </w:rPr>
@@ -4380,7 +4483,7 @@
           <w:ilvl w:val="1"/>
           <w:numId w:val="11"/>
         </w:numPr>
-        <w:spacing w:before="0" w:after="160" w:line="259" w:lineRule="auto"/>
+        <w:spacing w:before="0" w:after="160"/>
       </w:pPr>
       <w:r>
         <w:rPr>
@@ -4399,7 +4502,7 @@
           <w:ilvl w:val="1"/>
           <w:numId w:val="11"/>
         </w:numPr>
-        <w:spacing w:before="0" w:after="160" w:line="259" w:lineRule="auto"/>
+        <w:spacing w:before="0" w:after="160"/>
       </w:pPr>
       <w:r>
         <w:rPr>
@@ -4413,7 +4516,7 @@
     </w:p>
     <w:p>
       <w:pPr>
-        <w:spacing w:before="0" w:after="160" w:line="259" w:lineRule="auto"/>
+        <w:spacing w:before="0" w:after="160"/>
         <w:ind w:firstLine="0"/>
       </w:pPr>
       <w:r>
@@ -4423,8 +4526,9 @@
     <w:p>
       <w:pPr>
         <w:pStyle w:val="Ttulo1"/>
-      </w:pPr>
-      <w:bookmarkStart w:id="4" w:name="_Toc232009556"/>
+        <w:spacing w:line="360" w:lineRule="auto"/>
+      </w:pPr>
+      <w:bookmarkStart w:id="4" w:name="_Toc233100837"/>
       <w:r>
         <w:lastRenderedPageBreak/>
         <w:t>Textiles</w:t>
@@ -4441,8 +4545,9 @@
     <w:p>
       <w:pPr>
         <w:pStyle w:val="Ttulo2"/>
-      </w:pPr>
-      <w:bookmarkStart w:id="5" w:name="_Toc232009557"/>
+        <w:spacing w:line="360" w:lineRule="auto"/>
+      </w:pPr>
+      <w:bookmarkStart w:id="5" w:name="_Toc233100838"/>
       <w:r>
         <w:t>Clasificación y descripción de textiles</w:t>
       </w:r>
@@ -4450,16 +4555,24 @@
     </w:p>
     <w:p>
       <w:pPr>
-        <w:spacing w:before="0" w:after="160" w:line="259" w:lineRule="auto"/>
+        <w:spacing w:before="0" w:after="160"/>
         <w:ind w:firstLine="708"/>
       </w:pPr>
       <w:r>
-        <w:t>Los textiles se clasifican por su composición, teniendo en cuenta que su unidad es la fibra textil, de esta resultan los hilados, los tejidos y mallas, cuerdas y otras manufacturas semejantes. Las fibras pueden ser de origen natural o artificial. También se diferencian por sus propiedades físicas, químicas y geométricas. Existen también microfibras y nano fibras las cuales son mucho más finas.</w:t>
-      </w:r>
-    </w:p>
-    <w:p>
-      <w:pPr>
-        <w:spacing w:before="0" w:after="160" w:line="259" w:lineRule="auto"/>
+        <w:t xml:space="preserve">Los textiles se clasifican por su composición, teniendo en cuenta que su unidad es la fibra textil, de esta resultan los hilados, los tejidos y mallas, cuerdas y otras manufacturas semejantes. Las fibras pueden ser de origen natural o artificial. También se diferencian por sus propiedades físicas, químicas y geométricas. Existen también microfibras y </w:t>
+      </w:r>
+      <w:proofErr w:type="spellStart"/>
+      <w:r>
+        <w:t>nanofibras</w:t>
+      </w:r>
+      <w:proofErr w:type="spellEnd"/>
+      <w:r>
+        <w:t xml:space="preserve"> las cuales son mucho más finas.</w:t>
+      </w:r>
+    </w:p>
+    <w:p>
+      <w:pPr>
+        <w:spacing w:before="0" w:after="160"/>
         <w:ind w:firstLine="708"/>
       </w:pPr>
       <w:r>
@@ -4473,7 +4586,7 @@
           <w:ilvl w:val="0"/>
           <w:numId w:val="12"/>
         </w:numPr>
-        <w:spacing w:before="0" w:after="160" w:line="259" w:lineRule="auto"/>
+        <w:spacing w:before="0" w:after="160"/>
         <w:rPr>
           <w:b/>
         </w:rPr>
@@ -4487,7 +4600,7 @@
     </w:p>
     <w:p>
       <w:pPr>
-        <w:spacing w:before="0" w:after="160" w:line="259" w:lineRule="auto"/>
+        <w:spacing w:before="0" w:after="160"/>
         <w:ind w:firstLine="708"/>
       </w:pPr>
       <w:r>
@@ -4501,7 +4614,7 @@
           <w:ilvl w:val="0"/>
           <w:numId w:val="12"/>
         </w:numPr>
-        <w:spacing w:before="0" w:after="160" w:line="259" w:lineRule="auto"/>
+        <w:spacing w:before="0" w:after="160"/>
         <w:rPr>
           <w:b/>
         </w:rPr>
@@ -4515,7 +4628,7 @@
     </w:p>
     <w:p>
       <w:pPr>
-        <w:spacing w:before="0" w:after="160" w:line="259" w:lineRule="auto"/>
+        <w:spacing w:before="0" w:after="160"/>
         <w:ind w:firstLine="708"/>
       </w:pPr>
       <w:r>
@@ -4529,7 +4642,7 @@
           <w:ilvl w:val="0"/>
           <w:numId w:val="12"/>
         </w:numPr>
-        <w:spacing w:before="0" w:after="160" w:line="259" w:lineRule="auto"/>
+        <w:spacing w:before="0" w:after="160"/>
         <w:rPr>
           <w:b/>
         </w:rPr>
@@ -4543,7 +4656,7 @@
     </w:p>
     <w:p>
       <w:pPr>
-        <w:spacing w:before="0" w:after="160" w:line="259" w:lineRule="auto"/>
+        <w:spacing w:before="0" w:after="160"/>
         <w:ind w:firstLine="708"/>
       </w:pPr>
       <w:r>
@@ -4552,7 +4665,7 @@
     </w:p>
     <w:p>
       <w:pPr>
-        <w:spacing w:before="0" w:after="160" w:line="259" w:lineRule="auto"/>
+        <w:spacing w:before="0" w:after="160"/>
         <w:ind w:firstLine="708"/>
       </w:pPr>
     </w:p>
@@ -4563,7 +4676,7 @@
           <w:ilvl w:val="0"/>
           <w:numId w:val="13"/>
         </w:numPr>
-        <w:spacing w:before="0" w:after="160" w:line="259" w:lineRule="auto"/>
+        <w:spacing w:before="0" w:after="160"/>
         <w:rPr>
           <w:b/>
         </w:rPr>
@@ -4572,12 +4685,14 @@
         <w:rPr>
           <w:b/>
         </w:rPr>
+        <w:lastRenderedPageBreak/>
         <w:t>Normas técnicas en textiles</w:t>
       </w:r>
     </w:p>
     <w:p>
       <w:pPr>
         <w:pStyle w:val="Tabla"/>
+        <w:spacing w:line="360" w:lineRule="auto"/>
       </w:pPr>
       <w:r>
         <w:t>Clasificación de fibras textiles por su origen.</w:t>
@@ -4607,6 +4722,7 @@
           <w:p>
             <w:pPr>
               <w:pStyle w:val="TextoTablas"/>
+              <w:spacing w:line="360" w:lineRule="auto"/>
             </w:pPr>
             <w:r>
               <w:t>Naturales</w:t>
@@ -4620,6 +4736,7 @@
           <w:p>
             <w:pPr>
               <w:pStyle w:val="TextoTablas"/>
+              <w:spacing w:line="360" w:lineRule="auto"/>
             </w:pPr>
           </w:p>
         </w:tc>
@@ -4630,6 +4747,7 @@
           <w:p>
             <w:pPr>
               <w:pStyle w:val="TextoTablas"/>
+              <w:spacing w:line="360" w:lineRule="auto"/>
             </w:pPr>
             <w:r>
               <w:t>Sintéticos (hechas por el hombre)</w:t>
@@ -4643,6 +4761,7 @@
           <w:p>
             <w:pPr>
               <w:pStyle w:val="TextoTablas"/>
+              <w:spacing w:line="360" w:lineRule="auto"/>
             </w:pPr>
           </w:p>
         </w:tc>
@@ -4658,6 +4777,7 @@
           <w:p>
             <w:pPr>
               <w:pStyle w:val="TextoTablas"/>
+              <w:spacing w:line="360" w:lineRule="auto"/>
             </w:pPr>
             <w:r>
               <w:t>Animales</w:t>
@@ -4675,6 +4795,7 @@
                 <w:ilvl w:val="0"/>
                 <w:numId w:val="12"/>
               </w:numPr>
+              <w:spacing w:line="360" w:lineRule="auto"/>
               <w:ind w:left="422"/>
             </w:pPr>
             <w:r>
@@ -4688,6 +4809,7 @@
                 <w:ilvl w:val="0"/>
                 <w:numId w:val="12"/>
               </w:numPr>
+              <w:spacing w:line="360" w:lineRule="auto"/>
               <w:ind w:left="422"/>
             </w:pPr>
             <w:r>
@@ -4701,10 +4823,10 @@
                 <w:ilvl w:val="0"/>
                 <w:numId w:val="12"/>
               </w:numPr>
+              <w:spacing w:line="360" w:lineRule="auto"/>
               <w:ind w:left="422"/>
             </w:pPr>
             <w:r>
-              <w:lastRenderedPageBreak/>
               <w:t>Pelos - alpaca, camello, mohair, cachemir.</w:t>
             </w:r>
           </w:p>
@@ -4716,9 +4838,9 @@
           <w:p>
             <w:pPr>
               <w:pStyle w:val="TextoTablas"/>
-            </w:pPr>
-            <w:r>
-              <w:lastRenderedPageBreak/>
+              <w:spacing w:line="360" w:lineRule="auto"/>
+            </w:pPr>
+            <w:r>
               <w:t>Polímeros naturales</w:t>
             </w:r>
           </w:p>
@@ -4734,6 +4856,7 @@
                 <w:ilvl w:val="0"/>
                 <w:numId w:val="15"/>
               </w:numPr>
+              <w:spacing w:line="360" w:lineRule="auto"/>
               <w:ind w:left="357"/>
             </w:pPr>
             <w:proofErr w:type="spellStart"/>
@@ -4752,10 +4875,10 @@
                 <w:ilvl w:val="0"/>
                 <w:numId w:val="15"/>
               </w:numPr>
+              <w:spacing w:line="360" w:lineRule="auto"/>
               <w:ind w:left="357"/>
             </w:pPr>
             <w:r>
-              <w:lastRenderedPageBreak/>
               <w:t xml:space="preserve">Celulosa regenerada - rayón, viscosa, </w:t>
             </w:r>
             <w:proofErr w:type="spellStart"/>
@@ -4771,6 +4894,7 @@
                 <w:ilvl w:val="0"/>
                 <w:numId w:val="15"/>
               </w:numPr>
+              <w:spacing w:line="360" w:lineRule="auto"/>
               <w:ind w:left="357"/>
             </w:pPr>
             <w:r>
@@ -4784,6 +4908,7 @@
                 <w:ilvl w:val="0"/>
                 <w:numId w:val="15"/>
               </w:numPr>
+              <w:spacing w:line="360" w:lineRule="auto"/>
               <w:ind w:left="357"/>
             </w:pPr>
             <w:r>
@@ -4797,6 +4922,7 @@
                 <w:ilvl w:val="0"/>
                 <w:numId w:val="15"/>
               </w:numPr>
+              <w:spacing w:line="360" w:lineRule="auto"/>
               <w:ind w:left="357"/>
             </w:pPr>
             <w:r>
@@ -4810,16 +4936,18 @@
                 <w:ilvl w:val="0"/>
                 <w:numId w:val="15"/>
               </w:numPr>
+              <w:spacing w:line="360" w:lineRule="auto"/>
               <w:ind w:left="357"/>
             </w:pPr>
             <w:r>
               <w:t>Poliuretano segmentado – elastano (</w:t>
             </w:r>
-            <w:proofErr w:type="spellStart"/>
-            <w:r>
+            <w:r>
+              <w:rPr>
+                <w:rStyle w:val="Extranjerismo"/>
+              </w:rPr>
               <w:t>spandex</w:t>
             </w:r>
-            <w:proofErr w:type="spellEnd"/>
             <w:r>
               <w:t>)</w:t>
             </w:r>
@@ -4831,6 +4959,7 @@
                 <w:ilvl w:val="0"/>
                 <w:numId w:val="15"/>
               </w:numPr>
+              <w:spacing w:line="360" w:lineRule="auto"/>
               <w:ind w:left="357"/>
             </w:pPr>
             <w:r>
@@ -4844,6 +4973,7 @@
                 <w:ilvl w:val="0"/>
                 <w:numId w:val="15"/>
               </w:numPr>
+              <w:spacing w:line="360" w:lineRule="auto"/>
               <w:ind w:left="357"/>
             </w:pPr>
             <w:r>
@@ -4860,9 +4990,9 @@
           <w:p>
             <w:pPr>
               <w:pStyle w:val="TextoTablas"/>
-            </w:pPr>
-            <w:r>
-              <w:lastRenderedPageBreak/>
+              <w:spacing w:line="360" w:lineRule="auto"/>
+            </w:pPr>
+            <w:r>
               <w:t>Vegetales</w:t>
             </w:r>
           </w:p>
@@ -4878,6 +5008,7 @@
                 <w:ilvl w:val="0"/>
                 <w:numId w:val="14"/>
               </w:numPr>
+              <w:spacing w:line="360" w:lineRule="auto"/>
               <w:ind w:left="368"/>
             </w:pPr>
             <w:r>
@@ -4891,6 +5022,7 @@
                 <w:ilvl w:val="0"/>
                 <w:numId w:val="14"/>
               </w:numPr>
+              <w:spacing w:line="360" w:lineRule="auto"/>
               <w:ind w:left="368"/>
             </w:pPr>
             <w:r>
@@ -4902,7 +5034,11 @@
             </w:r>
             <w:proofErr w:type="spellEnd"/>
             <w:r>
-              <w:t>, lino, ramio, cáñamo, yute.</w:t>
+              <w:t xml:space="preserve">, lino, </w:t>
+            </w:r>
+            <w:r>
+              <w:lastRenderedPageBreak/>
+              <w:t>ramio, cáñamo, yute.</w:t>
             </w:r>
           </w:p>
         </w:tc>
@@ -4913,6 +5049,7 @@
           <w:p>
             <w:pPr>
               <w:pStyle w:val="TextoTablas"/>
+              <w:spacing w:line="360" w:lineRule="auto"/>
             </w:pPr>
           </w:p>
         </w:tc>
@@ -4923,6 +5060,7 @@
           <w:p>
             <w:pPr>
               <w:pStyle w:val="TextoTablas"/>
+              <w:spacing w:line="360" w:lineRule="auto"/>
             </w:pPr>
           </w:p>
         </w:tc>
@@ -4938,6 +5076,7 @@
           <w:p>
             <w:pPr>
               <w:pStyle w:val="TextoTablas"/>
+              <w:spacing w:line="360" w:lineRule="auto"/>
             </w:pPr>
             <w:r>
               <w:t>Minerales</w:t>
@@ -4955,6 +5094,7 @@
                 <w:ilvl w:val="0"/>
                 <w:numId w:val="16"/>
               </w:numPr>
+              <w:spacing w:line="360" w:lineRule="auto"/>
               <w:ind w:left="368"/>
             </w:pPr>
             <w:r>
@@ -4969,6 +5109,7 @@
           <w:p>
             <w:pPr>
               <w:pStyle w:val="TextoTablas"/>
+              <w:spacing w:line="360" w:lineRule="auto"/>
             </w:pPr>
             <w:r>
               <w:t>Otras (no poliméricas)</w:t>
@@ -4982,6 +5123,7 @@
           <w:p>
             <w:pPr>
               <w:pStyle w:val="TextoTablas"/>
+              <w:spacing w:line="360" w:lineRule="auto"/>
             </w:pPr>
             <w:r>
               <w:t>Vidrio, carbón, metal. Cerámicas.</w:t>
@@ -4992,7 +5134,7 @@
     </w:tbl>
     <w:p>
       <w:pPr>
-        <w:spacing w:before="0" w:after="160" w:line="259" w:lineRule="auto"/>
+        <w:spacing w:before="0" w:after="160"/>
         <w:ind w:firstLine="708"/>
       </w:pPr>
     </w:p>
@@ -5003,7 +5145,7 @@
           <w:ilvl w:val="0"/>
           <w:numId w:val="13"/>
         </w:numPr>
-        <w:spacing w:before="0" w:after="160" w:line="259" w:lineRule="auto"/>
+        <w:spacing w:before="0" w:after="160"/>
         <w:rPr>
           <w:b/>
         </w:rPr>
@@ -5017,7 +5159,7 @@
     </w:p>
     <w:p>
       <w:pPr>
-        <w:spacing w:before="0" w:after="160" w:line="259" w:lineRule="auto"/>
+        <w:spacing w:before="0" w:after="160"/>
         <w:ind w:firstLine="708"/>
       </w:pPr>
       <w:r>
@@ -5031,7 +5173,7 @@
           <w:ilvl w:val="0"/>
           <w:numId w:val="16"/>
         </w:numPr>
-        <w:spacing w:before="0" w:after="160" w:line="259" w:lineRule="auto"/>
+        <w:spacing w:before="0" w:after="160"/>
       </w:pPr>
       <w:r>
         <w:t>Dimensiones de longitud y color que uniéndose forman hilos.</w:t>
@@ -5044,7 +5186,7 @@
           <w:ilvl w:val="0"/>
           <w:numId w:val="16"/>
         </w:numPr>
-        <w:spacing w:before="0" w:after="160" w:line="259" w:lineRule="auto"/>
+        <w:spacing w:before="0" w:after="160"/>
       </w:pPr>
       <w:r>
         <w:t>Textil por trama y otro diferente en urdimbre.</w:t>
@@ -5057,10 +5199,9 @@
           <w:ilvl w:val="0"/>
           <w:numId w:val="16"/>
         </w:numPr>
-        <w:spacing w:before="0" w:after="160" w:line="259" w:lineRule="auto"/>
-      </w:pPr>
-      <w:r>
-        <w:lastRenderedPageBreak/>
+        <w:spacing w:before="0" w:after="160"/>
+      </w:pPr>
+      <w:r>
         <w:t>Binarias o terciarias que son muy importantes en las aplicaciones textiles.</w:t>
       </w:r>
     </w:p>
@@ -5071,7 +5212,7 @@
           <w:ilvl w:val="0"/>
           <w:numId w:val="16"/>
         </w:numPr>
-        <w:spacing w:before="0" w:after="160" w:line="259" w:lineRule="auto"/>
+        <w:spacing w:before="0" w:after="160"/>
       </w:pPr>
       <w:r>
         <w:t>La lana presenta mezclas con poliéster, viscosa, acrílico y poliamida, con otros pelos nobles (alpaca, angora, vicuña y camello), incluso con algodón y lino para obtener sinergias de ambas fibras.</w:t>
@@ -5084,7 +5225,7 @@
           <w:ilvl w:val="0"/>
           <w:numId w:val="16"/>
         </w:numPr>
-        <w:spacing w:before="0" w:after="160" w:line="259" w:lineRule="auto"/>
+        <w:spacing w:before="0" w:after="160"/>
       </w:pPr>
       <w:r>
         <w:rPr>
@@ -5103,7 +5244,7 @@
           <w:ilvl w:val="0"/>
           <w:numId w:val="16"/>
         </w:numPr>
-        <w:spacing w:before="0" w:after="160" w:line="259" w:lineRule="auto"/>
+        <w:spacing w:before="0" w:after="160"/>
       </w:pPr>
       <w:r>
         <w:rPr>
@@ -5122,12 +5263,13 @@
           <w:ilvl w:val="0"/>
           <w:numId w:val="16"/>
         </w:numPr>
-        <w:spacing w:before="0" w:after="160" w:line="259" w:lineRule="auto"/>
+        <w:spacing w:before="0" w:after="160"/>
       </w:pPr>
       <w:r>
         <w:rPr>
           <w:b/>
         </w:rPr>
+        <w:lastRenderedPageBreak/>
         <w:t>Algodón con acrílico</w:t>
       </w:r>
       <w:r>
@@ -5141,7 +5283,7 @@
           <w:ilvl w:val="0"/>
           <w:numId w:val="16"/>
         </w:numPr>
-        <w:spacing w:before="0" w:after="160" w:line="259" w:lineRule="auto"/>
+        <w:spacing w:before="0" w:after="160"/>
       </w:pPr>
       <w:r>
         <w:rPr>
@@ -5160,7 +5302,7 @@
           <w:ilvl w:val="0"/>
           <w:numId w:val="16"/>
         </w:numPr>
-        <w:spacing w:before="0" w:after="160" w:line="259" w:lineRule="auto"/>
+        <w:spacing w:before="0" w:after="160"/>
       </w:pPr>
       <w:r>
         <w:t>También se pueden juntar con poliamida.</w:t>
@@ -5173,7 +5315,7 @@
           <w:ilvl w:val="0"/>
           <w:numId w:val="16"/>
         </w:numPr>
-        <w:spacing w:before="0" w:after="160" w:line="259" w:lineRule="auto"/>
+        <w:spacing w:before="0" w:after="160"/>
       </w:pPr>
       <w:r>
         <w:rPr>
@@ -5192,18 +5334,10 @@
           <w:ilvl w:val="0"/>
           <w:numId w:val="16"/>
         </w:numPr>
-        <w:spacing w:before="0" w:after="160" w:line="259" w:lineRule="auto"/>
-      </w:pPr>
-      <w:r>
-        <w:t xml:space="preserve">Poliamida con poliuretano y también con lana. Seda con cachemir: es la </w:t>
-      </w:r>
-      <w:proofErr w:type="spellStart"/>
-      <w:r>
-        <w:t>pashmina</w:t>
-      </w:r>
-      <w:proofErr w:type="spellEnd"/>
-      <w:r>
-        <w:t>, se confunde al reemplazar la viscosa que la hace más económica.</w:t>
+        <w:spacing w:before="0" w:after="160"/>
+      </w:pPr>
+      <w:r>
+        <w:t xml:space="preserve">Poliamida con poliuretano y también con lana. </w:t>
       </w:r>
     </w:p>
     <w:p>
@@ -5213,7 +5347,7 @@
           <w:ilvl w:val="0"/>
           <w:numId w:val="16"/>
         </w:numPr>
-        <w:spacing w:before="0" w:after="160" w:line="259" w:lineRule="auto"/>
+        <w:spacing w:before="0" w:after="160"/>
       </w:pPr>
       <w:r>
         <w:rPr>
@@ -5240,7 +5374,7 @@
           <w:ilvl w:val="0"/>
           <w:numId w:val="16"/>
         </w:numPr>
-        <w:spacing w:before="0" w:after="160" w:line="259" w:lineRule="auto"/>
+        <w:spacing w:before="0" w:after="160"/>
       </w:pPr>
       <w:r>
         <w:rPr>
@@ -5249,7 +5383,21 @@
         <w:t>Cáñamo y seda</w:t>
       </w:r>
       <w:r>
-        <w:t>: telas tejidas en jacquar como damasco.</w:t>
+        <w:t>: telas tejidas en</w:t>
+      </w:r>
+      <w:r>
+        <w:t xml:space="preserve"> </w:t>
+      </w:r>
+      <w:proofErr w:type="spellStart"/>
+      <w:r>
+        <w:t>jacquard</w:t>
+      </w:r>
+      <w:proofErr w:type="spellEnd"/>
+      <w:r>
+        <w:t xml:space="preserve"> </w:t>
+      </w:r>
+      <w:r>
+        <w:t>como damasco.</w:t>
       </w:r>
     </w:p>
     <w:p>
@@ -5259,7 +5407,7 @@
           <w:ilvl w:val="0"/>
           <w:numId w:val="16"/>
         </w:numPr>
-        <w:spacing w:before="0" w:after="160" w:line="259" w:lineRule="auto"/>
+        <w:spacing w:before="0" w:after="160"/>
       </w:pPr>
       <w:r>
         <w:rPr>
@@ -5278,7 +5426,7 @@
           <w:ilvl w:val="0"/>
           <w:numId w:val="16"/>
         </w:numPr>
-        <w:spacing w:before="0" w:after="160" w:line="259" w:lineRule="auto"/>
+        <w:spacing w:before="0" w:after="160"/>
       </w:pPr>
       <w:r>
         <w:rPr>
@@ -5297,7 +5445,7 @@
           <w:ilvl w:val="0"/>
           <w:numId w:val="16"/>
         </w:numPr>
-        <w:spacing w:before="0" w:after="160" w:line="259" w:lineRule="auto"/>
+        <w:spacing w:before="0" w:after="160"/>
       </w:pPr>
       <w:r>
         <w:rPr>
@@ -5311,15 +5459,16 @@
     </w:p>
     <w:p>
       <w:pPr>
-        <w:spacing w:before="0" w:after="160" w:line="259" w:lineRule="auto"/>
+        <w:spacing w:before="0" w:after="160"/>
         <w:ind w:firstLine="708"/>
       </w:pPr>
     </w:p>
     <w:p>
       <w:pPr>
         <w:pStyle w:val="Ttulo2"/>
-      </w:pPr>
-      <w:bookmarkStart w:id="6" w:name="_Toc232009558"/>
+        <w:spacing w:line="360" w:lineRule="auto"/>
+      </w:pPr>
+      <w:bookmarkStart w:id="6" w:name="_Toc233100839"/>
       <w:r>
         <w:t>Clasificación y propiedades de hilos</w:t>
       </w:r>
@@ -5327,7 +5476,7 @@
     </w:p>
     <w:p>
       <w:pPr>
-        <w:spacing w:before="0" w:after="160" w:line="259" w:lineRule="auto"/>
+        <w:spacing w:before="0" w:after="160"/>
         <w:ind w:firstLine="708"/>
       </w:pPr>
       <w:r>
@@ -5336,13 +5485,14 @@
     </w:p>
     <w:p>
       <w:pPr>
-        <w:spacing w:before="0" w:after="160" w:line="259" w:lineRule="auto"/>
+        <w:spacing w:before="0" w:after="160"/>
         <w:ind w:firstLine="708"/>
       </w:pPr>
     </w:p>
     <w:p>
       <w:pPr>
         <w:pStyle w:val="Tabla"/>
+        <w:spacing w:line="360" w:lineRule="auto"/>
       </w:pPr>
       <w:r>
         <w:t>Clasificación de los hilos según fabricación.</w:t>
@@ -5371,17 +5521,17 @@
           </w:tcPr>
           <w:p>
             <w:pPr>
-              <w:spacing w:before="0" w:after="160" w:line="259" w:lineRule="auto"/>
-              <w:ind w:firstLine="0"/>
+              <w:pStyle w:val="TextoTablas"/>
             </w:pPr>
             <w:r>
               <w:t>Hilados (</w:t>
             </w:r>
-            <w:proofErr w:type="spellStart"/>
-            <w:r>
+            <w:r>
+              <w:rPr>
+                <w:rStyle w:val="Extranjerismo"/>
+              </w:rPr>
               <w:t>spun</w:t>
             </w:r>
-            <w:proofErr w:type="spellEnd"/>
             <w:r>
               <w:t>)</w:t>
             </w:r>
@@ -5393,8 +5543,7 @@
           </w:tcPr>
           <w:p>
             <w:pPr>
-              <w:spacing w:before="0" w:after="160" w:line="259" w:lineRule="auto"/>
-              <w:ind w:firstLine="0"/>
+              <w:pStyle w:val="TextoTablas"/>
             </w:pPr>
           </w:p>
         </w:tc>
@@ -5404,8 +5553,7 @@
           </w:tcPr>
           <w:p>
             <w:pPr>
-              <w:spacing w:before="0" w:after="160" w:line="259" w:lineRule="auto"/>
-              <w:ind w:firstLine="0"/>
+              <w:pStyle w:val="TextoTablas"/>
             </w:pPr>
             <w:r>
               <w:t>Filamentos</w:t>
@@ -5418,8 +5566,7 @@
           </w:tcPr>
           <w:p>
             <w:pPr>
-              <w:spacing w:before="0" w:after="160" w:line="259" w:lineRule="auto"/>
-              <w:ind w:firstLine="0"/>
+              <w:pStyle w:val="TextoTablas"/>
             </w:pPr>
             <w:r>
               <w:t>Otros</w:t>
@@ -5437,8 +5584,7 @@
           </w:tcPr>
           <w:p>
             <w:pPr>
-              <w:spacing w:before="0" w:after="160" w:line="259" w:lineRule="auto"/>
-              <w:ind w:firstLine="0"/>
+              <w:pStyle w:val="TextoTablas"/>
             </w:pPr>
             <w:r>
               <w:t>Sencillos</w:t>
@@ -5451,13 +5597,7 @@
           </w:tcPr>
           <w:p>
             <w:pPr>
-              <w:pStyle w:val="Prrafodelista"/>
-              <w:numPr>
-                <w:ilvl w:val="0"/>
-                <w:numId w:val="17"/>
-              </w:numPr>
-              <w:spacing w:before="0" w:after="160" w:line="259" w:lineRule="auto"/>
-              <w:ind w:left="368"/>
+              <w:pStyle w:val="TextoTablas"/>
             </w:pPr>
             <w:r>
               <w:t>Cardados</w:t>
@@ -5465,13 +5605,7 @@
           </w:p>
           <w:p>
             <w:pPr>
-              <w:pStyle w:val="Prrafodelista"/>
-              <w:numPr>
-                <w:ilvl w:val="0"/>
-                <w:numId w:val="17"/>
-              </w:numPr>
-              <w:spacing w:before="0" w:after="160" w:line="259" w:lineRule="auto"/>
-              <w:ind w:left="368"/>
+              <w:pStyle w:val="TextoTablas"/>
             </w:pPr>
             <w:r>
               <w:t>Peinados</w:t>
@@ -5479,13 +5613,7 @@
           </w:p>
           <w:p>
             <w:pPr>
-              <w:pStyle w:val="Prrafodelista"/>
-              <w:numPr>
-                <w:ilvl w:val="0"/>
-                <w:numId w:val="17"/>
-              </w:numPr>
-              <w:spacing w:before="0" w:after="160" w:line="259" w:lineRule="auto"/>
-              <w:ind w:left="368"/>
+              <w:pStyle w:val="TextoTablas"/>
             </w:pPr>
             <w:r>
               <w:t>Con efecto</w:t>
@@ -5498,31 +5626,15 @@
           </w:tcPr>
           <w:p>
             <w:pPr>
-              <w:pStyle w:val="Prrafodelista"/>
-              <w:numPr>
-                <w:ilvl w:val="0"/>
-                <w:numId w:val="17"/>
-              </w:numPr>
-              <w:spacing w:before="0" w:after="160" w:line="259" w:lineRule="auto"/>
-              <w:ind w:left="367"/>
-            </w:pPr>
-            <w:r>
-              <w:t xml:space="preserve">Monofilamentos - </w:t>
-            </w:r>
-            <w:r>
-              <w:lastRenderedPageBreak/>
-              <w:t>multifilamentos lisos</w:t>
-            </w:r>
-          </w:p>
-          <w:p>
-            <w:pPr>
-              <w:pStyle w:val="Prrafodelista"/>
-              <w:numPr>
-                <w:ilvl w:val="0"/>
-                <w:numId w:val="17"/>
-              </w:numPr>
-              <w:spacing w:before="0" w:after="160" w:line="259" w:lineRule="auto"/>
-              <w:ind w:left="367"/>
+              <w:pStyle w:val="TextoTablas"/>
+            </w:pPr>
+            <w:r>
+              <w:t>Monofilamentos - multifilamentos lisos</w:t>
+            </w:r>
+          </w:p>
+          <w:p>
+            <w:pPr>
+              <w:pStyle w:val="TextoTablas"/>
             </w:pPr>
             <w:r>
               <w:t>Texturizados</w:t>
@@ -5530,13 +5642,7 @@
           </w:p>
           <w:p>
             <w:pPr>
-              <w:pStyle w:val="Prrafodelista"/>
-              <w:numPr>
-                <w:ilvl w:val="0"/>
-                <w:numId w:val="17"/>
-              </w:numPr>
-              <w:spacing w:before="0" w:after="160" w:line="259" w:lineRule="auto"/>
-              <w:ind w:left="367"/>
+              <w:pStyle w:val="TextoTablas"/>
             </w:pPr>
             <w:r>
               <w:t>Con o sin torsión</w:t>
@@ -5549,28 +5655,15 @@
           </w:tcPr>
           <w:p>
             <w:pPr>
-              <w:pStyle w:val="Prrafodelista"/>
-              <w:numPr>
-                <w:ilvl w:val="0"/>
-                <w:numId w:val="17"/>
-              </w:numPr>
-              <w:spacing w:before="0" w:after="160" w:line="259" w:lineRule="auto"/>
-              <w:ind w:left="357"/>
-            </w:pPr>
-            <w:r>
-              <w:lastRenderedPageBreak/>
+              <w:pStyle w:val="TextoTablas"/>
+            </w:pPr>
+            <w:r>
               <w:t>Trenzados</w:t>
             </w:r>
           </w:p>
           <w:p>
             <w:pPr>
-              <w:pStyle w:val="Prrafodelista"/>
-              <w:numPr>
-                <w:ilvl w:val="0"/>
-                <w:numId w:val="17"/>
-              </w:numPr>
-              <w:spacing w:before="0" w:after="160" w:line="259" w:lineRule="auto"/>
-              <w:ind w:left="357"/>
+              <w:pStyle w:val="TextoTablas"/>
             </w:pPr>
             <w:proofErr w:type="spellStart"/>
             <w:r>
@@ -5582,34 +5675,24 @@
             </w:r>
             <w:proofErr w:type="spellStart"/>
             <w:r>
+              <w:rPr>
+                <w:rStyle w:val="Extranjerismo"/>
+              </w:rPr>
               <w:t>corespun</w:t>
             </w:r>
             <w:proofErr w:type="spellEnd"/>
           </w:p>
           <w:p>
             <w:pPr>
-              <w:pStyle w:val="Prrafodelista"/>
-              <w:numPr>
-                <w:ilvl w:val="0"/>
-                <w:numId w:val="17"/>
-              </w:numPr>
-              <w:spacing w:before="0" w:after="160" w:line="259" w:lineRule="auto"/>
-              <w:ind w:left="357"/>
-            </w:pPr>
-            <w:r>
-              <w:lastRenderedPageBreak/>
+              <w:pStyle w:val="TextoTablas"/>
+            </w:pPr>
+            <w:r>
               <w:t>Fantasía</w:t>
             </w:r>
           </w:p>
           <w:p>
             <w:pPr>
-              <w:pStyle w:val="Prrafodelista"/>
-              <w:numPr>
-                <w:ilvl w:val="0"/>
-                <w:numId w:val="17"/>
-              </w:numPr>
-              <w:spacing w:before="0" w:after="160" w:line="259" w:lineRule="auto"/>
-              <w:ind w:left="357"/>
+              <w:pStyle w:val="TextoTablas"/>
             </w:pPr>
             <w:r>
               <w:t>Teñidos</w:t>
@@ -5624,8 +5707,7 @@
           </w:tcPr>
           <w:p>
             <w:pPr>
-              <w:spacing w:before="0" w:after="160" w:line="259" w:lineRule="auto"/>
-              <w:ind w:firstLine="0"/>
+              <w:pStyle w:val="TextoTablas"/>
             </w:pPr>
             <w:r>
               <w:lastRenderedPageBreak/>
@@ -5639,13 +5721,7 @@
           </w:tcPr>
           <w:p>
             <w:pPr>
-              <w:pStyle w:val="Prrafodelista"/>
-              <w:numPr>
-                <w:ilvl w:val="0"/>
-                <w:numId w:val="18"/>
-              </w:numPr>
-              <w:spacing w:before="0" w:after="160" w:line="259" w:lineRule="auto"/>
-              <w:ind w:left="368"/>
+              <w:pStyle w:val="TextoTablas"/>
             </w:pPr>
             <w:r>
               <w:t>Con torsión</w:t>
@@ -5653,13 +5729,7 @@
           </w:p>
           <w:p>
             <w:pPr>
-              <w:pStyle w:val="Prrafodelista"/>
-              <w:numPr>
-                <w:ilvl w:val="0"/>
-                <w:numId w:val="18"/>
-              </w:numPr>
-              <w:spacing w:before="0" w:after="160" w:line="259" w:lineRule="auto"/>
-              <w:ind w:left="368"/>
+              <w:pStyle w:val="TextoTablas"/>
             </w:pPr>
             <w:r>
               <w:t>Retorcidos cableados</w:t>
@@ -5667,13 +5737,7 @@
           </w:p>
           <w:p>
             <w:pPr>
-              <w:pStyle w:val="Prrafodelista"/>
-              <w:numPr>
-                <w:ilvl w:val="0"/>
-                <w:numId w:val="18"/>
-              </w:numPr>
-              <w:spacing w:before="0" w:after="160" w:line="259" w:lineRule="auto"/>
-              <w:ind w:left="368"/>
+              <w:pStyle w:val="TextoTablas"/>
             </w:pPr>
             <w:r>
               <w:t>Sin torsión</w:t>
@@ -5686,8 +5750,7 @@
           </w:tcPr>
           <w:p>
             <w:pPr>
-              <w:spacing w:before="0" w:after="160" w:line="259" w:lineRule="auto"/>
-              <w:ind w:firstLine="0"/>
+              <w:pStyle w:val="TextoTablas"/>
             </w:pPr>
           </w:p>
         </w:tc>
@@ -5697,8 +5760,7 @@
           </w:tcPr>
           <w:p>
             <w:pPr>
-              <w:spacing w:before="0" w:after="160" w:line="259" w:lineRule="auto"/>
-              <w:ind w:firstLine="0"/>
+              <w:pStyle w:val="TextoTablas"/>
             </w:pPr>
           </w:p>
         </w:tc>
@@ -5706,13 +5768,13 @@
     </w:tbl>
     <w:p>
       <w:pPr>
-        <w:spacing w:before="0" w:after="160" w:line="259" w:lineRule="auto"/>
+        <w:spacing w:before="0" w:after="160"/>
         <w:ind w:firstLine="708"/>
       </w:pPr>
     </w:p>
     <w:p>
       <w:pPr>
-        <w:spacing w:before="0" w:after="160" w:line="259" w:lineRule="auto"/>
+        <w:spacing w:before="0" w:after="160"/>
         <w:ind w:firstLine="708"/>
       </w:pPr>
       <w:r>
@@ -5721,13 +5783,13 @@
     </w:p>
     <w:p>
       <w:pPr>
-        <w:spacing w:before="0" w:after="160" w:line="259" w:lineRule="auto"/>
+        <w:spacing w:before="0" w:after="160"/>
         <w:ind w:firstLine="708"/>
       </w:pPr>
     </w:p>
     <w:p>
       <w:pPr>
-        <w:spacing w:before="0" w:after="160" w:line="259" w:lineRule="auto"/>
+        <w:spacing w:before="0" w:after="160"/>
         <w:ind w:firstLine="708"/>
       </w:pPr>
       <w:r>
@@ -5736,7 +5798,7 @@
     </w:p>
     <w:p>
       <w:pPr>
-        <w:spacing w:before="0" w:after="160" w:line="259" w:lineRule="auto"/>
+        <w:spacing w:before="0" w:after="160"/>
         <w:ind w:firstLine="708"/>
       </w:pPr>
       <w:r>
@@ -5750,7 +5812,7 @@
           <w:ilvl w:val="0"/>
           <w:numId w:val="19"/>
         </w:numPr>
-        <w:spacing w:before="0" w:after="160" w:line="259" w:lineRule="auto"/>
+        <w:spacing w:before="0" w:after="160"/>
         <w:rPr>
           <w:b/>
         </w:rPr>
@@ -5769,7 +5831,7 @@
           <w:ilvl w:val="0"/>
           <w:numId w:val="20"/>
         </w:numPr>
-        <w:spacing w:before="0" w:after="160" w:line="259" w:lineRule="auto"/>
+        <w:spacing w:before="0" w:after="160"/>
         <w:ind w:left="1776"/>
       </w:pPr>
       <w:r>
@@ -5789,7 +5851,7 @@
           <w:ilvl w:val="0"/>
           <w:numId w:val="20"/>
         </w:numPr>
-        <w:spacing w:before="0" w:after="160" w:line="259" w:lineRule="auto"/>
+        <w:spacing w:before="0" w:after="160"/>
         <w:ind w:left="1776"/>
       </w:pPr>
       <w:r>
@@ -5803,7 +5865,7 @@
           <w:ilvl w:val="0"/>
           <w:numId w:val="20"/>
         </w:numPr>
-        <w:spacing w:before="0" w:after="160" w:line="259" w:lineRule="auto"/>
+        <w:spacing w:before="0" w:after="160"/>
         <w:ind w:left="1776"/>
       </w:pPr>
       <w:proofErr w:type="spellStart"/>
@@ -5830,7 +5892,7 @@
           <w:ilvl w:val="0"/>
           <w:numId w:val="20"/>
         </w:numPr>
-        <w:spacing w:before="0" w:after="160" w:line="259" w:lineRule="auto"/>
+        <w:spacing w:before="0" w:after="160"/>
         <w:ind w:left="1776"/>
       </w:pPr>
       <w:r>
@@ -5850,7 +5912,7 @@
           <w:ilvl w:val="0"/>
           <w:numId w:val="20"/>
         </w:numPr>
-        <w:spacing w:before="0" w:after="160" w:line="259" w:lineRule="auto"/>
+        <w:spacing w:before="0" w:after="160"/>
         <w:ind w:left="1776"/>
       </w:pPr>
       <w:r>
@@ -5859,7 +5921,7 @@
     </w:p>
     <w:p>
       <w:pPr>
-        <w:spacing w:before="0" w:after="160" w:line="259" w:lineRule="auto"/>
+        <w:spacing w:before="0" w:after="160"/>
         <w:ind w:firstLine="708"/>
       </w:pPr>
     </w:p>
@@ -5870,7 +5932,7 @@
           <w:ilvl w:val="0"/>
           <w:numId w:val="19"/>
         </w:numPr>
-        <w:spacing w:before="0" w:after="160" w:line="259" w:lineRule="auto"/>
+        <w:spacing w:before="0" w:after="160"/>
         <w:rPr>
           <w:b/>
         </w:rPr>
@@ -5889,7 +5951,7 @@
           <w:ilvl w:val="1"/>
           <w:numId w:val="19"/>
         </w:numPr>
-        <w:spacing w:before="0" w:after="160" w:line="259" w:lineRule="auto"/>
+        <w:spacing w:before="0" w:after="160"/>
       </w:pPr>
       <w:r>
         <w:t>Expresa cuánto mide un determinado peso de hilo.</w:t>
@@ -5902,9 +5964,10 @@
           <w:ilvl w:val="1"/>
           <w:numId w:val="19"/>
         </w:numPr>
-        <w:spacing w:before="0" w:after="160" w:line="259" w:lineRule="auto"/>
-      </w:pPr>
-      <w:r>
+        <w:spacing w:before="0" w:after="160"/>
+      </w:pPr>
+      <w:r>
+        <w:lastRenderedPageBreak/>
         <w:t>Número métrico (Nm): número de metros que pesan un gramo o miles de metros por kilogramo.</w:t>
       </w:r>
     </w:p>
@@ -5915,10 +5978,9 @@
           <w:ilvl w:val="1"/>
           <w:numId w:val="19"/>
         </w:numPr>
-        <w:spacing w:before="0" w:after="160" w:line="259" w:lineRule="auto"/>
-      </w:pPr>
-      <w:r>
-        <w:lastRenderedPageBreak/>
+        <w:spacing w:before="0" w:after="160"/>
+      </w:pPr>
+      <w:r>
         <w:t>Teniendo en cuenta lo anterior se presenta la equivalencia de los dos sistemas:</w:t>
       </w:r>
     </w:p>
@@ -5929,7 +5991,7 @@
           <w:ilvl w:val="1"/>
           <w:numId w:val="19"/>
         </w:numPr>
-        <w:spacing w:before="0" w:after="160" w:line="259" w:lineRule="auto"/>
+        <w:spacing w:before="0" w:after="160"/>
       </w:pPr>
       <w:r>
         <w:t>En el sistema inverso, entre más alta es la numeración el hilo es menos grueso.</w:t>
@@ -5942,7 +6004,7 @@
           <w:ilvl w:val="1"/>
           <w:numId w:val="19"/>
         </w:numPr>
-        <w:spacing w:before="0" w:after="160" w:line="259" w:lineRule="auto"/>
+        <w:spacing w:before="0" w:after="160"/>
       </w:pPr>
       <w:r>
         <w:t>En el sistema directo, entre menor sea la numeración el hilo es menos grueso.</w:t>
@@ -5950,7 +6012,7 @@
     </w:p>
     <w:p>
       <w:pPr>
-        <w:spacing w:before="0" w:after="160" w:line="259" w:lineRule="auto"/>
+        <w:spacing w:before="0" w:after="160"/>
         <w:ind w:firstLine="708"/>
       </w:pPr>
       <w:r>
@@ -5959,13 +6021,14 @@
     </w:p>
     <w:p>
       <w:pPr>
-        <w:spacing w:before="0" w:after="160" w:line="259" w:lineRule="auto"/>
+        <w:spacing w:before="0" w:after="160"/>
         <w:ind w:firstLine="708"/>
       </w:pPr>
     </w:p>
     <w:p>
       <w:pPr>
         <w:pStyle w:val="Tabla"/>
+        <w:spacing w:line="360" w:lineRule="auto"/>
       </w:pPr>
       <w:r>
         <w:t>Equivalencia de sistemas de titulación de hilos.</w:t>
@@ -5998,8 +6061,7 @@
           </w:tcPr>
           <w:p>
             <w:pPr>
-              <w:spacing w:before="0" w:after="160" w:line="259" w:lineRule="auto"/>
-              <w:ind w:firstLine="0"/>
+              <w:pStyle w:val="TextoTablas"/>
             </w:pPr>
             <w:r>
               <w:t>Nm</w:t>
@@ -6012,8 +6074,7 @@
           </w:tcPr>
           <w:p>
             <w:pPr>
-              <w:spacing w:before="0" w:after="160" w:line="259" w:lineRule="auto"/>
-              <w:ind w:firstLine="0"/>
+              <w:pStyle w:val="TextoTablas"/>
             </w:pPr>
             <w:r>
               <w:t>120</w:t>
@@ -6026,8 +6087,7 @@
           </w:tcPr>
           <w:p>
             <w:pPr>
-              <w:spacing w:before="0" w:after="160" w:line="259" w:lineRule="auto"/>
-              <w:ind w:firstLine="0"/>
+              <w:pStyle w:val="TextoTablas"/>
             </w:pPr>
             <w:r>
               <w:t>75</w:t>
@@ -6040,8 +6100,7 @@
           </w:tcPr>
           <w:p>
             <w:pPr>
-              <w:spacing w:before="0" w:after="160" w:line="259" w:lineRule="auto"/>
-              <w:ind w:firstLine="0"/>
+              <w:pStyle w:val="TextoTablas"/>
             </w:pPr>
             <w:r>
               <w:t>50</w:t>
@@ -6054,8 +6113,7 @@
           </w:tcPr>
           <w:p>
             <w:pPr>
-              <w:spacing w:before="0" w:after="160" w:line="259" w:lineRule="auto"/>
-              <w:ind w:firstLine="0"/>
+              <w:pStyle w:val="TextoTablas"/>
             </w:pPr>
             <w:r>
               <w:t>36</w:t>
@@ -6068,8 +6126,7 @@
           </w:tcPr>
           <w:p>
             <w:pPr>
-              <w:spacing w:before="0" w:after="160" w:line="259" w:lineRule="auto"/>
-              <w:ind w:firstLine="0"/>
+              <w:pStyle w:val="TextoTablas"/>
             </w:pPr>
             <w:r>
               <w:t>30</w:t>
@@ -6082,8 +6139,7 @@
           </w:tcPr>
           <w:p>
             <w:pPr>
-              <w:spacing w:before="0" w:after="160" w:line="259" w:lineRule="auto"/>
-              <w:ind w:firstLine="0"/>
+              <w:pStyle w:val="TextoTablas"/>
             </w:pPr>
             <w:r>
               <w:t>25</w:t>
@@ -6096,8 +6152,7 @@
           </w:tcPr>
           <w:p>
             <w:pPr>
-              <w:spacing w:before="0" w:after="160" w:line="259" w:lineRule="auto"/>
-              <w:ind w:firstLine="0"/>
+              <w:pStyle w:val="TextoTablas"/>
             </w:pPr>
             <w:r>
               <w:t>16</w:t>
@@ -6115,8 +6170,7 @@
           </w:tcPr>
           <w:p>
             <w:pPr>
-              <w:spacing w:before="0" w:after="160" w:line="259" w:lineRule="auto"/>
-              <w:ind w:firstLine="0"/>
+              <w:pStyle w:val="TextoTablas"/>
             </w:pPr>
             <w:r>
               <w:t>Tex</w:t>
@@ -6129,8 +6183,7 @@
           </w:tcPr>
           <w:p>
             <w:pPr>
-              <w:spacing w:before="0" w:after="160" w:line="259" w:lineRule="auto"/>
-              <w:ind w:firstLine="0"/>
+              <w:pStyle w:val="TextoTablas"/>
             </w:pPr>
             <w:r>
               <w:t>24</w:t>
@@ -6143,8 +6196,7 @@
           </w:tcPr>
           <w:p>
             <w:pPr>
-              <w:spacing w:before="0" w:after="160" w:line="259" w:lineRule="auto"/>
-              <w:ind w:firstLine="0"/>
+              <w:pStyle w:val="TextoTablas"/>
             </w:pPr>
             <w:r>
               <w:t>40</w:t>
@@ -6157,8 +6209,7 @@
           </w:tcPr>
           <w:p>
             <w:pPr>
-              <w:spacing w:before="0" w:after="160" w:line="259" w:lineRule="auto"/>
-              <w:ind w:firstLine="0"/>
+              <w:pStyle w:val="TextoTablas"/>
             </w:pPr>
             <w:r>
               <w:t>60</w:t>
@@ -6171,8 +6222,7 @@
           </w:tcPr>
           <w:p>
             <w:pPr>
-              <w:spacing w:before="0" w:after="160" w:line="259" w:lineRule="auto"/>
-              <w:ind w:firstLine="0"/>
+              <w:pStyle w:val="TextoTablas"/>
             </w:pPr>
             <w:r>
               <w:t>80</w:t>
@@ -6185,8 +6235,7 @@
           </w:tcPr>
           <w:p>
             <w:pPr>
-              <w:spacing w:before="0" w:after="160" w:line="259" w:lineRule="auto"/>
-              <w:ind w:firstLine="0"/>
+              <w:pStyle w:val="TextoTablas"/>
             </w:pPr>
             <w:r>
               <w:t>105</w:t>
@@ -6199,8 +6248,7 @@
           </w:tcPr>
           <w:p>
             <w:pPr>
-              <w:spacing w:before="0" w:after="160" w:line="259" w:lineRule="auto"/>
-              <w:ind w:firstLine="0"/>
+              <w:pStyle w:val="TextoTablas"/>
             </w:pPr>
             <w:r>
               <w:t>120</w:t>
@@ -6213,8 +6261,7 @@
           </w:tcPr>
           <w:p>
             <w:pPr>
-              <w:spacing w:before="0" w:after="160" w:line="259" w:lineRule="auto"/>
-              <w:ind w:firstLine="0"/>
+              <w:pStyle w:val="TextoTablas"/>
             </w:pPr>
             <w:r>
               <w:t>160</w:t>
@@ -6225,13 +6272,13 @@
     </w:tbl>
     <w:p>
       <w:pPr>
-        <w:spacing w:before="0" w:after="160" w:line="259" w:lineRule="auto"/>
+        <w:spacing w:before="0" w:after="160"/>
         <w:ind w:firstLine="708"/>
       </w:pPr>
     </w:p>
     <w:p>
       <w:pPr>
-        <w:spacing w:before="0" w:after="160" w:line="259" w:lineRule="auto"/>
+        <w:spacing w:before="0" w:after="160"/>
         <w:ind w:firstLine="708"/>
       </w:pPr>
       <w:r>
@@ -6240,7 +6287,7 @@
     </w:p>
     <w:p>
       <w:pPr>
-        <w:spacing w:before="0" w:after="160" w:line="259" w:lineRule="auto"/>
+        <w:spacing w:before="0" w:after="160"/>
         <w:ind w:firstLine="708"/>
       </w:pPr>
       <w:r>
@@ -6249,7 +6296,7 @@
     </w:p>
     <w:p>
       <w:pPr>
-        <w:spacing w:before="0" w:after="160" w:line="259" w:lineRule="auto"/>
+        <w:spacing w:before="0" w:after="160"/>
         <w:ind w:firstLine="0"/>
       </w:pPr>
       <w:r>
@@ -6267,18 +6314,19 @@
     </w:p>
     <w:p>
       <w:pPr>
-        <w:spacing w:before="0" w:after="160" w:line="259" w:lineRule="auto"/>
+        <w:spacing w:before="0" w:after="160"/>
         <w:ind w:firstLine="0"/>
       </w:pPr>
+      <w:bookmarkStart w:id="7" w:name="_GoBack"/>
       <w:r>
         <w:rPr>
           <w:noProof/>
         </w:rPr>
         <w:drawing>
-          <wp:inline distT="0" distB="0" distL="0" distR="0" wp14:anchorId="7247E5F8" wp14:editId="1FEE2E8E">
+          <wp:inline distT="0" distB="0" distL="0" distR="0" wp14:anchorId="7247E5F8" wp14:editId="582DE53B">
             <wp:extent cx="6088829" cy="3245461"/>
             <wp:effectExtent l="0" t="0" r="7620" b="0"/>
-            <wp:docPr id="4" name="Imagen 4" descr="Figura 3. Analiza la información técnica que contiene la etiqueta de un cono de hilo industrial. En ella se identifican datos como la marca y empresa fabricante, el país de procedencia, el título o grosor del hilo, el lote de producción, la composición y origen de la fibra, así como el código de referencia, el metraje y el código de color. Estos datos permiten reconocer las características del hilo y facilitan su selección, control de calidad y trazabilidad en los procesos de confección."/>
+            <wp:docPr id="4" name="Imagen 4" descr="Figura 3. Una ilustración técnica de una etiqueta circular de hilo marca COATS. Se identifican mediante líneas informativas los datos relevantes para la persona interesada, tales como el nombre de la marca, el país de procedencia, el grosor, el metraje, la composición de la fibra y los códigos de referencia y color."/>
             <wp:cNvGraphicFramePr>
               <a:graphicFrameLocks xmlns:a="http://schemas.openxmlformats.org/drawingml/2006/main" noChangeAspect="1"/>
             </wp:cNvGraphicFramePr>
@@ -6320,10 +6368,11 @@
           </wp:inline>
         </w:drawing>
       </w:r>
-    </w:p>
-    <w:p>
-      <w:pPr>
-        <w:spacing w:before="0" w:after="160" w:line="259" w:lineRule="auto"/>
+      <w:bookmarkEnd w:id="7"/>
+    </w:p>
+    <w:p>
+      <w:pPr>
+        <w:spacing w:before="0" w:after="160"/>
         <w:ind w:firstLine="708"/>
       </w:pPr>
       <w:r>
@@ -6332,7 +6381,7 @@
     </w:p>
     <w:p>
       <w:pPr>
-        <w:spacing w:before="0" w:after="160" w:line="259" w:lineRule="auto"/>
+        <w:spacing w:before="0" w:after="160"/>
         <w:ind w:firstLine="708"/>
       </w:pPr>
     </w:p>
@@ -6343,7 +6392,7 @@
           <w:ilvl w:val="0"/>
           <w:numId w:val="19"/>
         </w:numPr>
-        <w:spacing w:before="0" w:after="160" w:line="259" w:lineRule="auto"/>
+        <w:spacing w:before="0" w:after="160"/>
         <w:rPr>
           <w:b/>
         </w:rPr>
@@ -6363,7 +6412,7 @@
     </w:p>
     <w:p>
       <w:pPr>
-        <w:spacing w:before="0" w:after="160" w:line="259" w:lineRule="auto"/>
+        <w:spacing w:before="0" w:after="160"/>
         <w:ind w:firstLine="708"/>
       </w:pPr>
       <w:r>
@@ -6372,7 +6421,7 @@
     </w:p>
     <w:p>
       <w:pPr>
-        <w:spacing w:before="0" w:after="160" w:line="259" w:lineRule="auto"/>
+        <w:spacing w:before="0" w:after="160"/>
         <w:ind w:firstLine="708"/>
       </w:pPr>
       <w:r>
@@ -6381,19 +6430,20 @@
     </w:p>
     <w:p>
       <w:pPr>
-        <w:spacing w:before="0" w:after="160" w:line="259" w:lineRule="auto"/>
+        <w:spacing w:before="0" w:after="160"/>
         <w:ind w:firstLine="708"/>
       </w:pPr>
     </w:p>
     <w:p>
       <w:pPr>
         <w:pStyle w:val="Ttulo2"/>
-      </w:pPr>
-      <w:bookmarkStart w:id="7" w:name="_Toc232009559"/>
+        <w:spacing w:line="360" w:lineRule="auto"/>
+      </w:pPr>
+      <w:bookmarkStart w:id="8" w:name="_Toc233100840"/>
       <w:r>
         <w:t>Clasificación y usos de tejidos</w:t>
       </w:r>
-      <w:bookmarkEnd w:id="7"/>
+      <w:bookmarkEnd w:id="8"/>
     </w:p>
     <w:p>
       <w:pPr>
@@ -6402,7 +6452,7 @@
           <w:ilvl w:val="0"/>
           <w:numId w:val="21"/>
         </w:numPr>
-        <w:spacing w:before="0" w:after="160" w:line="259" w:lineRule="auto"/>
+        <w:spacing w:before="0" w:after="160"/>
         <w:rPr>
           <w:b/>
         </w:rPr>
@@ -6421,13 +6471,14 @@
           <w:ilvl w:val="0"/>
           <w:numId w:val="22"/>
         </w:numPr>
-        <w:spacing w:before="0" w:after="160" w:line="259" w:lineRule="auto"/>
+        <w:spacing w:before="0" w:after="160"/>
         <w:ind w:left="1985"/>
       </w:pPr>
       <w:r>
         <w:rPr>
           <w:b/>
         </w:rPr>
+        <w:lastRenderedPageBreak/>
         <w:t>Películas</w:t>
       </w:r>
       <w:r>
@@ -6441,7 +6492,7 @@
           <w:ilvl w:val="0"/>
           <w:numId w:val="22"/>
         </w:numPr>
-        <w:spacing w:before="0" w:after="160" w:line="259" w:lineRule="auto"/>
+        <w:spacing w:before="0" w:after="160"/>
         <w:ind w:left="1985"/>
       </w:pPr>
       <w:r>
@@ -6457,7 +6508,7 @@
     <w:p>
       <w:pPr>
         <w:pStyle w:val="Prrafodelista"/>
-        <w:spacing w:before="0" w:after="160" w:line="259" w:lineRule="auto"/>
+        <w:spacing w:before="0" w:after="160"/>
         <w:ind w:left="1985" w:firstLine="0"/>
       </w:pPr>
     </w:p>
@@ -6468,7 +6519,7 @@
           <w:ilvl w:val="0"/>
           <w:numId w:val="23"/>
         </w:numPr>
-        <w:spacing w:before="0" w:after="160" w:line="259" w:lineRule="auto"/>
+        <w:spacing w:before="0" w:after="160"/>
         <w:rPr>
           <w:b/>
         </w:rPr>
@@ -6477,7 +6528,6 @@
         <w:rPr>
           <w:b/>
         </w:rPr>
-        <w:lastRenderedPageBreak/>
         <w:t>Telas elaboradas directamente a partir de fibras</w:t>
       </w:r>
     </w:p>
@@ -6488,7 +6538,7 @@
           <w:ilvl w:val="1"/>
           <w:numId w:val="23"/>
         </w:numPr>
-        <w:spacing w:before="0" w:after="160" w:line="259" w:lineRule="auto"/>
+        <w:spacing w:before="0" w:after="160"/>
       </w:pPr>
       <w:r>
         <w:rPr>
@@ -6507,7 +6557,7 @@
           <w:ilvl w:val="1"/>
           <w:numId w:val="23"/>
         </w:numPr>
-        <w:spacing w:before="0" w:after="160" w:line="259" w:lineRule="auto"/>
+        <w:spacing w:before="0" w:after="160"/>
       </w:pPr>
       <w:r>
         <w:rPr>
@@ -6526,7 +6576,7 @@
           <w:ilvl w:val="0"/>
           <w:numId w:val="23"/>
         </w:numPr>
-        <w:spacing w:before="0" w:after="160" w:line="259" w:lineRule="auto"/>
+        <w:spacing w:before="0" w:after="160"/>
         <w:rPr>
           <w:b/>
         </w:rPr>
@@ -6540,7 +6590,7 @@
     </w:p>
     <w:p>
       <w:pPr>
-        <w:spacing w:before="0" w:after="160" w:line="259" w:lineRule="auto"/>
+        <w:spacing w:before="0" w:after="160"/>
         <w:ind w:firstLine="708"/>
       </w:pPr>
       <w:r>
@@ -6549,36 +6599,61 @@
     </w:p>
     <w:p>
       <w:pPr>
-        <w:spacing w:before="0" w:after="160" w:line="259" w:lineRule="auto"/>
-        <w:ind w:firstLine="708"/>
-      </w:pPr>
-      <w:r>
-        <w:t>Se tienen dos tipos de hilo: a partir de fibras de gran longitud, denominados filamentos y a partir de fibras cortadas denominados hilados.</w:t>
-      </w:r>
-    </w:p>
-    <w:p>
-      <w:pPr>
-        <w:spacing w:before="0" w:after="160" w:line="259" w:lineRule="auto"/>
-        <w:ind w:firstLine="708"/>
-      </w:pPr>
-      <w:r>
-        <w:t>Entretejido: los hilos entrelazan en forma vertical y diagonal, dando como resultado una tela angosta.</w:t>
-      </w:r>
-    </w:p>
-    <w:p>
-      <w:pPr>
-        <w:spacing w:before="0" w:after="160" w:line="259" w:lineRule="auto"/>
-        <w:ind w:firstLine="708"/>
-      </w:pPr>
-      <w:r>
-        <w:t>Tejido de punto: entretejido de uno o varios hilos que forman bucles o mallas, a mayor cantidad de hilos la tela será de mayor calidad. Tiene propiedades de elasticidad y resistencia. Los hilos longitudinales se denominan urdimbre y los horizontales trama y su posición en la tela se denomina grano.</w:t>
-      </w:r>
-    </w:p>
-    <w:p>
-      <w:pPr>
-        <w:spacing w:before="0" w:after="160" w:line="259" w:lineRule="auto"/>
+        <w:pStyle w:val="Prrafodelista"/>
+        <w:numPr>
+          <w:ilvl w:val="0"/>
+          <w:numId w:val="37"/>
+        </w:numPr>
+        <w:spacing w:before="0" w:after="160"/>
+      </w:pPr>
+      <w:r>
+        <w:rPr>
+          <w:b/>
+        </w:rPr>
+        <w:t>Se tienen dos tipos de hilo</w:t>
+      </w:r>
+      <w:r>
+        <w:t>: a partir de fibras de gran longitud, denominados filamentos y a partir de fibras cortadas denominados hilados.</w:t>
+      </w:r>
+    </w:p>
+    <w:p>
+      <w:pPr>
+        <w:pStyle w:val="Prrafodelista"/>
+        <w:numPr>
+          <w:ilvl w:val="0"/>
+          <w:numId w:val="37"/>
+        </w:numPr>
+        <w:spacing w:before="0" w:after="160"/>
+      </w:pPr>
+      <w:r>
+        <w:rPr>
+          <w:b/>
+        </w:rPr>
+        <w:t>Entretejido</w:t>
+      </w:r>
+      <w:r>
+        <w:t>: los hilos entrelazan en forma vertical y diagonal, dando como resultado una tela angosta.</w:t>
+      </w:r>
+    </w:p>
+    <w:p>
+      <w:pPr>
+        <w:pStyle w:val="Prrafodelista"/>
+        <w:numPr>
+          <w:ilvl w:val="0"/>
+          <w:numId w:val="37"/>
+        </w:numPr>
+        <w:spacing w:before="0" w:after="160"/>
         <w:ind w:firstLine="0"/>
       </w:pPr>
+      <w:r>
+        <w:rPr>
+          <w:b/>
+        </w:rPr>
+        <w:t>Tejido de punto</w:t>
+      </w:r>
+      <w:r>
+        <w:t>: entretejido de uno o varios hilos que forman bucles o mallas, a mayor cantidad de hilos la tela será de mayor calidad. Tiene propiedades de elasticidad y resistencia. Los hilos longitudinales se denominan urdimbre y los horizontales trama y su posición en la tela se denomina grano.</w:t>
+      </w:r>
       <w:r>
         <w:br w:type="page"/>
       </w:r>
@@ -6590,7 +6665,7 @@
           <w:ilvl w:val="0"/>
           <w:numId w:val="24"/>
         </w:numPr>
-        <w:spacing w:before="0" w:after="160" w:line="259" w:lineRule="auto"/>
+        <w:spacing w:before="0" w:after="160"/>
         <w:rPr>
           <w:b/>
         </w:rPr>
@@ -6613,7 +6688,7 @@
     </w:p>
     <w:p>
       <w:pPr>
-        <w:spacing w:before="0" w:after="160" w:line="259" w:lineRule="auto"/>
+        <w:spacing w:before="0" w:after="160"/>
         <w:ind w:firstLine="0"/>
       </w:pPr>
       <w:r>
@@ -6621,10 +6696,10 @@
           <w:noProof/>
         </w:rPr>
         <w:drawing>
-          <wp:inline distT="0" distB="0" distL="0" distR="0" wp14:anchorId="509AD2C6" wp14:editId="0AB627AD">
+          <wp:inline distT="0" distB="0" distL="0" distR="0" wp14:anchorId="509AD2C6" wp14:editId="22447585">
             <wp:extent cx="5520646" cy="5719313"/>
             <wp:effectExtent l="0" t="0" r="4445" b="0"/>
-            <wp:docPr id="5" name="Imagen 5" descr="Figura 4. Describe como es el entretejido de punto, donde muestra por donde pasa la trama sobre el urdimbre."/>
+            <wp:docPr id="5" name="Imagen 5" descr="Figura 4. Un diagrama explicativo ilustra la estructura de un tejido, diferenciando entre la urdimbre y la trama. Se utiliza un código numérico y de colores para que la persona que observa identifique los hilos verticales en rojo (urdimbre) y el hilo horizontal en azul (trama) entrelazándose sobre una base gris."/>
             <wp:cNvGraphicFramePr>
               <a:graphicFrameLocks xmlns:a="http://schemas.openxmlformats.org/drawingml/2006/main" noChangeAspect="1"/>
             </wp:cNvGraphicFramePr>
@@ -6675,7 +6750,7 @@
     </w:p>
     <w:p>
       <w:pPr>
-        <w:spacing w:before="0" w:after="160" w:line="259" w:lineRule="auto"/>
+        <w:spacing w:before="0" w:after="160"/>
         <w:ind w:firstLine="708"/>
       </w:pPr>
       <w:r>
@@ -6708,26 +6783,23 @@
     </w:p>
     <w:p>
       <w:pPr>
-        <w:spacing w:before="0" w:after="160" w:line="259" w:lineRule="auto"/>
+        <w:spacing w:before="0" w:after="160"/>
         <w:ind w:firstLine="708"/>
       </w:pPr>
     </w:p>
     <w:p>
       <w:pPr>
-        <w:spacing w:before="0" w:after="160" w:line="259" w:lineRule="auto"/>
+        <w:spacing w:before="0" w:after="160"/>
         <w:ind w:firstLine="708"/>
       </w:pPr>
       <w:r>
-        <w:t xml:space="preserve">El tejido de punto puede ser de trama en el cual el entrelazamiento de los hilos se realiza de forma horizontal quedando unidos en una sola pasada; o por urdimbre en el que el entrelazamiento se realiza de forma vertical y los hilos se unen en pasadas </w:t>
-      </w:r>
-      <w:r>
         <w:lastRenderedPageBreak/>
-        <w:t>adyacentes haciendo conexiones diagonales y verticales. Este tejido utiliza máquinas de tricotar y pueden ser rectilínea o circular, obteniendo así tejidos abiertos o tubulares.</w:t>
-      </w:r>
-    </w:p>
-    <w:p>
-      <w:pPr>
-        <w:spacing w:before="0" w:after="160" w:line="259" w:lineRule="auto"/>
+        <w:t>El tejido de punto puede ser de trama en el cual el entrelazamiento de los hilos se realiza de forma horizontal quedando unidos en una sola pasada; o por urdimbre en el que el entrelazamiento se realiza de forma vertical y los hilos se unen en pasadas adyacentes haciendo conexiones diagonales y verticales. Este tejido utiliza máquinas de tricotar y pueden ser rectilínea o circular, obteniendo así tejidos abiertos o tubulares.</w:t>
+      </w:r>
+    </w:p>
+    <w:p>
+      <w:pPr>
+        <w:spacing w:before="0" w:after="160"/>
         <w:ind w:firstLine="708"/>
       </w:pPr>
       <w:r>
@@ -6736,7 +6808,7 @@
     </w:p>
     <w:p>
       <w:pPr>
-        <w:spacing w:before="0" w:after="160" w:line="259" w:lineRule="auto"/>
+        <w:spacing w:before="0" w:after="160"/>
         <w:ind w:firstLine="708"/>
       </w:pPr>
     </w:p>
@@ -6750,7 +6822,7 @@
     </w:p>
     <w:p>
       <w:pPr>
-        <w:spacing w:before="0" w:after="160" w:line="259" w:lineRule="auto"/>
+        <w:spacing w:before="0" w:after="160"/>
         <w:ind w:firstLine="708"/>
       </w:pPr>
       <w:r>
@@ -6758,10 +6830,10 @@
           <w:noProof/>
         </w:rPr>
         <w:drawing>
-          <wp:inline distT="0" distB="0" distL="0" distR="0" wp14:anchorId="7D6B8AAD" wp14:editId="2DB73E12">
-            <wp:extent cx="4124325" cy="4038600"/>
-            <wp:effectExtent l="0" t="0" r="9525" b="0"/>
-            <wp:docPr id="6" name="Imagen 6" descr="Figura 5. Describe como es el entretejido de punto por trama. "/>
+          <wp:inline distT="0" distB="0" distL="0" distR="0" wp14:anchorId="7D6B8AAD" wp14:editId="2F460201">
+            <wp:extent cx="4123595" cy="2830664"/>
+            <wp:effectExtent l="0" t="0" r="0" b="8255"/>
+            <wp:docPr id="6" name="Imagen 6" descr="Figura 5. Un esquema técnico muestra la estructura del Tejido de punto por trama. Una flecha roja horizontal indica la dirección del hilo a medida que forma bucles entrelazados, permitiendo que la persona que observa comprenda la formación transversal de la tela."/>
             <wp:cNvGraphicFramePr>
               <a:graphicFrameLocks xmlns:a="http://schemas.openxmlformats.org/drawingml/2006/main" noChangeAspect="1"/>
             </wp:cNvGraphicFramePr>
@@ -6774,7 +6846,7 @@
                       <a:picLocks noChangeAspect="1" noChangeArrowheads="1"/>
                     </pic:cNvPicPr>
                   </pic:nvPicPr>
-                  <pic:blipFill>
+                  <pic:blipFill rotWithShape="1">
                     <a:blip r:embed="rId16">
                       <a:extLst>
                         <a:ext uri="{28A0092B-C50C-407E-A947-70E740481C1C}">
@@ -6782,20 +6854,26 @@
                         </a:ext>
                       </a:extLst>
                     </a:blip>
-                    <a:srcRect/>
-                    <a:stretch>
-                      <a:fillRect/>
-                    </a:stretch>
+                    <a:srcRect t="18901" b="10996"/>
+                    <a:stretch/>
                   </pic:blipFill>
                   <pic:spPr bwMode="auto">
                     <a:xfrm>
                       <a:off x="0" y="0"/>
-                      <a:ext cx="4124325" cy="4038600"/>
+                      <a:ext cx="4124325" cy="2831165"/>
                     </a:xfrm>
                     <a:prstGeom prst="rect">
                       <a:avLst/>
                     </a:prstGeom>
                     <a:noFill/>
+                    <a:ln>
+                      <a:noFill/>
+                    </a:ln>
+                    <a:extLst>
+                      <a:ext uri="{53640926-AAD7-44D8-BBD7-CCE9431645EC}">
+                        <a14:shadowObscured xmlns:a14="http://schemas.microsoft.com/office/drawing/2010/main"/>
+                      </a:ext>
+                    </a:extLst>
                   </pic:spPr>
                 </pic:pic>
               </a:graphicData>
@@ -6806,7 +6884,7 @@
     </w:p>
     <w:p>
       <w:pPr>
-        <w:spacing w:before="0" w:after="160" w:line="259" w:lineRule="auto"/>
+        <w:spacing w:before="0" w:after="160"/>
         <w:ind w:firstLine="708"/>
       </w:pPr>
       <w:r>
@@ -6815,37 +6893,25 @@
     </w:p>
     <w:p>
       <w:pPr>
-        <w:spacing w:before="0" w:after="160" w:line="259" w:lineRule="auto"/>
+        <w:spacing w:before="0" w:after="160"/>
         <w:ind w:firstLine="708"/>
       </w:pPr>
     </w:p>
     <w:p>
       <w:pPr>
-        <w:spacing w:before="0" w:after="160" w:line="259" w:lineRule="auto"/>
+        <w:spacing w:before="0" w:after="160"/>
         <w:ind w:firstLine="708"/>
       </w:pPr>
     </w:p>
     <w:p>
       <w:pPr>
-        <w:spacing w:before="0" w:after="160" w:line="259" w:lineRule="auto"/>
+        <w:spacing w:before="0" w:after="160"/>
         <w:ind w:firstLine="708"/>
       </w:pPr>
     </w:p>
     <w:p>
       <w:pPr>
-        <w:spacing w:before="0" w:after="160" w:line="259" w:lineRule="auto"/>
-        <w:ind w:firstLine="708"/>
-      </w:pPr>
-    </w:p>
-    <w:p>
-      <w:pPr>
-        <w:spacing w:before="0" w:after="160" w:line="259" w:lineRule="auto"/>
-        <w:ind w:firstLine="708"/>
-      </w:pPr>
-    </w:p>
-    <w:p>
-      <w:pPr>
-        <w:spacing w:before="0" w:after="160" w:line="259" w:lineRule="auto"/>
+        <w:spacing w:before="0" w:after="160"/>
         <w:ind w:firstLine="708"/>
       </w:pPr>
     </w:p>
@@ -6860,7 +6926,7 @@
     </w:p>
     <w:p>
       <w:pPr>
-        <w:spacing w:before="0" w:after="160" w:line="259" w:lineRule="auto"/>
+        <w:spacing w:before="0" w:after="160"/>
         <w:ind w:firstLine="708"/>
       </w:pPr>
       <w:r>
@@ -6868,10 +6934,10 @@
           <w:noProof/>
         </w:rPr>
         <w:drawing>
-          <wp:inline distT="0" distB="0" distL="0" distR="0" wp14:anchorId="4F89CB90" wp14:editId="691C871C">
-            <wp:extent cx="4152900" cy="4105275"/>
-            <wp:effectExtent l="0" t="0" r="0" b="9525"/>
-            <wp:docPr id="7" name="Imagen 7" descr="Figura 6. Describe como es el entretejido de punto por undimbre. "/>
+          <wp:inline distT="0" distB="0" distL="0" distR="0" wp14:anchorId="4F89CB90" wp14:editId="747A3E29">
+            <wp:extent cx="4152217" cy="3013544"/>
+            <wp:effectExtent l="0" t="0" r="1270" b="0"/>
+            <wp:docPr id="7" name="Imagen 7" descr="Figura 6. Una ilustración detalla la composición del Tejido de punto por urdimbre. Se utiliza una flecha roja vertical para señalar la dirección del hilo hacia arriba, mostrando cómo se entrelazan los bucles de forma longitudinal para facilitar la comprensión de la persona interesada."/>
             <wp:cNvGraphicFramePr>
               <a:graphicFrameLocks xmlns:a="http://schemas.openxmlformats.org/drawingml/2006/main" noChangeAspect="1"/>
             </wp:cNvGraphicFramePr>
@@ -6884,7 +6950,7 @@
                       <a:picLocks noChangeAspect="1" noChangeArrowheads="1"/>
                     </pic:cNvPicPr>
                   </pic:nvPicPr>
-                  <pic:blipFill>
+                  <pic:blipFill rotWithShape="1">
                     <a:blip r:embed="rId17">
                       <a:extLst>
                         <a:ext uri="{28A0092B-C50C-407E-A947-70E740481C1C}">
@@ -6892,20 +6958,26 @@
                         </a:ext>
                       </a:extLst>
                     </a:blip>
-                    <a:srcRect/>
-                    <a:stretch>
-                      <a:fillRect/>
-                    </a:stretch>
+                    <a:srcRect t="14139" b="12442"/>
+                    <a:stretch/>
                   </pic:blipFill>
                   <pic:spPr bwMode="auto">
                     <a:xfrm>
                       <a:off x="0" y="0"/>
-                      <a:ext cx="4152900" cy="4105275"/>
+                      <a:ext cx="4152900" cy="3014040"/>
                     </a:xfrm>
                     <a:prstGeom prst="rect">
                       <a:avLst/>
                     </a:prstGeom>
                     <a:noFill/>
+                    <a:ln>
+                      <a:noFill/>
+                    </a:ln>
+                    <a:extLst>
+                      <a:ext uri="{53640926-AAD7-44D8-BBD7-CCE9431645EC}">
+                        <a14:shadowObscured xmlns:a14="http://schemas.microsoft.com/office/drawing/2010/main"/>
+                      </a:ext>
+                    </a:extLst>
                   </pic:spPr>
                 </pic:pic>
               </a:graphicData>
@@ -6916,7 +6988,7 @@
     </w:p>
     <w:p>
       <w:pPr>
-        <w:spacing w:before="0" w:after="160" w:line="259" w:lineRule="auto"/>
+        <w:spacing w:before="0" w:after="160"/>
         <w:ind w:firstLine="708"/>
       </w:pPr>
       <w:r>
@@ -6925,38 +6997,49 @@
     </w:p>
     <w:p>
       <w:pPr>
-        <w:spacing w:before="0" w:after="160" w:line="259" w:lineRule="auto"/>
+        <w:spacing w:before="0" w:after="160"/>
         <w:ind w:firstLine="708"/>
       </w:pPr>
     </w:p>
     <w:p>
       <w:pPr>
-        <w:spacing w:before="0" w:after="160" w:line="259" w:lineRule="auto"/>
+        <w:spacing w:before="0" w:after="160"/>
         <w:ind w:firstLine="708"/>
       </w:pPr>
       <w:r>
-        <w:t xml:space="preserve">En tejidos de punto se clasifican el jersey, el </w:t>
-      </w:r>
-      <w:proofErr w:type="spellStart"/>
-      <w:r>
+        <w:t xml:space="preserve">En tejidos de punto se clasifican el </w:t>
+      </w:r>
+      <w:r>
+        <w:rPr>
+          <w:rStyle w:val="Extranjerismo"/>
+        </w:rPr>
+        <w:t>jersey</w:t>
+      </w:r>
+      <w:r>
+        <w:t xml:space="preserve">, el </w:t>
+      </w:r>
+      <w:r>
+        <w:rPr>
+          <w:rStyle w:val="Extranjerismo"/>
+        </w:rPr>
         <w:t>piquet</w:t>
       </w:r>
-      <w:proofErr w:type="spellEnd"/>
       <w:r>
         <w:t xml:space="preserve">, </w:t>
       </w:r>
-      <w:proofErr w:type="spellStart"/>
-      <w:r>
+      <w:r>
+        <w:rPr>
+          <w:rStyle w:val="Extranjerismo"/>
+        </w:rPr>
         <w:t>rib</w:t>
       </w:r>
-      <w:proofErr w:type="spellEnd"/>
       <w:r>
         <w:t xml:space="preserve"> y franelas que son los más utilizados para prendas deportivas.</w:t>
       </w:r>
     </w:p>
     <w:p>
       <w:pPr>
-        <w:spacing w:before="0" w:after="160" w:line="259" w:lineRule="auto"/>
+        <w:spacing w:before="0" w:after="160"/>
         <w:ind w:firstLine="708"/>
       </w:pPr>
       <w:r>
@@ -6970,7 +7053,7 @@
           <w:ilvl w:val="0"/>
           <w:numId w:val="25"/>
         </w:numPr>
-        <w:spacing w:before="0" w:after="160" w:line="259" w:lineRule="auto"/>
+        <w:spacing w:before="0" w:after="160"/>
       </w:pPr>
       <w:r>
         <w:t>El orillo siempre corre a lo largo de la tela (dirección de la urdimbre). El orillo se presenta en los laterales de la pieza de tela y suele ir encolado para evitar su destejido.</w:t>
@@ -6983,7 +7066,7 @@
           <w:ilvl w:val="0"/>
           <w:numId w:val="25"/>
         </w:numPr>
-        <w:spacing w:before="0" w:after="160" w:line="259" w:lineRule="auto"/>
+        <w:spacing w:before="0" w:after="160"/>
       </w:pPr>
       <w:r>
         <w:t>La mayoría de las telas se estiran menos en la dirección de la urdimbre que en la de la trama.</w:t>
@@ -6996,7 +7079,7 @@
           <w:ilvl w:val="0"/>
           <w:numId w:val="25"/>
         </w:numPr>
-        <w:spacing w:before="0" w:after="160" w:line="259" w:lineRule="auto"/>
+        <w:spacing w:before="0" w:after="160"/>
       </w:pPr>
       <w:r>
         <w:lastRenderedPageBreak/>
@@ -7010,7 +7093,7 @@
           <w:ilvl w:val="0"/>
           <w:numId w:val="25"/>
         </w:numPr>
-        <w:spacing w:before="0" w:after="160" w:line="259" w:lineRule="auto"/>
+        <w:spacing w:before="0" w:after="160"/>
       </w:pPr>
       <w:r>
         <w:t>Los hilos decorativos de más variedad colores o para un funcionamiento especial casi siempre corresponden a la trama.</w:t>
@@ -7023,7 +7106,7 @@
           <w:ilvl w:val="0"/>
           <w:numId w:val="25"/>
         </w:numPr>
-        <w:spacing w:before="0" w:after="160" w:line="259" w:lineRule="auto"/>
+        <w:spacing w:before="0" w:after="160"/>
       </w:pPr>
       <w:r>
         <w:t xml:space="preserve">Suele haber más número de hilos/ cm en la urdimbre </w:t>
@@ -7044,7 +7127,7 @@
           <w:ilvl w:val="0"/>
           <w:numId w:val="25"/>
         </w:numPr>
-        <w:spacing w:before="0" w:after="160" w:line="259" w:lineRule="auto"/>
+        <w:spacing w:before="0" w:after="160"/>
       </w:pPr>
       <w:r>
         <w:t>Los hilos de urdimbre suelen ser más finos que los de trama. La densidad lineal, título o número tex de los hilos de urdimbre menor que para los de trama.</w:t>
@@ -7057,7 +7140,7 @@
           <w:ilvl w:val="0"/>
           <w:numId w:val="25"/>
         </w:numPr>
-        <w:spacing w:before="0" w:after="160" w:line="259" w:lineRule="auto"/>
+        <w:spacing w:before="0" w:after="160"/>
       </w:pPr>
       <w:r>
         <w:t>En general, los hilos de urdimbre presentan mayor resistencia a la tracción (medido con dinamómetro) y más torsión (</w:t>
@@ -7073,7 +7156,7 @@
     </w:p>
     <w:p>
       <w:pPr>
-        <w:spacing w:before="0" w:after="160" w:line="259" w:lineRule="auto"/>
+        <w:spacing w:before="0" w:after="160"/>
         <w:ind w:firstLine="708"/>
       </w:pPr>
     </w:p>
@@ -7084,29 +7167,33 @@
           <w:ilvl w:val="0"/>
           <w:numId w:val="25"/>
         </w:numPr>
-        <w:spacing w:before="0" w:after="160" w:line="259" w:lineRule="auto"/>
+        <w:spacing w:before="0" w:after="160"/>
         <w:rPr>
           <w:b/>
         </w:rPr>
       </w:pPr>
-      <w:proofErr w:type="spellStart"/>
       <w:r>
         <w:rPr>
           <w:b/>
         </w:rPr>
-        <w:t>Tejio</w:t>
-      </w:r>
-      <w:proofErr w:type="spellEnd"/>
+        <w:t>Teji</w:t>
+      </w:r>
       <w:r>
         <w:rPr>
           <w:b/>
         </w:rPr>
-        <w:t xml:space="preserve"> en telar</w:t>
-      </w:r>
-    </w:p>
-    <w:p>
-      <w:pPr>
-        <w:spacing w:before="0" w:after="160" w:line="259" w:lineRule="auto"/>
+        <w:t>d</w:t>
+      </w:r>
+      <w:r>
+        <w:rPr>
+          <w:b/>
+        </w:rPr>
+        <w:t>o en telar</w:t>
+      </w:r>
+    </w:p>
+    <w:p>
+      <w:pPr>
+        <w:spacing w:before="0" w:after="160"/>
         <w:ind w:firstLine="708"/>
       </w:pPr>
       <w:r>
@@ -7115,12 +7202,24 @@
     </w:p>
     <w:p>
       <w:pPr>
-        <w:spacing w:before="0" w:after="160" w:line="259" w:lineRule="auto"/>
+        <w:spacing w:before="0" w:after="160"/>
         <w:ind w:firstLine="708"/>
       </w:pPr>
       <w:r>
         <w:t>Un telar elemental actualmente utilizado está compuesto por dos soportes, uno para los hilos de urdimbre y el otro sostiene la tela conformada al pasar el hilo de trama.</w:t>
       </w:r>
+    </w:p>
+    <w:p>
+      <w:pPr>
+        <w:spacing w:before="0" w:after="160"/>
+        <w:ind w:firstLine="708"/>
+      </w:pPr>
+    </w:p>
+    <w:p>
+      <w:pPr>
+        <w:spacing w:before="0" w:after="160"/>
+        <w:ind w:firstLine="708"/>
+      </w:pPr>
     </w:p>
     <w:p>
       <w:pPr>
@@ -7129,7 +7228,7 @@
           <w:ilvl w:val="0"/>
           <w:numId w:val="26"/>
         </w:numPr>
-        <w:spacing w:before="0" w:after="160" w:line="259" w:lineRule="auto"/>
+        <w:spacing w:before="0" w:after="160"/>
         <w:rPr>
           <w:b/>
         </w:rPr>
@@ -7138,6 +7237,7 @@
         <w:rPr>
           <w:b/>
         </w:rPr>
+        <w:lastRenderedPageBreak/>
         <w:t>Telas compuestas (no separables)</w:t>
       </w:r>
     </w:p>
@@ -7148,7 +7248,7 @@
           <w:ilvl w:val="1"/>
           <w:numId w:val="26"/>
         </w:numPr>
-        <w:spacing w:before="0" w:after="160" w:line="259" w:lineRule="auto"/>
+        <w:spacing w:before="0" w:after="160"/>
       </w:pPr>
       <w:r>
         <w:rPr>
@@ -7167,7 +7267,7 @@
           <w:ilvl w:val="1"/>
           <w:numId w:val="26"/>
         </w:numPr>
-        <w:spacing w:before="0" w:after="160" w:line="259" w:lineRule="auto"/>
+        <w:spacing w:before="0" w:after="160"/>
       </w:pPr>
       <w:r>
         <w:rPr>
@@ -7186,7 +7286,7 @@
           <w:ilvl w:val="1"/>
           <w:numId w:val="26"/>
         </w:numPr>
-        <w:spacing w:before="0" w:after="160" w:line="259" w:lineRule="auto"/>
+        <w:spacing w:before="0" w:after="160"/>
       </w:pPr>
       <w:r>
         <w:rPr>
@@ -7200,13 +7300,7 @@
     </w:p>
     <w:p>
       <w:pPr>
-        <w:spacing w:before="0" w:after="160" w:line="259" w:lineRule="auto"/>
-        <w:ind w:firstLine="708"/>
-      </w:pPr>
-    </w:p>
-    <w:p>
-      <w:pPr>
-        <w:spacing w:before="0" w:after="160" w:line="259" w:lineRule="auto"/>
+        <w:spacing w:before="0" w:after="160"/>
         <w:ind w:firstLine="708"/>
       </w:pPr>
     </w:p>
@@ -7217,7 +7311,7 @@
           <w:ilvl w:val="0"/>
           <w:numId w:val="27"/>
         </w:numPr>
-        <w:spacing w:before="0" w:after="160" w:line="259" w:lineRule="auto"/>
+        <w:spacing w:before="0" w:after="160"/>
         <w:rPr>
           <w:b/>
         </w:rPr>
@@ -7236,7 +7330,7 @@
           <w:ilvl w:val="1"/>
           <w:numId w:val="27"/>
         </w:numPr>
-        <w:spacing w:before="0" w:after="160" w:line="259" w:lineRule="auto"/>
+        <w:spacing w:before="0" w:after="160"/>
       </w:pPr>
       <w:r>
         <w:rPr>
@@ -7245,7 +7339,7 @@
         <w:t>Afelpado</w:t>
       </w:r>
       <w:r>
-        <w:t>: sobre la base de la tela mediante agujas se forman rizos que pueden rasurarse. En este caso se hablan de panas, terciopelos y telas afelpadas.</w:t>
+        <w:t>: sobre la base de la tela mediante agujas se forman rizos que pueden rasurarse. En este caso se habla de panas, terciopelos y telas afelpadas.</w:t>
       </w:r>
     </w:p>
     <w:p>
@@ -7255,7 +7349,7 @@
           <w:ilvl w:val="1"/>
           <w:numId w:val="27"/>
         </w:numPr>
-        <w:spacing w:before="0" w:after="160" w:line="259" w:lineRule="auto"/>
+        <w:spacing w:before="0" w:after="160"/>
       </w:pPr>
       <w:r>
         <w:rPr>
@@ -7282,7 +7376,7 @@
           <w:ilvl w:val="1"/>
           <w:numId w:val="27"/>
         </w:numPr>
-        <w:spacing w:before="0" w:after="160" w:line="259" w:lineRule="auto"/>
+        <w:spacing w:before="0" w:after="160"/>
       </w:pPr>
       <w:r>
         <w:rPr>
@@ -7293,10 +7387,13 @@
       <w:r>
         <w:t>: telas unidas con costuras con un relleno puede ser espuma, estopa o guata.</w:t>
       </w:r>
-    </w:p>
-    <w:p>
-      <w:pPr>
-        <w:spacing w:before="0" w:after="160" w:line="259" w:lineRule="auto"/>
+      <w:r>
+        <w:tab/>
+      </w:r>
+    </w:p>
+    <w:p>
+      <w:pPr>
+        <w:spacing w:before="0" w:after="160"/>
         <w:ind w:firstLine="708"/>
       </w:pPr>
     </w:p>
@@ -7307,7 +7404,7 @@
           <w:ilvl w:val="0"/>
           <w:numId w:val="24"/>
         </w:numPr>
-        <w:spacing w:before="0" w:after="160" w:line="259" w:lineRule="auto"/>
+        <w:spacing w:before="0" w:after="160"/>
         <w:rPr>
           <w:b/>
         </w:rPr>
@@ -7321,7 +7418,7 @@
     </w:p>
     <w:p>
       <w:pPr>
-        <w:spacing w:before="0" w:after="160" w:line="259" w:lineRule="auto"/>
+        <w:spacing w:before="0" w:after="160"/>
         <w:ind w:firstLine="708"/>
       </w:pPr>
       <w:r>
@@ -7330,7 +7427,7 @@
     </w:p>
     <w:p>
       <w:pPr>
-        <w:spacing w:before="0" w:after="160" w:line="259" w:lineRule="auto"/>
+        <w:spacing w:before="0" w:after="160"/>
         <w:ind w:firstLine="708"/>
       </w:pPr>
     </w:p>
@@ -7339,18 +7436,19 @@
         <w:pStyle w:val="Figura"/>
       </w:pPr>
       <w:r>
+        <w:lastRenderedPageBreak/>
         <w:t>Tejido tipo tafetán.</w:t>
       </w:r>
     </w:p>
     <w:p>
       <w:pPr>
-        <w:spacing w:before="0" w:after="160" w:line="259" w:lineRule="auto"/>
+        <w:spacing w:before="0" w:after="160"/>
         <w:ind w:firstLine="708"/>
       </w:pPr>
     </w:p>
     <w:p>
       <w:pPr>
-        <w:spacing w:before="0" w:after="160" w:line="259" w:lineRule="auto"/>
+        <w:spacing w:before="0" w:after="160"/>
         <w:ind w:firstLine="0"/>
       </w:pPr>
       <w:r>
@@ -7358,10 +7456,10 @@
           <w:noProof/>
         </w:rPr>
         <w:drawing>
-          <wp:inline distT="0" distB="0" distL="0" distR="0" wp14:anchorId="6CE53EA2" wp14:editId="45602D9F">
+          <wp:inline distT="0" distB="0" distL="0" distR="0" wp14:anchorId="6CE53EA2" wp14:editId="3F81725A">
             <wp:extent cx="6031230" cy="3260785"/>
             <wp:effectExtent l="0" t="0" r="7620" b="0"/>
-            <wp:docPr id="8" name="Imagen 8" descr="Figura 7. Describe como es el entretejido tipo tafetán."/>
+            <wp:docPr id="8" name="Imagen 8" descr="Figura 7. Una infografía técnica ilustra el Tejido tipo tafetán a través de cuatro representaciones gráficas. Se muestra el entrelazado básico de hilos de urdimbre y trama en diferentes perspectivas, incluyendo un esquema de colores marrón y amarillo, una vista de patrón cuadriculado y planos técnicos lineales en azul, facilitando a la persona interesada la comprensión de esta estructura textil."/>
             <wp:cNvGraphicFramePr>
               <a:graphicFrameLocks xmlns:a="http://schemas.openxmlformats.org/drawingml/2006/main" noChangeAspect="1"/>
             </wp:cNvGraphicFramePr>
@@ -7412,17 +7510,16 @@
     </w:p>
     <w:p>
       <w:pPr>
-        <w:spacing w:before="0" w:after="160" w:line="259" w:lineRule="auto"/>
+        <w:spacing w:before="0" w:after="160"/>
         <w:ind w:firstLine="708"/>
       </w:pPr>
       <w:r>
-        <w:lastRenderedPageBreak/>
         <w:t>Fuente: IKONET, (s.f.)</w:t>
       </w:r>
     </w:p>
     <w:p>
       <w:pPr>
-        <w:spacing w:before="0" w:after="160" w:line="259" w:lineRule="auto"/>
+        <w:spacing w:before="0" w:after="160"/>
         <w:ind w:firstLine="708"/>
       </w:pPr>
     </w:p>
@@ -7433,7 +7530,7 @@
           <w:ilvl w:val="0"/>
           <w:numId w:val="27"/>
         </w:numPr>
-        <w:spacing w:before="0" w:after="160" w:line="259" w:lineRule="auto"/>
+        <w:spacing w:before="0" w:after="160"/>
       </w:pPr>
       <w:r>
         <w:rPr>
@@ -7447,27 +7544,46 @@
     </w:p>
     <w:p>
       <w:pPr>
-        <w:spacing w:before="0" w:after="160" w:line="259" w:lineRule="auto"/>
+        <w:spacing w:before="0" w:after="160"/>
         <w:ind w:firstLine="708"/>
       </w:pPr>
     </w:p>
     <w:p>
       <w:pPr>
+        <w:spacing w:before="0" w:after="160"/>
+        <w:ind w:firstLine="708"/>
+      </w:pPr>
+    </w:p>
+    <w:p>
+      <w:pPr>
+        <w:spacing w:before="0" w:after="160"/>
+        <w:ind w:firstLine="708"/>
+      </w:pPr>
+    </w:p>
+    <w:p>
+      <w:pPr>
+        <w:spacing w:before="0" w:after="160"/>
+        <w:ind w:firstLine="708"/>
+      </w:pPr>
+    </w:p>
+    <w:p>
+      <w:pPr>
         <w:pStyle w:val="Figura"/>
       </w:pPr>
       <w:r>
+        <w:lastRenderedPageBreak/>
         <w:t>Tejido tipo sarga.</w:t>
       </w:r>
     </w:p>
     <w:p>
       <w:pPr>
-        <w:spacing w:before="0" w:after="160" w:line="259" w:lineRule="auto"/>
+        <w:spacing w:before="0" w:after="160"/>
         <w:ind w:firstLine="708"/>
       </w:pPr>
     </w:p>
     <w:p>
       <w:pPr>
-        <w:spacing w:before="0" w:after="160" w:line="259" w:lineRule="auto"/>
+        <w:spacing w:before="0" w:after="160"/>
         <w:ind w:firstLine="0"/>
       </w:pPr>
       <w:r>
@@ -7475,10 +7591,10 @@
           <w:noProof/>
         </w:rPr>
         <w:drawing>
-          <wp:inline distT="0" distB="0" distL="0" distR="0" wp14:anchorId="021076BC" wp14:editId="194B654B">
+          <wp:inline distT="0" distB="0" distL="0" distR="0" wp14:anchorId="021076BC" wp14:editId="545A89C2">
             <wp:extent cx="6501006" cy="3562709"/>
             <wp:effectExtent l="0" t="0" r="0" b="0"/>
-            <wp:docPr id="9" name="Imagen 9" descr="Figura 8. Describe como es el entretejido tipo sarga."/>
+            <wp:docPr id="9" name="Imagen 9" descr="Figura 8. Una infografía técnica describe el Tejido tipo sarga mediante cuatro representaciones gráficas. Se expone el entrelazado característico de hilos de urdimbre y trama que crea un patrón de líneas diagonales, utilizando esquemas en colores violeta y amarillo, junto con planos técnicos lineales en azul para facilitar la comprensión de esta estructura textil a la persona interesada."/>
             <wp:cNvGraphicFramePr>
               <a:graphicFrameLocks xmlns:a="http://schemas.openxmlformats.org/drawingml/2006/main" noChangeAspect="1"/>
             </wp:cNvGraphicFramePr>
@@ -7529,7 +7645,7 @@
     </w:p>
     <w:p>
       <w:pPr>
-        <w:spacing w:before="0" w:after="160" w:line="259" w:lineRule="auto"/>
+        <w:spacing w:before="0" w:after="160"/>
         <w:ind w:firstLine="708"/>
       </w:pPr>
       <w:r>
@@ -7538,7 +7654,7 @@
     </w:p>
     <w:p>
       <w:pPr>
-        <w:spacing w:before="0" w:after="160" w:line="259" w:lineRule="auto"/>
+        <w:spacing w:before="0" w:after="160"/>
         <w:ind w:firstLine="708"/>
       </w:pPr>
     </w:p>
@@ -7549,7 +7665,7 @@
           <w:ilvl w:val="0"/>
           <w:numId w:val="27"/>
         </w:numPr>
-        <w:spacing w:before="0" w:after="160" w:line="259" w:lineRule="auto"/>
+        <w:spacing w:before="0" w:after="160"/>
       </w:pPr>
       <w:r>
         <w:rPr>
@@ -7563,27 +7679,40 @@
     </w:p>
     <w:p>
       <w:pPr>
-        <w:spacing w:before="0" w:after="160" w:line="259" w:lineRule="auto"/>
+        <w:spacing w:before="0" w:after="160"/>
         <w:ind w:firstLine="708"/>
       </w:pPr>
     </w:p>
     <w:p>
       <w:pPr>
-        <w:spacing w:before="0" w:after="160" w:line="259" w:lineRule="auto"/>
+        <w:spacing w:before="0" w:after="160"/>
         <w:ind w:firstLine="708"/>
       </w:pPr>
     </w:p>
     <w:p>
       <w:pPr>
+        <w:spacing w:before="0" w:after="160"/>
+        <w:ind w:firstLine="708"/>
+      </w:pPr>
+    </w:p>
+    <w:p>
+      <w:pPr>
+        <w:spacing w:before="0" w:after="160"/>
+        <w:ind w:firstLine="708"/>
+      </w:pPr>
+    </w:p>
+    <w:p>
+      <w:pPr>
         <w:pStyle w:val="Figura"/>
       </w:pPr>
       <w:r>
+        <w:lastRenderedPageBreak/>
         <w:t>Tejido tipo satén.</w:t>
       </w:r>
     </w:p>
     <w:p>
       <w:pPr>
-        <w:spacing w:before="0" w:after="160" w:line="259" w:lineRule="auto"/>
+        <w:spacing w:before="0" w:after="160"/>
         <w:ind w:firstLine="0"/>
       </w:pPr>
       <w:r>
@@ -7591,10 +7720,10 @@
           <w:noProof/>
         </w:rPr>
         <w:drawing>
-          <wp:inline distT="0" distB="0" distL="0" distR="0" wp14:anchorId="2664392E" wp14:editId="16BB09E1">
+          <wp:inline distT="0" distB="0" distL="0" distR="0" wp14:anchorId="2664392E" wp14:editId="6384FF63">
             <wp:extent cx="5592413" cy="3062377"/>
             <wp:effectExtent l="0" t="0" r="8890" b="5080"/>
-            <wp:docPr id="10" name="Imagen 10" descr="Figura 4. Describe como es el entretejido de tipo satén."/>
+            <wp:docPr id="10" name="Imagen 10" descr="Figura 9. Una infografía técnica representa el Tejido tipo satén; mediante cuatro gráficos explicativos. Se detalla el entrelazado de hilos de urdimbre y trama que genera una superficie lisa, utilizando esquemas en colores verde y amarillo, junto con diagramas técnicos en azul para que la persona usuaria comprenda la estructura de este ligamento textil."/>
             <wp:cNvGraphicFramePr>
               <a:graphicFrameLocks xmlns:a="http://schemas.openxmlformats.org/drawingml/2006/main" noChangeAspect="1"/>
             </wp:cNvGraphicFramePr>
@@ -7645,7 +7774,7 @@
     </w:p>
     <w:p>
       <w:pPr>
-        <w:spacing w:before="0" w:after="160" w:line="259" w:lineRule="auto"/>
+        <w:spacing w:before="0" w:after="160"/>
         <w:ind w:firstLine="708"/>
       </w:pPr>
       <w:r>
@@ -7654,7 +7783,7 @@
     </w:p>
     <w:p>
       <w:pPr>
-        <w:spacing w:before="0" w:after="160" w:line="259" w:lineRule="auto"/>
+        <w:spacing w:before="0" w:after="160"/>
         <w:ind w:firstLine="708"/>
       </w:pPr>
     </w:p>
@@ -7665,7 +7794,7 @@
           <w:ilvl w:val="0"/>
           <w:numId w:val="27"/>
         </w:numPr>
-        <w:spacing w:before="0" w:after="160" w:line="259" w:lineRule="auto"/>
+        <w:spacing w:before="0" w:after="160"/>
         <w:rPr>
           <w:b/>
         </w:rPr>
@@ -7687,7 +7816,7 @@
     </w:p>
     <w:p>
       <w:pPr>
-        <w:spacing w:before="0" w:after="160" w:line="259" w:lineRule="auto"/>
+        <w:spacing w:before="0" w:after="160"/>
         <w:ind w:firstLine="708"/>
       </w:pPr>
       <w:r>
@@ -7704,7 +7833,7 @@
     </w:p>
     <w:p>
       <w:pPr>
-        <w:spacing w:before="0" w:after="160" w:line="259" w:lineRule="auto"/>
+        <w:spacing w:before="0" w:after="160"/>
         <w:ind w:firstLine="708"/>
       </w:pPr>
       <w:r>
@@ -7713,9 +7842,23 @@
     </w:p>
     <w:p>
       <w:pPr>
+        <w:spacing w:before="0" w:after="160"/>
+        <w:ind w:firstLine="708"/>
+      </w:pPr>
+    </w:p>
+    <w:p>
+      <w:pPr>
+        <w:spacing w:before="0" w:after="160"/>
+        <w:ind w:firstLine="708"/>
+      </w:pPr>
+    </w:p>
+    <w:p>
+      <w:pPr>
         <w:pStyle w:val="Tabla"/>
-      </w:pPr>
-      <w:r>
+        <w:spacing w:line="360" w:lineRule="auto"/>
+      </w:pPr>
+      <w:r>
+        <w:lastRenderedPageBreak/>
         <w:t>Comparación tejido telar y tejido de punto.</w:t>
       </w:r>
     </w:p>
@@ -7742,6 +7885,7 @@
           <w:p>
             <w:pPr>
               <w:pStyle w:val="TextoTablas"/>
+              <w:spacing w:line="360" w:lineRule="auto"/>
             </w:pPr>
             <w:r>
               <w:t>Característica</w:t>
@@ -7755,6 +7899,7 @@
           <w:p>
             <w:pPr>
               <w:pStyle w:val="TextoTablas"/>
+              <w:spacing w:line="360" w:lineRule="auto"/>
             </w:pPr>
             <w:r>
               <w:t>Tejido de punto</w:t>
@@ -7768,6 +7913,7 @@
           <w:p>
             <w:pPr>
               <w:pStyle w:val="TextoTablas"/>
+              <w:spacing w:line="360" w:lineRule="auto"/>
             </w:pPr>
             <w:r>
               <w:t>Tejido de telar</w:t>
@@ -7786,6 +7932,7 @@
           <w:p>
             <w:pPr>
               <w:pStyle w:val="TextoTablas"/>
+              <w:spacing w:line="360" w:lineRule="auto"/>
             </w:pPr>
             <w:r>
               <w:t>Comodidad y formación de arrugas</w:t>
@@ -7799,9 +7946,10 @@
           <w:p>
             <w:pPr>
               <w:pStyle w:val="TextoTablas"/>
-            </w:pPr>
-            <w:r>
-              <w:t>Tela elástica, adaptable al movimiento y figura del cuerpo. Se recupera fácil de la torsión y no</w:t>
+              <w:spacing w:line="360" w:lineRule="auto"/>
+            </w:pPr>
+            <w:r>
+              <w:t>Tela elástica, adaptable al movimiento y figura del cuerpo. Se recupera fácil de la torsión y no forma arrugas.</w:t>
             </w:r>
           </w:p>
         </w:tc>
@@ -7812,6 +7960,7 @@
           <w:p>
             <w:pPr>
               <w:pStyle w:val="TextoTablas"/>
+              <w:spacing w:line="360" w:lineRule="auto"/>
             </w:pPr>
             <w:r>
               <w:t>No tiene elongación. Dependiendo del tejido puede o no formar arrugas.</w:t>
@@ -7827,9 +7976,9 @@
           <w:p>
             <w:pPr>
               <w:pStyle w:val="TextoTablas"/>
-            </w:pPr>
-            <w:r>
-              <w:lastRenderedPageBreak/>
+              <w:spacing w:line="360" w:lineRule="auto"/>
+            </w:pPr>
+            <w:r>
               <w:t>Capacidad para cubrir</w:t>
             </w:r>
           </w:p>
@@ -7841,6 +7990,7 @@
           <w:p>
             <w:pPr>
               <w:pStyle w:val="TextoTablas"/>
+              <w:spacing w:line="360" w:lineRule="auto"/>
             </w:pPr>
             <w:r>
               <w:t>Porosa, menos opaca, más espacios entre los hilos que dejan penetrar el aire.</w:t>
@@ -7854,6 +8004,7 @@
           <w:p>
             <w:pPr>
               <w:pStyle w:val="TextoTablas"/>
+              <w:spacing w:line="360" w:lineRule="auto"/>
             </w:pPr>
             <w:r>
               <w:t>Proporciona máximo cubrimiento, de acuerdo con el peso del hilo.</w:t>
@@ -7872,6 +8023,7 @@
           <w:p>
             <w:pPr>
               <w:pStyle w:val="TextoTablas"/>
+              <w:spacing w:line="360" w:lineRule="auto"/>
             </w:pPr>
             <w:r>
               <w:t>Estabilidad dimensional</w:t>
@@ -7885,6 +8037,7 @@
           <w:p>
             <w:pPr>
               <w:pStyle w:val="TextoTablas"/>
+              <w:spacing w:line="360" w:lineRule="auto"/>
             </w:pPr>
             <w:r>
               <w:t>Pueden encogerse por el lavado y con temperaturas altas.</w:t>
@@ -7898,6 +8051,7 @@
           <w:p>
             <w:pPr>
               <w:pStyle w:val="TextoTablas"/>
+              <w:spacing w:line="360" w:lineRule="auto"/>
             </w:pPr>
             <w:r>
               <w:t>Más estable, se encogen menos.</w:t>
@@ -7913,6 +8067,7 @@
           <w:p>
             <w:pPr>
               <w:pStyle w:val="TextoTablas"/>
+              <w:spacing w:line="360" w:lineRule="auto"/>
             </w:pPr>
             <w:r>
               <w:t>Versatilidad</w:t>
@@ -7926,6 +8081,7 @@
           <w:p>
             <w:pPr>
               <w:pStyle w:val="TextoTablas"/>
+              <w:spacing w:line="360" w:lineRule="auto"/>
             </w:pPr>
             <w:r>
               <w:t>Varían de transparentes a pesadas. Se encuentran tejidos lisos y de fantasía.</w:t>
@@ -7939,6 +8095,7 @@
           <w:p>
             <w:pPr>
               <w:pStyle w:val="TextoTablas"/>
+              <w:spacing w:line="360" w:lineRule="auto"/>
             </w:pPr>
             <w:r>
               <w:t>Telas de muy delgadas a muy pesadas.</w:t>
@@ -7957,6 +8114,7 @@
           <w:p>
             <w:pPr>
               <w:pStyle w:val="TextoTablas"/>
+              <w:spacing w:line="360" w:lineRule="auto"/>
             </w:pPr>
             <w:r>
               <w:t>Economía</w:t>
@@ -7970,9 +8128,10 @@
           <w:p>
             <w:pPr>
               <w:pStyle w:val="TextoTablas"/>
-            </w:pPr>
-            <w:r>
-              <w:t>Los diseños se pueden adaptar en las máquinas con los debidos cambios. La velocidad de producción no depende del ancho de</w:t>
+              <w:spacing w:line="360" w:lineRule="auto"/>
+            </w:pPr>
+            <w:r>
+              <w:t>Los diseños se pueden adaptar en las máquinas con los debidos cambios. La velocidad de producción no depende del ancho de la tela.</w:t>
             </w:r>
           </w:p>
         </w:tc>
@@ -7983,6 +8142,7 @@
           <w:p>
             <w:pPr>
               <w:pStyle w:val="TextoTablas"/>
+              <w:spacing w:line="360" w:lineRule="auto"/>
             </w:pPr>
             <w:r>
               <w:t>La maquinaria es menos adaptable a los cambios de la moda. Los telares más anchos son más lentos.</w:t>
@@ -7993,7 +8153,7 @@
     </w:tbl>
     <w:p>
       <w:pPr>
-        <w:spacing w:before="0" w:after="160" w:line="259" w:lineRule="auto"/>
+        <w:spacing w:before="0" w:after="160"/>
         <w:ind w:firstLine="708"/>
       </w:pPr>
     </w:p>
@@ -8004,7 +8164,7 @@
           <w:ilvl w:val="0"/>
           <w:numId w:val="27"/>
         </w:numPr>
-        <w:spacing w:before="0" w:after="160" w:line="259" w:lineRule="auto"/>
+        <w:spacing w:before="0" w:after="160"/>
         <w:rPr>
           <w:b/>
         </w:rPr>
@@ -8024,7 +8184,7 @@
     </w:p>
     <w:p>
       <w:pPr>
-        <w:spacing w:before="0" w:after="160" w:line="259" w:lineRule="auto"/>
+        <w:spacing w:before="0" w:after="160"/>
         <w:ind w:firstLine="708"/>
       </w:pPr>
       <w:r>
@@ -8033,23 +8193,25 @@
     </w:p>
     <w:p>
       <w:pPr>
-        <w:spacing w:before="0" w:after="160" w:line="259" w:lineRule="auto"/>
+        <w:spacing w:before="0" w:after="160"/>
         <w:ind w:firstLine="708"/>
       </w:pPr>
     </w:p>
     <w:p>
       <w:pPr>
         <w:pStyle w:val="Ttulo2"/>
-      </w:pPr>
-      <w:bookmarkStart w:id="8" w:name="_Toc232009560"/>
-      <w:r>
+        <w:spacing w:line="360" w:lineRule="auto"/>
+      </w:pPr>
+      <w:bookmarkStart w:id="9" w:name="_Toc233100841"/>
+      <w:r>
+        <w:lastRenderedPageBreak/>
         <w:t>Aplicación de textiles de acuerdo con líneas de producción</w:t>
       </w:r>
-      <w:bookmarkEnd w:id="8"/>
-    </w:p>
-    <w:p>
-      <w:pPr>
-        <w:spacing w:before="0" w:after="160" w:line="259" w:lineRule="auto"/>
+      <w:bookmarkEnd w:id="9"/>
+    </w:p>
+    <w:p>
+      <w:pPr>
+        <w:spacing w:before="0" w:after="160"/>
         <w:ind w:firstLine="708"/>
       </w:pPr>
       <w:r>
@@ -8058,13 +8220,14 @@
     </w:p>
     <w:p>
       <w:pPr>
-        <w:spacing w:before="0" w:after="160" w:line="259" w:lineRule="auto"/>
+        <w:spacing w:before="0" w:after="160"/>
         <w:ind w:firstLine="708"/>
       </w:pPr>
     </w:p>
     <w:p>
       <w:pPr>
         <w:pStyle w:val="Tabla"/>
+        <w:spacing w:line="360" w:lineRule="auto"/>
       </w:pPr>
       <w:r>
         <w:t>Aplicaciones de fibras en prendas</w:t>
@@ -8092,6 +8255,7 @@
           <w:p>
             <w:pPr>
               <w:pStyle w:val="TextoTablas"/>
+              <w:spacing w:line="360" w:lineRule="auto"/>
             </w:pPr>
             <w:r>
               <w:t>Fibra</w:t>
@@ -8105,6 +8269,7 @@
           <w:p>
             <w:pPr>
               <w:pStyle w:val="TextoTablas"/>
+              <w:spacing w:line="360" w:lineRule="auto"/>
             </w:pPr>
             <w:r>
               <w:t>Aplicaciones en prendas</w:t>
@@ -8123,6 +8288,7 @@
           <w:p>
             <w:pPr>
               <w:pStyle w:val="TextoTablas"/>
+              <w:spacing w:line="360" w:lineRule="auto"/>
             </w:pPr>
             <w:r>
               <w:t>Algodón</w:t>
@@ -8136,6 +8302,7 @@
           <w:p>
             <w:pPr>
               <w:pStyle w:val="TextoTablas"/>
+              <w:spacing w:line="360" w:lineRule="auto"/>
             </w:pPr>
             <w:r>
               <w:t>Prendas de ropa exterior, ropa interior, ropa de trabajo, productos de lencería, camisas, pantalones.</w:t>
@@ -8151,6 +8318,7 @@
           <w:p>
             <w:pPr>
               <w:pStyle w:val="TextoTablas"/>
+              <w:spacing w:line="360" w:lineRule="auto"/>
             </w:pPr>
             <w:r>
               <w:t>Cáñamo</w:t>
@@ -8164,6 +8332,7 @@
           <w:p>
             <w:pPr>
               <w:pStyle w:val="TextoTablas"/>
+              <w:spacing w:line="360" w:lineRule="auto"/>
             </w:pPr>
             <w:r>
               <w:t>Ropa exterior con mezclas de algodón.</w:t>
@@ -8182,9 +8351,9 @@
           <w:p>
             <w:pPr>
               <w:pStyle w:val="TextoTablas"/>
-            </w:pPr>
-            <w:r>
-              <w:lastRenderedPageBreak/>
+              <w:spacing w:line="360" w:lineRule="auto"/>
+            </w:pPr>
+            <w:r>
               <w:t>Coco</w:t>
             </w:r>
           </w:p>
@@ -8196,6 +8365,7 @@
           <w:p>
             <w:pPr>
               <w:pStyle w:val="TextoTablas"/>
+              <w:spacing w:line="360" w:lineRule="auto"/>
             </w:pPr>
             <w:r>
               <w:t>Cordones, sogas, colchones, soporte de alfombras, asientos de automóviles.</w:t>
@@ -8211,6 +8381,7 @@
           <w:p>
             <w:pPr>
               <w:pStyle w:val="TextoTablas"/>
+              <w:spacing w:line="360" w:lineRule="auto"/>
             </w:pPr>
             <w:r>
               <w:t>Lino</w:t>
@@ -8224,6 +8395,7 @@
           <w:p>
             <w:pPr>
               <w:pStyle w:val="TextoTablas"/>
+              <w:spacing w:line="360" w:lineRule="auto"/>
             </w:pPr>
             <w:r>
               <w:t>Textiles para el tapizado, prendas de verano, pantalones, camisas, abrigos.</w:t>
@@ -8242,6 +8414,7 @@
           <w:p>
             <w:pPr>
               <w:pStyle w:val="TextoTablas"/>
+              <w:spacing w:line="360" w:lineRule="auto"/>
             </w:pPr>
             <w:r>
               <w:t>Yute, sisal</w:t>
@@ -8255,6 +8428,7 @@
           <w:p>
             <w:pPr>
               <w:pStyle w:val="TextoTablas"/>
+              <w:spacing w:line="360" w:lineRule="auto"/>
             </w:pPr>
             <w:r>
               <w:t>Tapizados, tapetes, cortinas, sacos, elementos de decoración.</w:t>
@@ -8270,6 +8444,7 @@
           <w:p>
             <w:pPr>
               <w:pStyle w:val="TextoTablas"/>
+              <w:spacing w:line="360" w:lineRule="auto"/>
             </w:pPr>
             <w:r>
               <w:t>Bambú</w:t>
@@ -8283,15 +8458,17 @@
           <w:p>
             <w:pPr>
               <w:pStyle w:val="TextoTablas"/>
+              <w:spacing w:line="360" w:lineRule="auto"/>
             </w:pPr>
             <w:r>
               <w:t xml:space="preserve">Toallas, calcetería, ropa interior, de baño y para bebé, en mezclas con algodón, </w:t>
             </w:r>
-            <w:proofErr w:type="spellStart"/>
-            <w:r>
+            <w:r>
+              <w:rPr>
+                <w:rStyle w:val="Extranjerismo"/>
+              </w:rPr>
               <w:t>spandex</w:t>
             </w:r>
-            <w:proofErr w:type="spellEnd"/>
             <w:r>
               <w:t>.</w:t>
             </w:r>
@@ -8309,6 +8486,7 @@
           <w:p>
             <w:pPr>
               <w:pStyle w:val="TextoTablas"/>
+              <w:spacing w:line="360" w:lineRule="auto"/>
             </w:pPr>
             <w:r>
               <w:t>Soja</w:t>
@@ -8322,6 +8500,7 @@
           <w:p>
             <w:pPr>
               <w:pStyle w:val="TextoTablas"/>
+              <w:spacing w:line="360" w:lineRule="auto"/>
             </w:pPr>
             <w:r>
               <w:t>Mezcla con el algodón en prendas de bebé. Otras prendas de alto costo como suéteres y bufandas.</w:t>
@@ -8337,9 +8516,14 @@
           <w:p>
             <w:pPr>
               <w:pStyle w:val="TextoTablas"/>
-            </w:pPr>
-            <w:r>
-              <w:t xml:space="preserve">Lana, mohair, alpaca, llama, vicuña, camello, conejo, </w:t>
+              <w:spacing w:line="360" w:lineRule="auto"/>
+            </w:pPr>
+            <w:r>
+              <w:t xml:space="preserve">Lana, mohair, alpaca, llama, </w:t>
+            </w:r>
+            <w:r>
+              <w:lastRenderedPageBreak/>
+              <w:t xml:space="preserve">vicuña, camello, conejo, </w:t>
             </w:r>
             <w:proofErr w:type="spellStart"/>
             <w:r>
@@ -8355,8 +8539,10 @@
           <w:p>
             <w:pPr>
               <w:pStyle w:val="TextoTablas"/>
-            </w:pPr>
-            <w:r>
+              <w:spacing w:line="360" w:lineRule="auto"/>
+            </w:pPr>
+            <w:r>
+              <w:lastRenderedPageBreak/>
               <w:t>Suéteres, chaquetas, abrigos, bufandas, guantes, calcetines, gorros.</w:t>
             </w:r>
           </w:p>
@@ -8373,6 +8559,7 @@
           <w:p>
             <w:pPr>
               <w:pStyle w:val="TextoTablas"/>
+              <w:spacing w:line="360" w:lineRule="auto"/>
             </w:pPr>
             <w:r>
               <w:t>Seda</w:t>
@@ -8386,6 +8573,7 @@
           <w:p>
             <w:pPr>
               <w:pStyle w:val="TextoTablas"/>
+              <w:spacing w:line="360" w:lineRule="auto"/>
             </w:pPr>
             <w:r>
               <w:t>Lencería hogar, pijamas, blusas.</w:t>
@@ -8401,6 +8589,7 @@
           <w:p>
             <w:pPr>
               <w:pStyle w:val="TextoTablas"/>
+              <w:spacing w:line="360" w:lineRule="auto"/>
             </w:pPr>
             <w:r>
               <w:t>Seda araña</w:t>
@@ -8414,6 +8603,7 @@
           <w:p>
             <w:pPr>
               <w:pStyle w:val="TextoTablas"/>
+              <w:spacing w:line="360" w:lineRule="auto"/>
             </w:pPr>
             <w:r>
               <w:t>Prendas de seguridad, chalecos antibalas.</w:t>
@@ -8432,6 +8622,7 @@
           <w:p>
             <w:pPr>
               <w:pStyle w:val="TextoTablas"/>
+              <w:spacing w:line="360" w:lineRule="auto"/>
             </w:pPr>
             <w:r>
               <w:t>Rayón - Viscosa / Rayón - Acetato</w:t>
@@ -8445,6 +8636,7 @@
           <w:p>
             <w:pPr>
               <w:pStyle w:val="TextoTablas"/>
+              <w:spacing w:line="360" w:lineRule="auto"/>
             </w:pPr>
             <w:r>
               <w:t>Blusas, vestidos, tapicería, corbatas, colchas.</w:t>
@@ -8460,6 +8652,7 @@
           <w:p>
             <w:pPr>
               <w:pStyle w:val="TextoTablas"/>
+              <w:spacing w:line="360" w:lineRule="auto"/>
             </w:pPr>
             <w:r>
               <w:t>Poliamidas - nylon</w:t>
@@ -8473,6 +8666,7 @@
           <w:p>
             <w:pPr>
               <w:pStyle w:val="TextoTablas"/>
+              <w:spacing w:line="360" w:lineRule="auto"/>
             </w:pPr>
             <w:r>
               <w:t>Ropa deportiva, ropa interior, panty medias.</w:t>
@@ -8491,6 +8685,7 @@
           <w:p>
             <w:pPr>
               <w:pStyle w:val="TextoTablas"/>
+              <w:spacing w:line="360" w:lineRule="auto"/>
             </w:pPr>
             <w:r>
               <w:t>Poliacrílicas</w:t>
@@ -8504,6 +8699,7 @@
           <w:p>
             <w:pPr>
               <w:pStyle w:val="TextoTablas"/>
+              <w:spacing w:line="360" w:lineRule="auto"/>
             </w:pPr>
             <w:r>
               <w:t>Ropa interior, chaquetas, muñequería.</w:t>
@@ -8519,6 +8715,7 @@
           <w:p>
             <w:pPr>
               <w:pStyle w:val="TextoTablas"/>
+              <w:spacing w:line="360" w:lineRule="auto"/>
             </w:pPr>
             <w:r>
               <w:t>Poliéster</w:t>
@@ -8532,6 +8729,7 @@
           <w:p>
             <w:pPr>
               <w:pStyle w:val="TextoTablas"/>
+              <w:spacing w:line="360" w:lineRule="auto"/>
             </w:pPr>
             <w:r>
               <w:t>Todo tipo de prendas como camisas, pantalón, camisetas, tapicería, cortinas, también en mezclas con algodón, viscosa, lino, lana y seda.</w:t>
@@ -8550,12 +8748,14 @@
           <w:p>
             <w:pPr>
               <w:pStyle w:val="TextoTablas"/>
-            </w:pPr>
-            <w:proofErr w:type="spellStart"/>
-            <w:r>
+              <w:spacing w:line="360" w:lineRule="auto"/>
+            </w:pPr>
+            <w:r>
+              <w:rPr>
+                <w:rStyle w:val="Extranjerismo"/>
+              </w:rPr>
               <w:t>Spandex</w:t>
             </w:r>
-            <w:proofErr w:type="spellEnd"/>
             <w:r>
               <w:t xml:space="preserve"> - Lycra</w:t>
             </w:r>
@@ -8568,6 +8768,7 @@
           <w:p>
             <w:pPr>
               <w:pStyle w:val="TextoTablas"/>
+              <w:spacing w:line="360" w:lineRule="auto"/>
             </w:pPr>
             <w:r>
               <w:t>Prendas deportivas e interiores.</w:t>
@@ -8583,6 +8784,7 @@
           <w:p>
             <w:pPr>
               <w:pStyle w:val="TextoTablas"/>
+              <w:spacing w:line="360" w:lineRule="auto"/>
             </w:pPr>
             <w:r>
               <w:t>Acrílicas</w:t>
@@ -8596,6 +8798,7 @@
           <w:p>
             <w:pPr>
               <w:pStyle w:val="TextoTablas"/>
+              <w:spacing w:line="360" w:lineRule="auto"/>
             </w:pPr>
             <w:proofErr w:type="spellStart"/>
             <w:r>
@@ -8619,6 +8822,7 @@
           <w:p>
             <w:pPr>
               <w:pStyle w:val="TextoTablas"/>
+              <w:spacing w:line="360" w:lineRule="auto"/>
             </w:pPr>
             <w:r>
               <w:t>Aramidas</w:t>
@@ -8632,6 +8836,7 @@
           <w:p>
             <w:pPr>
               <w:pStyle w:val="TextoTablas"/>
+              <w:spacing w:line="360" w:lineRule="auto"/>
             </w:pPr>
             <w:r>
               <w:t>Prendas de seguridad, en el área militar, naval, aeroespacial.</w:t>
@@ -8647,6 +8852,7 @@
           <w:p>
             <w:pPr>
               <w:pStyle w:val="TextoTablas"/>
+              <w:spacing w:line="360" w:lineRule="auto"/>
             </w:pPr>
             <w:r>
               <w:t>Nomex - Kevlar</w:t>
@@ -8660,6 +8866,7 @@
           <w:p>
             <w:pPr>
               <w:pStyle w:val="TextoTablas"/>
+              <w:spacing w:line="360" w:lineRule="auto"/>
             </w:pPr>
             <w:r>
               <w:t>Prendas de seguridad en automovilismo, chalecos antibalas.</w:t>
@@ -8670,7 +8877,7 @@
     </w:tbl>
     <w:p>
       <w:pPr>
-        <w:spacing w:before="0" w:after="160" w:line="259" w:lineRule="auto"/>
+        <w:spacing w:before="0" w:after="160"/>
         <w:ind w:firstLine="708"/>
       </w:pPr>
       <w:r>
@@ -8679,25 +8886,34 @@
     </w:p>
     <w:p>
       <w:pPr>
-        <w:spacing w:before="0" w:after="160" w:line="259" w:lineRule="auto"/>
+        <w:spacing w:before="0" w:after="160"/>
         <w:ind w:firstLine="708"/>
       </w:pPr>
+    </w:p>
+    <w:p>
+      <w:pPr>
+        <w:spacing w:before="0" w:after="160"/>
+        <w:ind w:firstLine="708"/>
+      </w:pPr>
+      <w:r>
+        <w:t xml:space="preserve">Es importante diferenciar el nombre de la tela y la composición, ya que cada fábrica </w:t>
+      </w:r>
+      <w:proofErr w:type="spellStart"/>
+      <w:r>
+        <w:t>textilera</w:t>
+      </w:r>
+      <w:proofErr w:type="spellEnd"/>
+      <w:r>
+        <w:t xml:space="preserve"> asigna un nombre o referencia a cada una de las telas de su portafolio </w:t>
+      </w:r>
       <w:r>
         <w:lastRenderedPageBreak/>
-        <w:t xml:space="preserve">Es importante diferenciar el nombre de la tela y la composición, ya que cada fábrica </w:t>
-      </w:r>
-      <w:proofErr w:type="spellStart"/>
-      <w:r>
-        <w:t>textilera</w:t>
-      </w:r>
-      <w:proofErr w:type="spellEnd"/>
-      <w:r>
-        <w:t xml:space="preserve"> asigna un nombre o referencia a cada una de las telas de su portafolio de productos, por lo que es importante apreciar al tacto varias de sus propiedades, teniendo en cuenta que no se pueden apreciar ciertas desventajas. Para identificarlas plenamente se requiere la descripción completa de la tela en un documento denominado ficha técnica, mediante la cual el cliente puede conocer todas las propiedades y analizar si la tela se puede utilizar en la prenda a producir. Se debe revisar la funcionalidad, el confort y la estética del textil para que el producto final sea óptimo.</w:t>
-      </w:r>
-    </w:p>
-    <w:p>
-      <w:pPr>
-        <w:spacing w:before="0" w:after="160" w:line="259" w:lineRule="auto"/>
+        <w:t>de productos, por lo que es importante apreciar al tacto varias de sus propiedades, teniendo en cuenta que no se pueden apreciar ciertas desventajas. Para identificarlas plenamente se requiere la descripción completa de la tela en un documento denominado ficha técnica, mediante la cual el cliente puede conocer todas las propiedades y analizar si la tela se puede utilizar en la prenda a producir. Se debe revisar la funcionalidad, el confort y la estética del textil para que el producto final sea óptimo.</w:t>
+      </w:r>
+    </w:p>
+    <w:p>
+      <w:pPr>
+        <w:spacing w:before="0" w:after="160"/>
         <w:ind w:firstLine="708"/>
       </w:pPr>
       <w:r>
@@ -8706,7 +8922,7 @@
     </w:p>
     <w:p>
       <w:pPr>
-        <w:spacing w:before="0" w:after="160" w:line="259" w:lineRule="auto"/>
+        <w:spacing w:before="0" w:after="160"/>
         <w:ind w:firstLine="708"/>
       </w:pPr>
       <w:r>
@@ -8715,13 +8931,14 @@
     </w:p>
     <w:p>
       <w:pPr>
-        <w:spacing w:before="0" w:after="160" w:line="259" w:lineRule="auto"/>
+        <w:spacing w:before="0" w:after="160"/>
         <w:ind w:firstLine="708"/>
       </w:pPr>
     </w:p>
     <w:p>
       <w:pPr>
         <w:pStyle w:val="Tabla"/>
+        <w:spacing w:line="360" w:lineRule="auto"/>
       </w:pPr>
       <w:r>
         <w:t>Densidad de telas.</w:t>
@@ -8750,6 +8967,7 @@
           <w:p>
             <w:pPr>
               <w:pStyle w:val="TextoTablas"/>
+              <w:spacing w:line="360" w:lineRule="auto"/>
             </w:pPr>
             <w:r>
               <w:t>Densidad</w:t>
@@ -8763,6 +8981,7 @@
           <w:p>
             <w:pPr>
               <w:pStyle w:val="TextoTablas"/>
+              <w:spacing w:line="360" w:lineRule="auto"/>
             </w:pPr>
             <w:r>
               <w:t>Telas</w:t>
@@ -8776,6 +8995,7 @@
           <w:p>
             <w:pPr>
               <w:pStyle w:val="TextoTablas"/>
+              <w:spacing w:line="360" w:lineRule="auto"/>
             </w:pPr>
             <w:r>
               <w:t>Prendas</w:t>
@@ -8794,17 +9014,37 @@
           <w:p>
             <w:pPr>
               <w:pStyle w:val="TextoTablas"/>
-            </w:pPr>
-            <w:r>
-              <w:t xml:space="preserve">Entre 40 y 100 </w:t>
-            </w:r>
+              <w:spacing w:line="360" w:lineRule="auto"/>
+            </w:pPr>
+            <w:r>
+              <w:t>Entre 40 y 100 gr/m^2</w:t>
+            </w:r>
+          </w:p>
+        </w:tc>
+        <w:tc>
+          <w:tcPr>
+            <w:tcW w:w="3321" w:type="dxa"/>
+          </w:tcPr>
+          <w:p>
+            <w:pPr>
+              <w:pStyle w:val="TextoTablas"/>
+              <w:spacing w:line="360" w:lineRule="auto"/>
+            </w:pPr>
             <w:proofErr w:type="spellStart"/>
             <w:r>
-              <w:t>Sgr</w:t>
+              <w:t>Ultralán</w:t>
             </w:r>
             <w:proofErr w:type="spellEnd"/>
             <w:r>
-              <w:t>/m^2S</w:t>
+              <w:t xml:space="preserve">, </w:t>
+            </w:r>
+            <w:proofErr w:type="spellStart"/>
+            <w:r>
+              <w:t>bonlam</w:t>
+            </w:r>
+            <w:proofErr w:type="spellEnd"/>
+            <w:r>
+              <w:t xml:space="preserve"> o tejido quirúrgico.</w:t>
             </w:r>
           </w:p>
         </w:tc>
@@ -8815,32 +9055,7 @@
           <w:p>
             <w:pPr>
               <w:pStyle w:val="TextoTablas"/>
-            </w:pPr>
-            <w:proofErr w:type="spellStart"/>
-            <w:r>
-              <w:t>Ultralán</w:t>
-            </w:r>
-            <w:proofErr w:type="spellEnd"/>
-            <w:r>
-              <w:t xml:space="preserve">, </w:t>
-            </w:r>
-            <w:proofErr w:type="spellStart"/>
-            <w:r>
-              <w:t>bonlam</w:t>
-            </w:r>
-            <w:proofErr w:type="spellEnd"/>
-            <w:r>
-              <w:t xml:space="preserve"> o tejido quirúrgico.</w:t>
-            </w:r>
-          </w:p>
-        </w:tc>
-        <w:tc>
-          <w:tcPr>
-            <w:tcW w:w="3321" w:type="dxa"/>
-          </w:tcPr>
-          <w:p>
-            <w:pPr>
-              <w:pStyle w:val="TextoTablas"/>
+              <w:spacing w:line="360" w:lineRule="auto"/>
             </w:pPr>
             <w:r>
               <w:t>Cofias, batas, overoles, escafandras, polainas, bolsas.</w:t>
@@ -8856,17 +9071,32 @@
           <w:p>
             <w:pPr>
               <w:pStyle w:val="TextoTablas"/>
-            </w:pPr>
-            <w:r>
-              <w:t xml:space="preserve">Entre 135 y 180 </w:t>
+              <w:spacing w:line="360" w:lineRule="auto"/>
+            </w:pPr>
+            <w:r>
+              <w:t>Entre 135 y 180 gr/m^2</w:t>
+            </w:r>
+          </w:p>
+        </w:tc>
+        <w:tc>
+          <w:tcPr>
+            <w:tcW w:w="3321" w:type="dxa"/>
+          </w:tcPr>
+          <w:p>
+            <w:pPr>
+              <w:pStyle w:val="TextoTablas"/>
+              <w:spacing w:line="360" w:lineRule="auto"/>
+            </w:pPr>
+            <w:r>
+              <w:t xml:space="preserve">Algodón o </w:t>
             </w:r>
             <w:proofErr w:type="spellStart"/>
             <w:r>
-              <w:t>Sgr</w:t>
+              <w:t>polialgodón</w:t>
             </w:r>
             <w:proofErr w:type="spellEnd"/>
             <w:r>
-              <w:t>/m^2S</w:t>
+              <w:t>.</w:t>
             </w:r>
           </w:p>
         </w:tc>
@@ -8877,27 +9107,7 @@
           <w:p>
             <w:pPr>
               <w:pStyle w:val="TextoTablas"/>
-            </w:pPr>
-            <w:r>
-              <w:t xml:space="preserve">Algodón o </w:t>
-            </w:r>
-            <w:proofErr w:type="spellStart"/>
-            <w:r>
-              <w:t>polialgodón</w:t>
-            </w:r>
-            <w:proofErr w:type="spellEnd"/>
-            <w:r>
-              <w:t>.</w:t>
-            </w:r>
-          </w:p>
-        </w:tc>
-        <w:tc>
-          <w:tcPr>
-            <w:tcW w:w="3321" w:type="dxa"/>
-          </w:tcPr>
-          <w:p>
-            <w:pPr>
-              <w:pStyle w:val="TextoTablas"/>
+              <w:spacing w:line="360" w:lineRule="auto"/>
             </w:pPr>
             <w:r>
               <w:t>Camisetas, pijamas.</w:t>
@@ -8916,17 +9126,10 @@
           <w:p>
             <w:pPr>
               <w:pStyle w:val="TextoTablas"/>
-            </w:pPr>
-            <w:r>
-              <w:t xml:space="preserve">Entre 180 y 220 </w:t>
-            </w:r>
-            <w:proofErr w:type="spellStart"/>
-            <w:r>
-              <w:t>Sgr</w:t>
-            </w:r>
-            <w:proofErr w:type="spellEnd"/>
-            <w:r>
-              <w:t>/m^2S</w:t>
+              <w:spacing w:line="360" w:lineRule="auto"/>
+            </w:pPr>
+            <w:r>
+              <w:t>Entre 180 y 220 gr/m^2</w:t>
             </w:r>
           </w:p>
         </w:tc>
@@ -8937,6 +9140,7 @@
           <w:p>
             <w:pPr>
               <w:pStyle w:val="TextoTablas"/>
+              <w:spacing w:line="360" w:lineRule="auto"/>
             </w:pPr>
             <w:r>
               <w:t>Telas piqué Lacoste.</w:t>
@@ -8950,6 +9154,7 @@
           <w:p>
             <w:pPr>
               <w:pStyle w:val="TextoTablas"/>
+              <w:spacing w:line="360" w:lineRule="auto"/>
             </w:pPr>
             <w:r>
               <w:t>Camisetas tipo polo.</w:t>
@@ -8965,17 +9170,11 @@
           <w:p>
             <w:pPr>
               <w:pStyle w:val="TextoTablas"/>
-            </w:pPr>
-            <w:r>
-              <w:t xml:space="preserve">Entre 110 y 225 </w:t>
-            </w:r>
-            <w:proofErr w:type="spellStart"/>
-            <w:r>
-              <w:t>Sgr</w:t>
-            </w:r>
-            <w:proofErr w:type="spellEnd"/>
-            <w:r>
-              <w:t>/m^2S</w:t>
+              <w:spacing w:line="360" w:lineRule="auto"/>
+            </w:pPr>
+            <w:r>
+              <w:lastRenderedPageBreak/>
+              <w:t>Entre 110 y 225 gr/m^2</w:t>
             </w:r>
           </w:p>
         </w:tc>
@@ -8986,6 +9185,7 @@
           <w:p>
             <w:pPr>
               <w:pStyle w:val="TextoTablas"/>
+              <w:spacing w:line="360" w:lineRule="auto"/>
             </w:pPr>
             <w:r>
               <w:t>Telas antifluido.</w:t>
@@ -8999,6 +9199,7 @@
           <w:p>
             <w:pPr>
               <w:pStyle w:val="TextoTablas"/>
+              <w:spacing w:line="360" w:lineRule="auto"/>
             </w:pPr>
             <w:r>
               <w:t>Chalecos, chaquetas, pantalón de sudaderas, pantalonetas.</w:t>
@@ -9017,17 +9218,10 @@
           <w:p>
             <w:pPr>
               <w:pStyle w:val="TextoTablas"/>
-            </w:pPr>
-            <w:r>
-              <w:t xml:space="preserve">Entre 130 y 150 </w:t>
-            </w:r>
-            <w:proofErr w:type="spellStart"/>
-            <w:r>
-              <w:t>Sgr</w:t>
-            </w:r>
-            <w:proofErr w:type="spellEnd"/>
-            <w:r>
-              <w:t>/m^2S</w:t>
+              <w:spacing w:line="360" w:lineRule="auto"/>
+            </w:pPr>
+            <w:r>
+              <w:t>Entre 130 y 150 gr/m^2</w:t>
             </w:r>
           </w:p>
         </w:tc>
@@ -9038,6 +9232,7 @@
           <w:p>
             <w:pPr>
               <w:pStyle w:val="TextoTablas"/>
+              <w:spacing w:line="360" w:lineRule="auto"/>
             </w:pPr>
             <w:r>
               <w:t>Telas livianas en seda, poliéster.</w:t>
@@ -9051,6 +9246,7 @@
           <w:p>
             <w:pPr>
               <w:pStyle w:val="TextoTablas"/>
+              <w:spacing w:line="360" w:lineRule="auto"/>
             </w:pPr>
             <w:r>
               <w:t>Blusas, camisas.</w:t>
@@ -9066,6 +9262,7 @@
           <w:p>
             <w:pPr>
               <w:pStyle w:val="TextoTablas"/>
+              <w:spacing w:line="360" w:lineRule="auto"/>
             </w:pPr>
             <w:r>
               <w:t>Entre 4 y 16 onzas</w:t>
@@ -9079,6 +9276,7 @@
           <w:p>
             <w:pPr>
               <w:pStyle w:val="TextoTablas"/>
+              <w:spacing w:line="360" w:lineRule="auto"/>
             </w:pPr>
             <w:r>
               <w:t>Telas denim.</w:t>
@@ -9092,6 +9290,7 @@
           <w:p>
             <w:pPr>
               <w:pStyle w:val="TextoTablas"/>
+              <w:spacing w:line="360" w:lineRule="auto"/>
             </w:pPr>
             <w:r>
               <w:t>Jeans, overoles, chalecos, chaquetas, faldas, short.</w:t>
@@ -9110,18 +9309,10 @@
           <w:p>
             <w:pPr>
               <w:pStyle w:val="TextoTablas"/>
-            </w:pPr>
-            <w:r>
-              <w:lastRenderedPageBreak/>
-              <w:t xml:space="preserve">Entre 280 y 340 </w:t>
-            </w:r>
-            <w:proofErr w:type="spellStart"/>
-            <w:r>
-              <w:t>Sgr</w:t>
-            </w:r>
-            <w:proofErr w:type="spellEnd"/>
-            <w:r>
-              <w:t>/m^2S</w:t>
+              <w:spacing w:line="360" w:lineRule="auto"/>
+            </w:pPr>
+            <w:r>
+              <w:t>Entre 280 y 340 gr/m^2</w:t>
             </w:r>
           </w:p>
         </w:tc>
@@ -9132,6 +9323,7 @@
           <w:p>
             <w:pPr>
               <w:pStyle w:val="TextoTablas"/>
+              <w:spacing w:line="360" w:lineRule="auto"/>
             </w:pPr>
             <w:r>
               <w:t>Telas dril, gabardinas.</w:t>
@@ -9145,6 +9337,7 @@
           <w:p>
             <w:pPr>
               <w:pStyle w:val="TextoTablas"/>
+              <w:spacing w:line="360" w:lineRule="auto"/>
             </w:pPr>
             <w:r>
               <w:t>Prendas de trabajo como camisas, pantalones y overoles.</w:t>
@@ -9155,7 +9348,7 @@
     </w:tbl>
     <w:p>
       <w:pPr>
-        <w:spacing w:before="0" w:after="160" w:line="259" w:lineRule="auto"/>
+        <w:spacing w:before="0" w:after="160"/>
         <w:ind w:firstLine="708"/>
       </w:pPr>
       <w:r>
@@ -9164,7 +9357,7 @@
     </w:p>
     <w:p>
       <w:pPr>
-        <w:spacing w:before="0" w:after="160" w:line="259" w:lineRule="auto"/>
+        <w:spacing w:before="0" w:after="160"/>
         <w:ind w:firstLine="0"/>
       </w:pPr>
       <w:r>
@@ -9174,13 +9367,14 @@
     <w:p>
       <w:pPr>
         <w:pStyle w:val="Ttulo1"/>
-      </w:pPr>
-      <w:bookmarkStart w:id="9" w:name="_Toc232009561"/>
+        <w:spacing w:line="360" w:lineRule="auto"/>
+      </w:pPr>
+      <w:bookmarkStart w:id="10" w:name="_Toc233100842"/>
       <w:r>
         <w:lastRenderedPageBreak/>
         <w:t>Puesta a punto y manejo básico de maquinaria de confección</w:t>
       </w:r>
-      <w:bookmarkEnd w:id="9"/>
+      <w:bookmarkEnd w:id="10"/>
     </w:p>
     <w:p>
       <w:pPr>
@@ -9192,16 +9386,17 @@
     <w:p>
       <w:pPr>
         <w:pStyle w:val="Ttulo2"/>
-      </w:pPr>
-      <w:bookmarkStart w:id="10" w:name="_Toc232009562"/>
+        <w:spacing w:line="360" w:lineRule="auto"/>
+      </w:pPr>
+      <w:bookmarkStart w:id="11" w:name="_Toc233100843"/>
       <w:r>
         <w:t>Enhebrados de maquinaria de confección industrial</w:t>
       </w:r>
-      <w:bookmarkEnd w:id="10"/>
-    </w:p>
-    <w:p>
-      <w:pPr>
-        <w:spacing w:before="0" w:after="160" w:line="259" w:lineRule="auto"/>
+      <w:bookmarkEnd w:id="11"/>
+    </w:p>
+    <w:p>
+      <w:pPr>
+        <w:spacing w:before="0" w:after="160"/>
         <w:ind w:firstLine="708"/>
       </w:pPr>
       <w:r>
@@ -9227,23 +9422,24 @@
     </w:p>
     <w:p>
       <w:pPr>
-        <w:spacing w:before="0" w:after="160" w:line="259" w:lineRule="auto"/>
+        <w:spacing w:before="0" w:after="160"/>
         <w:ind w:firstLine="708"/>
       </w:pPr>
     </w:p>
     <w:p>
       <w:pPr>
         <w:pStyle w:val="Ttulo2"/>
-      </w:pPr>
-      <w:bookmarkStart w:id="11" w:name="_Toc232009563"/>
+        <w:spacing w:line="360" w:lineRule="auto"/>
+      </w:pPr>
+      <w:bookmarkStart w:id="12" w:name="_Toc233100844"/>
       <w:r>
         <w:t>Graduación de tensiones de los hilos</w:t>
       </w:r>
-      <w:bookmarkEnd w:id="11"/>
-    </w:p>
-    <w:p>
-      <w:pPr>
-        <w:spacing w:before="0" w:after="160" w:line="259" w:lineRule="auto"/>
+      <w:bookmarkEnd w:id="12"/>
+    </w:p>
+    <w:p>
+      <w:pPr>
+        <w:spacing w:before="0" w:after="160"/>
         <w:ind w:firstLine="708"/>
       </w:pPr>
       <w:r>
@@ -9252,38 +9448,32 @@
     </w:p>
     <w:p>
       <w:pPr>
-        <w:spacing w:before="0" w:after="160" w:line="259" w:lineRule="auto"/>
+        <w:pStyle w:val="Figura"/>
+      </w:pPr>
+      <w:r>
+        <w:t>Formación de la puntada a máquina</w:t>
+      </w:r>
+    </w:p>
+    <w:p>
+      <w:pPr>
+        <w:spacing w:before="0" w:after="160"/>
         <w:ind w:firstLine="708"/>
       </w:pPr>
     </w:p>
     <w:p>
       <w:pPr>
-        <w:pStyle w:val="Figura"/>
-      </w:pPr>
-      <w:r>
-        <w:t>Formación de la puntada a máquina</w:t>
-      </w:r>
-    </w:p>
-    <w:p>
-      <w:pPr>
-        <w:spacing w:before="0" w:after="160" w:line="259" w:lineRule="auto"/>
+        <w:spacing w:before="0" w:after="160"/>
         <w:ind w:firstLine="708"/>
       </w:pPr>
-    </w:p>
-    <w:p>
-      <w:pPr>
-        <w:spacing w:before="0" w:after="160" w:line="259" w:lineRule="auto"/>
-        <w:ind w:firstLine="708"/>
-      </w:pPr>
       <w:r>
         <w:rPr>
           <w:noProof/>
         </w:rPr>
         <w:drawing>
-          <wp:inline distT="0" distB="0" distL="0" distR="0" wp14:anchorId="533C78C2" wp14:editId="454B7E84">
-            <wp:extent cx="4799197" cy="2553419"/>
+          <wp:inline distT="0" distB="0" distL="0" distR="0" wp14:anchorId="533C78C2" wp14:editId="463EAC97">
+            <wp:extent cx="4798294" cy="2146853"/>
             <wp:effectExtent l="0" t="0" r="0" b="0"/>
-            <wp:docPr id="11" name="Imagen 11" descr="Figura 10. Describe como es la forma de una puntada de una maquina de coser."/>
+            <wp:docPr id="11" name="Imagen 11" descr="Figura 10. Formación de la puntada a máquina. Ilustración esquemática del proceso de formación de la puntada en una máquina de coser. Se observan varias capas de tela unidas mediante el entrelazamiento del hilo superior, guiado por la aguja, y el hilo inferior proveniente de la bobina, formando una secuencia uniforme de puntadas a lo largo del material."/>
             <wp:cNvGraphicFramePr>
               <a:graphicFrameLocks xmlns:a="http://schemas.openxmlformats.org/drawingml/2006/main" noChangeAspect="1"/>
             </wp:cNvGraphicFramePr>
@@ -9296,7 +9486,7 @@
                       <a:picLocks noChangeAspect="1" noChangeArrowheads="1"/>
                     </pic:cNvPicPr>
                   </pic:nvPicPr>
-                  <pic:blipFill>
+                  <pic:blipFill rotWithShape="1">
                     <a:blip r:embed="rId22">
                       <a:extLst>
                         <a:ext uri="{28A0092B-C50C-407E-A947-70E740481C1C}">
@@ -9304,20 +9494,26 @@
                         </a:ext>
                       </a:extLst>
                     </a:blip>
-                    <a:srcRect/>
-                    <a:stretch>
-                      <a:fillRect/>
-                    </a:stretch>
+                    <a:srcRect t="5606" b="10301"/>
+                    <a:stretch/>
                   </pic:blipFill>
                   <pic:spPr bwMode="auto">
                     <a:xfrm>
                       <a:off x="0" y="0"/>
-                      <a:ext cx="4804735" cy="2556365"/>
+                      <a:ext cx="4804735" cy="2149735"/>
                     </a:xfrm>
                     <a:prstGeom prst="rect">
                       <a:avLst/>
                     </a:prstGeom>
                     <a:noFill/>
+                    <a:ln>
+                      <a:noFill/>
+                    </a:ln>
+                    <a:extLst>
+                      <a:ext uri="{53640926-AAD7-44D8-BBD7-CCE9431645EC}">
+                        <a14:shadowObscured xmlns:a14="http://schemas.microsoft.com/office/drawing/2010/main"/>
+                      </a:ext>
+                    </a:extLst>
                   </pic:spPr>
                 </pic:pic>
               </a:graphicData>
@@ -9328,16 +9524,17 @@
     </w:p>
     <w:p>
       <w:pPr>
-        <w:spacing w:before="0" w:after="160" w:line="259" w:lineRule="auto"/>
+        <w:spacing w:before="0" w:after="160"/>
         <w:ind w:firstLine="708"/>
       </w:pPr>
       <w:r>
+        <w:lastRenderedPageBreak/>
         <w:t>Si se gira el botón tensor en dirección derecha se aumenta la tensión del hilo y en dirección izquierda se disminuye la tensión del hilo enhebrado.</w:t>
       </w:r>
     </w:p>
     <w:p>
       <w:pPr>
-        <w:spacing w:before="0" w:after="160" w:line="259" w:lineRule="auto"/>
+        <w:spacing w:before="0" w:after="160"/>
         <w:ind w:firstLine="708"/>
       </w:pPr>
     </w:p>
@@ -9346,7 +9543,6 @@
         <w:pStyle w:val="Figura"/>
       </w:pPr>
       <w:r>
-        <w:lastRenderedPageBreak/>
         <w:t xml:space="preserve">Tensores de hilo de máquina </w:t>
       </w:r>
       <w:proofErr w:type="spellStart"/>
@@ -9357,7 +9553,7 @@
     </w:p>
     <w:p>
       <w:pPr>
-        <w:spacing w:before="0" w:after="160" w:line="259" w:lineRule="auto"/>
+        <w:spacing w:before="0" w:after="160"/>
         <w:ind w:firstLine="708"/>
       </w:pPr>
       <w:r>
@@ -9365,10 +9561,10 @@
           <w:noProof/>
         </w:rPr>
         <w:drawing>
-          <wp:inline distT="0" distB="0" distL="0" distR="0" wp14:anchorId="00251B3E" wp14:editId="623CD149">
+          <wp:inline distT="0" distB="0" distL="0" distR="0" wp14:anchorId="00251B3E" wp14:editId="7A8BC584">
             <wp:extent cx="4848225" cy="2724150"/>
             <wp:effectExtent l="0" t="0" r="9525" b="0"/>
-            <wp:docPr id="12" name="Imagen 12" descr="Figura 11. Describe la cantidad de tensores de hila de una maquina recubridora."/>
+            <wp:docPr id="12" name="Imagen 12" descr="Figura 11. Tensores de hilo de máquina recubridora. Fotografía de los tensores de hilo de una máquina recubridora. Se observan varios dispositivos reguladores alineados horizontalmente, por donde pasa el hilo antes de llegar a las agujas, permitiendo ajustar la tensión necesaria para obtener puntadas uniformes y de calidad durante la costura."/>
             <wp:cNvGraphicFramePr>
               <a:graphicFrameLocks xmlns:a="http://schemas.openxmlformats.org/drawingml/2006/main" noChangeAspect="1"/>
             </wp:cNvGraphicFramePr>
@@ -9413,13 +9609,13 @@
     </w:p>
     <w:p>
       <w:pPr>
-        <w:spacing w:before="0" w:after="160" w:line="259" w:lineRule="auto"/>
+        <w:spacing w:before="0" w:after="160"/>
         <w:ind w:firstLine="708"/>
       </w:pPr>
     </w:p>
     <w:p>
       <w:pPr>
-        <w:spacing w:before="0" w:after="160" w:line="259" w:lineRule="auto"/>
+        <w:spacing w:before="0" w:after="160"/>
         <w:ind w:firstLine="708"/>
       </w:pPr>
       <w:r>
@@ -9428,15 +9624,34 @@
     </w:p>
     <w:p>
       <w:pPr>
-        <w:spacing w:before="0" w:after="160" w:line="259" w:lineRule="auto"/>
+        <w:spacing w:before="0" w:after="160"/>
         <w:ind w:firstLine="708"/>
       </w:pPr>
     </w:p>
     <w:p>
       <w:pPr>
+        <w:spacing w:before="0" w:after="160"/>
+        <w:ind w:firstLine="708"/>
+      </w:pPr>
+    </w:p>
+    <w:p>
+      <w:pPr>
+        <w:spacing w:before="0" w:after="160"/>
+        <w:ind w:firstLine="708"/>
+      </w:pPr>
+    </w:p>
+    <w:p>
+      <w:pPr>
+        <w:spacing w:before="0" w:after="160"/>
+        <w:ind w:firstLine="708"/>
+      </w:pPr>
+    </w:p>
+    <w:p>
+      <w:pPr>
         <w:pStyle w:val="Figura"/>
       </w:pPr>
       <w:r>
+        <w:lastRenderedPageBreak/>
         <w:t xml:space="preserve">Tensores de hilo de máquina </w:t>
       </w:r>
       <w:proofErr w:type="spellStart"/>
@@ -9447,7 +9662,7 @@
     </w:p>
     <w:p>
       <w:pPr>
-        <w:spacing w:before="0" w:after="160" w:line="259" w:lineRule="auto"/>
+        <w:spacing w:before="0" w:after="160"/>
         <w:ind w:firstLine="708"/>
       </w:pPr>
       <w:r>
@@ -9455,10 +9670,10 @@
           <w:noProof/>
         </w:rPr>
         <w:drawing>
-          <wp:inline distT="0" distB="0" distL="0" distR="0" wp14:anchorId="3FA12C1E" wp14:editId="41162D99">
+          <wp:inline distT="0" distB="0" distL="0" distR="0" wp14:anchorId="3FA12C1E" wp14:editId="34A6BEA0">
             <wp:extent cx="4735902" cy="2661039"/>
             <wp:effectExtent l="0" t="0" r="7620" b="6350"/>
-            <wp:docPr id="13" name="Imagen 13" descr="Figura 12. Describe los tensores de hilo de una máquina fileteadora."/>
+            <wp:docPr id="13" name="Imagen 13" descr="Figura 12. Tensores de hilo de máquina fileteadora. Fotografía de los tensores de hilo de una máquina fileteadora. Se observan cuatro perillas de ajuste alineadas horizontalmente en la parte frontal de la máquina, utilizadas para regular la tensión de los hilos durante el proceso de costura."/>
             <wp:cNvGraphicFramePr>
               <a:graphicFrameLocks xmlns:a="http://schemas.openxmlformats.org/drawingml/2006/main" noChangeAspect="1"/>
             </wp:cNvGraphicFramePr>
@@ -9503,11 +9718,10 @@
     </w:p>
     <w:p>
       <w:pPr>
-        <w:spacing w:before="0" w:after="160" w:line="259" w:lineRule="auto"/>
+        <w:spacing w:before="0" w:after="160"/>
         <w:ind w:firstLine="708"/>
       </w:pPr>
       <w:r>
-        <w:lastRenderedPageBreak/>
         <w:t>Por medio de la observación y el tacto se puede apreciar si la puntada es correcta y es indispensable que la tensión del hilo de la aguja sea la adecuada, por lo que se pueden presentar los siguientes casos:</w:t>
       </w:r>
     </w:p>
@@ -9518,7 +9732,7 @@
           <w:ilvl w:val="0"/>
           <w:numId w:val="27"/>
         </w:numPr>
-        <w:spacing w:before="0" w:after="160" w:line="259" w:lineRule="auto"/>
+        <w:spacing w:before="0" w:after="160"/>
       </w:pPr>
       <w:r>
         <w:rPr>
@@ -9537,7 +9751,7 @@
           <w:ilvl w:val="0"/>
           <w:numId w:val="27"/>
         </w:numPr>
-        <w:spacing w:before="0" w:after="160" w:line="259" w:lineRule="auto"/>
+        <w:spacing w:before="0" w:after="160"/>
       </w:pPr>
       <w:r>
         <w:rPr>
@@ -9556,7 +9770,7 @@
           <w:ilvl w:val="0"/>
           <w:numId w:val="27"/>
         </w:numPr>
-        <w:spacing w:before="0" w:after="160" w:line="259" w:lineRule="auto"/>
+        <w:spacing w:before="0" w:after="160"/>
       </w:pPr>
       <w:r>
         <w:rPr>
@@ -9570,21 +9784,28 @@
     </w:p>
     <w:p>
       <w:pPr>
-        <w:spacing w:before="0" w:after="160" w:line="259" w:lineRule="auto"/>
+        <w:spacing w:before="0" w:after="160"/>
         <w:ind w:firstLine="708"/>
       </w:pPr>
     </w:p>
     <w:p>
       <w:pPr>
+        <w:spacing w:before="0" w:after="160"/>
+        <w:ind w:firstLine="708"/>
+      </w:pPr>
+    </w:p>
+    <w:p>
+      <w:pPr>
         <w:pStyle w:val="Figura"/>
       </w:pPr>
       <w:r>
+        <w:lastRenderedPageBreak/>
         <w:t>Tensiones de puntada</w:t>
       </w:r>
     </w:p>
     <w:p>
       <w:pPr>
-        <w:spacing w:before="0" w:after="160" w:line="259" w:lineRule="auto"/>
+        <w:spacing w:before="0" w:after="160"/>
         <w:ind w:firstLine="708"/>
       </w:pPr>
       <w:r>
@@ -9592,10 +9813,10 @@
           <w:noProof/>
         </w:rPr>
         <w:drawing>
-          <wp:inline distT="0" distB="0" distL="0" distR="0" wp14:anchorId="466D2AFC" wp14:editId="6604DD2C">
+          <wp:inline distT="0" distB="0" distL="0" distR="0" wp14:anchorId="466D2AFC" wp14:editId="23603B88">
             <wp:extent cx="4597880" cy="3461309"/>
             <wp:effectExtent l="0" t="0" r="0" b="6350"/>
-            <wp:docPr id="15" name="Imagen 15" descr="Figura 13. Describe la imagen de la tensión de una puntada los cuales son: mucha tensión, tensión normal y poca tensión."/>
+            <wp:docPr id="15" name="Imagen 15" descr="Figura 13. Tensiones de puntada. Ilustración comparativa de tres niveles de tensión en una puntada: mucha tensión, tensión normal y poca tensión. El gráfico muestra cómo el entrelazamiento de los hilos se desplaza hacia la parte superior, el centro o la parte inferior de la tela según el ajuste de la tensión."/>
             <wp:cNvGraphicFramePr>
               <a:graphicFrameLocks xmlns:a="http://schemas.openxmlformats.org/drawingml/2006/main" noChangeAspect="1"/>
             </wp:cNvGraphicFramePr>
@@ -9646,20 +9867,20 @@
     </w:p>
     <w:p>
       <w:pPr>
-        <w:spacing w:before="0" w:after="160" w:line="259" w:lineRule="auto"/>
+        <w:spacing w:before="0" w:after="160"/>
         <w:ind w:firstLine="708"/>
       </w:pPr>
     </w:p>
     <w:p>
       <w:pPr>
         <w:pStyle w:val="Ttulo2"/>
-      </w:pPr>
-      <w:bookmarkStart w:id="12" w:name="_Toc232009564"/>
-      <w:r>
-        <w:lastRenderedPageBreak/>
+        <w:spacing w:line="360" w:lineRule="auto"/>
+      </w:pPr>
+      <w:bookmarkStart w:id="13" w:name="_Toc233100845"/>
+      <w:r>
         <w:t>Maquinaria básica</w:t>
       </w:r>
-      <w:bookmarkEnd w:id="12"/>
+      <w:bookmarkEnd w:id="13"/>
     </w:p>
     <w:p>
       <w:pPr>
@@ -9668,7 +9889,7 @@
           <w:ilvl w:val="0"/>
           <w:numId w:val="28"/>
         </w:numPr>
-        <w:spacing w:before="0" w:after="160" w:line="259" w:lineRule="auto"/>
+        <w:spacing w:before="0" w:after="160"/>
         <w:rPr>
           <w:b/>
         </w:rPr>
@@ -9682,7 +9903,7 @@
     </w:p>
     <w:p>
       <w:pPr>
-        <w:spacing w:before="0" w:after="160" w:line="259" w:lineRule="auto"/>
+        <w:spacing w:before="0" w:after="160"/>
         <w:ind w:firstLine="708"/>
       </w:pPr>
       <w:r>
@@ -9696,7 +9917,7 @@
           <w:ilvl w:val="0"/>
           <w:numId w:val="29"/>
         </w:numPr>
-        <w:spacing w:before="0" w:after="160" w:line="259" w:lineRule="auto"/>
+        <w:spacing w:before="0" w:after="160"/>
       </w:pPr>
       <w:r>
         <w:rPr>
@@ -9715,7 +9936,7 @@
           <w:ilvl w:val="0"/>
           <w:numId w:val="29"/>
         </w:numPr>
-        <w:spacing w:before="0" w:after="160" w:line="259" w:lineRule="auto"/>
+        <w:spacing w:before="0" w:after="160"/>
       </w:pPr>
       <w:r>
         <w:rPr>
@@ -9737,7 +9958,7 @@
     </w:p>
     <w:p>
       <w:pPr>
-        <w:spacing w:before="0" w:after="160" w:line="259" w:lineRule="auto"/>
+        <w:spacing w:before="0" w:after="160"/>
         <w:ind w:firstLine="708"/>
       </w:pPr>
     </w:p>
@@ -9746,12 +9967,13 @@
         <w:pStyle w:val="Figura"/>
       </w:pPr>
       <w:r>
+        <w:lastRenderedPageBreak/>
         <w:t>Costura máquina plana.</w:t>
       </w:r>
     </w:p>
     <w:p>
       <w:pPr>
-        <w:spacing w:before="0" w:after="160" w:line="259" w:lineRule="auto"/>
+        <w:spacing w:before="0" w:after="160"/>
         <w:ind w:firstLine="0"/>
       </w:pPr>
       <w:r>
@@ -9759,10 +9981,10 @@
           <w:noProof/>
         </w:rPr>
         <w:drawing>
-          <wp:inline distT="0" distB="0" distL="0" distR="0" wp14:anchorId="1378F0F3" wp14:editId="4815101E">
+          <wp:inline distT="0" distB="0" distL="0" distR="0" wp14:anchorId="1378F0F3" wp14:editId="39F15C9D">
             <wp:extent cx="6054678" cy="4186867"/>
             <wp:effectExtent l="0" t="0" r="3810" b="4445"/>
-            <wp:docPr id="16" name="Imagen 16" descr="Figura 14. Describe la imagen de una tela tipo jeans con una costura de máquina plana.">
+            <wp:docPr id="16" name="Imagen 16" descr="Figura 14. Una fotografía en primer plano muestra el detalle de una Costura máquina plana sobre una tela de jean azul. Se observa una puntada doble y paralela realizada con hilo de color naranja, lo que permite a la persona interesada apreciar el acabado técnico y estético de este tipo de unión textil en una prenda real.">
               <a:extLst xmlns:a="http://schemas.openxmlformats.org/drawingml/2006/main">
                 <a:ext uri="{C183D7F6-B498-43B3-948B-1728B52AA6E4}">
                   <adec:decorative xmlns:adec="http://schemas.microsoft.com/office/drawing/2017/decorative" val="0"/>
@@ -9813,13 +10035,7 @@
     </w:p>
     <w:p>
       <w:pPr>
-        <w:spacing w:before="0" w:after="160" w:line="259" w:lineRule="auto"/>
-        <w:ind w:firstLine="0"/>
-      </w:pPr>
-    </w:p>
-    <w:p>
-      <w:pPr>
-        <w:spacing w:before="0" w:after="160" w:line="259" w:lineRule="auto"/>
+        <w:spacing w:before="0" w:after="160"/>
         <w:ind w:firstLine="0"/>
       </w:pPr>
     </w:p>
@@ -9830,7 +10046,7 @@
           <w:ilvl w:val="0"/>
           <w:numId w:val="28"/>
         </w:numPr>
-        <w:spacing w:before="0" w:after="160" w:line="259" w:lineRule="auto"/>
+        <w:spacing w:before="0" w:after="160"/>
         <w:rPr>
           <w:b/>
         </w:rPr>
@@ -9839,7 +10055,6 @@
         <w:rPr>
           <w:b/>
         </w:rPr>
-        <w:lastRenderedPageBreak/>
         <w:t xml:space="preserve">Máquina </w:t>
       </w:r>
       <w:proofErr w:type="spellStart"/>
@@ -9853,7 +10068,7 @@
     </w:p>
     <w:p>
       <w:pPr>
-        <w:spacing w:before="0" w:after="160" w:line="259" w:lineRule="auto"/>
+        <w:spacing w:before="0" w:after="160"/>
         <w:ind w:firstLine="0"/>
       </w:pPr>
       <w:r>
@@ -9875,7 +10090,7 @@
           <w:ilvl w:val="0"/>
           <w:numId w:val="28"/>
         </w:numPr>
-        <w:spacing w:before="0" w:after="160" w:line="259" w:lineRule="auto"/>
+        <w:spacing w:before="0" w:after="160"/>
         <w:rPr>
           <w:b/>
         </w:rPr>
@@ -9897,11 +10112,17 @@
     </w:p>
     <w:p>
       <w:pPr>
-        <w:spacing w:before="0" w:after="160" w:line="259" w:lineRule="auto"/>
+        <w:spacing w:before="0" w:after="160"/>
         <w:ind w:firstLine="0"/>
       </w:pPr>
       <w:r>
-        <w:t>Teniendo en cuenta las costuras generadas se ajustan lo tensores que corresponden a cada hilo según el enhebrado.</w:t>
+        <w:t>Teniendo en cuenta las costuras generadas se ajustan lo</w:t>
+      </w:r>
+      <w:r>
+        <w:t>s</w:t>
+      </w:r>
+      <w:r>
+        <w:t xml:space="preserve"> tensores que corresponden a cada hilo según el enhebrado.</w:t>
       </w:r>
     </w:p>
     <w:p>
@@ -9911,7 +10132,7 @@
           <w:ilvl w:val="0"/>
           <w:numId w:val="28"/>
         </w:numPr>
-        <w:spacing w:before="0" w:after="160" w:line="259" w:lineRule="auto"/>
+        <w:spacing w:before="0" w:after="160"/>
         <w:rPr>
           <w:b/>
         </w:rPr>
@@ -9925,10 +10146,11 @@
     </w:p>
     <w:p>
       <w:pPr>
-        <w:spacing w:before="0" w:after="160" w:line="259" w:lineRule="auto"/>
+        <w:spacing w:before="0" w:after="160"/>
         <w:ind w:firstLine="0"/>
       </w:pPr>
       <w:r>
+        <w:lastRenderedPageBreak/>
         <w:t>Máquinas de doble pespunte donde se utiliza caja bobina como:</w:t>
       </w:r>
     </w:p>
@@ -9939,7 +10161,7 @@
           <w:ilvl w:val="0"/>
           <w:numId w:val="30"/>
         </w:numPr>
-        <w:spacing w:before="0" w:after="160" w:line="259" w:lineRule="auto"/>
+        <w:spacing w:before="0" w:after="160"/>
       </w:pPr>
       <w:r>
         <w:t>Dos agujas</w:t>
@@ -9952,7 +10174,7 @@
           <w:ilvl w:val="0"/>
           <w:numId w:val="30"/>
         </w:numPr>
-        <w:spacing w:before="0" w:after="160" w:line="259" w:lineRule="auto"/>
+        <w:spacing w:before="0" w:after="160"/>
       </w:pPr>
       <w:proofErr w:type="spellStart"/>
       <w:r>
@@ -9967,7 +10189,7 @@
           <w:ilvl w:val="0"/>
           <w:numId w:val="30"/>
         </w:numPr>
-        <w:spacing w:before="0" w:after="160" w:line="259" w:lineRule="auto"/>
+        <w:spacing w:before="0" w:after="160"/>
       </w:pPr>
       <w:r>
         <w:t>Presilladora</w:t>
@@ -9980,7 +10202,7 @@
           <w:ilvl w:val="0"/>
           <w:numId w:val="30"/>
         </w:numPr>
-        <w:spacing w:before="0" w:after="160" w:line="259" w:lineRule="auto"/>
+        <w:spacing w:before="0" w:after="160"/>
       </w:pPr>
       <w:r>
         <w:t>Ojaladora de ojal recto</w:t>
@@ -9993,7 +10215,7 @@
           <w:ilvl w:val="0"/>
           <w:numId w:val="30"/>
         </w:numPr>
-        <w:spacing w:before="0" w:after="160" w:line="259" w:lineRule="auto"/>
+        <w:spacing w:before="0" w:after="160"/>
       </w:pPr>
       <w:proofErr w:type="spellStart"/>
       <w:r>
@@ -10008,7 +10230,7 @@
           <w:ilvl w:val="0"/>
           <w:numId w:val="30"/>
         </w:numPr>
-        <w:spacing w:before="0" w:after="160" w:line="259" w:lineRule="auto"/>
+        <w:spacing w:before="0" w:after="160"/>
       </w:pPr>
       <w:r>
         <w:t>Cerradora de codo</w:t>
@@ -10021,7 +10243,7 @@
           <w:ilvl w:val="0"/>
           <w:numId w:val="30"/>
         </w:numPr>
-        <w:spacing w:before="0" w:after="160" w:line="259" w:lineRule="auto"/>
+        <w:spacing w:before="0" w:after="160"/>
       </w:pPr>
       <w:r>
         <w:t>Ojaladora de lágrima</w:t>
@@ -10034,7 +10256,7 @@
           <w:ilvl w:val="0"/>
           <w:numId w:val="30"/>
         </w:numPr>
-        <w:spacing w:before="0" w:after="160" w:line="259" w:lineRule="auto"/>
+        <w:spacing w:before="0" w:after="160"/>
       </w:pPr>
       <w:proofErr w:type="spellStart"/>
       <w:r>
@@ -10044,13 +10266,13 @@
     </w:p>
     <w:p>
       <w:pPr>
-        <w:spacing w:before="0" w:after="160" w:line="259" w:lineRule="auto"/>
+        <w:spacing w:before="0" w:after="160"/>
         <w:ind w:firstLine="0"/>
       </w:pPr>
     </w:p>
     <w:p>
       <w:pPr>
-        <w:spacing w:before="0" w:after="160" w:line="259" w:lineRule="auto"/>
+        <w:spacing w:before="0" w:after="160"/>
         <w:ind w:firstLine="708"/>
       </w:pPr>
       <w:r>
@@ -10059,23 +10281,24 @@
     </w:p>
     <w:p>
       <w:pPr>
-        <w:spacing w:before="0" w:after="160" w:line="259" w:lineRule="auto"/>
+        <w:spacing w:before="0" w:after="160"/>
         <w:ind w:firstLine="0"/>
       </w:pPr>
     </w:p>
     <w:p>
       <w:pPr>
         <w:pStyle w:val="Ttulo2"/>
-      </w:pPr>
-      <w:bookmarkStart w:id="13" w:name="_Toc232009565"/>
+        <w:spacing w:line="360" w:lineRule="auto"/>
+      </w:pPr>
+      <w:bookmarkStart w:id="14" w:name="_Toc233100846"/>
       <w:r>
         <w:t>Nivel de arrastre: ajuste de maquinaria</w:t>
       </w:r>
-      <w:bookmarkEnd w:id="13"/>
-    </w:p>
-    <w:p>
-      <w:pPr>
-        <w:spacing w:before="0" w:after="160" w:line="259" w:lineRule="auto"/>
+      <w:bookmarkEnd w:id="14"/>
+    </w:p>
+    <w:p>
+      <w:pPr>
+        <w:spacing w:before="0" w:after="160"/>
         <w:ind w:firstLine="708"/>
       </w:pPr>
       <w:r>
@@ -10084,7 +10307,13 @@
     </w:p>
     <w:p>
       <w:pPr>
-        <w:spacing w:before="0" w:after="160" w:line="259" w:lineRule="auto"/>
+        <w:spacing w:before="0" w:after="160"/>
+        <w:ind w:firstLine="708"/>
+      </w:pPr>
+    </w:p>
+    <w:p>
+      <w:pPr>
+        <w:spacing w:before="0" w:after="160"/>
         <w:ind w:firstLine="708"/>
       </w:pPr>
     </w:p>
@@ -10095,7 +10324,7 @@
           <w:ilvl w:val="0"/>
           <w:numId w:val="31"/>
         </w:numPr>
-        <w:spacing w:before="0" w:after="160" w:line="259" w:lineRule="auto"/>
+        <w:spacing w:before="0" w:after="160"/>
         <w:rPr>
           <w:b/>
         </w:rPr>
@@ -10107,21 +10336,6 @@
         <w:lastRenderedPageBreak/>
         <w:t>Tipos de ajustes de maquinaria según línea de producto</w:t>
       </w:r>
-    </w:p>
-    <w:p>
-      <w:pPr>
-        <w:spacing w:before="0" w:after="160" w:line="259" w:lineRule="auto"/>
-        <w:ind w:firstLine="708"/>
-      </w:pPr>
-      <w:r>
-        <w:t>El nivel de arrastre relaciona el contacto de la pieza y los mecanismos de arrastre de la máquina, los cuales dependen del tipo de tejido y origen del textil que se esté utilizando, además de la operación a realizar.</w:t>
-      </w:r>
-    </w:p>
-    <w:p>
-      <w:pPr>
-        <w:spacing w:before="0" w:after="160" w:line="259" w:lineRule="auto"/>
-        <w:ind w:firstLine="0"/>
-      </w:pPr>
     </w:p>
     <w:p>
       <w:pPr>
@@ -10130,7 +10344,7 @@
           <w:ilvl w:val="0"/>
           <w:numId w:val="32"/>
         </w:numPr>
-        <w:spacing w:before="0" w:after="160" w:line="259" w:lineRule="auto"/>
+        <w:spacing w:before="0" w:after="160"/>
         <w:rPr>
           <w:b/>
         </w:rPr>
@@ -10144,7 +10358,7 @@
     </w:p>
     <w:p>
       <w:pPr>
-        <w:spacing w:before="0" w:after="160" w:line="259" w:lineRule="auto"/>
+        <w:spacing w:before="0" w:after="160"/>
         <w:ind w:firstLine="708"/>
       </w:pPr>
       <w:r>
@@ -10158,7 +10372,7 @@
           <w:ilvl w:val="0"/>
           <w:numId w:val="32"/>
         </w:numPr>
-        <w:spacing w:before="0" w:after="160" w:line="259" w:lineRule="auto"/>
+        <w:spacing w:before="0" w:after="160"/>
         <w:rPr>
           <w:b/>
         </w:rPr>
@@ -10172,7 +10386,7 @@
     </w:p>
     <w:p>
       <w:pPr>
-        <w:spacing w:before="0" w:after="160" w:line="259" w:lineRule="auto"/>
+        <w:spacing w:before="0" w:after="160"/>
         <w:ind w:firstLine="708"/>
       </w:pPr>
       <w:r>
@@ -10194,7 +10408,7 @@
           <w:ilvl w:val="0"/>
           <w:numId w:val="32"/>
         </w:numPr>
-        <w:spacing w:before="0" w:after="160" w:line="259" w:lineRule="auto"/>
+        <w:spacing w:before="0" w:after="160"/>
         <w:rPr>
           <w:b/>
         </w:rPr>
@@ -10208,7 +10422,7 @@
     </w:p>
     <w:p>
       <w:pPr>
-        <w:spacing w:before="0" w:after="160" w:line="259" w:lineRule="auto"/>
+        <w:spacing w:before="0" w:after="160"/>
         <w:ind w:firstLine="708"/>
       </w:pPr>
       <w:r>
@@ -10225,35 +10439,69 @@
     </w:p>
     <w:p>
       <w:pPr>
-        <w:spacing w:before="0" w:after="160" w:line="259" w:lineRule="auto"/>
+        <w:spacing w:before="0" w:after="160"/>
         <w:ind w:firstLine="0"/>
       </w:pPr>
-      <w:r>
-        <w:br w:type="page"/>
-      </w:r>
+    </w:p>
+    <w:p>
+      <w:pPr>
+        <w:spacing w:before="0" w:after="160"/>
+        <w:ind w:firstLine="0"/>
+      </w:pPr>
+    </w:p>
+    <w:p>
+      <w:pPr>
+        <w:spacing w:before="0" w:after="160"/>
+        <w:ind w:firstLine="0"/>
+      </w:pPr>
+    </w:p>
+    <w:p>
+      <w:pPr>
+        <w:spacing w:before="0" w:after="160"/>
+        <w:ind w:firstLine="0"/>
+      </w:pPr>
+    </w:p>
+    <w:p>
+      <w:pPr>
+        <w:spacing w:before="0" w:after="160"/>
+        <w:ind w:firstLine="0"/>
+      </w:pPr>
+    </w:p>
+    <w:p>
+      <w:pPr>
+        <w:spacing w:before="0" w:after="160"/>
+        <w:ind w:firstLine="0"/>
+      </w:pPr>
+    </w:p>
+    <w:p>
+      <w:pPr>
+        <w:spacing w:before="0" w:after="160"/>
+        <w:ind w:firstLine="0"/>
+      </w:pPr>
+    </w:p>
+    <w:p>
+      <w:pPr>
+        <w:spacing w:before="0" w:after="160"/>
+        <w:ind w:firstLine="0"/>
+      </w:pPr>
     </w:p>
     <w:p>
       <w:pPr>
         <w:pStyle w:val="Ttulo2"/>
-      </w:pPr>
-      <w:bookmarkStart w:id="14" w:name="_Toc232009566"/>
+        <w:spacing w:line="360" w:lineRule="auto"/>
+      </w:pPr>
+      <w:bookmarkStart w:id="15" w:name="_Toc233100847"/>
       <w:r>
         <w:lastRenderedPageBreak/>
         <w:t>Calibración de puntada</w:t>
       </w:r>
-      <w:bookmarkEnd w:id="14"/>
-    </w:p>
-    <w:p>
-      <w:pPr>
-        <w:spacing w:before="0" w:after="160" w:line="259" w:lineRule="auto"/>
-        <w:ind w:firstLine="708"/>
-      </w:pPr>
+      <w:bookmarkEnd w:id="15"/>
     </w:p>
     <w:p>
       <w:pPr>
         <w:pStyle w:val="Video"/>
       </w:pPr>
-      <w:bookmarkStart w:id="15" w:name="_Hlk231985111"/>
+      <w:bookmarkStart w:id="16" w:name="_Hlk231985111"/>
       <w:r>
         <w:t xml:space="preserve">Operaciones </w:t>
       </w:r>
@@ -10261,7 +10509,13 @@
         <w:t>básicas</w:t>
       </w:r>
       <w:r>
-        <w:t xml:space="preserve"> para el manejo en maquina plana de una aguja Paso 1</w:t>
+        <w:t xml:space="preserve"> para el manejo en m</w:t>
+      </w:r>
+      <w:r>
+        <w:t>á</w:t>
+      </w:r>
+      <w:r>
+        <w:t>quina plana de una aguja Paso 1</w:t>
       </w:r>
     </w:p>
     <w:p>
@@ -10372,7 +10626,19 @@
               <w:rPr>
                 <w:b/>
               </w:rPr>
-              <w:t>Operaciones básicas para el manejo en maquina plana de una aguja Paso 1</w:t>
+              <w:t>Operaciones básicas para el manejo en m</w:t>
+            </w:r>
+            <w:r>
+              <w:rPr>
+                <w:b/>
+              </w:rPr>
+              <w:t>á</w:t>
+            </w:r>
+            <w:r>
+              <w:rPr>
+                <w:b/>
+              </w:rPr>
+              <w:t>quina plana de una aguja Paso 1</w:t>
             </w:r>
           </w:p>
         </w:tc>
@@ -10384,15 +10650,12 @@
           </w:tcPr>
           <w:p>
             <w:r>
-              <w:t xml:space="preserve">Para realizar algunas operaciones en la máquina plana, para iniciar es importante hacer costuras rectas a un cuarto. Para eso necesitamos una pieza: una banda de 2 m de largo por 13 cm de ancho. La vamos a doblar en ocho partes y </w:t>
-            </w:r>
+              <w:t>Para realizar algunas operaciones en la máquina plana, para iniciar es importante hacer costuras rectas a un cuarto. Para eso necesitamos una pieza: una banda de 2 m de largo por 13 cm de ancho. La vamos a doblar en ocho partes y vamos a separarla por medio de una cinta de enmascarar para realizar las costuras en la pieza.</w:t>
+            </w:r>
+          </w:p>
+          <w:p>
             <w:r>
               <w:lastRenderedPageBreak/>
-              <w:t>vamos a separarla por medio de una cinta de enmascarar para realizar las costuras en la pieza.</w:t>
-            </w:r>
-          </w:p>
-          <w:p>
-            <w:r>
               <w:t>La posicionamos en el</w:t>
             </w:r>
             <w:r>
@@ -10432,40 +10695,44 @@
           </w:p>
         </w:tc>
       </w:tr>
-      <w:bookmarkEnd w:id="15"/>
+      <w:bookmarkEnd w:id="16"/>
     </w:tbl>
     <w:p>
       <w:pPr>
-        <w:spacing w:before="0" w:after="160" w:line="259" w:lineRule="auto"/>
+        <w:spacing w:before="0" w:after="160"/>
         <w:ind w:firstLine="0"/>
       </w:pPr>
     </w:p>
     <w:p>
       <w:pPr>
-        <w:spacing w:before="0" w:after="160" w:line="259" w:lineRule="auto"/>
+        <w:spacing w:before="0" w:after="160"/>
         <w:ind w:firstLine="0"/>
       </w:pPr>
       <w:r>
-        <w:t xml:space="preserve">Video: Operaciones </w:t>
-      </w:r>
-      <w:proofErr w:type="spellStart"/>
-      <w:r>
-        <w:t>basicas</w:t>
-      </w:r>
-      <w:proofErr w:type="spellEnd"/>
-      <w:r>
-        <w:t xml:space="preserve"> para el manejo en maquina plana de una aguja Paso 1.</w:t>
-      </w:r>
-    </w:p>
-    <w:p>
-      <w:pPr>
-        <w:spacing w:before="0" w:after="160" w:line="259" w:lineRule="auto"/>
+        <w:t>Video: Operaciones b</w:t>
+      </w:r>
+      <w:r>
+        <w:t>á</w:t>
+      </w:r>
+      <w:r>
+        <w:t>sicas para el manejo en m</w:t>
+      </w:r>
+      <w:r>
+        <w:t>á</w:t>
+      </w:r>
+      <w:r>
+        <w:t>quina plana de una aguja Paso 1.</w:t>
+      </w:r>
+    </w:p>
+    <w:p>
+      <w:pPr>
+        <w:spacing w:before="0" w:after="160"/>
         <w:ind w:firstLine="0"/>
       </w:pPr>
     </w:p>
     <w:p>
       <w:pPr>
-        <w:spacing w:before="0" w:after="160" w:line="259" w:lineRule="auto"/>
+        <w:spacing w:before="0" w:after="160"/>
         <w:ind w:firstLine="0"/>
       </w:pPr>
     </w:p>
@@ -10482,7 +10749,13 @@
         <w:t>básicas</w:t>
       </w:r>
       <w:r>
-        <w:t xml:space="preserve"> para el manejo en maquina plana de una aguja Paso 2</w:t>
+        <w:t xml:space="preserve"> para el manejo en m</w:t>
+      </w:r>
+      <w:r>
+        <w:t>á</w:t>
+      </w:r>
+      <w:r>
+        <w:t>quina plana de una aguja Paso 2</w:t>
       </w:r>
     </w:p>
     <w:p>
@@ -10589,7 +10862,19 @@
               <w:rPr>
                 <w:b/>
               </w:rPr>
-              <w:t>Operaciones básicas para el manejo en maquina plana de una aguja Paso 2</w:t>
+              <w:t>Operaciones básicas para el manejo en m</w:t>
+            </w:r>
+            <w:r>
+              <w:rPr>
+                <w:b/>
+              </w:rPr>
+              <w:t>á</w:t>
+            </w:r>
+            <w:r>
+              <w:rPr>
+                <w:b/>
+              </w:rPr>
+              <w:t>quina plana de una aguja Paso 2</w:t>
             </w:r>
           </w:p>
         </w:tc>
@@ -10644,36 +10929,40 @@
     </w:tbl>
     <w:p>
       <w:pPr>
-        <w:spacing w:before="0" w:after="160" w:line="259" w:lineRule="auto"/>
+        <w:spacing w:before="0" w:after="160"/>
         <w:ind w:firstLine="0"/>
       </w:pPr>
     </w:p>
     <w:p>
       <w:pPr>
-        <w:spacing w:before="0" w:after="160" w:line="259" w:lineRule="auto"/>
+        <w:spacing w:before="0" w:after="160"/>
         <w:ind w:firstLine="0"/>
       </w:pPr>
     </w:p>
     <w:p>
       <w:pPr>
-        <w:spacing w:before="0" w:after="160" w:line="259" w:lineRule="auto"/>
+        <w:spacing w:before="0" w:after="160"/>
         <w:ind w:firstLine="0"/>
       </w:pPr>
       <w:r>
-        <w:t xml:space="preserve">Video: Operaciones </w:t>
-      </w:r>
-      <w:proofErr w:type="spellStart"/>
-      <w:r>
-        <w:t>basicas</w:t>
-      </w:r>
-      <w:proofErr w:type="spellEnd"/>
-      <w:r>
-        <w:t xml:space="preserve"> para el manejo en maquina plana de una aguja Paso 2.</w:t>
-      </w:r>
-    </w:p>
-    <w:p>
-      <w:pPr>
-        <w:spacing w:before="0" w:after="160" w:line="259" w:lineRule="auto"/>
+        <w:t>Video: Operaciones b</w:t>
+      </w:r>
+      <w:r>
+        <w:t>á</w:t>
+      </w:r>
+      <w:r>
+        <w:t>sicas para el manejo en m</w:t>
+      </w:r>
+      <w:r>
+        <w:t>á</w:t>
+      </w:r>
+      <w:r>
+        <w:t>quina plana de una aguja Paso 2.</w:t>
+      </w:r>
+    </w:p>
+    <w:p>
+      <w:pPr>
+        <w:spacing w:before="0" w:after="160"/>
         <w:ind w:firstLine="0"/>
       </w:pPr>
     </w:p>
@@ -10684,7 +10973,7 @@
           <w:ilvl w:val="0"/>
           <w:numId w:val="31"/>
         </w:numPr>
-        <w:spacing w:before="0" w:after="160" w:line="259" w:lineRule="auto"/>
+        <w:spacing w:before="0" w:after="160"/>
         <w:rPr>
           <w:b/>
         </w:rPr>
@@ -10699,7 +10988,7 @@
     <w:p>
       <w:pPr>
         <w:pStyle w:val="Prrafodelista"/>
-        <w:spacing w:before="0" w:after="160" w:line="259" w:lineRule="auto"/>
+        <w:spacing w:before="0" w:after="160"/>
         <w:ind w:firstLine="0"/>
         <w:rPr>
           <w:b/>
@@ -10713,7 +11002,7 @@
           <w:ilvl w:val="0"/>
           <w:numId w:val="32"/>
         </w:numPr>
-        <w:spacing w:before="0" w:after="160" w:line="259" w:lineRule="auto"/>
+        <w:spacing w:before="0" w:after="160"/>
         <w:rPr>
           <w:b/>
         </w:rPr>
@@ -10727,15 +11016,15 @@
     </w:p>
     <w:p>
       <w:pPr>
-        <w:spacing w:before="0" w:after="160" w:line="259" w:lineRule="auto"/>
+        <w:spacing w:before="0" w:after="160"/>
         <w:ind w:firstLine="708"/>
       </w:pPr>
       <w:r>
-        <w:t xml:space="preserve">Para calibrar la puntada de la máquina plana se debe ajustar moviendo el mecanismo del dial o botón regulador de puntada, el cual se encuentra ubicado en el lado derecho del cabezote de la máquina y tiene unos números, 1 al 5 (máquinas ajuste liviano y semipesado) si el dial tiene 6, la máquina es de ajuste pesado. Entre más se mueva el dial aumentando el número la puntada es más larga y por lo tanto se tiene menos P.P.P se utilizan puntadas de 8 o 6 P.P.P para puntadas de pespuntes. En el caso </w:t>
+        <w:t xml:space="preserve">Para calibrar la puntada de la máquina plana se debe ajustar moviendo el mecanismo del dial o botón regulador de puntada, el cual se encuentra ubicado en el lado derecho del cabezote de la máquina y tiene unos números, 1 al 5 (máquinas ajuste </w:t>
       </w:r>
       <w:r>
         <w:lastRenderedPageBreak/>
-        <w:t>contrario se disminuye el dial, obteniéndose más puntadas por pulgada en el caso de costuras internas 12 P.P.P.</w:t>
+        <w:t>liviano y semipesado) si el dial tiene 6, la máquina es de ajuste pesado. Entre más se mueva el dial aumentando el número la puntada es más larga y por lo tanto se tiene menos P.P.P se utilizan puntadas de 8 o 6 P.P.P para puntadas de pespuntes. En el caso contrario se disminuye el dial, obteniéndose más puntadas por pulgada en el caso de costuras internas 12 P.P.P.</w:t>
       </w:r>
     </w:p>
     <w:p>
@@ -10745,7 +11034,7 @@
           <w:ilvl w:val="0"/>
           <w:numId w:val="32"/>
         </w:numPr>
-        <w:spacing w:before="0" w:after="160" w:line="259" w:lineRule="auto"/>
+        <w:spacing w:before="0" w:after="160"/>
         <w:rPr>
           <w:b/>
         </w:rPr>
@@ -10781,11 +11070,23 @@
     </w:p>
     <w:p>
       <w:pPr>
-        <w:spacing w:before="0" w:after="160" w:line="259" w:lineRule="auto"/>
+        <w:spacing w:before="0" w:after="160"/>
         <w:ind w:firstLine="708"/>
       </w:pPr>
       <w:r>
-        <w:t xml:space="preserve">Se calibra la puntada activando un botón el cual se encuentra en la parte frontal del cabezote, que desengrana el mecanismo para que al mover el volante se pueda cambiar el largo de puntada, una vez se cambia el largo de puntada se deja de oprimir el volante. En el caso de sobrehilado y según lo especificado en la ficha técnica del producto, en panty o prendas deportivas como leggins por ejemplo se utilizan 14 a 16 P.P.P. para prendas en denim se utilizan sobrehilados entre 9 y 6 P.P.P. En la </w:t>
+        <w:t xml:space="preserve">Se calibra la puntada activando un botón el cual se encuentra en la parte frontal del cabezote, que desengrana el mecanismo para que al mover el volante se pueda cambiar el largo de puntada, una vez se cambia el largo de puntada se deja de oprimir el volante. En el caso de sobrehilado y según lo especificado en la ficha técnica del producto, en panty o prendas deportivas como </w:t>
+      </w:r>
+      <w:r>
+        <w:rPr>
+          <w:rStyle w:val="Extranjerismo"/>
+        </w:rPr>
+        <w:t>leggings</w:t>
+      </w:r>
+      <w:r>
+        <w:t xml:space="preserve"> </w:t>
+      </w:r>
+      <w:r>
+        <w:t xml:space="preserve">por ejemplo se utilizan 14 a 16 P.P.P. para prendas en denim se utilizan sobrehilados entre 9 y 6 P.P.P. En la </w:t>
       </w:r>
       <w:proofErr w:type="spellStart"/>
       <w:r>
@@ -10798,19 +11099,27 @@
     </w:p>
     <w:p>
       <w:pPr>
-        <w:spacing w:before="0" w:after="160" w:line="259" w:lineRule="auto"/>
+        <w:spacing w:before="0" w:after="160"/>
         <w:ind w:firstLine="708"/>
       </w:pPr>
     </w:p>
     <w:p>
       <w:pPr>
         <w:pStyle w:val="Ttulo2"/>
-      </w:pPr>
-      <w:bookmarkStart w:id="16" w:name="_Toc232009567"/>
-      <w:r>
-        <w:t>Puesta a punto de la maquinaría y prueba de costura según operación de confección</w:t>
-      </w:r>
-      <w:bookmarkEnd w:id="16"/>
+        <w:spacing w:line="360" w:lineRule="auto"/>
+      </w:pPr>
+      <w:bookmarkStart w:id="17" w:name="_Toc233100848"/>
+      <w:r>
+        <w:lastRenderedPageBreak/>
+        <w:t>Puesta a punto de la maquinar</w:t>
+      </w:r>
+      <w:r>
+        <w:t>i</w:t>
+      </w:r>
+      <w:r>
+        <w:t>a y prueba de costura según operación de confección</w:t>
+      </w:r>
+      <w:bookmarkEnd w:id="17"/>
     </w:p>
     <w:p>
       <w:pPr>
@@ -10939,6 +11248,7 @@
           </w:p>
           <w:p>
             <w:r>
+              <w:lastRenderedPageBreak/>
               <w:t>Para calibrar la puntada, necesitamos utilizar el calibrador e iniciamos a contar las puntadas, colocando la pulgada y contando cuántas puntadas hay en el espacio de una pulgada.</w:t>
             </w:r>
           </w:p>
@@ -10977,32 +11287,58 @@
     </w:tbl>
     <w:p>
       <w:pPr>
-        <w:spacing w:before="0" w:after="160" w:line="259" w:lineRule="auto"/>
+        <w:spacing w:before="0" w:after="160"/>
         <w:ind w:firstLine="708"/>
       </w:pPr>
     </w:p>
     <w:p>
       <w:pPr>
-        <w:spacing w:before="0" w:after="160" w:line="259" w:lineRule="auto"/>
+        <w:spacing w:before="0" w:after="160"/>
         <w:ind w:firstLine="0"/>
       </w:pPr>
     </w:p>
     <w:p>
       <w:pPr>
+        <w:spacing w:before="0" w:after="160"/>
+        <w:ind w:firstLine="0"/>
+      </w:pPr>
+    </w:p>
+    <w:p>
+      <w:pPr>
+        <w:spacing w:before="0" w:after="160"/>
+        <w:ind w:firstLine="0"/>
+      </w:pPr>
+    </w:p>
+    <w:p>
+      <w:pPr>
+        <w:spacing w:before="0" w:after="160"/>
+        <w:ind w:firstLine="0"/>
+      </w:pPr>
+    </w:p>
+    <w:p>
+      <w:pPr>
         <w:pStyle w:val="Ttulo2"/>
-      </w:pPr>
-      <w:bookmarkStart w:id="17" w:name="_Toc232009568"/>
-      <w:r>
+        <w:spacing w:line="360" w:lineRule="auto"/>
+      </w:pPr>
+      <w:bookmarkStart w:id="18" w:name="_Toc233100849"/>
+      <w:r>
+        <w:lastRenderedPageBreak/>
         <w:t>Manejo y operaciones básicas de máquinas de confección industrial</w:t>
       </w:r>
-      <w:bookmarkEnd w:id="17"/>
+      <w:bookmarkEnd w:id="18"/>
     </w:p>
     <w:p>
       <w:pPr>
         <w:pStyle w:val="Video"/>
       </w:pPr>
       <w:r>
-        <w:t>Operaciones básicas para el manejo en maquina plana de una aguja</w:t>
+        <w:t>Operaciones básicas para el manejo en m</w:t>
+      </w:r>
+      <w:r>
+        <w:t>á</w:t>
+      </w:r>
+      <w:r>
+        <w:t>quina plana de una aguja</w:t>
       </w:r>
       <w:r>
         <w:t xml:space="preserve"> paso 1</w:t>
@@ -11024,7 +11360,6 @@
         <w:rPr>
           <w:noProof/>
         </w:rPr>
-        <w:lastRenderedPageBreak/>
         <w:drawing>
           <wp:inline distT="0" distB="0" distL="0" distR="0" wp14:anchorId="470DE4D8" wp14:editId="67BD4C68">
             <wp:extent cx="4680000" cy="3510000"/>
@@ -11130,7 +11465,19 @@
               <w:rPr>
                 <w:b/>
               </w:rPr>
-              <w:t>Operaciones básicas para el manejo en maquina plana de una aguja Paso 1</w:t>
+              <w:t>Operaciones básicas para el manejo en m</w:t>
+            </w:r>
+            <w:r>
+              <w:rPr>
+                <w:b/>
+              </w:rPr>
+              <w:t>á</w:t>
+            </w:r>
+            <w:r>
+              <w:rPr>
+                <w:b/>
+              </w:rPr>
+              <w:t>quina plana de una aguja Paso 1</w:t>
             </w:r>
           </w:p>
         </w:tc>
@@ -11142,7 +11489,11 @@
           </w:tcPr>
           <w:p>
             <w:r>
-              <w:t>Para realizar algunas operaciones en la máquina plana, para iniciar es importante hacer costuras rectas a un cuarto. Para eso necesitamos una pieza: una banda de 2 m de largo por 13 cm de ancho. La vamos a doblar en ocho partes y vamos a separarla por medio de una cinta de enmascarar para realizar las costuras en la pieza.</w:t>
+              <w:t xml:space="preserve">Para realizar algunas operaciones en la máquina plana, para iniciar es importante hacer costuras rectas a un cuarto. Para eso necesitamos una pieza: una banda de 2 m de largo por 13 cm de ancho. La vamos a doblar en ocho partes y </w:t>
+            </w:r>
+            <w:r>
+              <w:lastRenderedPageBreak/>
+              <w:t>vamos a separarla por medio de una cinta de enmascarar para realizar las costuras en la pieza.</w:t>
             </w:r>
           </w:p>
           <w:p>
@@ -11160,11 +11511,7 @@
           </w:p>
           <w:p>
             <w:r>
-              <w:t xml:space="preserve">Vamos a hacer, a un cuarto de pulgada, el calibrador en esta medida de un cuarto de pulgada, que es más o menos el ancho del pie. Posicionamos nuestra aguja </w:t>
-            </w:r>
-            <w:r>
-              <w:lastRenderedPageBreak/>
-              <w:t>para que nos quede al ancho del pie, a un cuarto de pulgada, y al inicio rematamos. Llevamos la costura con una velocidad media y, cuando vamos a llegar, bajamos la velocidad. Oprimimos la palanca de retroceso para hacer el remate, subimos el pie, sacamos la tela hacia atrás, cortamos y volvemos a iniciar la siguiente costura.</w:t>
+              <w:t>Vamos a hacer, a un cuarto de pulgada, el calibrador en esta medida de un cuarto de pulgada, que es más o menos el ancho del pie. Posicionamos nuestra aguja para que nos quede al ancho del pie, a un cuarto de pulgada, y al inicio rematamos. Llevamos la costura con una velocidad media y, cuando vamos a llegar, bajamos la velocidad. Oprimimos la palanca de retroceso para hacer el remate, subimos el pie, sacamos la tela hacia atrás, cortamos y volvemos a iniciar la siguiente costura.</w:t>
             </w:r>
           </w:p>
           <w:p>
@@ -11187,13 +11534,13 @@
     </w:tbl>
     <w:p>
       <w:pPr>
-        <w:spacing w:before="0" w:after="160" w:line="259" w:lineRule="auto"/>
+        <w:spacing w:before="0" w:after="160"/>
         <w:ind w:firstLine="0"/>
       </w:pPr>
     </w:p>
     <w:p>
       <w:pPr>
-        <w:spacing w:before="0" w:after="160" w:line="259" w:lineRule="auto"/>
+        <w:spacing w:before="0" w:after="160"/>
         <w:ind w:firstLine="0"/>
       </w:pPr>
       <w:r>
@@ -11203,13 +11550,14 @@
     <w:p>
       <w:pPr>
         <w:pStyle w:val="Ttulo1"/>
-      </w:pPr>
-      <w:bookmarkStart w:id="18" w:name="_Toc232009569"/>
+        <w:spacing w:line="360" w:lineRule="auto"/>
+      </w:pPr>
+      <w:bookmarkStart w:id="19" w:name="_Toc233100850"/>
       <w:r>
         <w:lastRenderedPageBreak/>
         <w:t>Normas de calidad</w:t>
       </w:r>
-      <w:bookmarkEnd w:id="18"/>
+      <w:bookmarkEnd w:id="19"/>
     </w:p>
     <w:p>
       <w:pPr>
@@ -11221,34 +11569,56 @@
     <w:p>
       <w:pPr>
         <w:pStyle w:val="Ttulo2"/>
-      </w:pPr>
-      <w:bookmarkStart w:id="19" w:name="_Toc232009570"/>
+        <w:spacing w:line="360" w:lineRule="auto"/>
+      </w:pPr>
+      <w:bookmarkStart w:id="20" w:name="_Toc233100851"/>
       <w:r>
         <w:t>Normas técnicas colombianas en confección</w:t>
       </w:r>
-      <w:bookmarkEnd w:id="19"/>
-    </w:p>
-    <w:p>
-      <w:pPr>
-        <w:spacing w:before="0" w:after="160" w:line="259" w:lineRule="auto"/>
+      <w:bookmarkEnd w:id="20"/>
+    </w:p>
+    <w:p>
+      <w:pPr>
+        <w:spacing w:before="0" w:after="160"/>
         <w:ind w:firstLine="708"/>
       </w:pPr>
       <w:r>
-        <w:t>La Norma técnica es la descripción documentada de los procesos estandarizados, resultado de un estudio y un consenso generalizado, por un organismo reconocido y especializado. A nivel nacional el ICONTEC es el organismo que realiza las funciones de normalizar las técnicas de calidad, el comité 062 está dedicado en las normas de confecciones y textiles.</w:t>
-      </w:r>
-    </w:p>
-    <w:p>
-      <w:pPr>
-        <w:spacing w:before="0" w:after="160" w:line="259" w:lineRule="auto"/>
+        <w:t>La norma técnica es un documento que establece requisitos, especificaciones, directrices o características que permiten asegurar la calidad, seguridad y eficiencia de productos, procesos y servicios. Estas normas son el resultado de estudios técnicos y del consenso entre diferentes actores de un sector productivo, y son elaboradas por organismos reconocidos de normalización.</w:t>
+      </w:r>
+    </w:p>
+    <w:p>
+      <w:pPr>
+        <w:spacing w:before="0" w:after="160"/>
         <w:ind w:firstLine="708"/>
       </w:pPr>
       <w:r>
-        <w:t>A la fecha se encuentran en uso alrededor de 63 Normas Técnicas Colombianas (NTC), especializadas en el tema de textiles y confecciones. Estas normas otorgan certificados al cumplir con lo descrito. Varias de ellas tienen equivalencia en la normatividad internacional como el caso de las normas generadas por el Organismo Internacional de Estandarización (ISO).</w:t>
-      </w:r>
-    </w:p>
-    <w:p>
-      <w:pPr>
-        <w:spacing w:before="0" w:after="160" w:line="259" w:lineRule="auto"/>
+        <w:t>En Colombia, el Instituto Colombiano de Normas Técnicas y Certificación (ICONTEC) es el organismo encargado de desarrollar y actualizar las Normas Técnicas Colombianas (NTC). En el sector textil y de confecciones, esta labor es liderada por el Comité Técnico 062, responsable de la normalización de aspectos relacionados con fibras, hilos, telas, confecciones, etiquetado, métodos de ensayo, requisitos de calidad y demás procesos asociados a la industria.</w:t>
+      </w:r>
+    </w:p>
+    <w:p>
+      <w:pPr>
+        <w:spacing w:before="0" w:after="160"/>
+        <w:ind w:firstLine="708"/>
+      </w:pPr>
+      <w:r>
+        <w:t>Actualmente, el catálogo normativo para el sector textil y de confecciones incluye un amplio conjunto de documentos técnicos que establecen criterios para el control de</w:t>
+      </w:r>
+      <w:r>
+        <w:t xml:space="preserve"> </w:t>
+      </w:r>
+      <w:r>
+        <w:t>calidad, la evaluación de materiales, el desempeño de los productos, los requisitos de rotulado y las buenas prácticas de fabricación. Muchas de estas normas se encuentran armonizadas con estándares internacionales, facilitando la competitividad, la calidad y el acceso a mercados nacionales e internacionales.</w:t>
+      </w:r>
+    </w:p>
+    <w:p>
+      <w:pPr>
+        <w:spacing w:before="0" w:after="160"/>
+        <w:ind w:firstLine="708"/>
+      </w:pPr>
+    </w:p>
+    <w:p>
+      <w:pPr>
+        <w:spacing w:before="0" w:after="160"/>
         <w:ind w:firstLine="708"/>
       </w:pPr>
     </w:p>
@@ -11259,7 +11629,7 @@
           <w:ilvl w:val="0"/>
           <w:numId w:val="33"/>
         </w:numPr>
-        <w:spacing w:before="0" w:after="160" w:line="259" w:lineRule="auto"/>
+        <w:spacing w:before="0" w:after="160"/>
         <w:rPr>
           <w:b/>
         </w:rPr>
@@ -11268,12 +11638,13 @@
         <w:rPr>
           <w:b/>
         </w:rPr>
+        <w:lastRenderedPageBreak/>
         <w:t>Normas técnicas en textiles</w:t>
       </w:r>
     </w:p>
     <w:p>
       <w:pPr>
-        <w:spacing w:before="0" w:after="160" w:line="259" w:lineRule="auto"/>
+        <w:spacing w:before="0" w:after="160"/>
         <w:ind w:firstLine="0"/>
       </w:pPr>
       <w:r>
@@ -11282,7 +11653,7 @@
     </w:p>
     <w:p>
       <w:pPr>
-        <w:spacing w:before="0" w:after="160" w:line="259" w:lineRule="auto"/>
+        <w:spacing w:before="0" w:after="160"/>
         <w:ind w:firstLine="0"/>
       </w:pPr>
       <w:r>
@@ -11296,7 +11667,7 @@
           <w:ilvl w:val="0"/>
           <w:numId w:val="32"/>
         </w:numPr>
-        <w:spacing w:before="0" w:after="160" w:line="259" w:lineRule="auto"/>
+        <w:spacing w:before="0" w:after="160"/>
       </w:pPr>
       <w:r>
         <w:t>NTC 2398:1988 Textiles y confecciones. Ropa interior femenina de tejido plano.</w:t>
@@ -11309,7 +11680,7 @@
           <w:ilvl w:val="0"/>
           <w:numId w:val="32"/>
         </w:numPr>
-        <w:spacing w:before="0" w:after="160" w:line="259" w:lineRule="auto"/>
+        <w:spacing w:before="0" w:after="160"/>
       </w:pPr>
       <w:r>
         <w:t xml:space="preserve">NTC 1990:1994 Textiles y confecciones. Fibras. </w:t>
@@ -11330,7 +11701,7 @@
           <w:ilvl w:val="0"/>
           <w:numId w:val="32"/>
         </w:numPr>
-        <w:spacing w:before="0" w:after="160" w:line="259" w:lineRule="auto"/>
+        <w:spacing w:before="0" w:after="160"/>
       </w:pPr>
       <w:r>
         <w:t>NTC 2337:1987 Textiles y confecciones. Hilazas de poliéster.</w:t>
@@ -11343,7 +11714,7 @@
           <w:ilvl w:val="0"/>
           <w:numId w:val="32"/>
         </w:numPr>
-        <w:spacing w:before="0" w:after="160" w:line="259" w:lineRule="auto"/>
+        <w:spacing w:before="0" w:after="160"/>
       </w:pPr>
       <w:r>
         <w:t>NTC 2089:2013 Hilos de algodón para coser.</w:t>
@@ -11356,7 +11727,7 @@
           <w:ilvl w:val="0"/>
           <w:numId w:val="32"/>
         </w:numPr>
-        <w:spacing w:before="0" w:after="160" w:line="259" w:lineRule="auto"/>
+        <w:spacing w:before="0" w:after="160"/>
       </w:pPr>
       <w:r>
         <w:t>NTC 730-1:2001 Textiles. Telas de tejido plano y telas de tejido de punto. Requisitos generales.</w:t>
@@ -11369,7 +11740,7 @@
           <w:ilvl w:val="0"/>
           <w:numId w:val="32"/>
         </w:numPr>
-        <w:spacing w:before="0" w:after="160" w:line="259" w:lineRule="auto"/>
+        <w:spacing w:before="0" w:after="160"/>
       </w:pPr>
       <w:r>
         <w:t>NTC 730-2:2001 Textiles. Telas de tejido plano. Requisitos generales.</w:t>
@@ -11382,7 +11753,7 @@
           <w:ilvl w:val="0"/>
           <w:numId w:val="32"/>
         </w:numPr>
-        <w:spacing w:before="0" w:after="160" w:line="259" w:lineRule="auto"/>
+        <w:spacing w:before="0" w:after="160"/>
       </w:pPr>
       <w:r>
         <w:t>NTC 730-3:2001 Textiles. Telas de tejido de punto. Requisitos generales.</w:t>
@@ -11390,13 +11761,8 @@
     </w:p>
     <w:p>
       <w:pPr>
-        <w:spacing w:before="0" w:after="160" w:line="259" w:lineRule="auto"/>
-        <w:ind w:firstLine="0"/>
-      </w:pPr>
-    </w:p>
-    <w:p>
-      <w:pPr>
-        <w:spacing w:before="0" w:after="160" w:line="259" w:lineRule="auto"/>
+        <w:pStyle w:val="Prrafodelista"/>
+        <w:spacing w:before="0" w:after="160"/>
         <w:ind w:firstLine="0"/>
       </w:pPr>
     </w:p>
@@ -11407,7 +11773,7 @@
           <w:ilvl w:val="0"/>
           <w:numId w:val="33"/>
         </w:numPr>
-        <w:spacing w:before="0" w:after="160" w:line="259" w:lineRule="auto"/>
+        <w:spacing w:before="0" w:after="160"/>
         <w:rPr>
           <w:b/>
         </w:rPr>
@@ -11416,13 +11782,12 @@
         <w:rPr>
           <w:b/>
         </w:rPr>
-        <w:lastRenderedPageBreak/>
         <w:t>Normas técnicas en confección</w:t>
       </w:r>
     </w:p>
     <w:p>
       <w:pPr>
-        <w:spacing w:before="0" w:after="160" w:line="259" w:lineRule="auto"/>
+        <w:spacing w:before="0" w:after="160"/>
         <w:ind w:firstLine="0"/>
       </w:pPr>
       <w:r>
@@ -11431,7 +11796,7 @@
     </w:p>
     <w:p>
       <w:pPr>
-        <w:spacing w:before="0" w:after="160" w:line="259" w:lineRule="auto"/>
+        <w:spacing w:before="0" w:after="160"/>
         <w:ind w:firstLine="0"/>
       </w:pPr>
       <w:r>
@@ -11445,7 +11810,7 @@
           <w:ilvl w:val="0"/>
           <w:numId w:val="34"/>
         </w:numPr>
-        <w:spacing w:before="0" w:after="160" w:line="259" w:lineRule="auto"/>
+        <w:spacing w:before="0" w:after="160"/>
       </w:pPr>
       <w:r>
         <w:t>NTC-ISO 8559:1995 Fabricación de vestuario estudios antropométricos. dimensiones corporales.</w:t>
@@ -11458,7 +11823,7 @@
           <w:ilvl w:val="0"/>
           <w:numId w:val="34"/>
         </w:numPr>
-        <w:spacing w:before="0" w:after="160" w:line="259" w:lineRule="auto"/>
+        <w:spacing w:before="0" w:after="160"/>
       </w:pPr>
       <w:r>
         <w:t>NTC 2399:2014 Textiles y confecciones. Ropa interior femenina de tejido de punto.</w:t>
@@ -11471,9 +11836,10 @@
           <w:ilvl w:val="0"/>
           <w:numId w:val="34"/>
         </w:numPr>
-        <w:spacing w:before="0" w:after="160" w:line="259" w:lineRule="auto"/>
-      </w:pPr>
-      <w:r>
+        <w:spacing w:before="0" w:after="160"/>
+      </w:pPr>
+      <w:r>
+        <w:lastRenderedPageBreak/>
         <w:t>NTC 1806:2014 Textiles. Código de rotulado para el cuidado de telas y confecciones mediante el uso de símbolos.</w:t>
       </w:r>
     </w:p>
@@ -11484,7 +11850,7 @@
           <w:ilvl w:val="0"/>
           <w:numId w:val="34"/>
         </w:numPr>
-        <w:spacing w:before="0" w:after="160" w:line="259" w:lineRule="auto"/>
+        <w:spacing w:before="0" w:after="160"/>
       </w:pPr>
       <w:r>
         <w:t>NTC 2509:1988 Textiles y confecciones. Ropa para deporte.</w:t>
@@ -11492,7 +11858,7 @@
     </w:p>
     <w:p>
       <w:pPr>
-        <w:spacing w:before="0" w:after="160" w:line="259" w:lineRule="auto"/>
+        <w:spacing w:before="0" w:after="160"/>
         <w:ind w:firstLine="0"/>
       </w:pPr>
       <w:r>
@@ -11501,23 +11867,24 @@
     </w:p>
     <w:p>
       <w:pPr>
-        <w:spacing w:before="0" w:after="160" w:line="259" w:lineRule="auto"/>
+        <w:spacing w:before="0" w:after="160"/>
         <w:ind w:firstLine="0"/>
       </w:pPr>
     </w:p>
     <w:p>
       <w:pPr>
         <w:pStyle w:val="Ttulo2"/>
-      </w:pPr>
-      <w:bookmarkStart w:id="20" w:name="_Toc232009571"/>
+        <w:spacing w:line="360" w:lineRule="auto"/>
+      </w:pPr>
+      <w:bookmarkStart w:id="21" w:name="_Toc233100852"/>
       <w:r>
         <w:t>Normas de calidad internacional: ISO 9001 Versión 2015. Sistema de Gestión de la Calidad – Requisitos</w:t>
       </w:r>
-      <w:bookmarkEnd w:id="20"/>
-    </w:p>
-    <w:p>
-      <w:pPr>
-        <w:spacing w:before="0" w:after="160" w:line="259" w:lineRule="auto"/>
+      <w:bookmarkEnd w:id="21"/>
+    </w:p>
+    <w:p>
+      <w:pPr>
+        <w:spacing w:before="0" w:after="160"/>
         <w:ind w:firstLine="0"/>
       </w:pPr>
       <w:r>
@@ -11526,7 +11893,7 @@
     </w:p>
     <w:p>
       <w:pPr>
-        <w:spacing w:before="0" w:after="160" w:line="259" w:lineRule="auto"/>
+        <w:spacing w:before="0" w:after="160"/>
         <w:ind w:firstLine="0"/>
       </w:pPr>
       <w:r>
@@ -11540,7 +11907,7 @@
           <w:ilvl w:val="0"/>
           <w:numId w:val="35"/>
         </w:numPr>
-        <w:spacing w:before="0" w:after="160" w:line="259" w:lineRule="auto"/>
+        <w:spacing w:before="0" w:after="160"/>
         <w:rPr>
           <w:b/>
         </w:rPr>
@@ -11571,7 +11938,7 @@
           <w:ilvl w:val="1"/>
           <w:numId w:val="35"/>
         </w:numPr>
-        <w:spacing w:before="0" w:after="160" w:line="259" w:lineRule="auto"/>
+        <w:spacing w:before="0" w:after="160"/>
       </w:pPr>
       <w:r>
         <w:t>Objeto y campo de aplicación</w:t>
@@ -11587,7 +11954,7 @@
           <w:ilvl w:val="1"/>
           <w:numId w:val="35"/>
         </w:numPr>
-        <w:spacing w:before="0" w:after="160" w:line="259" w:lineRule="auto"/>
+        <w:spacing w:before="0" w:after="160"/>
       </w:pPr>
       <w:r>
         <w:t>Referencias normativas</w:t>
@@ -11603,7 +11970,7 @@
           <w:ilvl w:val="1"/>
           <w:numId w:val="35"/>
         </w:numPr>
-        <w:spacing w:before="0" w:after="160" w:line="259" w:lineRule="auto"/>
+        <w:spacing w:before="0" w:after="160"/>
       </w:pPr>
       <w:r>
         <w:t>Términos y definiciones</w:t>
@@ -11619,7 +11986,7 @@
           <w:ilvl w:val="1"/>
           <w:numId w:val="35"/>
         </w:numPr>
-        <w:spacing w:before="0" w:after="160" w:line="259" w:lineRule="auto"/>
+        <w:spacing w:before="0" w:after="160"/>
       </w:pPr>
       <w:r>
         <w:t>Contexto de la organización</w:t>
@@ -11635,7 +12002,7 @@
           <w:ilvl w:val="1"/>
           <w:numId w:val="35"/>
         </w:numPr>
-        <w:spacing w:before="0" w:after="160" w:line="259" w:lineRule="auto"/>
+        <w:spacing w:before="0" w:after="160"/>
       </w:pPr>
       <w:r>
         <w:t>Liderazgo</w:t>
@@ -11651,7 +12018,7 @@
           <w:ilvl w:val="1"/>
           <w:numId w:val="35"/>
         </w:numPr>
-        <w:spacing w:before="0" w:after="160" w:line="259" w:lineRule="auto"/>
+        <w:spacing w:before="0" w:after="160"/>
       </w:pPr>
       <w:r>
         <w:t>Planificación</w:t>
@@ -11667,7 +12034,7 @@
           <w:ilvl w:val="1"/>
           <w:numId w:val="35"/>
         </w:numPr>
-        <w:spacing w:before="0" w:after="160" w:line="259" w:lineRule="auto"/>
+        <w:spacing w:before="0" w:after="160"/>
       </w:pPr>
       <w:r>
         <w:lastRenderedPageBreak/>
@@ -11684,7 +12051,7 @@
           <w:ilvl w:val="1"/>
           <w:numId w:val="35"/>
         </w:numPr>
-        <w:spacing w:before="0" w:after="160" w:line="259" w:lineRule="auto"/>
+        <w:spacing w:before="0" w:after="160"/>
       </w:pPr>
       <w:r>
         <w:t>Operación</w:t>
@@ -11700,7 +12067,7 @@
           <w:ilvl w:val="1"/>
           <w:numId w:val="35"/>
         </w:numPr>
-        <w:spacing w:before="0" w:after="160" w:line="259" w:lineRule="auto"/>
+        <w:spacing w:before="0" w:after="160"/>
       </w:pPr>
       <w:r>
         <w:t>Evaluación del desempeño</w:t>
@@ -11716,7 +12083,7 @@
           <w:ilvl w:val="1"/>
           <w:numId w:val="35"/>
         </w:numPr>
-        <w:spacing w:before="0" w:after="160" w:line="259" w:lineRule="auto"/>
+        <w:spacing w:before="0" w:after="160"/>
       </w:pPr>
       <w:r>
         <w:t>Mejora</w:t>
@@ -11727,13 +12094,13 @@
     </w:p>
     <w:p>
       <w:pPr>
-        <w:spacing w:before="0" w:after="160" w:line="259" w:lineRule="auto"/>
+        <w:spacing w:before="0" w:after="160"/>
         <w:ind w:firstLine="0"/>
       </w:pPr>
     </w:p>
     <w:p>
       <w:pPr>
-        <w:spacing w:before="0" w:after="160" w:line="259" w:lineRule="auto"/>
+        <w:spacing w:before="0" w:after="160"/>
         <w:ind w:firstLine="0"/>
       </w:pPr>
     </w:p>
@@ -11754,12 +12121,12 @@
           <w:u w:val="single"/>
         </w:rPr>
       </w:pPr>
-      <w:bookmarkStart w:id="21" w:name="_Toc232009572"/>
+      <w:bookmarkStart w:id="22" w:name="_Toc233100853"/>
       <w:r>
         <w:lastRenderedPageBreak/>
         <w:t>Síntesis</w:t>
       </w:r>
-      <w:bookmarkEnd w:id="21"/>
+      <w:bookmarkEnd w:id="22"/>
       <w:r>
         <w:t xml:space="preserve"> </w:t>
       </w:r>
@@ -11787,7 +12154,6 @@
           <w:lang w:eastAsia="es-CO"/>
         </w:rPr>
       </w:pPr>
-      <w:bookmarkStart w:id="22" w:name="_GoBack"/>
       <w:r>
         <w:rPr>
           <w:noProof/>
@@ -11840,7 +12206,6 @@
           </wp:inline>
         </w:drawing>
       </w:r>
-      <w:bookmarkEnd w:id="22"/>
     </w:p>
     <w:p>
       <w:pPr>
@@ -11864,7 +12229,7 @@
       <w:pPr>
         <w:pStyle w:val="Titulosgenerales"/>
       </w:pPr>
-      <w:bookmarkStart w:id="23" w:name="_Toc232009573"/>
+      <w:bookmarkStart w:id="23" w:name="_Toc233100854"/>
       <w:r>
         <w:lastRenderedPageBreak/>
         <w:t>Glosario</w:t>
@@ -11950,7 +12315,19 @@
         <w:rPr>
           <w:bCs/>
         </w:rPr>
-        <w:t>: prenda que combina elementos de un brasier y top deportivo, principalmente en encaje y telas suaves y delicadas como el algodón o microfibras.</w:t>
+        <w:t xml:space="preserve">: prenda que combina elementos de un brasier y </w:t>
+      </w:r>
+      <w:r>
+        <w:rPr>
+          <w:rStyle w:val="Extranjerismo"/>
+        </w:rPr>
+        <w:t>top</w:t>
+      </w:r>
+      <w:r>
+        <w:rPr>
+          <w:bCs/>
+        </w:rPr>
+        <w:t xml:space="preserve"> deportivo, principalmente en encaje y telas suaves y delicadas como el algodón o microfibras.</w:t>
       </w:r>
     </w:p>
     <w:p>
@@ -12119,7 +12496,19 @@
         <w:rPr>
           <w:bCs/>
         </w:rPr>
-        <w:t>: proceso de transferencia o impresión de dibujos o figuras, sean planas o en relieve, se colocan en la prenda con el fin de decorarla; existen varias técnicas como son sublimación, transfer, con vinilo textil, serigrafía, impresión directa.</w:t>
+        <w:t xml:space="preserve">: proceso de transferencia o impresión de dibujos o figuras, sean planas o en relieve, se colocan en la prenda con el fin de decorarla; existen varias técnicas como son sublimación, </w:t>
+      </w:r>
+      <w:r>
+        <w:rPr>
+          <w:rStyle w:val="Extranjerismo"/>
+        </w:rPr>
+        <w:t>transfer</w:t>
+      </w:r>
+      <w:r>
+        <w:rPr>
+          <w:bCs/>
+        </w:rPr>
+        <w:t>, con vinilo textil, serigrafía, impresión directa.</w:t>
       </w:r>
     </w:p>
     <w:p>
@@ -12180,7 +12569,7 @@
       <w:pPr>
         <w:pStyle w:val="Titulosgenerales"/>
       </w:pPr>
-      <w:bookmarkStart w:id="24" w:name="_Toc232009574"/>
+      <w:bookmarkStart w:id="24" w:name="_Toc233100855"/>
       <w:r>
         <w:lastRenderedPageBreak/>
         <w:t>Referencias bibliográficas</w:t>
@@ -12192,19 +12581,8 @@
     </w:p>
     <w:p>
       <w:r>
-        <w:t>Alonso Felipe, J. (2015). Manual Control de calidad en productos textiles y afines [PDF] (p. 81).</w:t>
-      </w:r>
-      <w:r>
-        <w:t xml:space="preserve"> </w:t>
-      </w:r>
-      <w:hyperlink r:id="rId35" w:history="1">
-        <w:r>
-          <w:rPr>
-            <w:rStyle w:val="Hipervnculo"/>
-          </w:rPr>
-          <w:t>http://oa.upm.es/38763/</w:t>
-        </w:r>
-      </w:hyperlink>
+        <w:t>Alonso Felipe, J. (2015). Manual control de calidad en productos textiles y afines (p. 81).</w:t>
+      </w:r>
     </w:p>
     <w:p>
       <w:proofErr w:type="spellStart"/>
@@ -12223,17 +12601,6 @@
       <w:r>
         <w:t xml:space="preserve"> portafolio.</w:t>
       </w:r>
-      <w:r>
-        <w:t xml:space="preserve"> </w:t>
-      </w:r>
-      <w:hyperlink r:id="rId36" w:history="1">
-        <w:r>
-          <w:rPr>
-            <w:rStyle w:val="Hipervnculo"/>
-          </w:rPr>
-          <w:t>https://arcoline.com/portafolio/</w:t>
-        </w:r>
-      </w:hyperlink>
     </w:p>
     <w:p>
       <w:proofErr w:type="spellStart"/>
@@ -12242,140 +12609,71 @@
       </w:r>
       <w:proofErr w:type="spellEnd"/>
       <w:r>
-        <w:t xml:space="preserve">, G. (2012, junio). Montar cremallera El Rincón De </w:t>
+        <w:t>, G. (2012, junio). Montar cremallera.</w:t>
+      </w:r>
+    </w:p>
+    <w:p>
+      <w:r>
+        <w:t>CI Estrada Velásquez CIA S.A.S. (2020). Insumos de moda.</w:t>
+      </w:r>
+    </w:p>
+    <w:p>
+      <w:r>
+        <w:t xml:space="preserve">COATS </w:t>
       </w:r>
       <w:proofErr w:type="spellStart"/>
       <w:r>
-        <w:t>celestecielo</w:t>
+        <w:t>Group</w:t>
       </w:r>
       <w:proofErr w:type="spellEnd"/>
       <w:r>
-        <w:t>.</w:t>
-      </w:r>
-      <w:r>
-        <w:t xml:space="preserve"> </w:t>
-      </w:r>
-      <w:hyperlink r:id="rId37" w:history="1">
-        <w:r>
-          <w:rPr>
-            <w:rStyle w:val="Hipervnculo"/>
-          </w:rPr>
-          <w:t>https://elrincondecelestecielo.blogspot.com/2012/06/coser-cierres-o-cremalleras-de-forma.html</w:t>
-        </w:r>
-      </w:hyperlink>
-    </w:p>
-    <w:p>
-      <w:r>
-        <w:t xml:space="preserve">CI Estrada Velásquez CIA S.A.S. (2020). Insumos de moda. </w:t>
-      </w:r>
-      <w:hyperlink r:id="rId38" w:history="1">
-        <w:r>
-          <w:rPr>
-            <w:rStyle w:val="Hipervnculo"/>
-          </w:rPr>
-          <w:t>https://www.estradavelasquez.com/index.php/insumos-moda</w:t>
-        </w:r>
-      </w:hyperlink>
-    </w:p>
-    <w:p>
-      <w:r>
-        <w:t xml:space="preserve">COATS </w:t>
-      </w:r>
+        <w:t>. (2020). Productos.</w:t>
+      </w:r>
+    </w:p>
+    <w:p>
+      <w:r>
+        <w:t>Fabricato. (2020). Nuestros productos.</w:t>
+      </w:r>
+    </w:p>
+    <w:p>
+      <w:r>
+        <w:t>Gavilán, B. (2015, 20 de mayo). Tejido de punto.</w:t>
+      </w:r>
+    </w:p>
+    <w:p>
+      <w:r>
+        <w:t>IKONET. (2020). Ligamentos textiles básicos. Diccionario visual.</w:t>
+      </w:r>
+    </w:p>
+    <w:p>
+      <w:r>
+        <w:t>ISO. (s.f.). ISO 9001:2015. Sistemas de gestión de la calidad.</w:t>
+      </w:r>
+    </w:p>
+    <w:p>
       <w:proofErr w:type="spellStart"/>
       <w:r>
-        <w:t>Group</w:t>
+        <w:t>Kette_und_Schuß</w:t>
       </w:r>
       <w:proofErr w:type="spellEnd"/>
       <w:r>
-        <w:t>. (2020). Productos. COATS.</w:t>
-      </w:r>
-      <w:r>
-        <w:t xml:space="preserve"> </w:t>
-      </w:r>
-      <w:hyperlink r:id="rId39" w:history="1">
-        <w:r>
-          <w:rPr>
-            <w:rStyle w:val="Hipervnculo"/>
-          </w:rPr>
-          <w:t>https://www.coats.com/</w:t>
-        </w:r>
-      </w:hyperlink>
-    </w:p>
-    <w:p>
-      <w:r>
-        <w:t xml:space="preserve">Fabricato. (2020). Fabricato nuestros productos. </w:t>
-      </w:r>
-      <w:hyperlink r:id="rId40" w:history="1">
-        <w:r>
-          <w:rPr>
-            <w:rStyle w:val="Hipervnculo"/>
-          </w:rPr>
-          <w:t>https://www.fabricato.com/es/nuestros-productos/vestuario</w:t>
-        </w:r>
-      </w:hyperlink>
-    </w:p>
-    <w:p>
-      <w:r>
-        <w:t>Gavilán, B. (2015, mayo 20). Tejido de punto. SlideShare.https://www.slideshare.net/bladimirgavilan/tejido-punto</w:t>
-      </w:r>
-    </w:p>
-    <w:p>
-      <w:r>
-        <w:t xml:space="preserve">IKONET. (2020). Ligamentos textiles básicos. Diccionario visual. </w:t>
-      </w:r>
-      <w:hyperlink r:id="rId41" w:history="1">
-        <w:r>
-          <w:rPr>
-            <w:rStyle w:val="Hipervnculo"/>
-          </w:rPr>
-          <w:t>http://www.ikonet.com/es/diccionariovisual/arte-y-arquitectura/oficios/tejido/ligamentos-textiles-basicos.php</w:t>
-        </w:r>
-      </w:hyperlink>
-    </w:p>
-    <w:p>
-      <w:r>
-        <w:t xml:space="preserve">ISO. (s.f.) ISO 9001: 2015 (es) Sistemas de Gestión de Calidad. </w:t>
-      </w:r>
-      <w:hyperlink r:id="rId42" w:history="1">
-        <w:r>
-          <w:rPr>
-            <w:rStyle w:val="Hipervnculo"/>
-          </w:rPr>
-          <w:t>https://www.iso.org/obp/ui/#iso:std:iso:9001:ed-5:v1:es</w:t>
-        </w:r>
-      </w:hyperlink>
+        <w:t>. (2009, 27 de agosto). Trama y urdimbre.</w:t>
+      </w:r>
+    </w:p>
+    <w:p>
+      <w:r>
+        <w:t>Lafayette. (2020). Inspiración que transforma.</w:t>
+      </w:r>
     </w:p>
     <w:p>
       <w:proofErr w:type="spellStart"/>
       <w:r>
-        <w:t>Kette_und_Schuß</w:t>
+        <w:t>ManualsLib</w:t>
       </w:r>
       <w:proofErr w:type="spellEnd"/>
       <w:r>
-        <w:t xml:space="preserve">. (2009, agosto 27). Trama y urdimbre. </w:t>
-      </w:r>
-      <w:hyperlink r:id="rId43" w:history="1">
-        <w:r>
-          <w:rPr>
-            <w:rStyle w:val="Hipervnculo"/>
-          </w:rPr>
-          <w:t>https://commons.wikimedia.org/wiki/User:Ryj</w:t>
-        </w:r>
-      </w:hyperlink>
-    </w:p>
-    <w:p>
-      <w:r>
-        <w:lastRenderedPageBreak/>
-        <w:t xml:space="preserve">Lafayette. (2020). Lafayette inspiración que transforma. </w:t>
-      </w:r>
-      <w:hyperlink r:id="rId44" w:history="1">
-        <w:r>
-          <w:rPr>
-            <w:rStyle w:val="Hipervnculo"/>
-          </w:rPr>
-          <w:t>https://www.lafayette.com/</w:t>
-        </w:r>
-      </w:hyperlink>
+        <w:t>. (s.f.). Enhebrado de la máquina. Manual máquina de coser Brother T-8422A (p. 28).</w:t>
+      </w:r>
     </w:p>
     <w:p>
       <w:proofErr w:type="spellStart"/>
@@ -12384,16 +12682,8 @@
       </w:r>
       <w:proofErr w:type="spellEnd"/>
       <w:r>
-        <w:t xml:space="preserve">. Enhebrado de la máquina - Manuales máquina de coser Brother T-8422A (p. 28). </w:t>
-      </w:r>
-      <w:hyperlink r:id="rId45" w:history="1">
-        <w:r>
-          <w:rPr>
-            <w:rStyle w:val="Hipervnculo"/>
-          </w:rPr>
-          <w:t>https://www.manualslib.com/manual/442249/Brother-T-8422a.html?page=28#manual</w:t>
-        </w:r>
-      </w:hyperlink>
+        <w:t>. (s.f.). Enhebrado de la máquina. Manual máquina de coser Brother ZM-851A (p. 47).</w:t>
+      </w:r>
     </w:p>
     <w:p>
       <w:proofErr w:type="spellStart"/>
@@ -12402,96 +12692,8 @@
       </w:r>
       <w:proofErr w:type="spellEnd"/>
       <w:r>
-        <w:t xml:space="preserve">. Enhebrado de la máquina - Manuales máquina de coser Brother ZM-851A (p. 47). </w:t>
-      </w:r>
-      <w:hyperlink r:id="rId46" w:history="1">
-        <w:r>
-          <w:rPr>
-            <w:rStyle w:val="Hipervnculo"/>
-          </w:rPr>
-          <w:t>https://www.manualslib.com/manual/442708/Brother-Zm-851a.html?page=47#manual</w:t>
-        </w:r>
-      </w:hyperlink>
-    </w:p>
-    <w:p>
-      <w:proofErr w:type="spellStart"/>
-      <w:r>
-        <w:t>ManualsLib</w:t>
-      </w:r>
-      <w:proofErr w:type="spellEnd"/>
-      <w:r>
-        <w:t xml:space="preserve">. Enhebrado de la máquina - Manual de instrucciones JUKI MO-6704D (p. 40). </w:t>
-      </w:r>
-      <w:hyperlink r:id="rId47" w:history="1">
-        <w:r>
-          <w:rPr>
-            <w:rStyle w:val="Hipervnculo"/>
-          </w:rPr>
-          <w:t>https://www.manualslib.com/manual/559355/Juki-Mo-6704d.html?page=40#manual</w:t>
-        </w:r>
-      </w:hyperlink>
-    </w:p>
-    <w:p>
-      <w:proofErr w:type="spellStart"/>
-      <w:r>
-        <w:t>ManualsLib</w:t>
-      </w:r>
-      <w:proofErr w:type="spellEnd"/>
-      <w:r>
-        <w:t xml:space="preserve">. Enhebrado de la máquina – Manual de instrucciones </w:t>
-      </w:r>
-      <w:proofErr w:type="spellStart"/>
-      <w:r>
-        <w:t>Siruba</w:t>
-      </w:r>
-      <w:proofErr w:type="spellEnd"/>
-      <w:r>
-        <w:t xml:space="preserve"> L818F (p. 18). </w:t>
-      </w:r>
-      <w:hyperlink r:id="rId48" w:history="1">
-        <w:r>
-          <w:rPr>
-            <w:rStyle w:val="Hipervnculo"/>
-          </w:rPr>
-          <w:t>https://www.manualslib.com/manual/1246266/Siruba-L818f.html?page=18#manual</w:t>
-        </w:r>
-      </w:hyperlink>
-    </w:p>
-    <w:p>
-      <w:proofErr w:type="spellStart"/>
-      <w:r>
-        <w:t>ManualsLib</w:t>
-      </w:r>
-      <w:proofErr w:type="spellEnd"/>
-      <w:r>
-        <w:t xml:space="preserve">. Enhebrado de la máquina - Manual técnico de la serie Pegasus W500 (p. 9). </w:t>
-      </w:r>
-      <w:hyperlink r:id="rId49" w:history="1">
-        <w:r>
-          <w:rPr>
-            <w:rStyle w:val="Hipervnculo"/>
-          </w:rPr>
-          <w:t>https://www.manualslib.com/manual/1227894/Pegasus-W500-Series.html?page=9#manual</w:t>
-        </w:r>
-      </w:hyperlink>
-    </w:p>
-    <w:p>
-      <w:proofErr w:type="spellStart"/>
-      <w:r>
-        <w:t>ManualsLib</w:t>
-      </w:r>
-      <w:proofErr w:type="spellEnd"/>
-      <w:r>
-        <w:t xml:space="preserve">. Preparativos antes de coser; Colocación de la aguja; Enhebrado del hilo superior - Brother BE-438D Manual de Instrucción (p. 30). </w:t>
-      </w:r>
-      <w:hyperlink r:id="rId50" w:history="1">
-        <w:r>
-          <w:rPr>
-            <w:rStyle w:val="Hipervnculo"/>
-          </w:rPr>
-          <w:t>https://www.manualslib.com/manual/452334/Brother-Be-438d.html?page=30#manual</w:t>
-        </w:r>
-      </w:hyperlink>
+        <w:t>. (s.f.). Enhebrado de la máquina. Manual de instrucciones JUKI MO-6704D (p. 40).</w:t>
+      </w:r>
     </w:p>
     <w:p>
       <w:proofErr w:type="spellStart"/>
@@ -12501,34 +12703,26 @@
       </w:r>
       <w:proofErr w:type="spellEnd"/>
       <w:r>
-        <w:t xml:space="preserve">. Enhebrado del hilo superior - Brother HE-800B Manual de instrucciones (p. 31). </w:t>
-      </w:r>
-      <w:hyperlink r:id="rId51" w:history="1">
-        <w:r>
-          <w:rPr>
-            <w:rStyle w:val="Hipervnculo"/>
-          </w:rPr>
-          <w:t>https://www.manualslib.com/manual/483228/Brother-He-800b.html?page=31#manual</w:t>
-        </w:r>
-      </w:hyperlink>
-    </w:p>
-    <w:p>
+        <w:t xml:space="preserve">. (s.f.). Enhebrado de la máquina. Manual de instrucciones </w:t>
+      </w:r>
       <w:proofErr w:type="spellStart"/>
       <w:r>
+        <w:t>Siruba</w:t>
+      </w:r>
+      <w:proofErr w:type="spellEnd"/>
+      <w:r>
+        <w:t xml:space="preserve"> L818F (p. 18).</w:t>
+      </w:r>
+    </w:p>
+    <w:p>
+      <w:proofErr w:type="spellStart"/>
+      <w:r>
         <w:t>ManualsLib</w:t>
       </w:r>
       <w:proofErr w:type="spellEnd"/>
       <w:r>
-        <w:t xml:space="preserve">. Preparación antes de coser; Instalación de la aguja; Enhebrado del hilo superior - Brother KE-430F Manual de instrucciones (p. 35). </w:t>
-      </w:r>
-      <w:hyperlink r:id="rId52" w:history="1">
-        <w:r>
-          <w:rPr>
-            <w:rStyle w:val="Hipervnculo"/>
-          </w:rPr>
-          <w:t>https://www.manualslib.com/manual/440963/Brother-Ke-430f.html?page=35#manual</w:t>
-        </w:r>
-      </w:hyperlink>
+        <w:t>. (s.f.). Enhebrado de la máquina. Manual técnico serie Pegasus W500 (p. 9).</w:t>
+      </w:r>
     </w:p>
     <w:p>
       <w:proofErr w:type="spellStart"/>
@@ -12537,16 +12731,8 @@
       </w:r>
       <w:proofErr w:type="spellEnd"/>
       <w:r>
-        <w:t xml:space="preserve">. Enhebrado del hilo superior - Brother RH-9820 Manual de instrucciones. </w:t>
-      </w:r>
-      <w:hyperlink r:id="rId53" w:history="1">
-        <w:r>
-          <w:rPr>
-            <w:rStyle w:val="Hipervnculo"/>
-          </w:rPr>
-          <w:t>https://www.manualslib.com/manual/814434/Brother-Rh-9820.html?page=40#manual</w:t>
-        </w:r>
-      </w:hyperlink>
+        <w:t>. (s.f.). Preparativos antes de coser, colocación de la aguja y enhebrado del hilo superior. Brother BE-438D. Manual de instrucción (p. 30).</w:t>
+      </w:r>
     </w:p>
     <w:p>
       <w:proofErr w:type="spellStart"/>
@@ -12555,42 +12741,48 @@
       </w:r>
       <w:proofErr w:type="spellEnd"/>
       <w:r>
-        <w:t xml:space="preserve">. Enhebrando los hilos inferiores; enhebrado los hilos superiores - Manual de instrucciones Brother DA-9280 (p. 19). </w:t>
-      </w:r>
-      <w:hyperlink r:id="rId54" w:history="1">
-        <w:r>
-          <w:rPr>
-            <w:rStyle w:val="Hipervnculo"/>
-          </w:rPr>
-          <w:t>https://www.manualslib.com/manual/482480/Brother-Da-9280.html?page=19#manual</w:t>
-        </w:r>
-      </w:hyperlink>
-    </w:p>
-    <w:p>
-      <w:r>
-        <w:t xml:space="preserve">Planeta Moda. (2018). Tejeduría. Tejido de punto y de calada. </w:t>
-      </w:r>
-      <w:hyperlink r:id="rId55" w:history="1">
-        <w:r>
-          <w:rPr>
-            <w:rStyle w:val="Hipervnculo"/>
-          </w:rPr>
-          <w:t>https://youtu.be/JtKDv_xH9VI</w:t>
-        </w:r>
-      </w:hyperlink>
-    </w:p>
-    <w:p>
-      <w:r>
-        <w:t xml:space="preserve">S. L. Innovación y Cualificación. (2018). Técnicas básicas de corte, ensamblado y acabado de productos textiles (2. ed.). IC Editorial. </w:t>
-      </w:r>
-      <w:hyperlink r:id="rId56" w:history="1">
-        <w:r>
-          <w:rPr>
-            <w:rStyle w:val="Hipervnculo"/>
-          </w:rPr>
-          <w:t>https://ebookcentral-proquest-com.bdigital.sena.edu.co/lib/senavirtualsp/reader.action?docID=5885418</w:t>
-        </w:r>
-      </w:hyperlink>
+        <w:t>. (s.f.). Enhebrado del hilo superior. Brother HE-800B. Manual de instrucciones (p. 31).</w:t>
+      </w:r>
+    </w:p>
+    <w:p>
+      <w:proofErr w:type="spellStart"/>
+      <w:r>
+        <w:t>ManualsLib</w:t>
+      </w:r>
+      <w:proofErr w:type="spellEnd"/>
+      <w:r>
+        <w:t>. (s.f.). Preparación antes de coser, instalación de la aguja y enhebrado del hilo superior. Brother KE-430F. Manual de instrucciones (p. 35).</w:t>
+      </w:r>
+    </w:p>
+    <w:p>
+      <w:proofErr w:type="spellStart"/>
+      <w:r>
+        <w:t>ManualsLib</w:t>
+      </w:r>
+      <w:proofErr w:type="spellEnd"/>
+      <w:r>
+        <w:t>. (s.f.). Enhebrado del hilo superior. Brother RH-9820. Manual de instrucciones.</w:t>
+      </w:r>
+    </w:p>
+    <w:p>
+      <w:proofErr w:type="spellStart"/>
+      <w:r>
+        <w:t>ManualsLib</w:t>
+      </w:r>
+      <w:proofErr w:type="spellEnd"/>
+      <w:r>
+        <w:t>. (s.f.). Enhebrando los hilos inferiores y superiores. Manual de instrucciones Brother DA-9280 (p. 19).</w:t>
+      </w:r>
+    </w:p>
+    <w:p>
+      <w:r>
+        <w:t>Planeta Moda. (2018). Tejeduría. Tejido de punto y de calada.</w:t>
+      </w:r>
+    </w:p>
+    <w:p>
+      <w:r>
+        <w:t>S. L. Innovación y Cualificación. (2018). Técnicas básicas de corte, ensamblado y acabado de productos textiles (2.ª ed.). IC Editorial.</w:t>
+      </w:r>
     </w:p>
     <w:p>
       <w:r>
@@ -12604,30 +12796,14 @@
     </w:p>
     <w:p>
       <w:r>
+        <w:t>SENA. (2012). La máquina de coser (pp. 6, 14).</w:t>
+      </w:r>
+    </w:p>
+    <w:p>
+      <w:r>
         <w:lastRenderedPageBreak/>
-        <w:t xml:space="preserve">SENA. (2012). La máquina de coser (pp. 6,14). </w:t>
-      </w:r>
-      <w:hyperlink r:id="rId57" w:history="1">
-        <w:r>
-          <w:rPr>
-            <w:rStyle w:val="Hipervnculo"/>
-          </w:rPr>
-          <w:t>https://repositorio.sena.edu.co/sitios/modisteria_conocimientos_basicos/hilos_maquina/pdf/maquina_coser.pdf</w:t>
-        </w:r>
-      </w:hyperlink>
-    </w:p>
-    <w:p>
-      <w:r>
-        <w:t xml:space="preserve">SENA. (2020). Alistamiento de máquina plana. </w:t>
-      </w:r>
-      <w:hyperlink r:id="rId58" w:history="1">
-        <w:r>
-          <w:rPr>
-            <w:rStyle w:val="Hipervnculo"/>
-          </w:rPr>
-          <w:t>https://www.youtube.com/watch?v=YntKFwKopvQ</w:t>
-        </w:r>
-      </w:hyperlink>
+        <w:t>SENA. (2020). Alistamiento de máquina plana.</w:t>
+      </w:r>
     </w:p>
     <w:p>
       <w:proofErr w:type="spellStart"/>
@@ -12644,16 +12820,8 @@
       </w:r>
       <w:proofErr w:type="spellEnd"/>
       <w:r>
-        <w:t xml:space="preserve"> textiles. </w:t>
-      </w:r>
-      <w:hyperlink r:id="rId59" w:history="1">
-        <w:r>
-          <w:rPr>
-            <w:rStyle w:val="Hipervnculo"/>
-          </w:rPr>
-          <w:t>https://www.sutex.com/?gclid=EAIaIQobChMIyqDz2_-b6wIVGP3jBx2q8Ad2EAAYASAAEgKmJ_D_BwE</w:t>
-        </w:r>
-      </w:hyperlink>
+        <w:t xml:space="preserve"> textiles.</w:t>
+      </w:r>
     </w:p>
     <w:p>
       <w:r>
@@ -12661,50 +12829,25 @@
       </w:r>
       <w:proofErr w:type="spellStart"/>
       <w:r>
-        <w:t>Patprimo</w:t>
+        <w:t>PatPrimo</w:t>
       </w:r>
       <w:proofErr w:type="spellEnd"/>
       <w:r>
-        <w:t xml:space="preserve">. (2020). Telas </w:t>
-      </w:r>
+        <w:t>. (2020). Nuestras telas.</w:t>
+      </w:r>
+    </w:p>
+    <w:p>
       <w:proofErr w:type="spellStart"/>
       <w:r>
-        <w:t>PatPrimo</w:t>
+        <w:t>Virtualpro</w:t>
       </w:r>
       <w:proofErr w:type="spellEnd"/>
       <w:r>
-        <w:t xml:space="preserve"> Nuestras Telas. </w:t>
-      </w:r>
-      <w:hyperlink r:id="rId60" w:history="1">
-        <w:r>
-          <w:rPr>
-            <w:rStyle w:val="Hipervnculo"/>
-          </w:rPr>
-          <w:t>http://www.telaspatprimo.com/inicio/nuestras-telas/</w:t>
-        </w:r>
-      </w:hyperlink>
-    </w:p>
-    <w:p>
-      <w:proofErr w:type="spellStart"/>
-      <w:r>
-        <w:t>Virtualpro</w:t>
-      </w:r>
-      <w:proofErr w:type="spellEnd"/>
-      <w:r>
-        <w:t xml:space="preserve">. (2002). Procesos industriales, manufactura y producción. </w:t>
-      </w:r>
-      <w:hyperlink r:id="rId61" w:history="1">
-        <w:r>
-          <w:rPr>
-            <w:rStyle w:val="Hipervnculo"/>
-          </w:rPr>
-          <w:t>https://www-virtualpro-co.bdigital.sena.edu.co/download/fibras-textiles.pdf</w:t>
-        </w:r>
-      </w:hyperlink>
+        <w:t>. (2002). Procesos industriales, manufactura y producción.</w:t>
+      </w:r>
     </w:p>
     <w:p/>
     <w:p/>
-    <w:p/>
     <w:p>
       <w:pPr>
         <w:pStyle w:val="Prrafodelista"/>
@@ -12715,7 +12858,7 @@
       <w:pPr>
         <w:pStyle w:val="Titulosgenerales"/>
       </w:pPr>
-      <w:bookmarkStart w:id="25" w:name="_Toc232009575"/>
+      <w:bookmarkStart w:id="25" w:name="_Toc233100856"/>
       <w:r>
         <w:lastRenderedPageBreak/>
         <w:t>Créditos</w:t>
@@ -12821,6 +12964,7 @@
           <w:p>
             <w:pPr>
               <w:pStyle w:val="TextoTablas"/>
+              <w:spacing w:line="360" w:lineRule="auto"/>
               <w:rPr>
                 <w:lang w:val="es-CO"/>
               </w:rPr>
@@ -12840,6 +12984,7 @@
           <w:p>
             <w:pPr>
               <w:pStyle w:val="TextoTablas"/>
+              <w:spacing w:line="360" w:lineRule="auto"/>
               <w:rPr>
                 <w:lang w:val="es-CO"/>
               </w:rPr>
@@ -12859,6 +13004,7 @@
           <w:p>
             <w:pPr>
               <w:pStyle w:val="TextoTablas"/>
+              <w:spacing w:line="360" w:lineRule="auto"/>
               <w:rPr>
                 <w:lang w:val="es-CO"/>
               </w:rPr>
@@ -12880,6 +13026,7 @@
           <w:p>
             <w:pPr>
               <w:pStyle w:val="TextoTablas"/>
+              <w:spacing w:line="360" w:lineRule="auto"/>
               <w:rPr>
                 <w:lang w:val="es-CO"/>
               </w:rPr>
@@ -12896,6 +13043,7 @@
           <w:p>
             <w:pPr>
               <w:pStyle w:val="TextoTablas"/>
+              <w:spacing w:line="360" w:lineRule="auto"/>
               <w:rPr>
                 <w:lang w:val="es-CO"/>
               </w:rPr>
@@ -12912,6 +13060,7 @@
           <w:p>
             <w:pPr>
               <w:pStyle w:val="TextoTablas"/>
+              <w:spacing w:line="360" w:lineRule="auto"/>
               <w:rPr>
                 <w:lang w:val="es-CO"/>
               </w:rPr>
@@ -12933,6 +13082,7 @@
           <w:p>
             <w:pPr>
               <w:pStyle w:val="TextoTablas"/>
+              <w:spacing w:line="360" w:lineRule="auto"/>
               <w:rPr>
                 <w:lang w:val="es-CO"/>
               </w:rPr>
@@ -12949,6 +13099,7 @@
           <w:p>
             <w:pPr>
               <w:pStyle w:val="TextoTablas"/>
+              <w:spacing w:line="360" w:lineRule="auto"/>
               <w:rPr>
                 <w:lang w:val="es-CO"/>
               </w:rPr>
@@ -12965,6 +13116,7 @@
           <w:p>
             <w:pPr>
               <w:pStyle w:val="TextoTablas"/>
+              <w:spacing w:line="360" w:lineRule="auto"/>
               <w:rPr>
                 <w:lang w:val="es-CO"/>
               </w:rPr>
@@ -12983,6 +13135,7 @@
           <w:p>
             <w:pPr>
               <w:pStyle w:val="TextoTablas"/>
+              <w:spacing w:line="360" w:lineRule="auto"/>
               <w:rPr>
                 <w:lang w:val="es-CO"/>
               </w:rPr>
@@ -12999,12 +13152,13 @@
           <w:p>
             <w:pPr>
               <w:pStyle w:val="TextoTablas"/>
+              <w:spacing w:line="360" w:lineRule="auto"/>
               <w:rPr>
                 <w:lang w:val="es-CO"/>
               </w:rPr>
             </w:pPr>
             <w:r>
-              <w:t>Diseñador instruccional</w:t>
+              <w:t>Diseñadora instruccional</w:t>
             </w:r>
           </w:p>
         </w:tc>
@@ -13015,6 +13169,7 @@
           <w:p>
             <w:pPr>
               <w:pStyle w:val="TextoTablas"/>
+              <w:spacing w:line="360" w:lineRule="auto"/>
               <w:rPr>
                 <w:lang w:val="es-CO"/>
               </w:rPr>
@@ -13036,6 +13191,7 @@
           <w:p>
             <w:pPr>
               <w:pStyle w:val="TextoTablas"/>
+              <w:spacing w:line="360" w:lineRule="auto"/>
               <w:rPr>
                 <w:lang w:val="es-CO"/>
               </w:rPr>
@@ -13052,6 +13208,7 @@
           <w:p>
             <w:pPr>
               <w:pStyle w:val="TextoTablas"/>
+              <w:spacing w:line="360" w:lineRule="auto"/>
               <w:rPr>
                 <w:lang w:val="es-CO"/>
               </w:rPr>
@@ -13068,6 +13225,7 @@
           <w:p>
             <w:pPr>
               <w:pStyle w:val="TextoTablas"/>
+              <w:spacing w:line="360" w:lineRule="auto"/>
               <w:rPr>
                 <w:lang w:val="es-CO"/>
               </w:rPr>
@@ -13086,6 +13244,7 @@
           <w:p>
             <w:pPr>
               <w:pStyle w:val="TextoTablas"/>
+              <w:spacing w:line="360" w:lineRule="auto"/>
               <w:rPr>
                 <w:lang w:val="es-CO"/>
               </w:rPr>
@@ -13107,19 +13266,19 @@
           <w:p>
             <w:pPr>
               <w:pStyle w:val="TextoTablas"/>
+              <w:spacing w:line="360" w:lineRule="auto"/>
               <w:rPr>
                 <w:lang w:val="es-CO"/>
               </w:rPr>
             </w:pPr>
             <w:r>
-              <w:t xml:space="preserve">Desarrollador </w:t>
-            </w:r>
-            <w:r>
-              <w:rPr>
-                <w:rStyle w:val="Extranjerismo"/>
-              </w:rPr>
-              <w:t>full stack</w:t>
-            </w:r>
+              <w:t xml:space="preserve">Desarrollador full </w:t>
+            </w:r>
+            <w:proofErr w:type="spellStart"/>
+            <w:r>
+              <w:t>stack</w:t>
+            </w:r>
+            <w:proofErr w:type="spellEnd"/>
           </w:p>
         </w:tc>
         <w:tc>
@@ -13129,6 +13288,7 @@
           <w:p>
             <w:pPr>
               <w:pStyle w:val="TextoTablas"/>
+              <w:spacing w:line="360" w:lineRule="auto"/>
               <w:rPr>
                 <w:lang w:val="es-CO"/>
               </w:rPr>
@@ -13150,6 +13310,7 @@
           <w:p>
             <w:pPr>
               <w:pStyle w:val="TextoTablas"/>
+              <w:spacing w:line="360" w:lineRule="auto"/>
             </w:pPr>
             <w:proofErr w:type="spellStart"/>
             <w:r>
@@ -13168,6 +13329,7 @@
           <w:p>
             <w:pPr>
               <w:pStyle w:val="TextoTablas"/>
+              <w:spacing w:line="360" w:lineRule="auto"/>
               <w:rPr>
                 <w:lang w:val="es-CO"/>
               </w:rPr>
@@ -13184,6 +13346,7 @@
           <w:p>
             <w:pPr>
               <w:pStyle w:val="TextoTablas"/>
+              <w:spacing w:line="360" w:lineRule="auto"/>
               <w:rPr>
                 <w:lang w:val="es-CO"/>
               </w:rPr>
@@ -13202,9 +13365,26 @@
           <w:p>
             <w:pPr>
               <w:pStyle w:val="TextoTablas"/>
-            </w:pPr>
-            <w:r>
-              <w:t>Erika Daniela Manrique Rueda</w:t>
+              <w:spacing w:line="360" w:lineRule="auto"/>
+            </w:pPr>
+            <w:r>
+              <w:t xml:space="preserve">Yineth </w:t>
+            </w:r>
+            <w:proofErr w:type="spellStart"/>
+            <w:r>
+              <w:t>Ibette</w:t>
+            </w:r>
+            <w:proofErr w:type="spellEnd"/>
+            <w:r>
+              <w:t xml:space="preserve"> </w:t>
+            </w:r>
+            <w:proofErr w:type="spellStart"/>
+            <w:r>
+              <w:t>Gonzalez</w:t>
+            </w:r>
+            <w:proofErr w:type="spellEnd"/>
+            <w:r>
+              <w:t xml:space="preserve"> Quintero</w:t>
             </w:r>
           </w:p>
         </w:tc>
@@ -13215,6 +13395,7 @@
           <w:p>
             <w:pPr>
               <w:pStyle w:val="TextoTablas"/>
+              <w:spacing w:line="360" w:lineRule="auto"/>
               <w:rPr>
                 <w:lang w:val="es-CO"/>
               </w:rPr>
@@ -13231,6 +13412,7 @@
           <w:p>
             <w:pPr>
               <w:pStyle w:val="TextoTablas"/>
+              <w:spacing w:line="360" w:lineRule="auto"/>
               <w:rPr>
                 <w:lang w:val="es-CO"/>
               </w:rPr>
@@ -13252,6 +13434,7 @@
           <w:p>
             <w:pPr>
               <w:pStyle w:val="TextoTablas"/>
+              <w:spacing w:line="360" w:lineRule="auto"/>
             </w:pPr>
             <w:r>
               <w:t>Jorge Eduardo Rueda Peña</w:t>
@@ -13265,12 +13448,13 @@
           <w:p>
             <w:pPr>
               <w:pStyle w:val="TextoTablas"/>
+              <w:spacing w:line="360" w:lineRule="auto"/>
               <w:rPr>
                 <w:lang w:val="es-CO"/>
               </w:rPr>
             </w:pPr>
             <w:r>
-              <w:t>Evaluadora de contenidos inclusivos y accesibles</w:t>
+              <w:t>Evaluador de contenidos inclusivos y accesibles</w:t>
             </w:r>
           </w:p>
         </w:tc>
@@ -13281,6 +13465,7 @@
           <w:p>
             <w:pPr>
               <w:pStyle w:val="TextoTablas"/>
+              <w:spacing w:line="360" w:lineRule="auto"/>
               <w:rPr>
                 <w:lang w:val="es-CO"/>
               </w:rPr>
@@ -13300,8 +13485,8 @@
       </w:pPr>
     </w:p>
     <w:sectPr>
-      <w:headerReference w:type="default" r:id="rId62"/>
-      <w:footerReference w:type="default" r:id="rId63"/>
+      <w:headerReference w:type="default" r:id="rId35"/>
+      <w:footerReference w:type="default" r:id="rId36"/>
       <w:pgSz w:w="12240" w:h="15840"/>
       <w:pgMar w:top="1701" w:right="1134" w:bottom="1134" w:left="1134" w:header="709" w:footer="737" w:gutter="0"/>
       <w:pgNumType w:start="1"/>
@@ -13518,6 +13703,119 @@
     </w:lvl>
   </w:abstractNum>
   <w:abstractNum w:abstractNumId="1" w15:restartNumberingAfterBreak="0">
+    <w:nsid w:val="0B271068"/>
+    <w:multiLevelType w:val="hybridMultilevel"/>
+    <w:tmpl w:val="3094EC14"/>
+    <w:lvl w:ilvl="0" w:tplc="240A0003">
+      <w:start w:val="1"/>
+      <w:numFmt w:val="bullet"/>
+      <w:lvlText w:val="o"/>
+      <w:lvlJc w:val="left"/>
+      <w:pPr>
+        <w:ind w:left="1776" w:hanging="360"/>
+      </w:pPr>
+      <w:rPr>
+        <w:rFonts w:ascii="Courier New" w:hAnsi="Courier New" w:cs="Courier New" w:hint="default"/>
+      </w:rPr>
+    </w:lvl>
+    <w:lvl w:ilvl="1" w:tplc="240A0003" w:tentative="1">
+      <w:start w:val="1"/>
+      <w:numFmt w:val="bullet"/>
+      <w:lvlText w:val="o"/>
+      <w:lvlJc w:val="left"/>
+      <w:pPr>
+        <w:ind w:left="2496" w:hanging="360"/>
+      </w:pPr>
+      <w:rPr>
+        <w:rFonts w:ascii="Courier New" w:hAnsi="Courier New" w:cs="Courier New" w:hint="default"/>
+      </w:rPr>
+    </w:lvl>
+    <w:lvl w:ilvl="2" w:tplc="240A0005" w:tentative="1">
+      <w:start w:val="1"/>
+      <w:numFmt w:val="bullet"/>
+      <w:lvlText w:val=""/>
+      <w:lvlJc w:val="left"/>
+      <w:pPr>
+        <w:ind w:left="3216" w:hanging="360"/>
+      </w:pPr>
+      <w:rPr>
+        <w:rFonts w:ascii="Wingdings" w:hAnsi="Wingdings" w:hint="default"/>
+      </w:rPr>
+    </w:lvl>
+    <w:lvl w:ilvl="3" w:tplc="240A0001" w:tentative="1">
+      <w:start w:val="1"/>
+      <w:numFmt w:val="bullet"/>
+      <w:lvlText w:val=""/>
+      <w:lvlJc w:val="left"/>
+      <w:pPr>
+        <w:ind w:left="3936" w:hanging="360"/>
+      </w:pPr>
+      <w:rPr>
+        <w:rFonts w:ascii="Symbol" w:hAnsi="Symbol" w:hint="default"/>
+      </w:rPr>
+    </w:lvl>
+    <w:lvl w:ilvl="4" w:tplc="240A0003" w:tentative="1">
+      <w:start w:val="1"/>
+      <w:numFmt w:val="bullet"/>
+      <w:lvlText w:val="o"/>
+      <w:lvlJc w:val="left"/>
+      <w:pPr>
+        <w:ind w:left="4656" w:hanging="360"/>
+      </w:pPr>
+      <w:rPr>
+        <w:rFonts w:ascii="Courier New" w:hAnsi="Courier New" w:cs="Courier New" w:hint="default"/>
+      </w:rPr>
+    </w:lvl>
+    <w:lvl w:ilvl="5" w:tplc="240A0005" w:tentative="1">
+      <w:start w:val="1"/>
+      <w:numFmt w:val="bullet"/>
+      <w:lvlText w:val=""/>
+      <w:lvlJc w:val="left"/>
+      <w:pPr>
+        <w:ind w:left="5376" w:hanging="360"/>
+      </w:pPr>
+      <w:rPr>
+        <w:rFonts w:ascii="Wingdings" w:hAnsi="Wingdings" w:hint="default"/>
+      </w:rPr>
+    </w:lvl>
+    <w:lvl w:ilvl="6" w:tplc="240A0001" w:tentative="1">
+      <w:start w:val="1"/>
+      <w:numFmt w:val="bullet"/>
+      <w:lvlText w:val=""/>
+      <w:lvlJc w:val="left"/>
+      <w:pPr>
+        <w:ind w:left="6096" w:hanging="360"/>
+      </w:pPr>
+      <w:rPr>
+        <w:rFonts w:ascii="Symbol" w:hAnsi="Symbol" w:hint="default"/>
+      </w:rPr>
+    </w:lvl>
+    <w:lvl w:ilvl="7" w:tplc="240A0003" w:tentative="1">
+      <w:start w:val="1"/>
+      <w:numFmt w:val="bullet"/>
+      <w:lvlText w:val="o"/>
+      <w:lvlJc w:val="left"/>
+      <w:pPr>
+        <w:ind w:left="6816" w:hanging="360"/>
+      </w:pPr>
+      <w:rPr>
+        <w:rFonts w:ascii="Courier New" w:hAnsi="Courier New" w:cs="Courier New" w:hint="default"/>
+      </w:rPr>
+    </w:lvl>
+    <w:lvl w:ilvl="8" w:tplc="240A0005" w:tentative="1">
+      <w:start w:val="1"/>
+      <w:numFmt w:val="bullet"/>
+      <w:lvlText w:val=""/>
+      <w:lvlJc w:val="left"/>
+      <w:pPr>
+        <w:ind w:left="7536" w:hanging="360"/>
+      </w:pPr>
+      <w:rPr>
+        <w:rFonts w:ascii="Wingdings" w:hAnsi="Wingdings" w:hint="default"/>
+      </w:rPr>
+    </w:lvl>
+  </w:abstractNum>
+  <w:abstractNum w:abstractNumId="2" w15:restartNumberingAfterBreak="0">
     <w:nsid w:val="11290B15"/>
     <w:multiLevelType w:val="hybridMultilevel"/>
     <w:tmpl w:val="9CB8AFB0"/>
@@ -13606,7 +13904,7 @@
       </w:pPr>
     </w:lvl>
   </w:abstractNum>
-  <w:abstractNum w:abstractNumId="2" w15:restartNumberingAfterBreak="0">
+  <w:abstractNum w:abstractNumId="3" w15:restartNumberingAfterBreak="0">
     <w:nsid w:val="151631A1"/>
     <w:multiLevelType w:val="hybridMultilevel"/>
     <w:tmpl w:val="368E602A"/>
@@ -13695,7 +13993,7 @@
       </w:pPr>
     </w:lvl>
   </w:abstractNum>
-  <w:abstractNum w:abstractNumId="3" w15:restartNumberingAfterBreak="0">
+  <w:abstractNum w:abstractNumId="4" w15:restartNumberingAfterBreak="0">
     <w:nsid w:val="161D7AA3"/>
     <w:multiLevelType w:val="hybridMultilevel"/>
     <w:tmpl w:val="3DD8E548"/>
@@ -13808,7 +14106,7 @@
       </w:rPr>
     </w:lvl>
   </w:abstractNum>
-  <w:abstractNum w:abstractNumId="4" w15:restartNumberingAfterBreak="0">
+  <w:abstractNum w:abstractNumId="5" w15:restartNumberingAfterBreak="0">
     <w:nsid w:val="191C1004"/>
     <w:multiLevelType w:val="hybridMultilevel"/>
     <w:tmpl w:val="5186DA80"/>
@@ -13897,7 +14195,7 @@
       </w:pPr>
     </w:lvl>
   </w:abstractNum>
-  <w:abstractNum w:abstractNumId="5" w15:restartNumberingAfterBreak="0">
+  <w:abstractNum w:abstractNumId="6" w15:restartNumberingAfterBreak="0">
     <w:nsid w:val="1991134F"/>
     <w:multiLevelType w:val="hybridMultilevel"/>
     <w:tmpl w:val="C5B8A056"/>
@@ -14010,7 +14308,7 @@
       </w:rPr>
     </w:lvl>
   </w:abstractNum>
-  <w:abstractNum w:abstractNumId="6" w15:restartNumberingAfterBreak="0">
+  <w:abstractNum w:abstractNumId="7" w15:restartNumberingAfterBreak="0">
     <w:nsid w:val="1D0C0BDE"/>
     <w:multiLevelType w:val="hybridMultilevel"/>
     <w:tmpl w:val="BEE4AF00"/>
@@ -14096,7 +14394,7 @@
       </w:pPr>
     </w:lvl>
   </w:abstractNum>
-  <w:abstractNum w:abstractNumId="7" w15:restartNumberingAfterBreak="0">
+  <w:abstractNum w:abstractNumId="8" w15:restartNumberingAfterBreak="0">
     <w:nsid w:val="2135253E"/>
     <w:multiLevelType w:val="hybridMultilevel"/>
     <w:tmpl w:val="40AED2EA"/>
@@ -14209,7 +14507,7 @@
       </w:rPr>
     </w:lvl>
   </w:abstractNum>
-  <w:abstractNum w:abstractNumId="8" w15:restartNumberingAfterBreak="0">
+  <w:abstractNum w:abstractNumId="9" w15:restartNumberingAfterBreak="0">
     <w:nsid w:val="27412B07"/>
     <w:multiLevelType w:val="hybridMultilevel"/>
     <w:tmpl w:val="9FDADF5E"/>
@@ -14300,7 +14598,7 @@
       </w:pPr>
     </w:lvl>
   </w:abstractNum>
-  <w:abstractNum w:abstractNumId="9" w15:restartNumberingAfterBreak="0">
+  <w:abstractNum w:abstractNumId="10" w15:restartNumberingAfterBreak="0">
     <w:nsid w:val="28F4432B"/>
     <w:multiLevelType w:val="hybridMultilevel"/>
     <w:tmpl w:val="66A8B4B6"/>
@@ -14413,7 +14711,7 @@
       </w:rPr>
     </w:lvl>
   </w:abstractNum>
-  <w:abstractNum w:abstractNumId="10" w15:restartNumberingAfterBreak="0">
+  <w:abstractNum w:abstractNumId="11" w15:restartNumberingAfterBreak="0">
     <w:nsid w:val="2D4560AC"/>
     <w:multiLevelType w:val="hybridMultilevel"/>
     <w:tmpl w:val="E5603240"/>
@@ -14526,7 +14824,7 @@
       </w:rPr>
     </w:lvl>
   </w:abstractNum>
-  <w:abstractNum w:abstractNumId="11" w15:restartNumberingAfterBreak="0">
+  <w:abstractNum w:abstractNumId="12" w15:restartNumberingAfterBreak="0">
     <w:nsid w:val="31FB39A5"/>
     <w:multiLevelType w:val="hybridMultilevel"/>
     <w:tmpl w:val="3F8416CC"/>
@@ -14639,7 +14937,7 @@
       </w:rPr>
     </w:lvl>
   </w:abstractNum>
-  <w:abstractNum w:abstractNumId="12" w15:restartNumberingAfterBreak="0">
+  <w:abstractNum w:abstractNumId="13" w15:restartNumberingAfterBreak="0">
     <w:nsid w:val="340B4E01"/>
     <w:multiLevelType w:val="hybridMultilevel"/>
     <w:tmpl w:val="44E434FE"/>
@@ -14752,7 +15050,7 @@
       </w:rPr>
     </w:lvl>
   </w:abstractNum>
-  <w:abstractNum w:abstractNumId="13" w15:restartNumberingAfterBreak="0">
+  <w:abstractNum w:abstractNumId="14" w15:restartNumberingAfterBreak="0">
     <w:nsid w:val="368E176E"/>
     <w:multiLevelType w:val="hybridMultilevel"/>
     <w:tmpl w:val="F6304818"/>
@@ -14846,7 +15144,7 @@
       </w:pPr>
     </w:lvl>
   </w:abstractNum>
-  <w:abstractNum w:abstractNumId="14" w15:restartNumberingAfterBreak="0">
+  <w:abstractNum w:abstractNumId="15" w15:restartNumberingAfterBreak="0">
     <w:nsid w:val="37F03CC9"/>
     <w:multiLevelType w:val="hybridMultilevel"/>
     <w:tmpl w:val="BD04DF8A"/>
@@ -14959,7 +15257,7 @@
       </w:rPr>
     </w:lvl>
   </w:abstractNum>
-  <w:abstractNum w:abstractNumId="15" w15:restartNumberingAfterBreak="0">
+  <w:abstractNum w:abstractNumId="16" w15:restartNumberingAfterBreak="0">
     <w:nsid w:val="39A82798"/>
     <w:multiLevelType w:val="hybridMultilevel"/>
     <w:tmpl w:val="F984D704"/>
@@ -15072,7 +15370,7 @@
       </w:rPr>
     </w:lvl>
   </w:abstractNum>
-  <w:abstractNum w:abstractNumId="16" w15:restartNumberingAfterBreak="0">
+  <w:abstractNum w:abstractNumId="17" w15:restartNumberingAfterBreak="0">
     <w:nsid w:val="3AF042D4"/>
     <w:multiLevelType w:val="hybridMultilevel"/>
     <w:tmpl w:val="F028D72E"/>
@@ -15185,7 +15483,7 @@
       </w:rPr>
     </w:lvl>
   </w:abstractNum>
-  <w:abstractNum w:abstractNumId="17" w15:restartNumberingAfterBreak="0">
+  <w:abstractNum w:abstractNumId="18" w15:restartNumberingAfterBreak="0">
     <w:nsid w:val="3DDF6562"/>
     <w:multiLevelType w:val="multilevel"/>
     <w:tmpl w:val="6C7AF928"/>
@@ -15306,7 +15604,7 @@
       </w:rPr>
     </w:lvl>
   </w:abstractNum>
-  <w:abstractNum w:abstractNumId="18" w15:restartNumberingAfterBreak="0">
+  <w:abstractNum w:abstractNumId="19" w15:restartNumberingAfterBreak="0">
     <w:nsid w:val="3E06230C"/>
     <w:multiLevelType w:val="hybridMultilevel"/>
     <w:tmpl w:val="15C0A68A"/>
@@ -15419,7 +15717,7 @@
       </w:rPr>
     </w:lvl>
   </w:abstractNum>
-  <w:abstractNum w:abstractNumId="19" w15:restartNumberingAfterBreak="0">
+  <w:abstractNum w:abstractNumId="20" w15:restartNumberingAfterBreak="0">
     <w:nsid w:val="4386259D"/>
     <w:multiLevelType w:val="hybridMultilevel"/>
     <w:tmpl w:val="20246638"/>
@@ -15508,7 +15806,7 @@
       </w:pPr>
     </w:lvl>
   </w:abstractNum>
-  <w:abstractNum w:abstractNumId="20" w15:restartNumberingAfterBreak="0">
+  <w:abstractNum w:abstractNumId="21" w15:restartNumberingAfterBreak="0">
     <w:nsid w:val="45E2308F"/>
     <w:multiLevelType w:val="hybridMultilevel"/>
     <w:tmpl w:val="59D6D986"/>
@@ -15621,7 +15919,7 @@
       </w:rPr>
     </w:lvl>
   </w:abstractNum>
-  <w:abstractNum w:abstractNumId="21" w15:restartNumberingAfterBreak="0">
+  <w:abstractNum w:abstractNumId="22" w15:restartNumberingAfterBreak="0">
     <w:nsid w:val="4EBE1EF6"/>
     <w:multiLevelType w:val="hybridMultilevel"/>
     <w:tmpl w:val="AF3C2E24"/>
@@ -15712,7 +16010,7 @@
       </w:pPr>
     </w:lvl>
   </w:abstractNum>
-  <w:abstractNum w:abstractNumId="22" w15:restartNumberingAfterBreak="0">
+  <w:abstractNum w:abstractNumId="23" w15:restartNumberingAfterBreak="0">
     <w:nsid w:val="501A372B"/>
     <w:multiLevelType w:val="hybridMultilevel"/>
     <w:tmpl w:val="53A8CB24"/>
@@ -15825,7 +16123,7 @@
       </w:rPr>
     </w:lvl>
   </w:abstractNum>
-  <w:abstractNum w:abstractNumId="23" w15:restartNumberingAfterBreak="0">
+  <w:abstractNum w:abstractNumId="24" w15:restartNumberingAfterBreak="0">
     <w:nsid w:val="51346EDF"/>
     <w:multiLevelType w:val="hybridMultilevel"/>
     <w:tmpl w:val="8E1AF746"/>
@@ -15914,7 +16212,7 @@
       </w:pPr>
     </w:lvl>
   </w:abstractNum>
-  <w:abstractNum w:abstractNumId="24" w15:restartNumberingAfterBreak="0">
+  <w:abstractNum w:abstractNumId="25" w15:restartNumberingAfterBreak="0">
     <w:nsid w:val="53FD6373"/>
     <w:multiLevelType w:val="hybridMultilevel"/>
     <w:tmpl w:val="F1BE86E6"/>
@@ -16027,7 +16325,7 @@
       </w:rPr>
     </w:lvl>
   </w:abstractNum>
-  <w:abstractNum w:abstractNumId="25" w15:restartNumberingAfterBreak="0">
+  <w:abstractNum w:abstractNumId="26" w15:restartNumberingAfterBreak="0">
     <w:nsid w:val="55444C80"/>
     <w:multiLevelType w:val="hybridMultilevel"/>
     <w:tmpl w:val="DCB0F00A"/>
@@ -16140,7 +16438,7 @@
       </w:rPr>
     </w:lvl>
   </w:abstractNum>
-  <w:abstractNum w:abstractNumId="26" w15:restartNumberingAfterBreak="0">
+  <w:abstractNum w:abstractNumId="27" w15:restartNumberingAfterBreak="0">
     <w:nsid w:val="5A3F66A1"/>
     <w:multiLevelType w:val="hybridMultilevel"/>
     <w:tmpl w:val="F96093B8"/>
@@ -16253,7 +16551,7 @@
       </w:rPr>
     </w:lvl>
   </w:abstractNum>
-  <w:abstractNum w:abstractNumId="27" w15:restartNumberingAfterBreak="0">
+  <w:abstractNum w:abstractNumId="28" w15:restartNumberingAfterBreak="0">
     <w:nsid w:val="5F7300DC"/>
     <w:multiLevelType w:val="hybridMultilevel"/>
     <w:tmpl w:val="82EE5124"/>
@@ -16342,7 +16640,7 @@
       </w:pPr>
     </w:lvl>
   </w:abstractNum>
-  <w:abstractNum w:abstractNumId="28" w15:restartNumberingAfterBreak="0">
+  <w:abstractNum w:abstractNumId="29" w15:restartNumberingAfterBreak="0">
     <w:nsid w:val="605B4B74"/>
     <w:multiLevelType w:val="hybridMultilevel"/>
     <w:tmpl w:val="0A4EBE94"/>
@@ -16455,7 +16753,120 @@
       </w:rPr>
     </w:lvl>
   </w:abstractNum>
-  <w:abstractNum w:abstractNumId="29" w15:restartNumberingAfterBreak="0">
+  <w:abstractNum w:abstractNumId="30" w15:restartNumberingAfterBreak="0">
+    <w:nsid w:val="618911E9"/>
+    <w:multiLevelType w:val="hybridMultilevel"/>
+    <w:tmpl w:val="9ED0282E"/>
+    <w:lvl w:ilvl="0" w:tplc="240A0001">
+      <w:start w:val="1"/>
+      <w:numFmt w:val="bullet"/>
+      <w:lvlText w:val=""/>
+      <w:lvlJc w:val="left"/>
+      <w:pPr>
+        <w:ind w:left="1776" w:hanging="360"/>
+      </w:pPr>
+      <w:rPr>
+        <w:rFonts w:ascii="Symbol" w:hAnsi="Symbol" w:hint="default"/>
+      </w:rPr>
+    </w:lvl>
+    <w:lvl w:ilvl="1" w:tplc="240A0003" w:tentative="1">
+      <w:start w:val="1"/>
+      <w:numFmt w:val="bullet"/>
+      <w:lvlText w:val="o"/>
+      <w:lvlJc w:val="left"/>
+      <w:pPr>
+        <w:ind w:left="2496" w:hanging="360"/>
+      </w:pPr>
+      <w:rPr>
+        <w:rFonts w:ascii="Courier New" w:hAnsi="Courier New" w:cs="Courier New" w:hint="default"/>
+      </w:rPr>
+    </w:lvl>
+    <w:lvl w:ilvl="2" w:tplc="240A0005" w:tentative="1">
+      <w:start w:val="1"/>
+      <w:numFmt w:val="bullet"/>
+      <w:lvlText w:val=""/>
+      <w:lvlJc w:val="left"/>
+      <w:pPr>
+        <w:ind w:left="3216" w:hanging="360"/>
+      </w:pPr>
+      <w:rPr>
+        <w:rFonts w:ascii="Wingdings" w:hAnsi="Wingdings" w:hint="default"/>
+      </w:rPr>
+    </w:lvl>
+    <w:lvl w:ilvl="3" w:tplc="240A0001" w:tentative="1">
+      <w:start w:val="1"/>
+      <w:numFmt w:val="bullet"/>
+      <w:lvlText w:val=""/>
+      <w:lvlJc w:val="left"/>
+      <w:pPr>
+        <w:ind w:left="3936" w:hanging="360"/>
+      </w:pPr>
+      <w:rPr>
+        <w:rFonts w:ascii="Symbol" w:hAnsi="Symbol" w:hint="default"/>
+      </w:rPr>
+    </w:lvl>
+    <w:lvl w:ilvl="4" w:tplc="240A0003" w:tentative="1">
+      <w:start w:val="1"/>
+      <w:numFmt w:val="bullet"/>
+      <w:lvlText w:val="o"/>
+      <w:lvlJc w:val="left"/>
+      <w:pPr>
+        <w:ind w:left="4656" w:hanging="360"/>
+      </w:pPr>
+      <w:rPr>
+        <w:rFonts w:ascii="Courier New" w:hAnsi="Courier New" w:cs="Courier New" w:hint="default"/>
+      </w:rPr>
+    </w:lvl>
+    <w:lvl w:ilvl="5" w:tplc="240A0005" w:tentative="1">
+      <w:start w:val="1"/>
+      <w:numFmt w:val="bullet"/>
+      <w:lvlText w:val=""/>
+      <w:lvlJc w:val="left"/>
+      <w:pPr>
+        <w:ind w:left="5376" w:hanging="360"/>
+      </w:pPr>
+      <w:rPr>
+        <w:rFonts w:ascii="Wingdings" w:hAnsi="Wingdings" w:hint="default"/>
+      </w:rPr>
+    </w:lvl>
+    <w:lvl w:ilvl="6" w:tplc="240A0001" w:tentative="1">
+      <w:start w:val="1"/>
+      <w:numFmt w:val="bullet"/>
+      <w:lvlText w:val=""/>
+      <w:lvlJc w:val="left"/>
+      <w:pPr>
+        <w:ind w:left="6096" w:hanging="360"/>
+      </w:pPr>
+      <w:rPr>
+        <w:rFonts w:ascii="Symbol" w:hAnsi="Symbol" w:hint="default"/>
+      </w:rPr>
+    </w:lvl>
+    <w:lvl w:ilvl="7" w:tplc="240A0003" w:tentative="1">
+      <w:start w:val="1"/>
+      <w:numFmt w:val="bullet"/>
+      <w:lvlText w:val="o"/>
+      <w:lvlJc w:val="left"/>
+      <w:pPr>
+        <w:ind w:left="6816" w:hanging="360"/>
+      </w:pPr>
+      <w:rPr>
+        <w:rFonts w:ascii="Courier New" w:hAnsi="Courier New" w:cs="Courier New" w:hint="default"/>
+      </w:rPr>
+    </w:lvl>
+    <w:lvl w:ilvl="8" w:tplc="240A0005" w:tentative="1">
+      <w:start w:val="1"/>
+      <w:numFmt w:val="bullet"/>
+      <w:lvlText w:val=""/>
+      <w:lvlJc w:val="left"/>
+      <w:pPr>
+        <w:ind w:left="7536" w:hanging="360"/>
+      </w:pPr>
+      <w:rPr>
+        <w:rFonts w:ascii="Wingdings" w:hAnsi="Wingdings" w:hint="default"/>
+      </w:rPr>
+    </w:lvl>
+  </w:abstractNum>
+  <w:abstractNum w:abstractNumId="31" w15:restartNumberingAfterBreak="0">
     <w:nsid w:val="62E006EF"/>
     <w:multiLevelType w:val="hybridMultilevel"/>
     <w:tmpl w:val="2A880B62"/>
@@ -16568,7 +16979,7 @@
       </w:rPr>
     </w:lvl>
   </w:abstractNum>
-  <w:abstractNum w:abstractNumId="30" w15:restartNumberingAfterBreak="0">
+  <w:abstractNum w:abstractNumId="32" w15:restartNumberingAfterBreak="0">
     <w:nsid w:val="652F108A"/>
     <w:multiLevelType w:val="hybridMultilevel"/>
     <w:tmpl w:val="DB34EA06"/>
@@ -16681,7 +17092,7 @@
       </w:rPr>
     </w:lvl>
   </w:abstractNum>
-  <w:abstractNum w:abstractNumId="31" w15:restartNumberingAfterBreak="0">
+  <w:abstractNum w:abstractNumId="33" w15:restartNumberingAfterBreak="0">
     <w:nsid w:val="669B2317"/>
     <w:multiLevelType w:val="hybridMultilevel"/>
     <w:tmpl w:val="6854C6BE"/>
@@ -16794,7 +17205,7 @@
       </w:rPr>
     </w:lvl>
   </w:abstractNum>
-  <w:abstractNum w:abstractNumId="32" w15:restartNumberingAfterBreak="0">
+  <w:abstractNum w:abstractNumId="34" w15:restartNumberingAfterBreak="0">
     <w:nsid w:val="6DCE5459"/>
     <w:multiLevelType w:val="hybridMultilevel"/>
     <w:tmpl w:val="32C2AD32"/>
@@ -16907,7 +17318,7 @@
       </w:rPr>
     </w:lvl>
   </w:abstractNum>
-  <w:abstractNum w:abstractNumId="33" w15:restartNumberingAfterBreak="0">
+  <w:abstractNum w:abstractNumId="35" w15:restartNumberingAfterBreak="0">
     <w:nsid w:val="757736D0"/>
     <w:multiLevelType w:val="hybridMultilevel"/>
     <w:tmpl w:val="14043728"/>
@@ -17020,7 +17431,7 @@
       </w:rPr>
     </w:lvl>
   </w:abstractNum>
-  <w:abstractNum w:abstractNumId="34" w15:restartNumberingAfterBreak="0">
+  <w:abstractNum w:abstractNumId="36" w15:restartNumberingAfterBreak="0">
     <w:nsid w:val="7E734A40"/>
     <w:multiLevelType w:val="hybridMultilevel"/>
     <w:tmpl w:val="650CE3C6"/>
@@ -17137,106 +17548,112 @@
     <w:abstractNumId w:val="0"/>
   </w:num>
   <w:num w:numId="2">
+    <w:abstractNumId w:val="9"/>
+  </w:num>
+  <w:num w:numId="3">
+    <w:abstractNumId w:val="22"/>
+  </w:num>
+  <w:num w:numId="4">
+    <w:abstractNumId w:val="14"/>
+  </w:num>
+  <w:num w:numId="5">
+    <w:abstractNumId w:val="18"/>
+  </w:num>
+  <w:num w:numId="6">
+    <w:abstractNumId w:val="7"/>
+  </w:num>
+  <w:num w:numId="7">
+    <w:abstractNumId w:val="6"/>
+  </w:num>
+  <w:num w:numId="8">
+    <w:abstractNumId w:val="17"/>
+  </w:num>
+  <w:num w:numId="9">
     <w:abstractNumId w:val="8"/>
   </w:num>
-  <w:num w:numId="3">
+  <w:num w:numId="10">
+    <w:abstractNumId w:val="2"/>
+  </w:num>
+  <w:num w:numId="11">
+    <w:abstractNumId w:val="13"/>
+  </w:num>
+  <w:num w:numId="12">
+    <w:abstractNumId w:val="15"/>
+  </w:num>
+  <w:num w:numId="13">
+    <w:abstractNumId w:val="3"/>
+  </w:num>
+  <w:num w:numId="14">
+    <w:abstractNumId w:val="36"/>
+  </w:num>
+  <w:num w:numId="15">
+    <w:abstractNumId w:val="11"/>
+  </w:num>
+  <w:num w:numId="16">
+    <w:abstractNumId w:val="33"/>
+  </w:num>
+  <w:num w:numId="17">
+    <w:abstractNumId w:val="12"/>
+  </w:num>
+  <w:num w:numId="18">
+    <w:abstractNumId w:val="23"/>
+  </w:num>
+  <w:num w:numId="19">
+    <w:abstractNumId w:val="31"/>
+  </w:num>
+  <w:num w:numId="20">
+    <w:abstractNumId w:val="4"/>
+  </w:num>
+  <w:num w:numId="21">
+    <w:abstractNumId w:val="16"/>
+  </w:num>
+  <w:num w:numId="22">
+    <w:abstractNumId w:val="34"/>
+  </w:num>
+  <w:num w:numId="23">
+    <w:abstractNumId w:val="32"/>
+  </w:num>
+  <w:num w:numId="24">
+    <w:abstractNumId w:val="28"/>
+  </w:num>
+  <w:num w:numId="25">
+    <w:abstractNumId w:val="26"/>
+  </w:num>
+  <w:num w:numId="26">
+    <w:abstractNumId w:val="10"/>
+  </w:num>
+  <w:num w:numId="27">
+    <w:abstractNumId w:val="19"/>
+  </w:num>
+  <w:num w:numId="28">
+    <w:abstractNumId w:val="20"/>
+  </w:num>
+  <w:num w:numId="29">
+    <w:abstractNumId w:val="35"/>
+  </w:num>
+  <w:num w:numId="30">
     <w:abstractNumId w:val="21"/>
   </w:num>
-  <w:num w:numId="4">
-    <w:abstractNumId w:val="13"/>
-  </w:num>
-  <w:num w:numId="5">
-    <w:abstractNumId w:val="17"/>
-  </w:num>
-  <w:num w:numId="6">
-    <w:abstractNumId w:val="6"/>
-  </w:num>
-  <w:num w:numId="7">
+  <w:num w:numId="31">
     <w:abstractNumId w:val="5"/>
   </w:num>
-  <w:num w:numId="8">
-    <w:abstractNumId w:val="16"/>
-  </w:num>
-  <w:num w:numId="9">
-    <w:abstractNumId w:val="7"/>
-  </w:num>
-  <w:num w:numId="10">
-    <w:abstractNumId w:val="1"/>
-  </w:num>
-  <w:num w:numId="11">
-    <w:abstractNumId w:val="12"/>
-  </w:num>
-  <w:num w:numId="12">
-    <w:abstractNumId w:val="14"/>
-  </w:num>
-  <w:num w:numId="13">
-    <w:abstractNumId w:val="2"/>
-  </w:num>
-  <w:num w:numId="14">
-    <w:abstractNumId w:val="34"/>
-  </w:num>
-  <w:num w:numId="15">
-    <w:abstractNumId w:val="10"/>
-  </w:num>
-  <w:num w:numId="16">
-    <w:abstractNumId w:val="31"/>
-  </w:num>
-  <w:num w:numId="17">
-    <w:abstractNumId w:val="11"/>
-  </w:num>
-  <w:num w:numId="18">
-    <w:abstractNumId w:val="22"/>
-  </w:num>
-  <w:num w:numId="19">
+  <w:num w:numId="32">
     <w:abstractNumId w:val="29"/>
   </w:num>
-  <w:num w:numId="20">
-    <w:abstractNumId w:val="3"/>
+  <w:num w:numId="33">
+    <w:abstractNumId w:val="24"/>
   </w:num>
-  <w:num w:numId="21">
-    <w:abstractNumId w:val="15"/>
+  <w:num w:numId="34">
+    <w:abstractNumId w:val="27"/>
   </w:num>
-  <w:num w:numId="22">
-    <w:abstractNumId w:val="32"/>
+  <w:num w:numId="35">
+    <w:abstractNumId w:val="25"/>
   </w:num>
-  <w:num w:numId="23">
+  <w:num w:numId="36">
     <w:abstractNumId w:val="30"/>
   </w:num>
-  <w:num w:numId="24">
-    <w:abstractNumId w:val="27"/>
-  </w:num>
-  <w:num w:numId="25">
-    <w:abstractNumId w:val="25"/>
-  </w:num>
-  <w:num w:numId="26">
-    <w:abstractNumId w:val="9"/>
-  </w:num>
-  <w:num w:numId="27">
-    <w:abstractNumId w:val="18"/>
-  </w:num>
-  <w:num w:numId="28">
-    <w:abstractNumId w:val="19"/>
-  </w:num>
-  <w:num w:numId="29">
-    <w:abstractNumId w:val="33"/>
-  </w:num>
-  <w:num w:numId="30">
-    <w:abstractNumId w:val="20"/>
-  </w:num>
-  <w:num w:numId="31">
-    <w:abstractNumId w:val="4"/>
-  </w:num>
-  <w:num w:numId="32">
-    <w:abstractNumId w:val="28"/>
-  </w:num>
-  <w:num w:numId="33">
-    <w:abstractNumId w:val="23"/>
-  </w:num>
-  <w:num w:numId="34">
-    <w:abstractNumId w:val="26"/>
-  </w:num>
-  <w:num w:numId="35">
-    <w:abstractNumId w:val="24"/>
+  <w:num w:numId="37">
+    <w:abstractNumId w:val="1"/>
   </w:num>
   <w:numIdMacAtCleanup w:val="35"/>
 </w:numbering>
@@ -19080,15 +19497,6 @@
 </file>
 
 <file path=customXml/item1.xml><?xml version="1.0" encoding="utf-8"?>
-<?mso-contentType ?>
-<FormTemplates xmlns="http://schemas.microsoft.com/sharepoint/v3/contenttype/forms">
-  <Display>DocumentLibraryForm</Display>
-  <Edit>DocumentLibraryForm</Edit>
-  <New>DocumentLibraryForm</New>
-</FormTemplates>
-</file>
-
-<file path=customXml/item2.xml><?xml version="1.0" encoding="utf-8"?>
 <p:properties xmlns:p="http://schemas.microsoft.com/office/2006/metadata/properties" xmlns:xsi="http://www.w3.org/2001/XMLSchema-instance" xmlns:pc="http://schemas.microsoft.com/office/infopath/2007/PartnerControls">
   <documentManagement>
     <TaxCatchAll xmlns="13c90a0b-73bc-4dc0-be5f-28d77b615beb" xsi:nil="true"/>
@@ -19097,6 +19505,15 @@
     </lcf76f155ced4ddcb4097134ff3c332f>
   </documentManagement>
 </p:properties>
+</file>
+
+<file path=customXml/item2.xml><?xml version="1.0" encoding="utf-8"?>
+<?mso-contentType ?>
+<FormTemplates xmlns="http://schemas.microsoft.com/sharepoint/v3/contenttype/forms">
+  <Display>DocumentLibraryForm</Display>
+  <Edit>DocumentLibraryForm</Edit>
+  <New>DocumentLibraryForm</New>
+</FormTemplates>
 </file>
 
 <file path=customXml/item3.xml><?xml version="1.0" encoding="utf-8"?>
@@ -19339,20 +19756,20 @@
 </file>
 
 <file path=customXml/itemProps1.xml><?xml version="1.0" encoding="utf-8"?>
-<ds:datastoreItem xmlns:ds="http://schemas.openxmlformats.org/officeDocument/2006/customXml" ds:itemID="{10663269-2064-4804-8290-36D4A57F5557}">
-  <ds:schemaRefs>
-    <ds:schemaRef ds:uri="http://schemas.microsoft.com/sharepoint/v3/contenttype/forms"/>
-  </ds:schemaRefs>
-</ds:datastoreItem>
-</file>
-
-<file path=customXml/itemProps2.xml><?xml version="1.0" encoding="utf-8"?>
 <ds:datastoreItem xmlns:ds="http://schemas.openxmlformats.org/officeDocument/2006/customXml" ds:itemID="{1279454D-02BE-4A9C-A117-DCD1573E2608}">
   <ds:schemaRefs>
     <ds:schemaRef ds:uri="http://schemas.microsoft.com/office/2006/metadata/properties"/>
     <ds:schemaRef ds:uri="http://schemas.microsoft.com/office/infopath/2007/PartnerControls"/>
     <ds:schemaRef ds:uri="13c90a0b-73bc-4dc0-be5f-28d77b615beb"/>
     <ds:schemaRef ds:uri="13c93bba-48ce-428c-bfe5-88b42c19b028"/>
+  </ds:schemaRefs>
+</ds:datastoreItem>
+</file>
+
+<file path=customXml/itemProps2.xml><?xml version="1.0" encoding="utf-8"?>
+<ds:datastoreItem xmlns:ds="http://schemas.openxmlformats.org/officeDocument/2006/customXml" ds:itemID="{10663269-2064-4804-8290-36D4A57F5557}">
+  <ds:schemaRefs>
+    <ds:schemaRef ds:uri="http://schemas.microsoft.com/sharepoint/v3/contenttype/forms"/>
   </ds:schemaRefs>
 </ds:datastoreItem>
 </file>
@@ -19377,7 +19794,7 @@
 </file>
 
 <file path=customXml/itemProps4.xml><?xml version="1.0" encoding="utf-8"?>
-<ds:datastoreItem xmlns:ds="http://schemas.openxmlformats.org/officeDocument/2006/customXml" ds:itemID="{C91F53C5-70D0-41A1-B93B-2D8E69221CA0}">
+<ds:datastoreItem xmlns:ds="http://schemas.openxmlformats.org/officeDocument/2006/customXml" ds:itemID="{25AD2DF1-62B4-425F-AA54-EB3EF98FFDBC}">
   <ds:schemaRefs>
     <ds:schemaRef ds:uri="http://schemas.openxmlformats.org/officeDocument/2006/bibliography"/>
   </ds:schemaRefs>

--- a/fuentes/CF1_935507_DU.docx
+++ b/fuentes/CF1_935507_DU.docx
@@ -549,7 +549,7 @@
           <w:r>
             <w:fldChar w:fldCharType="separate"/>
           </w:r>
-          <w:hyperlink w:anchor="_Toc233100833" w:history="1">
+          <w:hyperlink w:anchor="_Toc235608054" w:history="1">
             <w:r>
               <w:rPr>
                 <w:rStyle w:val="Hipervnculo"/>
@@ -576,7 +576,7 @@
                 <w:noProof/>
                 <w:webHidden/>
               </w:rPr>
-              <w:instrText xml:space="preserve"> PAGEREF _Toc233100833 \h </w:instrText>
+              <w:instrText xml:space="preserve"> PAGEREF _Toc235608054 \h </w:instrText>
             </w:r>
             <w:r>
               <w:rPr>
@@ -622,7 +622,7 @@
               <w14:ligatures w14:val="none"/>
             </w:rPr>
           </w:pPr>
-          <w:hyperlink w:anchor="_Toc233100834" w:history="1">
+          <w:hyperlink w:anchor="_Toc235608055" w:history="1">
             <w:r>
               <w:rPr>
                 <w:rStyle w:val="Hipervnculo"/>
@@ -649,7 +649,7 @@
                 <w:noProof/>
                 <w:webHidden/>
               </w:rPr>
-              <w:instrText xml:space="preserve"> PAGEREF _Toc233100834 \h </w:instrText>
+              <w:instrText xml:space="preserve"> PAGEREF _Toc235608055 \h </w:instrText>
             </w:r>
             <w:r>
               <w:rPr>
@@ -669,7 +669,7 @@
                 <w:noProof/>
                 <w:webHidden/>
               </w:rPr>
-              <w:t>6</w:t>
+              <w:t>5</w:t>
             </w:r>
             <w:r>
               <w:rPr>
@@ -695,7 +695,7 @@
               <w14:ligatures w14:val="none"/>
             </w:rPr>
           </w:pPr>
-          <w:hyperlink w:anchor="_Toc233100835" w:history="1">
+          <w:hyperlink w:anchor="_Toc235608056" w:history="1">
             <w:r>
               <w:rPr>
                 <w:rStyle w:val="Hipervnculo"/>
@@ -722,7 +722,7 @@
                 <w:noProof/>
                 <w:webHidden/>
               </w:rPr>
-              <w:instrText xml:space="preserve"> PAGEREF _Toc233100835 \h </w:instrText>
+              <w:instrText xml:space="preserve"> PAGEREF _Toc235608056 \h </w:instrText>
             </w:r>
             <w:r>
               <w:rPr>
@@ -742,7 +742,7 @@
                 <w:noProof/>
                 <w:webHidden/>
               </w:rPr>
-              <w:t>6</w:t>
+              <w:t>5</w:t>
             </w:r>
             <w:r>
               <w:rPr>
@@ -768,7 +768,7 @@
               <w14:ligatures w14:val="none"/>
             </w:rPr>
           </w:pPr>
-          <w:hyperlink w:anchor="_Toc233100836" w:history="1">
+          <w:hyperlink w:anchor="_Toc235608057" w:history="1">
             <w:r>
               <w:rPr>
                 <w:rStyle w:val="Hipervnculo"/>
@@ -795,7 +795,7 @@
                 <w:noProof/>
                 <w:webHidden/>
               </w:rPr>
-              <w:instrText xml:space="preserve"> PAGEREF _Toc233100836 \h </w:instrText>
+              <w:instrText xml:space="preserve"> PAGEREF _Toc235608057 \h </w:instrText>
             </w:r>
             <w:r>
               <w:rPr>
@@ -815,7 +815,7 @@
                 <w:noProof/>
                 <w:webHidden/>
               </w:rPr>
-              <w:t>8</w:t>
+              <w:t>7</w:t>
             </w:r>
             <w:r>
               <w:rPr>
@@ -841,7 +841,7 @@
               <w14:ligatures w14:val="none"/>
             </w:rPr>
           </w:pPr>
-          <w:hyperlink w:anchor="_Toc233100837" w:history="1">
+          <w:hyperlink w:anchor="_Toc235608058" w:history="1">
             <w:r>
               <w:rPr>
                 <w:rStyle w:val="Hipervnculo"/>
@@ -868,7 +868,7 @@
                 <w:noProof/>
                 <w:webHidden/>
               </w:rPr>
-              <w:instrText xml:space="preserve"> PAGEREF _Toc233100837 \h </w:instrText>
+              <w:instrText xml:space="preserve"> PAGEREF _Toc235608058 \h </w:instrText>
             </w:r>
             <w:r>
               <w:rPr>
@@ -888,7 +888,7 @@
                 <w:noProof/>
                 <w:webHidden/>
               </w:rPr>
-              <w:t>15</w:t>
+              <w:t>13</w:t>
             </w:r>
             <w:r>
               <w:rPr>
@@ -914,7 +914,7 @@
               <w14:ligatures w14:val="none"/>
             </w:rPr>
           </w:pPr>
-          <w:hyperlink w:anchor="_Toc233100838" w:history="1">
+          <w:hyperlink w:anchor="_Toc235608059" w:history="1">
             <w:r>
               <w:rPr>
                 <w:rStyle w:val="Hipervnculo"/>
@@ -941,7 +941,7 @@
                 <w:noProof/>
                 <w:webHidden/>
               </w:rPr>
-              <w:instrText xml:space="preserve"> PAGEREF _Toc233100838 \h </w:instrText>
+              <w:instrText xml:space="preserve"> PAGEREF _Toc235608059 \h </w:instrText>
             </w:r>
             <w:r>
               <w:rPr>
@@ -961,7 +961,7 @@
                 <w:noProof/>
                 <w:webHidden/>
               </w:rPr>
-              <w:t>15</w:t>
+              <w:t>13</w:t>
             </w:r>
             <w:r>
               <w:rPr>
@@ -987,7 +987,7 @@
               <w14:ligatures w14:val="none"/>
             </w:rPr>
           </w:pPr>
-          <w:hyperlink w:anchor="_Toc233100839" w:history="1">
+          <w:hyperlink w:anchor="_Toc235608060" w:history="1">
             <w:r>
               <w:rPr>
                 <w:rStyle w:val="Hipervnculo"/>
@@ -1014,7 +1014,7 @@
                 <w:noProof/>
                 <w:webHidden/>
               </w:rPr>
-              <w:instrText xml:space="preserve"> PAGEREF _Toc233100839 \h </w:instrText>
+              <w:instrText xml:space="preserve"> PAGEREF _Toc235608060 \h </w:instrText>
             </w:r>
             <w:r>
               <w:rPr>
@@ -1034,7 +1034,7 @@
                 <w:noProof/>
                 <w:webHidden/>
               </w:rPr>
-              <w:t>18</w:t>
+              <w:t>16</w:t>
             </w:r>
             <w:r>
               <w:rPr>
@@ -1060,7 +1060,7 @@
               <w14:ligatures w14:val="none"/>
             </w:rPr>
           </w:pPr>
-          <w:hyperlink w:anchor="_Toc233100840" w:history="1">
+          <w:hyperlink w:anchor="_Toc235608061" w:history="1">
             <w:r>
               <w:rPr>
                 <w:rStyle w:val="Hipervnculo"/>
@@ -1087,7 +1087,7 @@
                 <w:noProof/>
                 <w:webHidden/>
               </w:rPr>
-              <w:instrText xml:space="preserve"> PAGEREF _Toc233100840 \h </w:instrText>
+              <w:instrText xml:space="preserve"> PAGEREF _Toc235608061 \h </w:instrText>
             </w:r>
             <w:r>
               <w:rPr>
@@ -1107,7 +1107,7 @@
                 <w:noProof/>
                 <w:webHidden/>
               </w:rPr>
-              <w:t>21</w:t>
+              <w:t>19</w:t>
             </w:r>
             <w:r>
               <w:rPr>
@@ -1133,7 +1133,7 @@
               <w14:ligatures w14:val="none"/>
             </w:rPr>
           </w:pPr>
-          <w:hyperlink w:anchor="_Toc233100841" w:history="1">
+          <w:hyperlink w:anchor="_Toc235608062" w:history="1">
             <w:r>
               <w:rPr>
                 <w:rStyle w:val="Hipervnculo"/>
@@ -1160,7 +1160,7 @@
                 <w:noProof/>
                 <w:webHidden/>
               </w:rPr>
-              <w:instrText xml:space="preserve"> PAGEREF _Toc233100841 \h </w:instrText>
+              <w:instrText xml:space="preserve"> PAGEREF _Toc235608062 \h </w:instrText>
             </w:r>
             <w:r>
               <w:rPr>
@@ -1180,7 +1180,7 @@
                 <w:noProof/>
                 <w:webHidden/>
               </w:rPr>
-              <w:t>32</w:t>
+              <w:t>29</w:t>
             </w:r>
             <w:r>
               <w:rPr>
@@ -1206,7 +1206,7 @@
               <w14:ligatures w14:val="none"/>
             </w:rPr>
           </w:pPr>
-          <w:hyperlink w:anchor="_Toc233100842" w:history="1">
+          <w:hyperlink w:anchor="_Toc235608063" w:history="1">
             <w:r>
               <w:rPr>
                 <w:rStyle w:val="Hipervnculo"/>
@@ -1233,7 +1233,7 @@
                 <w:noProof/>
                 <w:webHidden/>
               </w:rPr>
-              <w:instrText xml:space="preserve"> PAGEREF _Toc233100842 \h </w:instrText>
+              <w:instrText xml:space="preserve"> PAGEREF _Toc235608063 \h </w:instrText>
             </w:r>
             <w:r>
               <w:rPr>
@@ -1253,7 +1253,7 @@
                 <w:noProof/>
                 <w:webHidden/>
               </w:rPr>
-              <w:t>36</w:t>
+              <w:t>33</w:t>
             </w:r>
             <w:r>
               <w:rPr>
@@ -1279,7 +1279,7 @@
               <w14:ligatures w14:val="none"/>
             </w:rPr>
           </w:pPr>
-          <w:hyperlink w:anchor="_Toc233100843" w:history="1">
+          <w:hyperlink w:anchor="_Toc235608064" w:history="1">
             <w:r>
               <w:rPr>
                 <w:rStyle w:val="Hipervnculo"/>
@@ -1306,7 +1306,7 @@
                 <w:noProof/>
                 <w:webHidden/>
               </w:rPr>
-              <w:instrText xml:space="preserve"> PAGEREF _Toc233100843 \h </w:instrText>
+              <w:instrText xml:space="preserve"> PAGEREF _Toc235608064 \h </w:instrText>
             </w:r>
             <w:r>
               <w:rPr>
@@ -1326,7 +1326,7 @@
                 <w:noProof/>
                 <w:webHidden/>
               </w:rPr>
-              <w:t>36</w:t>
+              <w:t>33</w:t>
             </w:r>
             <w:r>
               <w:rPr>
@@ -1352,7 +1352,7 @@
               <w14:ligatures w14:val="none"/>
             </w:rPr>
           </w:pPr>
-          <w:hyperlink w:anchor="_Toc233100844" w:history="1">
+          <w:hyperlink w:anchor="_Toc235608065" w:history="1">
             <w:r>
               <w:rPr>
                 <w:rStyle w:val="Hipervnculo"/>
@@ -1379,7 +1379,7 @@
                 <w:noProof/>
                 <w:webHidden/>
               </w:rPr>
-              <w:instrText xml:space="preserve"> PAGEREF _Toc233100844 \h </w:instrText>
+              <w:instrText xml:space="preserve"> PAGEREF _Toc235608065 \h </w:instrText>
             </w:r>
             <w:r>
               <w:rPr>
@@ -1399,7 +1399,7 @@
                 <w:noProof/>
                 <w:webHidden/>
               </w:rPr>
-              <w:t>36</w:t>
+              <w:t>33</w:t>
             </w:r>
             <w:r>
               <w:rPr>
@@ -1425,7 +1425,7 @@
               <w14:ligatures w14:val="none"/>
             </w:rPr>
           </w:pPr>
-          <w:hyperlink w:anchor="_Toc233100845" w:history="1">
+          <w:hyperlink w:anchor="_Toc235608066" w:history="1">
             <w:r>
               <w:rPr>
                 <w:rStyle w:val="Hipervnculo"/>
@@ -1452,7 +1452,7 @@
                 <w:noProof/>
                 <w:webHidden/>
               </w:rPr>
-              <w:instrText xml:space="preserve"> PAGEREF _Toc233100845 \h </w:instrText>
+              <w:instrText xml:space="preserve"> PAGEREF _Toc235608066 \h </w:instrText>
             </w:r>
             <w:r>
               <w:rPr>
@@ -1472,7 +1472,7 @@
                 <w:noProof/>
                 <w:webHidden/>
               </w:rPr>
-              <w:t>39</w:t>
+              <w:t>36</w:t>
             </w:r>
             <w:r>
               <w:rPr>
@@ -1498,7 +1498,7 @@
               <w14:ligatures w14:val="none"/>
             </w:rPr>
           </w:pPr>
-          <w:hyperlink w:anchor="_Toc233100846" w:history="1">
+          <w:hyperlink w:anchor="_Toc235608067" w:history="1">
             <w:r>
               <w:rPr>
                 <w:rStyle w:val="Hipervnculo"/>
@@ -1525,7 +1525,7 @@
                 <w:noProof/>
                 <w:webHidden/>
               </w:rPr>
-              <w:instrText xml:space="preserve"> PAGEREF _Toc233100846 \h </w:instrText>
+              <w:instrText xml:space="preserve"> PAGEREF _Toc235608067 \h </w:instrText>
             </w:r>
             <w:r>
               <w:rPr>
@@ -1545,7 +1545,7 @@
                 <w:noProof/>
                 <w:webHidden/>
               </w:rPr>
-              <w:t>41</w:t>
+              <w:t>38</w:t>
             </w:r>
             <w:r>
               <w:rPr>
@@ -1571,7 +1571,7 @@
               <w14:ligatures w14:val="none"/>
             </w:rPr>
           </w:pPr>
-          <w:hyperlink w:anchor="_Toc233100847" w:history="1">
+          <w:hyperlink w:anchor="_Toc235608068" w:history="1">
             <w:r>
               <w:rPr>
                 <w:rStyle w:val="Hipervnculo"/>
@@ -1598,7 +1598,7 @@
                 <w:noProof/>
                 <w:webHidden/>
               </w:rPr>
-              <w:instrText xml:space="preserve"> PAGEREF _Toc233100847 \h </w:instrText>
+              <w:instrText xml:space="preserve"> PAGEREF _Toc235608068 \h </w:instrText>
             </w:r>
             <w:r>
               <w:rPr>
@@ -1618,7 +1618,7 @@
                 <w:noProof/>
                 <w:webHidden/>
               </w:rPr>
-              <w:t>43</w:t>
+              <w:t>40</w:t>
             </w:r>
             <w:r>
               <w:rPr>
@@ -1644,7 +1644,7 @@
               <w14:ligatures w14:val="none"/>
             </w:rPr>
           </w:pPr>
-          <w:hyperlink w:anchor="_Toc233100848" w:history="1">
+          <w:hyperlink w:anchor="_Toc235608069" w:history="1">
             <w:r>
               <w:rPr>
                 <w:rStyle w:val="Hipervnculo"/>
@@ -1671,7 +1671,7 @@
                 <w:noProof/>
                 <w:webHidden/>
               </w:rPr>
-              <w:instrText xml:space="preserve"> PAGEREF _Toc233100848 \h </w:instrText>
+              <w:instrText xml:space="preserve"> PAGEREF _Toc235608069 \h </w:instrText>
             </w:r>
             <w:r>
               <w:rPr>
@@ -1691,7 +1691,7 @@
                 <w:noProof/>
                 <w:webHidden/>
               </w:rPr>
-              <w:t>48</w:t>
+              <w:t>44</w:t>
             </w:r>
             <w:r>
               <w:rPr>
@@ -1717,7 +1717,7 @@
               <w14:ligatures w14:val="none"/>
             </w:rPr>
           </w:pPr>
-          <w:hyperlink w:anchor="_Toc233100849" w:history="1">
+          <w:hyperlink w:anchor="_Toc235608070" w:history="1">
             <w:r>
               <w:rPr>
                 <w:rStyle w:val="Hipervnculo"/>
@@ -1744,7 +1744,7 @@
                 <w:noProof/>
                 <w:webHidden/>
               </w:rPr>
-              <w:instrText xml:space="preserve"> PAGEREF _Toc233100849 \h </w:instrText>
+              <w:instrText xml:space="preserve"> PAGEREF _Toc235608070 \h </w:instrText>
             </w:r>
             <w:r>
               <w:rPr>
@@ -1764,7 +1764,7 @@
                 <w:noProof/>
                 <w:webHidden/>
               </w:rPr>
-              <w:t>50</w:t>
+              <w:t>46</w:t>
             </w:r>
             <w:r>
               <w:rPr>
@@ -1790,7 +1790,7 @@
               <w14:ligatures w14:val="none"/>
             </w:rPr>
           </w:pPr>
-          <w:hyperlink w:anchor="_Toc233100850" w:history="1">
+          <w:hyperlink w:anchor="_Toc235608071" w:history="1">
             <w:r>
               <w:rPr>
                 <w:rStyle w:val="Hipervnculo"/>
@@ -1817,7 +1817,7 @@
                 <w:noProof/>
                 <w:webHidden/>
               </w:rPr>
-              <w:instrText xml:space="preserve"> PAGEREF _Toc233100850 \h </w:instrText>
+              <w:instrText xml:space="preserve"> PAGEREF _Toc235608071 \h </w:instrText>
             </w:r>
             <w:r>
               <w:rPr>
@@ -1837,7 +1837,7 @@
                 <w:noProof/>
                 <w:webHidden/>
               </w:rPr>
-              <w:t>52</w:t>
+              <w:t>48</w:t>
             </w:r>
             <w:r>
               <w:rPr>
@@ -1863,7 +1863,7 @@
               <w14:ligatures w14:val="none"/>
             </w:rPr>
           </w:pPr>
-          <w:hyperlink w:anchor="_Toc233100851" w:history="1">
+          <w:hyperlink w:anchor="_Toc235608072" w:history="1">
             <w:r>
               <w:rPr>
                 <w:rStyle w:val="Hipervnculo"/>
@@ -1890,7 +1890,7 @@
                 <w:noProof/>
                 <w:webHidden/>
               </w:rPr>
-              <w:instrText xml:space="preserve"> PAGEREF _Toc233100851 \h </w:instrText>
+              <w:instrText xml:space="preserve"> PAGEREF _Toc235608072 \h </w:instrText>
             </w:r>
             <w:r>
               <w:rPr>
@@ -1910,7 +1910,7 @@
                 <w:noProof/>
                 <w:webHidden/>
               </w:rPr>
-              <w:t>52</w:t>
+              <w:t>48</w:t>
             </w:r>
             <w:r>
               <w:rPr>
@@ -1936,7 +1936,7 @@
               <w14:ligatures w14:val="none"/>
             </w:rPr>
           </w:pPr>
-          <w:hyperlink w:anchor="_Toc233100852" w:history="1">
+          <w:hyperlink w:anchor="_Toc235608073" w:history="1">
             <w:r>
               <w:rPr>
                 <w:rStyle w:val="Hipervnculo"/>
@@ -1963,7 +1963,7 @@
                 <w:noProof/>
                 <w:webHidden/>
               </w:rPr>
-              <w:instrText xml:space="preserve"> PAGEREF _Toc233100852 \h </w:instrText>
+              <w:instrText xml:space="preserve"> PAGEREF _Toc235608073 \h </w:instrText>
             </w:r>
             <w:r>
               <w:rPr>
@@ -1983,7 +1983,7 @@
                 <w:noProof/>
                 <w:webHidden/>
               </w:rPr>
-              <w:t>54</w:t>
+              <w:t>50</w:t>
             </w:r>
             <w:r>
               <w:rPr>
@@ -2009,7 +2009,7 @@
               <w14:ligatures w14:val="none"/>
             </w:rPr>
           </w:pPr>
-          <w:hyperlink w:anchor="_Toc233100853" w:history="1">
+          <w:hyperlink w:anchor="_Toc235608074" w:history="1">
             <w:r>
               <w:rPr>
                 <w:rStyle w:val="Hipervnculo"/>
@@ -2036,7 +2036,7 @@
                 <w:noProof/>
                 <w:webHidden/>
               </w:rPr>
-              <w:instrText xml:space="preserve"> PAGEREF _Toc233100853 \h </w:instrText>
+              <w:instrText xml:space="preserve"> PAGEREF _Toc235608074 \h </w:instrText>
             </w:r>
             <w:r>
               <w:rPr>
@@ -2056,7 +2056,7 @@
                 <w:noProof/>
                 <w:webHidden/>
               </w:rPr>
-              <w:t>56</w:t>
+              <w:t>51</w:t>
             </w:r>
             <w:r>
               <w:rPr>
@@ -2082,7 +2082,7 @@
               <w14:ligatures w14:val="none"/>
             </w:rPr>
           </w:pPr>
-          <w:hyperlink w:anchor="_Toc233100854" w:history="1">
+          <w:hyperlink w:anchor="_Toc235608075" w:history="1">
             <w:r>
               <w:rPr>
                 <w:rStyle w:val="Hipervnculo"/>
@@ -2109,7 +2109,7 @@
                 <w:noProof/>
                 <w:webHidden/>
               </w:rPr>
-              <w:instrText xml:space="preserve"> PAGEREF _Toc233100854 \h </w:instrText>
+              <w:instrText xml:space="preserve"> PAGEREF _Toc235608075 \h </w:instrText>
             </w:r>
             <w:r>
               <w:rPr>
@@ -2129,7 +2129,7 @@
                 <w:noProof/>
                 <w:webHidden/>
               </w:rPr>
-              <w:t>58</w:t>
+              <w:t>53</w:t>
             </w:r>
             <w:r>
               <w:rPr>
@@ -2155,7 +2155,7 @@
               <w14:ligatures w14:val="none"/>
             </w:rPr>
           </w:pPr>
-          <w:hyperlink w:anchor="_Toc233100855" w:history="1">
+          <w:hyperlink w:anchor="_Toc235608076" w:history="1">
             <w:r>
               <w:rPr>
                 <w:rStyle w:val="Hipervnculo"/>
@@ -2182,7 +2182,7 @@
                 <w:noProof/>
                 <w:webHidden/>
               </w:rPr>
-              <w:instrText xml:space="preserve"> PAGEREF _Toc233100855 \h </w:instrText>
+              <w:instrText xml:space="preserve"> PAGEREF _Toc235608076 \h </w:instrText>
             </w:r>
             <w:r>
               <w:rPr>
@@ -2202,7 +2202,7 @@
                 <w:noProof/>
                 <w:webHidden/>
               </w:rPr>
-              <w:t>60</w:t>
+              <w:t>55</w:t>
             </w:r>
             <w:r>
               <w:rPr>
@@ -2228,7 +2228,7 @@
               <w14:ligatures w14:val="none"/>
             </w:rPr>
           </w:pPr>
-          <w:hyperlink w:anchor="_Toc233100856" w:history="1">
+          <w:hyperlink w:anchor="_Toc235608077" w:history="1">
             <w:r>
               <w:rPr>
                 <w:rStyle w:val="Hipervnculo"/>
@@ -2255,7 +2255,7 @@
                 <w:noProof/>
                 <w:webHidden/>
               </w:rPr>
-              <w:instrText xml:space="preserve"> PAGEREF _Toc233100856 \h </w:instrText>
+              <w:instrText xml:space="preserve"> PAGEREF _Toc235608077 \h </w:instrText>
             </w:r>
             <w:r>
               <w:rPr>
@@ -2275,7 +2275,7 @@
                 <w:noProof/>
                 <w:webHidden/>
               </w:rPr>
-              <w:t>63</w:t>
+              <w:t>58</w:t>
             </w:r>
             <w:r>
               <w:rPr>
@@ -2303,7 +2303,7 @@
       <w:pPr>
         <w:pStyle w:val="Titulosgenerales"/>
       </w:pPr>
-      <w:bookmarkStart w:id="0" w:name="_Toc233100833"/>
+      <w:bookmarkStart w:id="0" w:name="_Toc235608054"/>
       <w:r>
         <w:lastRenderedPageBreak/>
         <w:t>Introducción</w:t>
@@ -2322,12 +2322,6 @@
     <w:p>
       <w:pPr>
         <w:spacing w:before="0" w:after="160"/>
-        <w:ind w:firstLine="0"/>
-      </w:pPr>
-    </w:p>
-    <w:p>
-      <w:pPr>
-        <w:spacing w:before="0" w:after="160"/>
         <w:ind w:firstLine="708"/>
       </w:pPr>
       <w:r>
@@ -2337,117 +2331,11 @@
     <w:p>
       <w:pPr>
         <w:spacing w:before="0" w:after="160"/>
-        <w:ind w:firstLine="0"/>
-      </w:pPr>
-    </w:p>
-    <w:p>
-      <w:pPr>
-        <w:spacing w:before="0" w:after="160"/>
         <w:ind w:firstLine="708"/>
       </w:pPr>
       <w:r>
-        <w:t xml:space="preserve">Por otra parte, el componente incluye el estudio de la maquinaria de confección. En esta sección se enseña a clasificar los equipos industriales y a analizar sus mecanismos de funcionamiento para garantizar una óptima puesta a punto, abarcando adicionalmente la descripción de los ejercicios y las operaciones básicas para su correcto manejo. Por último, se integran las normas de calidad mediante la exposición de las normativas vigentes que rigen el sector, lo cual contempla tanto las normas </w:t>
-      </w:r>
-      <w:r>
-        <w:lastRenderedPageBreak/>
-        <w:t>técnicas colombianas aplicadas a la confección como la estructura y los requisitos del Sistema de Gestión de la Calidad bajo la norma internacional ISO 9001:2015.</w:t>
-      </w:r>
-    </w:p>
-    <w:p>
-      <w:pPr>
-        <w:spacing w:before="0" w:after="160"/>
-        <w:ind w:firstLine="708"/>
-      </w:pPr>
-    </w:p>
-    <w:p>
-      <w:pPr>
-        <w:spacing w:before="0" w:after="160"/>
-        <w:ind w:firstLine="708"/>
-      </w:pPr>
-    </w:p>
-    <w:p>
-      <w:pPr>
-        <w:spacing w:before="0" w:after="160"/>
-        <w:ind w:firstLine="708"/>
-      </w:pPr>
-    </w:p>
-    <w:p>
-      <w:pPr>
-        <w:spacing w:before="0" w:after="160"/>
-        <w:ind w:firstLine="708"/>
-      </w:pPr>
-    </w:p>
-    <w:p>
-      <w:pPr>
-        <w:spacing w:before="0" w:after="160"/>
-        <w:ind w:firstLine="708"/>
-      </w:pPr>
-    </w:p>
-    <w:p>
-      <w:pPr>
-        <w:spacing w:before="0" w:after="160"/>
-        <w:ind w:firstLine="708"/>
-      </w:pPr>
-    </w:p>
-    <w:p>
-      <w:pPr>
-        <w:spacing w:before="0" w:after="160"/>
-        <w:ind w:firstLine="708"/>
-      </w:pPr>
-    </w:p>
-    <w:p>
-      <w:pPr>
-        <w:spacing w:before="0" w:after="160"/>
-        <w:ind w:firstLine="708"/>
-      </w:pPr>
-    </w:p>
-    <w:p>
-      <w:pPr>
-        <w:spacing w:before="0" w:after="160"/>
-        <w:ind w:firstLine="708"/>
-      </w:pPr>
-    </w:p>
-    <w:p>
-      <w:pPr>
-        <w:spacing w:before="0" w:after="160"/>
-        <w:ind w:firstLine="708"/>
-      </w:pPr>
-    </w:p>
-    <w:p>
-      <w:pPr>
-        <w:spacing w:before="0" w:after="160"/>
-        <w:ind w:firstLine="708"/>
-      </w:pPr>
-    </w:p>
-    <w:p>
-      <w:pPr>
-        <w:spacing w:before="0" w:after="160"/>
-        <w:ind w:firstLine="708"/>
-      </w:pPr>
-    </w:p>
-    <w:p>
-      <w:pPr>
-        <w:spacing w:before="0" w:after="160"/>
-        <w:ind w:firstLine="708"/>
-      </w:pPr>
-    </w:p>
-    <w:p>
-      <w:pPr>
-        <w:spacing w:before="0" w:after="160"/>
-        <w:ind w:firstLine="708"/>
-      </w:pPr>
-    </w:p>
-    <w:p>
-      <w:pPr>
-        <w:spacing w:before="0" w:after="160"/>
-        <w:ind w:firstLine="708"/>
-      </w:pPr>
-    </w:p>
-    <w:p>
-      <w:pPr>
-        <w:spacing w:before="0" w:after="160"/>
-        <w:ind w:firstLine="708"/>
-      </w:pPr>
+        <w:t>Por otra parte, el componente incluye el estudio de la maquinaria de confección. En esta sección se enseña a clasificar los equipos industriales y a analizar sus mecanismos de funcionamiento para garantizar una óptima puesta a punto, abarcando adicionalmente la descripción de los ejercicios y las operaciones básicas para su correcto manejo. Por último, se integran las normas de calidad mediante la exposición de las normativas vigentes que rigen el sector, lo cual contempla tanto las normas técnicas colombianas aplicadas a la confección como la estructura y los requisitos del Sistema de Gestión de la Calidad bajo la norma internacional ISO 9001:2015.</w:t>
+      </w:r>
     </w:p>
     <w:p>
       <w:pPr>
@@ -2460,7 +2348,7 @@
         <w:pStyle w:val="Ttulo1"/>
         <w:spacing w:line="360" w:lineRule="auto"/>
       </w:pPr>
-      <w:bookmarkStart w:id="1" w:name="_Toc233100834"/>
+      <w:bookmarkStart w:id="1" w:name="_Toc235608055"/>
       <w:r>
         <w:lastRenderedPageBreak/>
         <w:t>Materiales e insumos de confección</w:t>
@@ -2469,17 +2357,10 @@
     </w:p>
     <w:p>
       <w:pPr>
-        <w:rPr>
-          <w:lang w:val="es-419" w:eastAsia="es-CO"/>
-        </w:rPr>
-      </w:pPr>
-    </w:p>
-    <w:p>
-      <w:pPr>
         <w:pStyle w:val="Ttulo2"/>
         <w:spacing w:line="360" w:lineRule="auto"/>
       </w:pPr>
-      <w:bookmarkStart w:id="2" w:name="_Toc233100835"/>
+      <w:bookmarkStart w:id="2" w:name="_Toc235608056"/>
       <w:r>
         <w:t>Clasificación y descripción de materiales de acuerdo con procesos de producción</w:t>
       </w:r>
@@ -2493,12 +2374,6 @@
       <w:r>
         <w:t>Los materiales de confección son los insumos utilizados en los procesos de fabricación de una prenda, en los que se utilizan materiales indirectos que en el producto final no se evidencian.</w:t>
       </w:r>
-    </w:p>
-    <w:p>
-      <w:pPr>
-        <w:spacing w:before="0" w:after="160"/>
-        <w:ind w:firstLine="708"/>
-      </w:pPr>
     </w:p>
     <w:p>
       <w:pPr>
@@ -2539,12 +2414,6 @@
     </w:p>
     <w:p>
       <w:pPr>
-        <w:spacing w:before="0" w:after="160"/>
-        <w:ind w:firstLine="708"/>
-      </w:pPr>
-    </w:p>
-    <w:p>
-      <w:pPr>
         <w:pStyle w:val="Prrafodelista"/>
         <w:numPr>
           <w:ilvl w:val="0"/>
@@ -2607,7 +2476,6 @@
         <w:spacing w:before="0" w:after="160"/>
       </w:pPr>
       <w:r>
-        <w:lastRenderedPageBreak/>
         <w:t xml:space="preserve">Papel </w:t>
       </w:r>
       <w:proofErr w:type="spellStart"/>
@@ -2666,9 +2534,194 @@
     <w:p>
       <w:pPr>
         <w:pStyle w:val="Prrafodelista"/>
-        <w:spacing w:before="0" w:after="160"/>
-        <w:ind w:left="1428" w:firstLine="0"/>
-      </w:pPr>
+        <w:numPr>
+          <w:ilvl w:val="0"/>
+          <w:numId w:val="6"/>
+        </w:numPr>
+        <w:spacing w:before="0" w:after="160"/>
+        <w:rPr>
+          <w:b/>
+        </w:rPr>
+      </w:pPr>
+      <w:r>
+        <w:rPr>
+          <w:b/>
+        </w:rPr>
+        <w:lastRenderedPageBreak/>
+        <w:t>Proceso de trazo y corte</w:t>
+      </w:r>
+    </w:p>
+    <w:p>
+      <w:pPr>
+        <w:spacing w:before="0" w:after="160"/>
+        <w:ind w:firstLine="708"/>
+      </w:pPr>
+      <w:r>
+        <w:t>Para realizar el corte de la tela es necesario trazar previamente sobre la misma el modelo desarrollado con sus piezas; para el corte se requieren los siguientes materiales:</w:t>
+      </w:r>
+    </w:p>
+    <w:p>
+      <w:pPr>
+        <w:pStyle w:val="Prrafodelista"/>
+        <w:numPr>
+          <w:ilvl w:val="0"/>
+          <w:numId w:val="8"/>
+        </w:numPr>
+        <w:spacing w:before="0" w:after="160"/>
+      </w:pPr>
+      <w:r>
+        <w:rPr>
+          <w:b/>
+        </w:rPr>
+        <w:t>Alfileres</w:t>
+      </w:r>
+      <w:r>
+        <w:t>.</w:t>
+      </w:r>
+    </w:p>
+    <w:p>
+      <w:pPr>
+        <w:pStyle w:val="Prrafodelista"/>
+        <w:numPr>
+          <w:ilvl w:val="0"/>
+          <w:numId w:val="8"/>
+        </w:numPr>
+        <w:spacing w:before="0" w:after="160"/>
+      </w:pPr>
+      <w:r>
+        <w:rPr>
+          <w:b/>
+        </w:rPr>
+        <w:t xml:space="preserve">Papel </w:t>
+      </w:r>
+      <w:proofErr w:type="spellStart"/>
+      <w:r>
+        <w:rPr>
+          <w:b/>
+        </w:rPr>
+        <w:t>kraft</w:t>
+      </w:r>
+      <w:proofErr w:type="spellEnd"/>
+      <w:r>
+        <w:t xml:space="preserve">: ancho de 1,60 </w:t>
+      </w:r>
+      <w:proofErr w:type="spellStart"/>
+      <w:r>
+        <w:t>mts</w:t>
+      </w:r>
+      <w:proofErr w:type="spellEnd"/>
+      <w:r>
+        <w:t xml:space="preserve"> y gramaje entre 60 y 90 </w:t>
+      </w:r>
+      <w:proofErr w:type="spellStart"/>
+      <w:r>
+        <w:t>grs</w:t>
+      </w:r>
+      <w:proofErr w:type="spellEnd"/>
+      <w:r>
+        <w:t>.</w:t>
+      </w:r>
+    </w:p>
+    <w:p>
+      <w:pPr>
+        <w:pStyle w:val="Prrafodelista"/>
+        <w:numPr>
+          <w:ilvl w:val="0"/>
+          <w:numId w:val="8"/>
+        </w:numPr>
+        <w:spacing w:before="0" w:after="160"/>
+      </w:pPr>
+      <w:r>
+        <w:rPr>
+          <w:b/>
+        </w:rPr>
+        <w:t>Papel bond</w:t>
+      </w:r>
+      <w:r>
+        <w:t xml:space="preserve">: según ancho del </w:t>
+      </w:r>
+      <w:r>
+        <w:rPr>
+          <w:rStyle w:val="Extranjerismo"/>
+        </w:rPr>
+        <w:t>plotter</w:t>
+      </w:r>
+      <w:r>
+        <w:t xml:space="preserve">; gramaje de 75 </w:t>
+      </w:r>
+      <w:proofErr w:type="spellStart"/>
+      <w:r>
+        <w:t>grs</w:t>
+      </w:r>
+      <w:proofErr w:type="spellEnd"/>
+      <w:r>
+        <w:t>.</w:t>
+      </w:r>
+    </w:p>
+    <w:p>
+      <w:pPr>
+        <w:pStyle w:val="Prrafodelista"/>
+        <w:numPr>
+          <w:ilvl w:val="0"/>
+          <w:numId w:val="8"/>
+        </w:numPr>
+        <w:spacing w:before="0" w:after="160"/>
+      </w:pPr>
+      <w:r>
+        <w:rPr>
+          <w:b/>
+        </w:rPr>
+        <w:t>Lápiz de color</w:t>
+      </w:r>
+      <w:r>
+        <w:t>: color blanco o colores contrastantes.</w:t>
+      </w:r>
+    </w:p>
+    <w:p>
+      <w:pPr>
+        <w:pStyle w:val="Prrafodelista"/>
+        <w:numPr>
+          <w:ilvl w:val="0"/>
+          <w:numId w:val="8"/>
+        </w:numPr>
+        <w:spacing w:before="0" w:after="160"/>
+      </w:pPr>
+      <w:r>
+        <w:rPr>
+          <w:b/>
+        </w:rPr>
+        <w:t>Tiquetes</w:t>
+      </w:r>
+      <w:r>
+        <w:t xml:space="preserve">: para maquinaria </w:t>
+      </w:r>
+      <w:proofErr w:type="spellStart"/>
+      <w:r>
+        <w:t>tiqueteadora</w:t>
+      </w:r>
+      <w:proofErr w:type="spellEnd"/>
+      <w:r>
+        <w:t xml:space="preserve"> para rotular piezas.</w:t>
+      </w:r>
+    </w:p>
+    <w:p>
+      <w:pPr>
+        <w:pStyle w:val="Prrafodelista"/>
+        <w:numPr>
+          <w:ilvl w:val="0"/>
+          <w:numId w:val="8"/>
+        </w:numPr>
+        <w:spacing w:before="0" w:after="160"/>
+      </w:pPr>
+      <w:r>
+        <w:rPr>
+          <w:b/>
+        </w:rPr>
+        <w:t>Cinta de enmascarar</w:t>
+      </w:r>
+      <w:r>
+        <w:t>: se prefiere ancho de 1 pulgada.</w:t>
+      </w:r>
     </w:p>
     <w:p>
       <w:pPr>
@@ -2686,7 +2739,7 @@
         <w:rPr>
           <w:b/>
         </w:rPr>
-        <w:t>Proceso de trazo y corte</w:t>
+        <w:t>Proceso de confección</w:t>
       </w:r>
     </w:p>
     <w:p>
@@ -2695,7 +2748,7 @@
         <w:ind w:firstLine="708"/>
       </w:pPr>
       <w:r>
-        <w:t>Para realizar el corte de la tela es necesario trazar previamente sobre la misma el modelo desarrollado con sus piezas; para el corte se requieren los siguientes materiales:</w:t>
+        <w:t>Es en el cual se unen las piezas, utilizando varias máquinas y operaciones. Insumo básico:</w:t>
       </w:r>
     </w:p>
     <w:p>
@@ -2703,7 +2756,7 @@
         <w:pStyle w:val="Prrafodelista"/>
         <w:numPr>
           <w:ilvl w:val="0"/>
-          <w:numId w:val="8"/>
+          <w:numId w:val="9"/>
         </w:numPr>
         <w:spacing w:before="0" w:after="160"/>
       </w:pPr>
@@ -2711,161 +2764,11 @@
         <w:rPr>
           <w:b/>
         </w:rPr>
-        <w:t>Alfileres</w:t>
-      </w:r>
-      <w:r>
-        <w:t>.</w:t>
-      </w:r>
-    </w:p>
-    <w:p>
-      <w:pPr>
-        <w:pStyle w:val="Prrafodelista"/>
-        <w:numPr>
-          <w:ilvl w:val="0"/>
-          <w:numId w:val="8"/>
-        </w:numPr>
-        <w:spacing w:before="0" w:after="160"/>
-      </w:pPr>
-      <w:r>
-        <w:rPr>
-          <w:b/>
-        </w:rPr>
-        <w:t xml:space="preserve">Papel </w:t>
-      </w:r>
-      <w:proofErr w:type="spellStart"/>
-      <w:r>
-        <w:rPr>
-          <w:b/>
-        </w:rPr>
-        <w:t>kraft</w:t>
-      </w:r>
-      <w:proofErr w:type="spellEnd"/>
-      <w:r>
-        <w:t xml:space="preserve">: ancho de 1,60 </w:t>
-      </w:r>
-      <w:proofErr w:type="spellStart"/>
-      <w:r>
-        <w:t>mts</w:t>
-      </w:r>
-      <w:proofErr w:type="spellEnd"/>
-      <w:r>
-        <w:t xml:space="preserve"> y gramaje entre 60 y 90 </w:t>
-      </w:r>
-      <w:proofErr w:type="spellStart"/>
-      <w:r>
-        <w:t>grs</w:t>
-      </w:r>
-      <w:proofErr w:type="spellEnd"/>
-      <w:r>
-        <w:t>.</w:t>
-      </w:r>
-    </w:p>
-    <w:p>
-      <w:pPr>
-        <w:pStyle w:val="Prrafodelista"/>
-        <w:numPr>
-          <w:ilvl w:val="0"/>
-          <w:numId w:val="8"/>
-        </w:numPr>
-        <w:spacing w:before="0" w:after="160"/>
-      </w:pPr>
-      <w:r>
-        <w:rPr>
-          <w:b/>
-        </w:rPr>
-        <w:t>Papel bond</w:t>
-      </w:r>
-      <w:r>
-        <w:t xml:space="preserve">: según ancho del </w:t>
-      </w:r>
-      <w:r>
-        <w:rPr>
-          <w:rStyle w:val="Extranjerismo"/>
-        </w:rPr>
-        <w:t>plotter</w:t>
-      </w:r>
-      <w:r>
-        <w:t xml:space="preserve">; gramaje de 75 </w:t>
-      </w:r>
-      <w:proofErr w:type="spellStart"/>
-      <w:r>
-        <w:t>grs</w:t>
-      </w:r>
-      <w:proofErr w:type="spellEnd"/>
-      <w:r>
-        <w:t>.</w:t>
-      </w:r>
-    </w:p>
-    <w:p>
-      <w:pPr>
-        <w:pStyle w:val="Prrafodelista"/>
-        <w:numPr>
-          <w:ilvl w:val="0"/>
-          <w:numId w:val="8"/>
-        </w:numPr>
-        <w:spacing w:before="0" w:after="160"/>
-      </w:pPr>
-      <w:r>
-        <w:rPr>
-          <w:b/>
-        </w:rPr>
-        <w:t>Lápiz de color</w:t>
-      </w:r>
-      <w:r>
-        <w:t>: color blanco o colores contrastantes.</w:t>
-      </w:r>
-    </w:p>
-    <w:p>
-      <w:pPr>
-        <w:pStyle w:val="Prrafodelista"/>
-        <w:numPr>
-          <w:ilvl w:val="0"/>
-          <w:numId w:val="8"/>
-        </w:numPr>
-        <w:spacing w:before="0" w:after="160"/>
-      </w:pPr>
-      <w:r>
-        <w:rPr>
-          <w:b/>
-        </w:rPr>
-        <w:t>Tiquetes</w:t>
-      </w:r>
-      <w:r>
-        <w:t xml:space="preserve">: para maquinaria </w:t>
-      </w:r>
-      <w:proofErr w:type="spellStart"/>
-      <w:r>
-        <w:t>tiqueteadora</w:t>
-      </w:r>
-      <w:proofErr w:type="spellEnd"/>
-      <w:r>
-        <w:t xml:space="preserve"> para rotular piezas.</w:t>
-      </w:r>
-    </w:p>
-    <w:p>
-      <w:pPr>
-        <w:pStyle w:val="Prrafodelista"/>
-        <w:numPr>
-          <w:ilvl w:val="0"/>
-          <w:numId w:val="8"/>
-        </w:numPr>
-        <w:spacing w:before="0" w:after="160"/>
-      </w:pPr>
-      <w:r>
-        <w:rPr>
-          <w:b/>
-        </w:rPr>
-        <w:t>Cinta de enmascarar</w:t>
-      </w:r>
-      <w:r>
-        <w:t>: se prefiere ancho de 1 pulgada.</w:t>
-      </w:r>
-    </w:p>
-    <w:p>
-      <w:pPr>
-        <w:spacing w:before="0" w:after="160"/>
-        <w:ind w:firstLine="708"/>
-      </w:pPr>
+        <w:t>Agujas</w:t>
+      </w:r>
+      <w:r>
+        <w:t>: su uso varía según el tipo de máquina utilizada en el proceso. Este tema se ampliará en una próxima unidad.</w:t>
+      </w:r>
     </w:p>
     <w:p>
       <w:pPr>
@@ -2883,7 +2786,7 @@
         <w:rPr>
           <w:b/>
         </w:rPr>
-        <w:t>Proceso de confección</w:t>
+        <w:t>Proceso de acabados</w:t>
       </w:r>
     </w:p>
     <w:p>
@@ -2892,7 +2795,43 @@
         <w:ind w:firstLine="708"/>
       </w:pPr>
       <w:r>
-        <w:t>Es en el cual se unen las piezas, utilizando varias máquinas y operaciones. Insumo básico:</w:t>
+        <w:t xml:space="preserve">Son los que se llevan a cabo en la fase de terminado de la prenda como procesos de lavandería, estampación, bordado, </w:t>
+      </w:r>
+      <w:proofErr w:type="spellStart"/>
+      <w:r>
+        <w:t>rebordados</w:t>
+      </w:r>
+      <w:proofErr w:type="spellEnd"/>
+      <w:r>
+        <w:t xml:space="preserve"> y control de calidad; requieren los materiales utilizados en los procesos anteriores.</w:t>
+      </w:r>
+    </w:p>
+    <w:p>
+      <w:pPr>
+        <w:pStyle w:val="Prrafodelista"/>
+        <w:numPr>
+          <w:ilvl w:val="0"/>
+          <w:numId w:val="6"/>
+        </w:numPr>
+        <w:spacing w:before="0" w:after="160"/>
+        <w:rPr>
+          <w:b/>
+        </w:rPr>
+      </w:pPr>
+      <w:r>
+        <w:rPr>
+          <w:b/>
+        </w:rPr>
+        <w:t>Proceso de empaque y embalaje</w:t>
+      </w:r>
+    </w:p>
+    <w:p>
+      <w:pPr>
+        <w:spacing w:before="0" w:after="160"/>
+        <w:ind w:firstLine="708"/>
+      </w:pPr>
+      <w:r>
+        <w:t>Se incluyen materiales para entregar al consumidor para el proceso de ventas.</w:t>
       </w:r>
     </w:p>
     <w:p>
@@ -2905,91 +2844,7 @@
         <w:spacing w:before="0" w:after="160"/>
       </w:pPr>
       <w:r>
-        <w:rPr>
-          <w:b/>
-        </w:rPr>
-        <w:t>Agujas</w:t>
-      </w:r>
-      <w:r>
-        <w:t>: su uso varía según el tipo de máquina utilizada en el proceso. Este tema se ampliará en una próxima unidad.</w:t>
-      </w:r>
-    </w:p>
-    <w:p>
-      <w:pPr>
-        <w:pStyle w:val="Prrafodelista"/>
-        <w:spacing w:before="0" w:after="160"/>
-        <w:ind w:left="1428" w:firstLine="0"/>
-      </w:pPr>
-    </w:p>
-    <w:p>
-      <w:pPr>
-        <w:pStyle w:val="Prrafodelista"/>
-        <w:numPr>
-          <w:ilvl w:val="0"/>
-          <w:numId w:val="6"/>
-        </w:numPr>
-        <w:spacing w:before="0" w:after="160"/>
-        <w:rPr>
-          <w:b/>
-        </w:rPr>
-      </w:pPr>
-      <w:r>
-        <w:rPr>
-          <w:b/>
-        </w:rPr>
-        <w:lastRenderedPageBreak/>
-        <w:t>Proceso de acabados</w:t>
-      </w:r>
-    </w:p>
-    <w:p>
-      <w:pPr>
-        <w:spacing w:before="0" w:after="160"/>
-        <w:ind w:firstLine="708"/>
-      </w:pPr>
-      <w:r>
-        <w:t xml:space="preserve">Son los que se llevan a cabo en la fase de terminado de la prenda como procesos de lavandería, estampación, bordado, </w:t>
-      </w:r>
-      <w:proofErr w:type="spellStart"/>
-      <w:r>
-        <w:t>rebordados</w:t>
-      </w:r>
-      <w:proofErr w:type="spellEnd"/>
-      <w:r>
-        <w:t xml:space="preserve"> y control de calidad; requieren los materiales utilizados en los procesos anteriores.</w:t>
-      </w:r>
-    </w:p>
-    <w:p>
-      <w:pPr>
-        <w:spacing w:before="0" w:after="160"/>
-        <w:ind w:firstLine="708"/>
-      </w:pPr>
-    </w:p>
-    <w:p>
-      <w:pPr>
-        <w:pStyle w:val="Prrafodelista"/>
-        <w:numPr>
-          <w:ilvl w:val="0"/>
-          <w:numId w:val="6"/>
-        </w:numPr>
-        <w:spacing w:before="0" w:after="160"/>
-        <w:rPr>
-          <w:b/>
-        </w:rPr>
-      </w:pPr>
-      <w:r>
-        <w:rPr>
-          <w:b/>
-        </w:rPr>
-        <w:t>Proceso de empaque y embalaje</w:t>
-      </w:r>
-    </w:p>
-    <w:p>
-      <w:pPr>
-        <w:spacing w:before="0" w:after="160"/>
-        <w:ind w:firstLine="708"/>
-      </w:pPr>
-      <w:r>
-        <w:t>Se incluyen materiales para entregar al consumidor para el proceso de ventas.</w:t>
+        <w:t>Ganchos para etiquetar.</w:t>
       </w:r>
     </w:p>
     <w:p>
@@ -3002,7 +2857,8 @@
         <w:spacing w:before="0" w:after="160"/>
       </w:pPr>
       <w:r>
-        <w:t>Ganchos para etiquetar.</w:t>
+        <w:lastRenderedPageBreak/>
+        <w:t>Ganchos para colgar la prenda.</w:t>
       </w:r>
     </w:p>
     <w:p>
@@ -3015,7 +2871,7 @@
         <w:spacing w:before="0" w:after="160"/>
       </w:pPr>
       <w:r>
-        <w:t>Ganchos para colgar la prenda.</w:t>
+        <w:t>Bolsas.</w:t>
       </w:r>
     </w:p>
     <w:p>
@@ -3028,19 +2884,6 @@
         <w:spacing w:before="0" w:after="160"/>
       </w:pPr>
       <w:r>
-        <w:t>Bolsas.</w:t>
-      </w:r>
-    </w:p>
-    <w:p>
-      <w:pPr>
-        <w:pStyle w:val="Prrafodelista"/>
-        <w:numPr>
-          <w:ilvl w:val="0"/>
-          <w:numId w:val="9"/>
-        </w:numPr>
-        <w:spacing w:before="0" w:after="160"/>
-      </w:pPr>
-      <w:r>
         <w:t>Cajas.</w:t>
       </w:r>
     </w:p>
@@ -3055,7 +2898,7 @@
         <w:pStyle w:val="Ttulo2"/>
         <w:spacing w:line="360" w:lineRule="auto"/>
       </w:pPr>
-      <w:bookmarkStart w:id="3" w:name="_Toc233100836"/>
+      <w:bookmarkStart w:id="3" w:name="_Toc235608057"/>
       <w:r>
         <w:t>Clasificación y descripción de insumos de acuerdo con líneas de producción</w:t>
       </w:r>
@@ -3085,21 +2928,24 @@
         <w:ind w:firstLine="708"/>
       </w:pPr>
       <w:r>
+        <w:t>En las fábricas se establecen líneas de producción, que estarán acordes a las diferentes líneas del producto, especificadas a continuación:</w:t>
+      </w:r>
+    </w:p>
+    <w:p>
+      <w:pPr>
+        <w:spacing w:before="0" w:after="160" w:line="259" w:lineRule="auto"/>
+        <w:ind w:firstLine="0"/>
+      </w:pPr>
+      <w:r>
+        <w:br w:type="page"/>
+      </w:r>
+    </w:p>
+    <w:p>
+      <w:pPr>
+        <w:pStyle w:val="Figura"/>
+      </w:pPr>
+      <w:r>
         <w:lastRenderedPageBreak/>
-        <w:t>En las fábricas se establecen líneas de producción, que estarán acordes a las diferentes líneas del producto, especificadas a continuación:</w:t>
-      </w:r>
-    </w:p>
-    <w:p>
-      <w:pPr>
-        <w:spacing w:before="0" w:after="160"/>
-        <w:ind w:firstLine="708"/>
-      </w:pPr>
-    </w:p>
-    <w:p>
-      <w:pPr>
-        <w:pStyle w:val="Figura"/>
-      </w:pPr>
-      <w:r>
         <w:t>Líneas de producto.</w:t>
       </w:r>
     </w:p>
@@ -3107,15 +2953,16 @@
       <w:pPr>
         <w:spacing w:before="0" w:after="160"/>
         <w:ind w:firstLine="0"/>
+        <w:jc w:val="center"/>
       </w:pPr>
       <w:r>
         <w:rPr>
           <w:noProof/>
         </w:rPr>
         <w:drawing>
-          <wp:inline distT="0" distB="0" distL="0" distR="0" wp14:anchorId="7AE398A9" wp14:editId="0D8BEBA6">
-            <wp:extent cx="4994695" cy="3606560"/>
-            <wp:effectExtent l="0" t="0" r="0" b="0"/>
+          <wp:inline distT="0" distB="0" distL="0" distR="0" wp14:anchorId="7AE398A9" wp14:editId="38B2122D">
+            <wp:extent cx="6035329" cy="4357979"/>
+            <wp:effectExtent l="0" t="0" r="3810" b="5080"/>
             <wp:docPr id="1" name="Imagen 1" descr="Figura 1. Un diagrama de flujo detalla la Línea de producción, ramificándose en Línea de producto de acuerdo al uso y Línea de producto según la persona consumidora. Varias categorías y subcategorías, como Casual, Formal e Infantil, se presentan visualmente con cuadros de colores."/>
             <wp:cNvGraphicFramePr>
               <a:graphicFrameLocks xmlns:a="http://schemas.openxmlformats.org/drawingml/2006/main" noChangeAspect="1"/>
@@ -3145,7 +2992,7 @@
                   <pic:spPr bwMode="auto">
                     <a:xfrm>
                       <a:off x="0" y="0"/>
-                      <a:ext cx="5042886" cy="3641358"/>
+                      <a:ext cx="6130862" cy="4426962"/>
                     </a:xfrm>
                     <a:prstGeom prst="rect">
                       <a:avLst/>
@@ -3181,16 +3028,6 @@
     <w:p>
       <w:pPr>
         <w:pStyle w:val="Prrafodelista"/>
-        <w:spacing w:before="0" w:after="160"/>
-        <w:ind w:left="1428" w:firstLine="0"/>
-        <w:rPr>
-          <w:b/>
-        </w:rPr>
-      </w:pPr>
-    </w:p>
-    <w:p>
-      <w:pPr>
-        <w:pStyle w:val="Prrafodelista"/>
         <w:numPr>
           <w:ilvl w:val="0"/>
           <w:numId w:val="11"/>
@@ -3233,31 +3070,29 @@
         <w:ind w:firstLine="708"/>
       </w:pPr>
       <w:r>
-        <w:t xml:space="preserve">Las cremalleras son un sistema de cierre compuesto por dos tiras de tela, revestidas en sus orillas con pequeños dientes metálicos o de plástico que se traban o </w:t>
-      </w:r>
+        <w:t>Las cremalleras son un sistema de cierre compuesto por dos tiras de tela, revestidas en sus orillas con pequeños dientes metálicos o de plástico que se traban o destraban entre sí por medio de un carril y se aplican en prendas de vestir u otros objetos.</w:t>
+      </w:r>
+    </w:p>
+    <w:p>
+      <w:pPr>
+        <w:spacing w:before="0" w:after="160"/>
+        <w:ind w:firstLine="708"/>
+      </w:pPr>
+    </w:p>
+    <w:p>
+      <w:pPr>
+        <w:pStyle w:val="Figura"/>
+      </w:pPr>
       <w:r>
         <w:lastRenderedPageBreak/>
-        <w:t>destraban entre sí por medio de un carril y se aplican en prendas de vestir u otros objetos.</w:t>
+        <w:t>Partes de cremallera.</w:t>
       </w:r>
     </w:p>
     <w:p>
       <w:pPr>
         <w:spacing w:before="0" w:after="160"/>
         <w:ind w:firstLine="708"/>
-      </w:pPr>
-    </w:p>
-    <w:p>
-      <w:pPr>
-        <w:pStyle w:val="Figura"/>
-      </w:pPr>
-      <w:r>
-        <w:t>Partes de cremallera.</w:t>
-      </w:r>
-    </w:p>
-    <w:p>
-      <w:pPr>
-        <w:spacing w:before="0" w:after="160"/>
-        <w:ind w:firstLine="708"/>
+        <w:jc w:val="center"/>
       </w:pPr>
       <w:r>
         <w:rPr>
@@ -3335,12 +3170,6 @@
     </w:p>
     <w:p>
       <w:pPr>
-        <w:spacing w:before="0" w:after="160"/>
-        <w:ind w:firstLine="708"/>
-      </w:pPr>
-    </w:p>
-    <w:p>
-      <w:pPr>
         <w:pStyle w:val="Prrafodelista"/>
         <w:numPr>
           <w:ilvl w:val="0"/>
@@ -3369,29 +3198,10 @@
     </w:p>
     <w:p>
       <w:pPr>
-        <w:spacing w:before="0" w:after="160"/>
-        <w:ind w:firstLine="708"/>
-      </w:pPr>
-    </w:p>
-    <w:p>
-      <w:pPr>
-        <w:spacing w:before="0" w:after="160"/>
-        <w:ind w:firstLine="708"/>
-      </w:pPr>
-    </w:p>
-    <w:p>
-      <w:pPr>
-        <w:spacing w:before="0" w:after="160"/>
-        <w:ind w:firstLine="708"/>
-      </w:pPr>
-    </w:p>
-    <w:p>
-      <w:pPr>
         <w:pStyle w:val="Tabla"/>
         <w:spacing w:line="360" w:lineRule="auto"/>
       </w:pPr>
       <w:r>
-        <w:lastRenderedPageBreak/>
         <w:t>Conversión de líneas de botones.</w:t>
       </w:r>
     </w:p>
@@ -3579,6 +3389,7 @@
               <w:spacing w:line="360" w:lineRule="auto"/>
             </w:pPr>
             <w:r>
+              <w:lastRenderedPageBreak/>
               <w:t>18</w:t>
             </w:r>
           </w:p>
@@ -3924,7 +3735,6 @@
               <w:spacing w:line="360" w:lineRule="auto"/>
             </w:pPr>
             <w:r>
-              <w:lastRenderedPageBreak/>
               <w:t>60</w:t>
             </w:r>
           </w:p>
@@ -4049,6 +3859,12 @@
     </w:p>
     <w:p>
       <w:pPr>
+        <w:spacing w:before="0" w:after="160"/>
+        <w:ind w:firstLine="708"/>
+      </w:pPr>
+    </w:p>
+    <w:p>
+      <w:pPr>
         <w:pStyle w:val="Prrafodelista"/>
         <w:numPr>
           <w:ilvl w:val="0"/>
@@ -4063,6 +3879,7 @@
         <w:rPr>
           <w:b/>
         </w:rPr>
+        <w:lastRenderedPageBreak/>
         <w:t>Broches</w:t>
       </w:r>
     </w:p>
@@ -4161,18 +3978,6 @@
     </w:p>
     <w:p>
       <w:pPr>
-        <w:spacing w:before="0" w:after="160"/>
-        <w:ind w:firstLine="708"/>
-      </w:pPr>
-    </w:p>
-    <w:p>
-      <w:pPr>
-        <w:spacing w:before="0" w:after="160"/>
-        <w:ind w:firstLine="708"/>
-      </w:pPr>
-    </w:p>
-    <w:p>
-      <w:pPr>
         <w:pStyle w:val="Prrafodelista"/>
         <w:numPr>
           <w:ilvl w:val="0"/>
@@ -4187,7 +3992,6 @@
         <w:rPr>
           <w:b/>
         </w:rPr>
-        <w:lastRenderedPageBreak/>
         <w:t>Insumos funcionales</w:t>
       </w:r>
     </w:p>
@@ -4207,12 +4011,6 @@
       <w:r>
         <w:t xml:space="preserve"> u ojetes, taches, elásticos, sesgos, tancas, terminales, varillas, tensores, marquillas.</w:t>
       </w:r>
-    </w:p>
-    <w:p>
-      <w:pPr>
-        <w:spacing w:before="0" w:after="160"/>
-        <w:ind w:firstLine="708"/>
-      </w:pPr>
     </w:p>
     <w:p>
       <w:pPr>
@@ -4257,6 +4055,7 @@
         <w:ind w:firstLine="708"/>
       </w:pPr>
       <w:r>
+        <w:lastRenderedPageBreak/>
         <w:t>Teniendo en cuenta las líneas de producción se describen los insumos de las prendas más distinguidas.</w:t>
       </w:r>
     </w:p>
@@ -4389,12 +4188,6 @@
     </w:p>
     <w:p>
       <w:pPr>
-        <w:spacing w:before="0" w:after="160"/>
-        <w:ind w:firstLine="708"/>
-      </w:pPr>
-    </w:p>
-    <w:p>
-      <w:pPr>
         <w:pStyle w:val="Prrafodelista"/>
         <w:numPr>
           <w:ilvl w:val="0"/>
@@ -4409,7 +4202,6 @@
         <w:rPr>
           <w:b/>
         </w:rPr>
-        <w:lastRenderedPageBreak/>
         <w:t>Línea ropa interior</w:t>
       </w:r>
     </w:p>
@@ -4528,7 +4320,7 @@
         <w:pStyle w:val="Ttulo1"/>
         <w:spacing w:line="360" w:lineRule="auto"/>
       </w:pPr>
-      <w:bookmarkStart w:id="4" w:name="_Toc233100837"/>
+      <w:bookmarkStart w:id="4" w:name="_Toc235608058"/>
       <w:r>
         <w:lastRenderedPageBreak/>
         <w:t>Textiles</w:t>
@@ -4537,17 +4329,10 @@
     </w:p>
     <w:p>
       <w:pPr>
-        <w:rPr>
-          <w:lang w:val="es-419" w:eastAsia="es-CO"/>
-        </w:rPr>
-      </w:pPr>
-    </w:p>
-    <w:p>
-      <w:pPr>
         <w:pStyle w:val="Ttulo2"/>
         <w:spacing w:line="360" w:lineRule="auto"/>
       </w:pPr>
-      <w:bookmarkStart w:id="5" w:name="_Toc233100838"/>
+      <w:bookmarkStart w:id="5" w:name="_Toc235608059"/>
       <w:r>
         <w:t>Clasificación y descripción de textiles</w:t>
       </w:r>
@@ -4662,6 +4447,12 @@
       <w:r>
         <w:t>Resistencia del textil a químicos como ácidos, acción ante la luz solar, el agua, el calor (asbesto), microorganismos e insectos.</w:t>
       </w:r>
+    </w:p>
+    <w:p>
+      <w:pPr>
+        <w:spacing w:before="0" w:after="160"/>
+        <w:ind w:firstLine="708"/>
+      </w:pPr>
     </w:p>
     <w:p>
       <w:pPr>
@@ -4738,6 +4529,9 @@
               <w:pStyle w:val="TextoTablas"/>
               <w:spacing w:line="360" w:lineRule="auto"/>
             </w:pPr>
+            <w:r>
+              <w:t>Naturales</w:t>
+            </w:r>
           </w:p>
         </w:tc>
         <w:tc>
@@ -4763,6 +4557,9 @@
               <w:pStyle w:val="TextoTablas"/>
               <w:spacing w:line="360" w:lineRule="auto"/>
             </w:pPr>
+            <w:r>
+              <w:t>Sintéticos (hechas por el hombre)</w:t>
+            </w:r>
           </w:p>
         </w:tc>
       </w:tr>
@@ -5051,6 +4848,10 @@
               <w:pStyle w:val="TextoTablas"/>
               <w:spacing w:line="360" w:lineRule="auto"/>
             </w:pPr>
+            <w:r>
+              <w:lastRenderedPageBreak/>
+              <w:t>Polímeros naturales</w:t>
+            </w:r>
           </w:p>
         </w:tc>
         <w:tc>
@@ -5468,7 +5269,7 @@
         <w:pStyle w:val="Ttulo2"/>
         <w:spacing w:line="360" w:lineRule="auto"/>
       </w:pPr>
-      <w:bookmarkStart w:id="6" w:name="_Toc233100839"/>
+      <w:bookmarkStart w:id="6" w:name="_Toc235608060"/>
       <w:r>
         <w:t>Clasificación y propiedades de hilos</w:t>
       </w:r>
@@ -5482,12 +5283,6 @@
       <w:r>
         <w:t>En la siguiente tabla se muestra clasificación de los hilos según su elaboración:</w:t>
       </w:r>
-    </w:p>
-    <w:p>
-      <w:pPr>
-        <w:spacing w:before="0" w:after="160"/>
-        <w:ind w:firstLine="708"/>
-      </w:pPr>
     </w:p>
     <w:p>
       <w:pPr>
@@ -5545,6 +5340,17 @@
             <w:pPr>
               <w:pStyle w:val="TextoTablas"/>
             </w:pPr>
+            <w:r>
+              <w:t>Hilados (</w:t>
+            </w:r>
+            <w:proofErr w:type="spellStart"/>
+            <w:r>
+              <w:t>spun</w:t>
+            </w:r>
+            <w:proofErr w:type="spellEnd"/>
+            <w:r>
+              <w:t>)</w:t>
+            </w:r>
           </w:p>
         </w:tc>
         <w:tc>
@@ -5710,28 +5516,28 @@
               <w:pStyle w:val="TextoTablas"/>
             </w:pPr>
             <w:r>
+              <w:t>Doblados</w:t>
+            </w:r>
+          </w:p>
+        </w:tc>
+        <w:tc>
+          <w:tcPr>
+            <w:tcW w:w="2490" w:type="dxa"/>
+          </w:tcPr>
+          <w:p>
+            <w:pPr>
+              <w:pStyle w:val="TextoTablas"/>
+            </w:pPr>
+            <w:r>
+              <w:t>Con torsión</w:t>
+            </w:r>
+          </w:p>
+          <w:p>
+            <w:pPr>
+              <w:pStyle w:val="TextoTablas"/>
+            </w:pPr>
+            <w:r>
               <w:lastRenderedPageBreak/>
-              <w:t>Doblados</w:t>
-            </w:r>
-          </w:p>
-        </w:tc>
-        <w:tc>
-          <w:tcPr>
-            <w:tcW w:w="2490" w:type="dxa"/>
-          </w:tcPr>
-          <w:p>
-            <w:pPr>
-              <w:pStyle w:val="TextoTablas"/>
-            </w:pPr>
-            <w:r>
-              <w:t>Con torsión</w:t>
-            </w:r>
-          </w:p>
-          <w:p>
-            <w:pPr>
-              <w:pStyle w:val="TextoTablas"/>
-            </w:pPr>
-            <w:r>
               <w:t>Retorcidos cableados</w:t>
             </w:r>
           </w:p>
@@ -5752,6 +5558,27 @@
             <w:pPr>
               <w:pStyle w:val="TextoTablas"/>
             </w:pPr>
+            <w:r>
+              <w:lastRenderedPageBreak/>
+              <w:t>Monofilamentos - multifilamentos lisos</w:t>
+            </w:r>
+          </w:p>
+          <w:p>
+            <w:pPr>
+              <w:pStyle w:val="TextoTablas"/>
+            </w:pPr>
+            <w:r>
+              <w:lastRenderedPageBreak/>
+              <w:t>Texturizados</w:t>
+            </w:r>
+          </w:p>
+          <w:p>
+            <w:pPr>
+              <w:pStyle w:val="TextoTablas"/>
+            </w:pPr>
+            <w:r>
+              <w:t>Con o sin torsión</w:t>
+            </w:r>
           </w:p>
         </w:tc>
         <w:tc>
@@ -5762,6 +5589,27 @@
             <w:pPr>
               <w:pStyle w:val="TextoTablas"/>
             </w:pPr>
+            <w:r>
+              <w:lastRenderedPageBreak/>
+              <w:t>Monofilamentos - multifilamentos lisos</w:t>
+            </w:r>
+          </w:p>
+          <w:p>
+            <w:pPr>
+              <w:pStyle w:val="TextoTablas"/>
+            </w:pPr>
+            <w:r>
+              <w:lastRenderedPageBreak/>
+              <w:t>Texturizados</w:t>
+            </w:r>
+          </w:p>
+          <w:p>
+            <w:pPr>
+              <w:pStyle w:val="TextoTablas"/>
+            </w:pPr>
+            <w:r>
+              <w:t>Con o sin torsión</w:t>
+            </w:r>
           </w:p>
         </w:tc>
       </w:tr>
@@ -5771,21 +5619,9 @@
         <w:spacing w:before="0" w:after="160"/>
         <w:ind w:firstLine="708"/>
       </w:pPr>
-    </w:p>
-    <w:p>
-      <w:pPr>
-        <w:spacing w:before="0" w:after="160"/>
-        <w:ind w:firstLine="708"/>
-      </w:pPr>
       <w:r>
         <w:t>Fuente: Sena, 2020</w:t>
       </w:r>
-    </w:p>
-    <w:p>
-      <w:pPr>
-        <w:spacing w:before="0" w:after="160"/>
-        <w:ind w:firstLine="708"/>
-      </w:pPr>
     </w:p>
     <w:p>
       <w:pPr>
@@ -5870,19 +5706,34 @@
       </w:pPr>
       <w:proofErr w:type="spellStart"/>
       <w:r>
+        <w:rPr>
+          <w:b/>
+        </w:rPr>
         <w:t>DeciTex</w:t>
       </w:r>
       <w:proofErr w:type="spellEnd"/>
       <w:r>
+        <w:rPr>
+          <w:b/>
+        </w:rPr>
         <w:t xml:space="preserve"> (</w:t>
       </w:r>
       <w:proofErr w:type="spellStart"/>
       <w:r>
+        <w:rPr>
+          <w:b/>
+        </w:rPr>
         <w:t>dTex</w:t>
       </w:r>
       <w:proofErr w:type="spellEnd"/>
       <w:r>
-        <w:t>): 1/10 Tex.</w:t>
+        <w:rPr>
+          <w:b/>
+        </w:rPr>
+        <w:t>)</w:t>
+      </w:r>
+      <w:r>
+        <w:t>: 1/10 Tex.</w:t>
       </w:r>
     </w:p>
     <w:p>
@@ -5916,14 +5767,14 @@
         <w:ind w:left="1776"/>
       </w:pPr>
       <w:r>
-        <w:t>Por lo tanto: 1 d TEX = 0,9 Denier.</w:t>
-      </w:r>
-    </w:p>
-    <w:p>
-      <w:pPr>
-        <w:spacing w:before="0" w:after="160"/>
-        <w:ind w:firstLine="708"/>
-      </w:pPr>
+        <w:rPr>
+          <w:b/>
+        </w:rPr>
+        <w:t>Por lo tanto</w:t>
+      </w:r>
+      <w:r>
+        <w:t>: 1 d TEX = 0,9 Denier.</w:t>
+      </w:r>
     </w:p>
     <w:p>
       <w:pPr>
@@ -5967,7 +5818,6 @@
         <w:spacing w:before="0" w:after="160"/>
       </w:pPr>
       <w:r>
-        <w:lastRenderedPageBreak/>
         <w:t>Número métrico (Nm): número de metros que pesan un gramo o miles de metros por kilogramo.</w:t>
       </w:r>
     </w:p>
@@ -6007,6 +5857,7 @@
         <w:spacing w:before="0" w:after="160"/>
       </w:pPr>
       <w:r>
+        <w:lastRenderedPageBreak/>
         <w:t>En el sistema directo, entre menor sea la numeración el hilo es menos grueso.</w:t>
       </w:r>
     </w:p>
@@ -6018,12 +5869,6 @@
       <w:r>
         <w:t>A continuación, se establece la equivalencia de los dos sistemas.</w:t>
       </w:r>
-    </w:p>
-    <w:p>
-      <w:pPr>
-        <w:spacing w:before="0" w:after="160"/>
-        <w:ind w:firstLine="708"/>
-      </w:pPr>
     </w:p>
     <w:p>
       <w:pPr>
@@ -6314,19 +6159,28 @@
     </w:p>
     <w:p>
       <w:pPr>
-        <w:spacing w:before="0" w:after="160"/>
-        <w:ind w:firstLine="0"/>
-      </w:pPr>
-      <w:bookmarkStart w:id="7" w:name="_GoBack"/>
+        <w:rPr>
+          <w:lang w:eastAsia="es-CO"/>
+        </w:rPr>
+      </w:pPr>
       <w:r>
         <w:rPr>
           <w:noProof/>
+          <w:lang w:eastAsia="es-CO"/>
         </w:rPr>
         <w:drawing>
-          <wp:inline distT="0" distB="0" distL="0" distR="0" wp14:anchorId="7247E5F8" wp14:editId="582DE53B">
-            <wp:extent cx="6088829" cy="3245461"/>
-            <wp:effectExtent l="0" t="0" r="7620" b="0"/>
-            <wp:docPr id="4" name="Imagen 4" descr="Figura 3. Una ilustración técnica de una etiqueta circular de hilo marca COATS. Se identifican mediante líneas informativas los datos relevantes para la persona interesada, tales como el nombre de la marca, el país de procedencia, el grosor, el metraje, la composición de la fibra y los códigos de referencia y color."/>
+          <wp:anchor distT="0" distB="0" distL="114300" distR="114300" simplePos="0" relativeHeight="251664384" behindDoc="0" locked="0" layoutInCell="1" allowOverlap="1" wp14:anchorId="0920CD58" wp14:editId="3959A2C9">
+            <wp:simplePos x="0" y="0"/>
+            <wp:positionH relativeFrom="column">
+              <wp:posOffset>19380</wp:posOffset>
+            </wp:positionH>
+            <wp:positionV relativeFrom="paragraph">
+              <wp:posOffset>52512</wp:posOffset>
+            </wp:positionV>
+            <wp:extent cx="6074797" cy="3237981"/>
+            <wp:effectExtent l="0" t="0" r="2540" b="0"/>
+            <wp:wrapNone/>
+            <wp:docPr id="3" name="Imagen 3" descr="Figura 3. Una ilustración técnica de una etiqueta circular de hilo marca COATS. Se identifican mediante líneas informativas los datos relevantes para la persona interesada, tales como el nombre de la marca, el país de procedencia, el grosor, el metraje, la composición de la fibra y los códigos de referencia y color."/>
             <wp:cNvGraphicFramePr>
               <a:graphicFrameLocks xmlns:a="http://schemas.openxmlformats.org/drawingml/2006/main" noChangeAspect="1"/>
             </wp:cNvGraphicFramePr>
@@ -6334,7 +6188,7 @@
               <a:graphicData uri="http://schemas.openxmlformats.org/drawingml/2006/picture">
                 <pic:pic xmlns:pic="http://schemas.openxmlformats.org/drawingml/2006/picture">
                   <pic:nvPicPr>
-                    <pic:cNvPr id="0" name="Picture 4"/>
+                    <pic:cNvPr id="0" name="Picture 2"/>
                     <pic:cNvPicPr>
                       <a:picLocks noChangeAspect="1" noChangeArrowheads="1"/>
                     </pic:cNvPicPr>
@@ -6355,7 +6209,7 @@
                   <pic:spPr bwMode="auto">
                     <a:xfrm>
                       <a:off x="0" y="0"/>
-                      <a:ext cx="6106194" cy="3254717"/>
+                      <a:ext cx="6111963" cy="3257791"/>
                     </a:xfrm>
                     <a:prstGeom prst="rect">
                       <a:avLst/>
@@ -6365,10 +6219,64 @@
                 </pic:pic>
               </a:graphicData>
             </a:graphic>
-          </wp:inline>
+            <wp14:sizeRelH relativeFrom="page">
+              <wp14:pctWidth>0</wp14:pctWidth>
+            </wp14:sizeRelH>
+            <wp14:sizeRelV relativeFrom="page">
+              <wp14:pctHeight>0</wp14:pctHeight>
+            </wp14:sizeRelV>
+          </wp:anchor>
         </w:drawing>
       </w:r>
-      <w:bookmarkEnd w:id="7"/>
+    </w:p>
+    <w:p>
+      <w:pPr>
+        <w:rPr>
+          <w:lang w:eastAsia="es-CO"/>
+        </w:rPr>
+      </w:pPr>
+    </w:p>
+    <w:p>
+      <w:pPr>
+        <w:rPr>
+          <w:lang w:eastAsia="es-CO"/>
+        </w:rPr>
+      </w:pPr>
+    </w:p>
+    <w:p>
+      <w:pPr>
+        <w:rPr>
+          <w:lang w:eastAsia="es-CO"/>
+        </w:rPr>
+      </w:pPr>
+    </w:p>
+    <w:p>
+      <w:pPr>
+        <w:rPr>
+          <w:lang w:eastAsia="es-CO"/>
+        </w:rPr>
+      </w:pPr>
+    </w:p>
+    <w:p>
+      <w:pPr>
+        <w:rPr>
+          <w:lang w:eastAsia="es-CO"/>
+        </w:rPr>
+      </w:pPr>
+    </w:p>
+    <w:p>
+      <w:pPr>
+        <w:rPr>
+          <w:lang w:eastAsia="es-CO"/>
+        </w:rPr>
+      </w:pPr>
+    </w:p>
+    <w:p>
+      <w:pPr>
+        <w:rPr>
+          <w:lang w:eastAsia="es-CO"/>
+        </w:rPr>
+      </w:pPr>
     </w:p>
     <w:p>
       <w:pPr>
@@ -6377,55 +6285,6 @@
       </w:pPr>
       <w:r>
         <w:t>Fuente. Marca registrada COATS (s.f.).</w:t>
-      </w:r>
-    </w:p>
-    <w:p>
-      <w:pPr>
-        <w:spacing w:before="0" w:after="160"/>
-        <w:ind w:firstLine="708"/>
-      </w:pPr>
-    </w:p>
-    <w:p>
-      <w:pPr>
-        <w:pStyle w:val="Prrafodelista"/>
-        <w:numPr>
-          <w:ilvl w:val="0"/>
-          <w:numId w:val="19"/>
-        </w:numPr>
-        <w:spacing w:before="0" w:after="160"/>
-        <w:rPr>
-          <w:b/>
-        </w:rPr>
-      </w:pPr>
-      <w:r>
-        <w:rPr>
-          <w:b/>
-        </w:rPr>
-        <w:t>Para profundiza</w:t>
-      </w:r>
-      <w:r>
-        <w:rPr>
-          <w:b/>
-        </w:rPr>
-        <w:t>r</w:t>
-      </w:r>
-    </w:p>
-    <w:p>
-      <w:pPr>
-        <w:spacing w:before="0" w:after="160"/>
-        <w:ind w:firstLine="708"/>
-      </w:pPr>
-      <w:r>
-        <w:t>Si quiere saber más sobre la titulación de hilos y su uso consulte del material complementario Especificaciones técnicas hilos COATS.</w:t>
-      </w:r>
-    </w:p>
-    <w:p>
-      <w:pPr>
-        <w:spacing w:before="0" w:after="160"/>
-        <w:ind w:firstLine="708"/>
-      </w:pPr>
-      <w:r>
-        <w:t>Además, puede consultar el sitio web de COATS, una empresa de talla mundial en la fabricación de hilos industriales.</w:t>
       </w:r>
     </w:p>
     <w:p>
@@ -6439,11 +6298,11 @@
         <w:pStyle w:val="Ttulo2"/>
         <w:spacing w:line="360" w:lineRule="auto"/>
       </w:pPr>
-      <w:bookmarkStart w:id="8" w:name="_Toc233100840"/>
+      <w:bookmarkStart w:id="7" w:name="_Toc235608061"/>
       <w:r>
         <w:t>Clasificación y usos de tejidos</w:t>
       </w:r>
-      <w:bookmarkEnd w:id="8"/>
+      <w:bookmarkEnd w:id="7"/>
     </w:p>
     <w:p>
       <w:pPr>
@@ -6478,7 +6337,6 @@
         <w:rPr>
           <w:b/>
         </w:rPr>
-        <w:lastRenderedPageBreak/>
         <w:t>Películas</w:t>
       </w:r>
       <w:r>
@@ -6508,9 +6366,63 @@
     <w:p>
       <w:pPr>
         <w:pStyle w:val="Prrafodelista"/>
-        <w:spacing w:before="0" w:after="160"/>
-        <w:ind w:left="1985" w:firstLine="0"/>
-      </w:pPr>
+        <w:numPr>
+          <w:ilvl w:val="0"/>
+          <w:numId w:val="23"/>
+        </w:numPr>
+        <w:spacing w:before="0" w:after="160"/>
+        <w:rPr>
+          <w:b/>
+        </w:rPr>
+      </w:pPr>
+      <w:r>
+        <w:rPr>
+          <w:b/>
+        </w:rPr>
+        <w:t>Telas elaboradas directamente a partir de fibras</w:t>
+      </w:r>
+    </w:p>
+    <w:p>
+      <w:pPr>
+        <w:pStyle w:val="Prrafodelista"/>
+        <w:numPr>
+          <w:ilvl w:val="1"/>
+          <w:numId w:val="23"/>
+        </w:numPr>
+        <w:spacing w:before="0" w:after="160"/>
+      </w:pPr>
+      <w:r>
+        <w:rPr>
+          <w:b/>
+        </w:rPr>
+        <w:t>Fieltro</w:t>
+      </w:r>
+      <w:r>
+        <w:t>: se obtiene a partir del prensado de lana o pelo aglomerado.</w:t>
+      </w:r>
+    </w:p>
+    <w:p>
+      <w:pPr>
+        <w:pStyle w:val="Prrafodelista"/>
+        <w:numPr>
+          <w:ilvl w:val="1"/>
+          <w:numId w:val="23"/>
+        </w:numPr>
+        <w:spacing w:before="0" w:after="160"/>
+      </w:pPr>
+      <w:r>
+        <w:rPr>
+          <w:b/>
+        </w:rPr>
+        <w:t>Aglomerados (géneros no tejidos)</w:t>
+      </w:r>
+      <w:r>
+        <w:t xml:space="preserve">: se producen por entrelazados o enlazado de fibras textiles, por medios mecánicos o químicos, o </w:t>
+      </w:r>
+      <w:r>
+        <w:lastRenderedPageBreak/>
+        <w:t>mecanismos combinados. Se obtienen las entretelas o tejidos para prendas quirúrgicas o desechables.</w:t>
+      </w:r>
     </w:p>
     <w:p>
       <w:pPr>
@@ -6528,63 +6440,6 @@
         <w:rPr>
           <w:b/>
         </w:rPr>
-        <w:t>Telas elaboradas directamente a partir de fibras</w:t>
-      </w:r>
-    </w:p>
-    <w:p>
-      <w:pPr>
-        <w:pStyle w:val="Prrafodelista"/>
-        <w:numPr>
-          <w:ilvl w:val="1"/>
-          <w:numId w:val="23"/>
-        </w:numPr>
-        <w:spacing w:before="0" w:after="160"/>
-      </w:pPr>
-      <w:r>
-        <w:rPr>
-          <w:b/>
-        </w:rPr>
-        <w:t>Fieltro</w:t>
-      </w:r>
-      <w:r>
-        <w:t>: se obtiene a partir del prensado de lana o pelo aglomerado.</w:t>
-      </w:r>
-    </w:p>
-    <w:p>
-      <w:pPr>
-        <w:pStyle w:val="Prrafodelista"/>
-        <w:numPr>
-          <w:ilvl w:val="1"/>
-          <w:numId w:val="23"/>
-        </w:numPr>
-        <w:spacing w:before="0" w:after="160"/>
-      </w:pPr>
-      <w:r>
-        <w:rPr>
-          <w:b/>
-        </w:rPr>
-        <w:t>Aglomerados (géneros no tejidos)</w:t>
-      </w:r>
-      <w:r>
-        <w:t>: se producen por entrelazados o enlazado de fibras textiles, por medios mecánicos o químicos, o mecanismos combinados. Se obtienen las entretelas o tejidos para prendas quirúrgicas o desechables.</w:t>
-      </w:r>
-    </w:p>
-    <w:p>
-      <w:pPr>
-        <w:pStyle w:val="Prrafodelista"/>
-        <w:numPr>
-          <w:ilvl w:val="0"/>
-          <w:numId w:val="23"/>
-        </w:numPr>
-        <w:spacing w:before="0" w:after="160"/>
-        <w:rPr>
-          <w:b/>
-        </w:rPr>
-      </w:pPr>
-      <w:r>
-        <w:rPr>
-          <w:b/>
-        </w:rPr>
         <w:t>Telas elaboradas a partir de hilos</w:t>
       </w:r>
     </w:p>
@@ -6643,7 +6498,6 @@
           <w:numId w:val="37"/>
         </w:numPr>
         <w:spacing w:before="0" w:after="160"/>
-        <w:ind w:firstLine="0"/>
       </w:pPr>
       <w:r>
         <w:rPr>
@@ -6690,6 +6544,7 @@
       <w:pPr>
         <w:spacing w:before="0" w:after="160"/>
         <w:ind w:firstLine="0"/>
+        <w:jc w:val="center"/>
       </w:pPr>
       <w:r>
         <w:rPr>
@@ -6823,16 +6678,17 @@
     <w:p>
       <w:pPr>
         <w:spacing w:before="0" w:after="160"/>
-        <w:ind w:firstLine="708"/>
+        <w:ind w:firstLine="0"/>
+        <w:jc w:val="center"/>
       </w:pPr>
       <w:r>
         <w:rPr>
           <w:noProof/>
         </w:rPr>
         <w:drawing>
-          <wp:inline distT="0" distB="0" distL="0" distR="0" wp14:anchorId="7D6B8AAD" wp14:editId="2F460201">
-            <wp:extent cx="4123595" cy="2830664"/>
-            <wp:effectExtent l="0" t="0" r="0" b="8255"/>
+          <wp:inline distT="0" distB="0" distL="0" distR="0" wp14:anchorId="7D6B8AAD" wp14:editId="5E42996F">
+            <wp:extent cx="5356746" cy="3677167"/>
+            <wp:effectExtent l="0" t="0" r="0" b="0"/>
             <wp:docPr id="6" name="Imagen 6" descr="Figura 5. Un esquema técnico muestra la estructura del Tejido de punto por trama. Una flecha roja horizontal indica la dirección del hilo a medida que forma bucles entrelazados, permitiendo que la persona que observa comprenda la formación transversal de la tela."/>
             <wp:cNvGraphicFramePr>
               <a:graphicFrameLocks xmlns:a="http://schemas.openxmlformats.org/drawingml/2006/main" noChangeAspect="1"/>
@@ -6860,7 +6716,7 @@
                   <pic:spPr bwMode="auto">
                     <a:xfrm>
                       <a:off x="0" y="0"/>
-                      <a:ext cx="4124325" cy="2831165"/>
+                      <a:ext cx="5402317" cy="3708449"/>
                     </a:xfrm>
                     <a:prstGeom prst="rect">
                       <a:avLst/>
@@ -6905,18 +6761,6 @@
     </w:p>
     <w:p>
       <w:pPr>
-        <w:spacing w:before="0" w:after="160"/>
-        <w:ind w:firstLine="708"/>
-      </w:pPr>
-    </w:p>
-    <w:p>
-      <w:pPr>
-        <w:spacing w:before="0" w:after="160"/>
-        <w:ind w:firstLine="708"/>
-      </w:pPr>
-    </w:p>
-    <w:p>
-      <w:pPr>
         <w:pStyle w:val="Figura"/>
       </w:pPr>
       <w:r>
@@ -6927,16 +6771,17 @@
     <w:p>
       <w:pPr>
         <w:spacing w:before="0" w:after="160"/>
-        <w:ind w:firstLine="708"/>
+        <w:ind w:hanging="142"/>
+        <w:jc w:val="center"/>
       </w:pPr>
       <w:r>
         <w:rPr>
           <w:noProof/>
         </w:rPr>
         <w:drawing>
-          <wp:inline distT="0" distB="0" distL="0" distR="0" wp14:anchorId="4F89CB90" wp14:editId="747A3E29">
-            <wp:extent cx="4152217" cy="3013544"/>
-            <wp:effectExtent l="0" t="0" r="1270" b="0"/>
+          <wp:inline distT="0" distB="0" distL="0" distR="0" wp14:anchorId="4F89CB90" wp14:editId="369298D2">
+            <wp:extent cx="4681183" cy="3397450"/>
+            <wp:effectExtent l="0" t="0" r="5715" b="0"/>
             <wp:docPr id="7" name="Imagen 7" descr="Figura 6. Una ilustración detalla la composición del Tejido de punto por urdimbre. Se utiliza una flecha roja vertical para señalar la dirección del hilo hacia arriba, mostrando cómo se entrelazan los bucles de forma longitudinal para facilitar la comprensión de la persona interesada."/>
             <wp:cNvGraphicFramePr>
               <a:graphicFrameLocks xmlns:a="http://schemas.openxmlformats.org/drawingml/2006/main" noChangeAspect="1"/>
@@ -6964,7 +6809,7 @@
                   <pic:spPr bwMode="auto">
                     <a:xfrm>
                       <a:off x="0" y="0"/>
-                      <a:ext cx="4152900" cy="3014040"/>
+                      <a:ext cx="4706007" cy="3415467"/>
                     </a:xfrm>
                     <a:prstGeom prst="rect">
                       <a:avLst/>
@@ -7300,12 +7145,6 @@
     </w:p>
     <w:p>
       <w:pPr>
-        <w:spacing w:before="0" w:after="160"/>
-        <w:ind w:firstLine="708"/>
-      </w:pPr>
-    </w:p>
-    <w:p>
-      <w:pPr>
         <w:pStyle w:val="Prrafodelista"/>
         <w:numPr>
           <w:ilvl w:val="0"/>
@@ -7393,12 +7232,6 @@
     </w:p>
     <w:p>
       <w:pPr>
-        <w:spacing w:before="0" w:after="160"/>
-        <w:ind w:firstLine="708"/>
-      </w:pPr>
-    </w:p>
-    <w:p>
-      <w:pPr>
         <w:pStyle w:val="Prrafodelista"/>
         <w:numPr>
           <w:ilvl w:val="0"/>
@@ -7433,6 +7266,18 @@
     </w:p>
     <w:p>
       <w:pPr>
+        <w:spacing w:before="0" w:after="160"/>
+        <w:ind w:firstLine="708"/>
+      </w:pPr>
+    </w:p>
+    <w:p>
+      <w:pPr>
+        <w:spacing w:before="0" w:after="160"/>
+        <w:ind w:firstLine="708"/>
+      </w:pPr>
+    </w:p>
+    <w:p>
+      <w:pPr>
         <w:pStyle w:val="Figura"/>
       </w:pPr>
       <w:r>
@@ -7443,13 +7288,8 @@
     <w:p>
       <w:pPr>
         <w:spacing w:before="0" w:after="160"/>
-        <w:ind w:firstLine="708"/>
-      </w:pPr>
-    </w:p>
-    <w:p>
-      <w:pPr>
-        <w:spacing w:before="0" w:after="160"/>
         <w:ind w:firstLine="0"/>
+        <w:jc w:val="center"/>
       </w:pPr>
       <w:r>
         <w:rPr>
@@ -7568,6 +7408,12 @@
     </w:p>
     <w:p>
       <w:pPr>
+        <w:spacing w:before="0" w:after="160"/>
+        <w:ind w:firstLine="708"/>
+      </w:pPr>
+    </w:p>
+    <w:p>
+      <w:pPr>
         <w:pStyle w:val="Figura"/>
       </w:pPr>
       <w:r>
@@ -7585,14 +7431,15 @@
       <w:pPr>
         <w:spacing w:before="0" w:after="160"/>
         <w:ind w:firstLine="0"/>
+        <w:jc w:val="center"/>
       </w:pPr>
       <w:r>
         <w:rPr>
           <w:noProof/>
         </w:rPr>
         <w:drawing>
-          <wp:inline distT="0" distB="0" distL="0" distR="0" wp14:anchorId="021076BC" wp14:editId="545A89C2">
-            <wp:extent cx="6501006" cy="3562709"/>
+          <wp:inline distT="0" distB="0" distL="0" distR="0" wp14:anchorId="021076BC" wp14:editId="0FC1998F">
+            <wp:extent cx="6123116" cy="3355616"/>
             <wp:effectExtent l="0" t="0" r="0" b="0"/>
             <wp:docPr id="9" name="Imagen 9" descr="Figura 8. Una infografía técnica describe el Tejido tipo sarga mediante cuatro representaciones gráficas. Se expone el entrelazado característico de hilos de urdimbre y trama que crea un patrón de líneas diagonales, utilizando esquemas en colores violeta y amarillo, junto con planos técnicos lineales en azul para facilitar la comprensión de esta estructura textil a la persona interesada."/>
             <wp:cNvGraphicFramePr>
@@ -7621,7 +7468,7 @@
                   <pic:spPr bwMode="auto">
                     <a:xfrm>
                       <a:off x="0" y="0"/>
-                      <a:ext cx="6513971" cy="3569814"/>
+                      <a:ext cx="6153104" cy="3372050"/>
                     </a:xfrm>
                     <a:prstGeom prst="rect">
                       <a:avLst/>
@@ -7654,12 +7501,6 @@
     </w:p>
     <w:p>
       <w:pPr>
-        <w:spacing w:before="0" w:after="160"/>
-        <w:ind w:firstLine="708"/>
-      </w:pPr>
-    </w:p>
-    <w:p>
-      <w:pPr>
         <w:pStyle w:val="Prrafodelista"/>
         <w:numPr>
           <w:ilvl w:val="0"/>
@@ -7703,6 +7544,12 @@
     </w:p>
     <w:p>
       <w:pPr>
+        <w:spacing w:before="0" w:after="160"/>
+        <w:ind w:firstLine="708"/>
+      </w:pPr>
+    </w:p>
+    <w:p>
+      <w:pPr>
         <w:pStyle w:val="Figura"/>
       </w:pPr>
       <w:r>
@@ -7714,15 +7561,16 @@
       <w:pPr>
         <w:spacing w:before="0" w:after="160"/>
         <w:ind w:firstLine="0"/>
+        <w:jc w:val="center"/>
       </w:pPr>
       <w:r>
         <w:rPr>
           <w:noProof/>
         </w:rPr>
         <w:drawing>
-          <wp:inline distT="0" distB="0" distL="0" distR="0" wp14:anchorId="2664392E" wp14:editId="6384FF63">
-            <wp:extent cx="5592413" cy="3062377"/>
-            <wp:effectExtent l="0" t="0" r="8890" b="5080"/>
+          <wp:inline distT="0" distB="0" distL="0" distR="0" wp14:anchorId="2664392E" wp14:editId="689A73B1">
+            <wp:extent cx="5649754" cy="3093776"/>
+            <wp:effectExtent l="0" t="0" r="8255" b="0"/>
             <wp:docPr id="10" name="Imagen 10" descr="Figura 9. Una infografía técnica representa el Tejido tipo satén; mediante cuatro gráficos explicativos. Se detalla el entrelazado de hilos de urdimbre y trama que genera una superficie lisa, utilizando esquemas en colores verde y amarillo, junto con diagramas técnicos en azul para que la persona usuaria comprenda la estructura de este ligamento textil."/>
             <wp:cNvGraphicFramePr>
               <a:graphicFrameLocks xmlns:a="http://schemas.openxmlformats.org/drawingml/2006/main" noChangeAspect="1"/>
@@ -7750,7 +7598,7 @@
                   <pic:spPr bwMode="auto">
                     <a:xfrm>
                       <a:off x="0" y="0"/>
-                      <a:ext cx="5598391" cy="3065650"/>
+                      <a:ext cx="5658634" cy="3098639"/>
                     </a:xfrm>
                     <a:prstGeom prst="rect">
                       <a:avLst/>
@@ -7820,7 +7668,10 @@
         <w:ind w:firstLine="708"/>
       </w:pPr>
       <w:r>
-        <w:t xml:space="preserve">Para comprender mejor el proceso de los ligamentos básicos del telar observe el video sobre tejeduría, en los que se observa “el tejido de punto en máquina circular y tricotosa y el tejido a la plana o calada” (Canal Planeta Moda, 2018, 8:03 m), puede analizar el siguiente video: </w:t>
+        <w:t>Para ampliar la comprensión de los ligamentos básicos del tejido en telar, consulte el video Tejeduría, en el que se explican el tejido de punto en máquina circular y tricotosa, así como el tejido a la plana o calada (Canal Planeta Moda, 2018, 8 min 3 s)</w:t>
+      </w:r>
+      <w:r>
+        <w:t xml:space="preserve">, puede analizar el siguiente video: </w:t>
       </w:r>
       <w:hyperlink r:id="rId21" w:history="1">
         <w:r>
@@ -8159,55 +8010,14 @@
     </w:p>
     <w:p>
       <w:pPr>
-        <w:pStyle w:val="Prrafodelista"/>
-        <w:numPr>
-          <w:ilvl w:val="0"/>
-          <w:numId w:val="27"/>
-        </w:numPr>
-        <w:spacing w:before="0" w:after="160"/>
-        <w:rPr>
-          <w:b/>
-        </w:rPr>
-      </w:pPr>
-      <w:r>
-        <w:rPr>
-          <w:b/>
-        </w:rPr>
-        <w:t>Para profundizar</w:t>
-      </w:r>
-      <w:r>
-        <w:rPr>
-          <w:b/>
-        </w:rPr>
-        <w:t>.</w:t>
-      </w:r>
-    </w:p>
-    <w:p>
-      <w:pPr>
-        <w:spacing w:before="0" w:after="160"/>
-        <w:ind w:firstLine="708"/>
-      </w:pPr>
-      <w:r>
-        <w:t>Consulte en el manual control de calidad en productos textiles y afines, para conocer más sobre los tipos de tejido y telas en la sección de material complementario.</w:t>
-      </w:r>
-    </w:p>
-    <w:p>
-      <w:pPr>
-        <w:spacing w:before="0" w:after="160"/>
-        <w:ind w:firstLine="708"/>
-      </w:pPr>
-    </w:p>
-    <w:p>
-      <w:pPr>
         <w:pStyle w:val="Ttulo2"/>
         <w:spacing w:line="360" w:lineRule="auto"/>
       </w:pPr>
-      <w:bookmarkStart w:id="9" w:name="_Toc233100841"/>
-      <w:r>
-        <w:lastRenderedPageBreak/>
+      <w:bookmarkStart w:id="8" w:name="_Toc235608062"/>
+      <w:r>
         <w:t>Aplicación de textiles de acuerdo con líneas de producción</w:t>
       </w:r>
-      <w:bookmarkEnd w:id="9"/>
+      <w:bookmarkEnd w:id="8"/>
     </w:p>
     <w:p>
       <w:pPr>
@@ -8217,12 +8027,6 @@
       <w:r>
         <w:t>De acuerdo con las líneas del producto se analiza el origen del textil, en lo cual es importante tener en cuenta el tipo de tejido. Observe en la siguiente tabla las aplicaciones de los textiles en los productos.</w:t>
       </w:r>
-    </w:p>
-    <w:p>
-      <w:pPr>
-        <w:spacing w:before="0" w:after="160"/>
-        <w:ind w:firstLine="708"/>
-      </w:pPr>
     </w:p>
     <w:p>
       <w:pPr>
@@ -8230,6 +8034,7 @@
         <w:spacing w:line="360" w:lineRule="auto"/>
       </w:pPr>
       <w:r>
+        <w:lastRenderedPageBreak/>
         <w:t>Aplicaciones de fibras en prendas</w:t>
       </w:r>
     </w:p>
@@ -8519,11 +8324,7 @@
               <w:spacing w:line="360" w:lineRule="auto"/>
             </w:pPr>
             <w:r>
-              <w:t xml:space="preserve">Lana, mohair, alpaca, llama, </w:t>
-            </w:r>
-            <w:r>
-              <w:lastRenderedPageBreak/>
-              <w:t xml:space="preserve">vicuña, camello, conejo, </w:t>
+              <w:t xml:space="preserve">Lana, mohair, alpaca, llama, vicuña, camello, conejo, </w:t>
             </w:r>
             <w:proofErr w:type="spellStart"/>
             <w:r>
@@ -8542,7 +8343,6 @@
               <w:spacing w:line="360" w:lineRule="auto"/>
             </w:pPr>
             <w:r>
-              <w:lastRenderedPageBreak/>
               <w:t>Suéteres, chaquetas, abrigos, bufandas, guantes, calcetines, gorros.</w:t>
             </w:r>
           </w:p>
@@ -8655,6 +8455,7 @@
               <w:spacing w:line="360" w:lineRule="auto"/>
             </w:pPr>
             <w:r>
+              <w:lastRenderedPageBreak/>
               <w:t>Poliamidas - nylon</w:t>
             </w:r>
           </w:p>
@@ -8904,11 +8705,17 @@
       </w:r>
       <w:proofErr w:type="spellEnd"/>
       <w:r>
-        <w:t xml:space="preserve"> asigna un nombre o referencia a cada una de las telas de su portafolio </w:t>
-      </w:r>
+        <w:t xml:space="preserve"> asigna un nombre o referencia a cada una de las telas de su portafolio de productos, por lo que es importante apreciar al tacto varias de sus propiedades, teniendo en cuenta que no se pueden apreciar ciertas desventajas. Para identificarlas plenamente se requiere la descripción completa de la tela en un documento denominado ficha técnica, mediante la cual el cliente puede conocer todas las propiedades y analizar si la tela se puede utilizar en la prenda a producir. Se debe revisar la funcionalidad, el confort y la estética del textil para que el producto final sea óptimo.</w:t>
+      </w:r>
+    </w:p>
+    <w:p>
+      <w:pPr>
+        <w:spacing w:before="0" w:after="160"/>
+        <w:ind w:firstLine="708"/>
+      </w:pPr>
       <w:r>
         <w:lastRenderedPageBreak/>
-        <w:t>de productos, por lo que es importante apreciar al tacto varias de sus propiedades, teniendo en cuenta que no se pueden apreciar ciertas desventajas. Para identificarlas plenamente se requiere la descripción completa de la tela en un documento denominado ficha técnica, mediante la cual el cliente puede conocer todas las propiedades y analizar si la tela se puede utilizar en la prenda a producir. Se debe revisar la funcionalidad, el confort y la estética del textil para que el producto final sea óptimo.</w:t>
+        <w:t>Los anteriores aspectos están relacionados con el gramaje de las telas, es decir, el grosor del tejido y los hilos; también con la densidad de las fibras textiles, las cuales se miden en gramo por metro cuadrado, o en onzas por yarda cuadrada. Según el gramaje es posible determinar el nivel de la tela y así definir su aplicación para el tipo de prenda a producir.</w:t>
       </w:r>
     </w:p>
     <w:p>
@@ -8917,23 +8724,8 @@
         <w:ind w:firstLine="708"/>
       </w:pPr>
       <w:r>
-        <w:t>Los anteriores aspectos están relacionados con el gramaje de las telas, es decir, el grosor del tejido y los hilos; también con la densidad de las fibras textiles, las cuales se miden en gramo por metro cuadrado, o en onzas por yarda cuadrada. Según el gramaje es posible determinar el nivel de la tela y así definir su aplicación para el tipo de prenda a producir.</w:t>
-      </w:r>
-    </w:p>
-    <w:p>
-      <w:pPr>
-        <w:spacing w:before="0" w:after="160"/>
-        <w:ind w:firstLine="708"/>
-      </w:pPr>
-      <w:r>
         <w:t>En la siguiente tabla se muestran ejemplos de la densidad de algunas telas:</w:t>
       </w:r>
-    </w:p>
-    <w:p>
-      <w:pPr>
-        <w:spacing w:before="0" w:after="160"/>
-        <w:ind w:firstLine="708"/>
-      </w:pPr>
     </w:p>
     <w:p>
       <w:pPr>
@@ -9173,7 +8965,6 @@
               <w:spacing w:line="360" w:lineRule="auto"/>
             </w:pPr>
             <w:r>
-              <w:lastRenderedPageBreak/>
               <w:t>Entre 110 y 225 gr/m^2</w:t>
             </w:r>
           </w:p>
@@ -9357,42 +9148,26 @@
     </w:p>
     <w:p>
       <w:pPr>
-        <w:spacing w:before="0" w:after="160"/>
-        <w:ind w:firstLine="0"/>
-      </w:pPr>
-      <w:r>
-        <w:br w:type="page"/>
-      </w:r>
-    </w:p>
-    <w:p>
-      <w:pPr>
         <w:pStyle w:val="Ttulo1"/>
         <w:spacing w:line="360" w:lineRule="auto"/>
       </w:pPr>
-      <w:bookmarkStart w:id="10" w:name="_Toc233100842"/>
+      <w:bookmarkStart w:id="9" w:name="_Toc235608063"/>
       <w:r>
         <w:lastRenderedPageBreak/>
         <w:t>Puesta a punto y manejo básico de maquinaria de confección</w:t>
       </w:r>
-      <w:bookmarkEnd w:id="10"/>
-    </w:p>
-    <w:p>
-      <w:pPr>
-        <w:rPr>
-          <w:lang w:val="es-419" w:eastAsia="es-CO"/>
-        </w:rPr>
-      </w:pPr>
+      <w:bookmarkEnd w:id="9"/>
     </w:p>
     <w:p>
       <w:pPr>
         <w:pStyle w:val="Ttulo2"/>
         <w:spacing w:line="360" w:lineRule="auto"/>
       </w:pPr>
-      <w:bookmarkStart w:id="11" w:name="_Toc233100843"/>
+      <w:bookmarkStart w:id="10" w:name="_Toc235608064"/>
       <w:r>
         <w:t>Enhebrados de maquinaria de confección industrial</w:t>
       </w:r>
-      <w:bookmarkEnd w:id="11"/>
+      <w:bookmarkEnd w:id="10"/>
     </w:p>
     <w:p>
       <w:pPr>
@@ -9431,11 +9206,11 @@
         <w:pStyle w:val="Ttulo2"/>
         <w:spacing w:line="360" w:lineRule="auto"/>
       </w:pPr>
-      <w:bookmarkStart w:id="12" w:name="_Toc233100844"/>
+      <w:bookmarkStart w:id="11" w:name="_Toc235608065"/>
       <w:r>
         <w:t>Graduación de tensiones de los hilos</w:t>
       </w:r>
-      <w:bookmarkEnd w:id="12"/>
+      <w:bookmarkEnd w:id="11"/>
     </w:p>
     <w:p>
       <w:pPr>
@@ -9457,21 +9232,16 @@
     <w:p>
       <w:pPr>
         <w:spacing w:before="0" w:after="160"/>
-        <w:ind w:firstLine="708"/>
-      </w:pPr>
-    </w:p>
-    <w:p>
-      <w:pPr>
-        <w:spacing w:before="0" w:after="160"/>
-        <w:ind w:firstLine="708"/>
+        <w:ind w:firstLine="0"/>
+        <w:jc w:val="center"/>
       </w:pPr>
       <w:r>
         <w:rPr>
           <w:noProof/>
         </w:rPr>
         <w:drawing>
-          <wp:inline distT="0" distB="0" distL="0" distR="0" wp14:anchorId="533C78C2" wp14:editId="463EAC97">
-            <wp:extent cx="4798294" cy="2146853"/>
+          <wp:inline distT="0" distB="0" distL="0" distR="0" wp14:anchorId="533C78C2" wp14:editId="790FE2CD">
+            <wp:extent cx="5243696" cy="2346135"/>
             <wp:effectExtent l="0" t="0" r="0" b="0"/>
             <wp:docPr id="11" name="Imagen 11" descr="Figura 10. Formación de la puntada a máquina. Ilustración esquemática del proceso de formación de la puntada en una máquina de coser. Se observan varias capas de tela unidas mediante el entrelazamiento del hilo superior, guiado por la aguja, y el hilo inferior proveniente de la bobina, formando una secuencia uniforme de puntadas a lo largo del material."/>
             <wp:cNvGraphicFramePr>
@@ -9500,7 +9270,7 @@
                   <pic:spPr bwMode="auto">
                     <a:xfrm>
                       <a:off x="0" y="0"/>
-                      <a:ext cx="4804735" cy="2149735"/>
+                      <a:ext cx="5280928" cy="2362793"/>
                     </a:xfrm>
                     <a:prstGeom prst="rect">
                       <a:avLst/>
@@ -9527,22 +9297,22 @@
         <w:spacing w:before="0" w:after="160"/>
         <w:ind w:firstLine="708"/>
       </w:pPr>
+    </w:p>
+    <w:p>
+      <w:pPr>
+        <w:spacing w:before="0" w:after="160"/>
+        <w:ind w:firstLine="708"/>
+      </w:pPr>
+      <w:r>
+        <w:t>Si se gira el botón tensor en dirección derecha se aumenta la tensión del hilo y en dirección izquierda se disminuye la tensión del hilo enhebrado.</w:t>
+      </w:r>
+    </w:p>
+    <w:p>
+      <w:pPr>
+        <w:pStyle w:val="Figura"/>
+      </w:pPr>
       <w:r>
         <w:lastRenderedPageBreak/>
-        <w:t>Si se gira el botón tensor en dirección derecha se aumenta la tensión del hilo y en dirección izquierda se disminuye la tensión del hilo enhebrado.</w:t>
-      </w:r>
-    </w:p>
-    <w:p>
-      <w:pPr>
-        <w:spacing w:before="0" w:after="160"/>
-        <w:ind w:firstLine="708"/>
-      </w:pPr>
-    </w:p>
-    <w:p>
-      <w:pPr>
-        <w:pStyle w:val="Figura"/>
-      </w:pPr>
-      <w:r>
         <w:t xml:space="preserve">Tensores de hilo de máquina </w:t>
       </w:r>
       <w:proofErr w:type="spellStart"/>
@@ -9554,16 +9324,17 @@
     <w:p>
       <w:pPr>
         <w:spacing w:before="0" w:after="160"/>
-        <w:ind w:firstLine="708"/>
+        <w:ind w:firstLine="0"/>
+        <w:jc w:val="center"/>
       </w:pPr>
       <w:r>
         <w:rPr>
           <w:noProof/>
         </w:rPr>
         <w:drawing>
-          <wp:inline distT="0" distB="0" distL="0" distR="0" wp14:anchorId="00251B3E" wp14:editId="7A8BC584">
-            <wp:extent cx="4848225" cy="2724150"/>
-            <wp:effectExtent l="0" t="0" r="9525" b="0"/>
+          <wp:inline distT="0" distB="0" distL="0" distR="0" wp14:anchorId="00251B3E" wp14:editId="52BE496A">
+            <wp:extent cx="5521154" cy="3102259"/>
+            <wp:effectExtent l="0" t="0" r="3810" b="3175"/>
             <wp:docPr id="12" name="Imagen 12" descr="Figura 11. Tensores de hilo de máquina recubridora. Fotografía de los tensores de hilo de una máquina recubridora. Se observan varios dispositivos reguladores alineados horizontalmente, por donde pasa el hilo antes de llegar a las agujas, permitiendo ajustar la tensión necesaria para obtener puntadas uniformes y de calidad durante la costura."/>
             <wp:cNvGraphicFramePr>
               <a:graphicFrameLocks xmlns:a="http://schemas.openxmlformats.org/drawingml/2006/main" noChangeAspect="1"/>
@@ -9593,7 +9364,7 @@
                   <pic:spPr bwMode="auto">
                     <a:xfrm>
                       <a:off x="0" y="0"/>
-                      <a:ext cx="4848225" cy="2724150"/>
+                      <a:ext cx="5546386" cy="3116436"/>
                     </a:xfrm>
                     <a:prstGeom prst="rect">
                       <a:avLst/>
@@ -9648,6 +9419,18 @@
     </w:p>
     <w:p>
       <w:pPr>
+        <w:spacing w:before="0" w:after="160"/>
+        <w:ind w:firstLine="708"/>
+      </w:pPr>
+    </w:p>
+    <w:p>
+      <w:pPr>
+        <w:spacing w:before="0" w:after="160"/>
+        <w:ind w:firstLine="708"/>
+      </w:pPr>
+    </w:p>
+    <w:p>
+      <w:pPr>
         <w:pStyle w:val="Figura"/>
       </w:pPr>
       <w:r>
@@ -9663,16 +9446,17 @@
     <w:p>
       <w:pPr>
         <w:spacing w:before="0" w:after="160"/>
-        <w:ind w:firstLine="708"/>
+        <w:ind w:firstLine="0"/>
+        <w:jc w:val="center"/>
       </w:pPr>
       <w:r>
         <w:rPr>
           <w:noProof/>
         </w:rPr>
         <w:drawing>
-          <wp:inline distT="0" distB="0" distL="0" distR="0" wp14:anchorId="3FA12C1E" wp14:editId="34A6BEA0">
-            <wp:extent cx="4735902" cy="2661039"/>
-            <wp:effectExtent l="0" t="0" r="7620" b="6350"/>
+          <wp:inline distT="0" distB="0" distL="0" distR="0" wp14:anchorId="3FA12C1E" wp14:editId="2D9FA432">
+            <wp:extent cx="5456916" cy="3066167"/>
+            <wp:effectExtent l="0" t="0" r="0" b="1270"/>
             <wp:docPr id="13" name="Imagen 13" descr="Figura 12. Tensores de hilo de máquina fileteadora. Fotografía de los tensores de hilo de una máquina fileteadora. Se observan cuatro perillas de ajuste alineadas horizontalmente en la parte frontal de la máquina, utilizadas para regular la tensión de los hilos durante el proceso de costura."/>
             <wp:cNvGraphicFramePr>
               <a:graphicFrameLocks xmlns:a="http://schemas.openxmlformats.org/drawingml/2006/main" noChangeAspect="1"/>
@@ -9702,7 +9486,7 @@
                   <pic:spPr bwMode="auto">
                     <a:xfrm>
                       <a:off x="0" y="0"/>
-                      <a:ext cx="4785975" cy="2689174"/>
+                      <a:ext cx="5543505" cy="3114820"/>
                     </a:xfrm>
                     <a:prstGeom prst="rect">
                       <a:avLst/>
@@ -9790,12 +9574,6 @@
     </w:p>
     <w:p>
       <w:pPr>
-        <w:spacing w:before="0" w:after="160"/>
-        <w:ind w:firstLine="708"/>
-      </w:pPr>
-    </w:p>
-    <w:p>
-      <w:pPr>
         <w:pStyle w:val="Figura"/>
       </w:pPr>
       <w:r>
@@ -9806,16 +9584,17 @@
     <w:p>
       <w:pPr>
         <w:spacing w:before="0" w:after="160"/>
-        <w:ind w:firstLine="708"/>
+        <w:ind w:firstLine="0"/>
+        <w:jc w:val="center"/>
       </w:pPr>
       <w:r>
         <w:rPr>
           <w:noProof/>
         </w:rPr>
         <w:drawing>
-          <wp:inline distT="0" distB="0" distL="0" distR="0" wp14:anchorId="466D2AFC" wp14:editId="23603B88">
-            <wp:extent cx="4597880" cy="3461309"/>
-            <wp:effectExtent l="0" t="0" r="0" b="6350"/>
+          <wp:inline distT="0" distB="0" distL="0" distR="0" wp14:anchorId="466D2AFC" wp14:editId="339E38A5">
+            <wp:extent cx="4947313" cy="3724364"/>
+            <wp:effectExtent l="0" t="0" r="0" b="9525"/>
             <wp:docPr id="15" name="Imagen 15" descr="Figura 13. Tensiones de puntada. Ilustración comparativa de tres niveles de tensión en una puntada: mucha tensión, tensión normal y poca tensión. El gráfico muestra cómo el entrelazamiento de los hilos se desplaza hacia la parte superior, el centro o la parte inferior de la tela según el ajuste de la tensión."/>
             <wp:cNvGraphicFramePr>
               <a:graphicFrameLocks xmlns:a="http://schemas.openxmlformats.org/drawingml/2006/main" noChangeAspect="1"/>
@@ -9843,7 +9622,7 @@
                   <pic:spPr bwMode="auto">
                     <a:xfrm>
                       <a:off x="0" y="0"/>
-                      <a:ext cx="4645799" cy="3497383"/>
+                      <a:ext cx="5008446" cy="3770385"/>
                     </a:xfrm>
                     <a:prstGeom prst="rect">
                       <a:avLst/>
@@ -9876,11 +9655,11 @@
         <w:pStyle w:val="Ttulo2"/>
         <w:spacing w:line="360" w:lineRule="auto"/>
       </w:pPr>
-      <w:bookmarkStart w:id="13" w:name="_Toc233100845"/>
+      <w:bookmarkStart w:id="12" w:name="_Toc235608066"/>
       <w:r>
         <w:t>Maquinaria básica</w:t>
       </w:r>
-      <w:bookmarkEnd w:id="13"/>
+      <w:bookmarkEnd w:id="12"/>
     </w:p>
     <w:p>
       <w:pPr>
@@ -9975,6 +9754,7 @@
       <w:pPr>
         <w:spacing w:before="0" w:after="160"/>
         <w:ind w:firstLine="0"/>
+        <w:jc w:val="center"/>
       </w:pPr>
       <w:r>
         <w:rPr>
@@ -10127,6 +9907,12 @@
     </w:p>
     <w:p>
       <w:pPr>
+        <w:spacing w:before="0" w:after="160"/>
+        <w:ind w:firstLine="0"/>
+      </w:pPr>
+    </w:p>
+    <w:p>
+      <w:pPr>
         <w:pStyle w:val="Prrafodelista"/>
         <w:numPr>
           <w:ilvl w:val="0"/>
@@ -10141,6 +9927,7 @@
         <w:rPr>
           <w:b/>
         </w:rPr>
+        <w:lastRenderedPageBreak/>
         <w:t>Maquinaria especializada</w:t>
       </w:r>
     </w:p>
@@ -10150,7 +9937,6 @@
         <w:ind w:firstLine="0"/>
       </w:pPr>
       <w:r>
-        <w:lastRenderedPageBreak/>
         <w:t>Máquinas de doble pespunte donde se utiliza caja bobina como:</w:t>
       </w:r>
     </w:p>
@@ -10290,11 +10076,11 @@
         <w:pStyle w:val="Ttulo2"/>
         <w:spacing w:line="360" w:lineRule="auto"/>
       </w:pPr>
-      <w:bookmarkStart w:id="14" w:name="_Toc233100846"/>
+      <w:bookmarkStart w:id="13" w:name="_Toc235608067"/>
       <w:r>
         <w:t>Nivel de arrastre: ajuste de maquinaria</w:t>
       </w:r>
-      <w:bookmarkEnd w:id="14"/>
+      <w:bookmarkEnd w:id="13"/>
     </w:p>
     <w:p>
       <w:pPr>
@@ -10333,7 +10119,6 @@
         <w:rPr>
           <w:b/>
         </w:rPr>
-        <w:lastRenderedPageBreak/>
         <w:t>Tipos de ajustes de maquinaria según línea de producto</w:t>
       </w:r>
     </w:p>
@@ -10439,69 +10224,30 @@
     </w:p>
     <w:p>
       <w:pPr>
-        <w:spacing w:before="0" w:after="160"/>
+        <w:spacing w:before="0" w:after="160" w:line="259" w:lineRule="auto"/>
         <w:ind w:firstLine="0"/>
       </w:pPr>
-    </w:p>
-    <w:p>
-      <w:pPr>
-        <w:spacing w:before="0" w:after="160"/>
-        <w:ind w:firstLine="0"/>
-      </w:pPr>
-    </w:p>
-    <w:p>
-      <w:pPr>
-        <w:spacing w:before="0" w:after="160"/>
-        <w:ind w:firstLine="0"/>
-      </w:pPr>
-    </w:p>
-    <w:p>
-      <w:pPr>
-        <w:spacing w:before="0" w:after="160"/>
-        <w:ind w:firstLine="0"/>
-      </w:pPr>
-    </w:p>
-    <w:p>
-      <w:pPr>
-        <w:spacing w:before="0" w:after="160"/>
-        <w:ind w:firstLine="0"/>
-      </w:pPr>
-    </w:p>
-    <w:p>
-      <w:pPr>
-        <w:spacing w:before="0" w:after="160"/>
-        <w:ind w:firstLine="0"/>
-      </w:pPr>
-    </w:p>
-    <w:p>
-      <w:pPr>
-        <w:spacing w:before="0" w:after="160"/>
-        <w:ind w:firstLine="0"/>
-      </w:pPr>
-    </w:p>
-    <w:p>
-      <w:pPr>
-        <w:spacing w:before="0" w:after="160"/>
-        <w:ind w:firstLine="0"/>
-      </w:pPr>
+      <w:r>
+        <w:br w:type="page"/>
+      </w:r>
     </w:p>
     <w:p>
       <w:pPr>
         <w:pStyle w:val="Ttulo2"/>
         <w:spacing w:line="360" w:lineRule="auto"/>
       </w:pPr>
-      <w:bookmarkStart w:id="15" w:name="_Toc233100847"/>
+      <w:bookmarkStart w:id="14" w:name="_Toc235608068"/>
       <w:r>
         <w:lastRenderedPageBreak/>
         <w:t>Calibración de puntada</w:t>
       </w:r>
-      <w:bookmarkEnd w:id="15"/>
+      <w:bookmarkEnd w:id="14"/>
     </w:p>
     <w:p>
       <w:pPr>
         <w:pStyle w:val="Video"/>
       </w:pPr>
-      <w:bookmarkStart w:id="16" w:name="_Hlk231985111"/>
+      <w:bookmarkStart w:id="15" w:name="_Hlk231985111"/>
       <w:r>
         <w:t xml:space="preserve">Operaciones </w:t>
       </w:r>
@@ -10528,9 +10274,9 @@
           <w:noProof/>
         </w:rPr>
         <w:drawing>
-          <wp:inline distT="0" distB="0" distL="0" distR="0" wp14:anchorId="0F769361" wp14:editId="31CE79F7">
-            <wp:extent cx="4680000" cy="3510000"/>
-            <wp:effectExtent l="0" t="0" r="6350" b="0"/>
+          <wp:inline distT="0" distB="0" distL="0" distR="0" wp14:anchorId="0F769361" wp14:editId="475120F1">
+            <wp:extent cx="4680000" cy="2487600"/>
+            <wp:effectExtent l="0" t="0" r="6350" b="8255"/>
             <wp:docPr id="22" name="Imagen 22">
               <a:extLst xmlns:a="http://schemas.openxmlformats.org/drawingml/2006/main">
                 <a:ext uri="{C183D7F6-B498-43B3-948B-1728B52AA6E4}">
@@ -10550,7 +10296,7 @@
                       <a:picLocks noChangeAspect="1" noChangeArrowheads="1"/>
                     </pic:cNvPicPr>
                   </pic:nvPicPr>
-                  <pic:blipFill>
+                  <pic:blipFill rotWithShape="1">
                     <a:blip r:embed="rId27">
                       <a:extLst>
                         <a:ext uri="{28A0092B-C50C-407E-A947-70E740481C1C}">
@@ -10558,20 +10304,26 @@
                         </a:ext>
                       </a:extLst>
                     </a:blip>
-                    <a:srcRect/>
-                    <a:stretch>
-                      <a:fillRect/>
-                    </a:stretch>
+                    <a:srcRect t="14727" b="14358"/>
+                    <a:stretch/>
                   </pic:blipFill>
                   <pic:spPr bwMode="auto">
                     <a:xfrm>
                       <a:off x="0" y="0"/>
-                      <a:ext cx="4680000" cy="3510000"/>
+                      <a:ext cx="4680000" cy="2487600"/>
                     </a:xfrm>
                     <a:prstGeom prst="rect">
                       <a:avLst/>
                     </a:prstGeom>
                     <a:noFill/>
+                    <a:ln>
+                      <a:noFill/>
+                    </a:ln>
+                    <a:extLst>
+                      <a:ext uri="{53640926-AAD7-44D8-BBD7-CCE9431645EC}">
+                        <a14:shadowObscured xmlns:a14="http://schemas.microsoft.com/office/drawing/2010/main"/>
+                      </a:ext>
+                    </a:extLst>
                   </pic:spPr>
                 </pic:pic>
               </a:graphicData>
@@ -10655,26 +10407,26 @@
           </w:p>
           <w:p>
             <w:r>
+              <w:t>La posicionamos en el</w:t>
+            </w:r>
+            <w:r>
+              <w:t xml:space="preserve"> pie</w:t>
+            </w:r>
+            <w:r>
+              <w:t xml:space="preserve"> </w:t>
+            </w:r>
+            <w:proofErr w:type="spellStart"/>
+            <w:r>
+              <w:t>prensatelas</w:t>
+            </w:r>
+            <w:proofErr w:type="spellEnd"/>
+            <w:r>
+              <w:t xml:space="preserve"> y la utilizamos.</w:t>
+            </w:r>
+          </w:p>
+          <w:p>
+            <w:r>
               <w:lastRenderedPageBreak/>
-              <w:t>La posicionamos en el</w:t>
-            </w:r>
-            <w:r>
-              <w:t xml:space="preserve"> pie</w:t>
-            </w:r>
-            <w:r>
-              <w:t xml:space="preserve"> </w:t>
-            </w:r>
-            <w:proofErr w:type="spellStart"/>
-            <w:r>
-              <w:t>prensatelas</w:t>
-            </w:r>
-            <w:proofErr w:type="spellEnd"/>
-            <w:r>
-              <w:t xml:space="preserve"> y la utilizamos.</w:t>
-            </w:r>
-          </w:p>
-          <w:p>
-            <w:r>
               <w:t>Vamos a hacer, a un cuarto de pulgada, el calibrador en esta medida de un cuarto de pulgada, que es más o menos el ancho del pie. Posicionamos nuestra aguja para que nos quede al ancho del pie, a un cuarto de pulgada, y al inicio rematamos. Llevamos la costura con una velocidad media y, cuando vamos a llegar, bajamos la velocidad. Oprimimos la palanca de retroceso para hacer el remate, subimos el pie, sacamos la tela hacia atrás, cortamos y volvemos a iniciar la siguiente costura.</w:t>
             </w:r>
           </w:p>
@@ -10695,7 +10447,7 @@
           </w:p>
         </w:tc>
       </w:tr>
-      <w:bookmarkEnd w:id="16"/>
+      <w:bookmarkEnd w:id="15"/>
     </w:tbl>
     <w:p>
       <w:pPr>
@@ -10708,21 +10460,12 @@
         <w:spacing w:before="0" w:after="160"/>
         <w:ind w:firstLine="0"/>
       </w:pPr>
-      <w:r>
-        <w:t>Video: Operaciones b</w:t>
-      </w:r>
-      <w:r>
-        <w:t>á</w:t>
-      </w:r>
-      <w:r>
-        <w:t>sicas para el manejo en m</w:t>
-      </w:r>
-      <w:r>
-        <w:t>á</w:t>
-      </w:r>
-      <w:r>
-        <w:t>quina plana de una aguja Paso 1.</w:t>
-      </w:r>
+    </w:p>
+    <w:p>
+      <w:pPr>
+        <w:spacing w:before="0" w:after="160"/>
+        <w:ind w:firstLine="0"/>
+      </w:pPr>
     </w:p>
     <w:p>
       <w:pPr>
@@ -10759,14 +10502,18 @@
       </w:r>
     </w:p>
     <w:p>
+      <w:pPr>
+        <w:ind w:firstLine="0"/>
+        <w:jc w:val="center"/>
+      </w:pPr>
       <w:r>
         <w:rPr>
           <w:noProof/>
         </w:rPr>
         <w:drawing>
-          <wp:inline distT="0" distB="0" distL="0" distR="0" wp14:anchorId="5668576B" wp14:editId="377F82EC">
-            <wp:extent cx="4680000" cy="3510000"/>
-            <wp:effectExtent l="0" t="0" r="6350" b="0"/>
+          <wp:inline distT="0" distB="0" distL="0" distR="0" wp14:anchorId="5668576B" wp14:editId="0E69888F">
+            <wp:extent cx="4680000" cy="2473200"/>
+            <wp:effectExtent l="0" t="0" r="6350" b="3810"/>
             <wp:docPr id="23" name="Imagen 23">
               <a:extLst xmlns:a="http://schemas.openxmlformats.org/drawingml/2006/main">
                 <a:ext uri="{C183D7F6-B498-43B3-948B-1728B52AA6E4}">
@@ -10786,7 +10533,7 @@
                       <a:picLocks noChangeAspect="1" noChangeArrowheads="1"/>
                     </pic:cNvPicPr>
                   </pic:nvPicPr>
-                  <pic:blipFill>
+                  <pic:blipFill rotWithShape="1">
                     <a:blip r:embed="rId29">
                       <a:extLst>
                         <a:ext uri="{28A0092B-C50C-407E-A947-70E740481C1C}">
@@ -10794,20 +10541,26 @@
                         </a:ext>
                       </a:extLst>
                     </a:blip>
-                    <a:srcRect/>
-                    <a:stretch>
-                      <a:fillRect/>
-                    </a:stretch>
+                    <a:srcRect t="14953" b="14580"/>
+                    <a:stretch/>
                   </pic:blipFill>
                   <pic:spPr bwMode="auto">
                     <a:xfrm>
                       <a:off x="0" y="0"/>
-                      <a:ext cx="4680000" cy="3510000"/>
+                      <a:ext cx="4680000" cy="2473200"/>
                     </a:xfrm>
                     <a:prstGeom prst="rect">
                       <a:avLst/>
                     </a:prstGeom>
                     <a:noFill/>
+                    <a:ln>
+                      <a:noFill/>
+                    </a:ln>
+                    <a:extLst>
+                      <a:ext uri="{53640926-AAD7-44D8-BBD7-CCE9431645EC}">
+                        <a14:shadowObscured xmlns:a14="http://schemas.microsoft.com/office/drawing/2010/main"/>
+                      </a:ext>
+                    </a:extLst>
                   </pic:spPr>
                 </pic:pic>
               </a:graphicData>
@@ -10905,12 +10658,12 @@
           <w:p/>
           <w:p>
             <w:r>
+              <w:t>Hago el quiebre y realizo mi costura a un cuarto, mirando acá en el calibrador el cuarto de costura, que es más o menos delante del pie. La llevo con una velocidad continua hasta el otro borde y ahí remato con tres puntadas.</w:t>
+            </w:r>
+          </w:p>
+          <w:p>
+            <w:r>
               <w:lastRenderedPageBreak/>
-              <w:t>Hago el quiebre y realizo mi costura a un cuarto, mirando acá en el calibrador el cuarto de costura, que es más o menos delante del pie. La llevo con una velocidad continua hasta el otro borde y ahí remato con tres puntadas.</w:t>
-            </w:r>
-          </w:p>
-          <w:p>
-            <w:r>
               <w:t>La otra alforza la hago a 1,5 cm. Utilizo mi calibrador para medir 1,5 cm. Vuelvo y posiciono por ese mismo lado. Entelo la aguja e inicio a hacer el remate.</w:t>
             </w:r>
           </w:p>
@@ -10927,39 +10680,6 @@
         </w:tc>
       </w:tr>
     </w:tbl>
-    <w:p>
-      <w:pPr>
-        <w:spacing w:before="0" w:after="160"/>
-        <w:ind w:firstLine="0"/>
-      </w:pPr>
-    </w:p>
-    <w:p>
-      <w:pPr>
-        <w:spacing w:before="0" w:after="160"/>
-        <w:ind w:firstLine="0"/>
-      </w:pPr>
-    </w:p>
-    <w:p>
-      <w:pPr>
-        <w:spacing w:before="0" w:after="160"/>
-        <w:ind w:firstLine="0"/>
-      </w:pPr>
-      <w:r>
-        <w:t>Video: Operaciones b</w:t>
-      </w:r>
-      <w:r>
-        <w:t>á</w:t>
-      </w:r>
-      <w:r>
-        <w:t>sicas para el manejo en m</w:t>
-      </w:r>
-      <w:r>
-        <w:t>á</w:t>
-      </w:r>
-      <w:r>
-        <w:t>quina plana de una aguja Paso 2.</w:t>
-      </w:r>
-    </w:p>
     <w:p>
       <w:pPr>
         <w:spacing w:before="0" w:after="160"/>
@@ -10971,7 +10691,7 @@
         <w:pStyle w:val="Prrafodelista"/>
         <w:numPr>
           <w:ilvl w:val="0"/>
-          <w:numId w:val="31"/>
+          <w:numId w:val="38"/>
         </w:numPr>
         <w:spacing w:before="0" w:after="160"/>
         <w:rPr>
@@ -11020,12 +10740,20 @@
         <w:ind w:firstLine="708"/>
       </w:pPr>
       <w:r>
-        <w:t xml:space="preserve">Para calibrar la puntada de la máquina plana se debe ajustar moviendo el mecanismo del dial o botón regulador de puntada, el cual se encuentra ubicado en el lado derecho del cabezote de la máquina y tiene unos números, 1 al 5 (máquinas ajuste </w:t>
-      </w:r>
-      <w:r>
-        <w:lastRenderedPageBreak/>
-        <w:t>liviano y semipesado) si el dial tiene 6, la máquina es de ajuste pesado. Entre más se mueva el dial aumentando el número la puntada es más larga y por lo tanto se tiene menos P.P.P se utilizan puntadas de 8 o 6 P.P.P para puntadas de pespuntes. En el caso contrario se disminuye el dial, obteniéndose más puntadas por pulgada en el caso de costuras internas 12 P.P.P.</w:t>
-      </w:r>
+        <w:t>Para calibrar la puntada de la máquina plana se debe ajustar moviendo el mecanismo del dial o botón regulador de puntada, el cual se encuentra ubicado en el lado derecho del cabezote de la máquina y tiene unos números, 1 al 5 (máquinas ajuste liviano y semipesado) si el dial tiene 6, la máquina es de ajuste pesado. Entre más se mueva el dial aumentando el número la puntada es más larga y por lo tanto se tiene menos P.P.P se utilizan puntadas de 8 o 6 P.P.P para puntadas de pespuntes. En el caso contrario se disminuye el dial, obteniéndose más puntadas por pulgada en el caso de costuras internas 12 P.P.P.</w:t>
+      </w:r>
+    </w:p>
+    <w:p>
+      <w:pPr>
+        <w:spacing w:before="0" w:after="160"/>
+        <w:ind w:firstLine="708"/>
+      </w:pPr>
+    </w:p>
+    <w:p>
+      <w:pPr>
+        <w:spacing w:before="0" w:after="160"/>
+        <w:ind w:firstLine="708"/>
+      </w:pPr>
     </w:p>
     <w:p>
       <w:pPr>
@@ -11043,6 +10771,7 @@
         <w:rPr>
           <w:b/>
         </w:rPr>
+        <w:lastRenderedPageBreak/>
         <w:t xml:space="preserve">Máquina </w:t>
       </w:r>
       <w:proofErr w:type="spellStart"/>
@@ -11097,20 +10826,14 @@
         <w:t xml:space="preserve"> una operación como los dobladillos de camiseta se manejan 10 a 8 P.P.P.</w:t>
       </w:r>
     </w:p>
-    <w:p>
-      <w:pPr>
-        <w:spacing w:before="0" w:after="160"/>
-        <w:ind w:firstLine="708"/>
-      </w:pPr>
-    </w:p>
+    <w:p/>
     <w:p>
       <w:pPr>
         <w:pStyle w:val="Ttulo2"/>
         <w:spacing w:line="360" w:lineRule="auto"/>
       </w:pPr>
-      <w:bookmarkStart w:id="17" w:name="_Toc233100848"/>
-      <w:r>
-        <w:lastRenderedPageBreak/>
+      <w:bookmarkStart w:id="16" w:name="_Toc235608069"/>
+      <w:r>
         <w:t>Puesta a punto de la maquinar</w:t>
       </w:r>
       <w:r>
@@ -11119,11 +10842,13 @@
       <w:r>
         <w:t>a y prueba de costura según operación de confección</w:t>
       </w:r>
-      <w:bookmarkEnd w:id="17"/>
+      <w:bookmarkEnd w:id="16"/>
     </w:p>
     <w:p>
       <w:pPr>
         <w:pStyle w:val="Video"/>
+        <w:ind w:left="0" w:firstLine="0"/>
+        <w:jc w:val="center"/>
       </w:pPr>
       <w:r>
         <w:t>Puesta a punto máquina plana de una aguja paso 7 calibración de acuerdo con las especificaciones</w:t>
@@ -11133,8 +10858,8 @@
           <w:noProof/>
         </w:rPr>
         <w:drawing>
-          <wp:inline distT="0" distB="0" distL="0" distR="0" wp14:anchorId="3143791E" wp14:editId="15A259AD">
-            <wp:extent cx="4680000" cy="3510000"/>
+          <wp:inline distT="0" distB="0" distL="0" distR="0" wp14:anchorId="3143791E" wp14:editId="01A88E13">
+            <wp:extent cx="4680000" cy="2599200"/>
             <wp:effectExtent l="0" t="0" r="6350" b="0"/>
             <wp:docPr id="25" name="Imagen 25">
               <a:extLst xmlns:a="http://schemas.openxmlformats.org/drawingml/2006/main">
@@ -11155,7 +10880,7 @@
                       <a:picLocks noChangeAspect="1" noChangeArrowheads="1"/>
                     </pic:cNvPicPr>
                   </pic:nvPicPr>
-                  <pic:blipFill>
+                  <pic:blipFill rotWithShape="1">
                     <a:blip r:embed="rId31">
                       <a:extLst>
                         <a:ext uri="{28A0092B-C50C-407E-A947-70E740481C1C}">
@@ -11163,20 +10888,26 @@
                         </a:ext>
                       </a:extLst>
                     </a:blip>
-                    <a:srcRect/>
-                    <a:stretch>
-                      <a:fillRect/>
-                    </a:stretch>
+                    <a:srcRect t="12913" b="12999"/>
+                    <a:stretch/>
                   </pic:blipFill>
                   <pic:spPr bwMode="auto">
                     <a:xfrm>
                       <a:off x="0" y="0"/>
-                      <a:ext cx="4680000" cy="3510000"/>
+                      <a:ext cx="4680000" cy="2599200"/>
                     </a:xfrm>
                     <a:prstGeom prst="rect">
                       <a:avLst/>
                     </a:prstGeom>
                     <a:noFill/>
+                    <a:ln>
+                      <a:noFill/>
+                    </a:ln>
+                    <a:extLst>
+                      <a:ext uri="{53640926-AAD7-44D8-BBD7-CCE9431645EC}">
+                        <a14:shadowObscured xmlns:a14="http://schemas.microsoft.com/office/drawing/2010/main"/>
+                      </a:ext>
+                    </a:extLst>
                   </pic:spPr>
                 </pic:pic>
               </a:graphicData>
@@ -11225,6 +10956,7 @@
               <w:rPr>
                 <w:b/>
               </w:rPr>
+              <w:lastRenderedPageBreak/>
               <w:t xml:space="preserve">Transcripción del video. </w:t>
             </w:r>
             <w:r>
@@ -11248,7 +10980,6 @@
           </w:p>
           <w:p>
             <w:r>
-              <w:lastRenderedPageBreak/>
               <w:t>Para calibrar la puntada, necesitamos utilizar el calibrador e iniciamos a contar las puntadas, colocando la pulgada y contando cuántas puntadas hay en el espacio de una pulgada.</w:t>
             </w:r>
           </w:p>
@@ -11320,12 +11051,12 @@
         <w:pStyle w:val="Ttulo2"/>
         <w:spacing w:line="360" w:lineRule="auto"/>
       </w:pPr>
-      <w:bookmarkStart w:id="18" w:name="_Toc233100849"/>
+      <w:bookmarkStart w:id="17" w:name="_Toc235608070"/>
       <w:r>
         <w:lastRenderedPageBreak/>
         <w:t>Manejo y operaciones básicas de máquinas de confección industrial</w:t>
       </w:r>
-      <w:bookmarkEnd w:id="18"/>
+      <w:bookmarkEnd w:id="17"/>
     </w:p>
     <w:p>
       <w:pPr>
@@ -11354,16 +11085,16 @@
           <w:ilvl w:val="0"/>
           <w:numId w:val="0"/>
         </w:numPr>
-        <w:ind w:left="1211"/>
+        <w:jc w:val="center"/>
       </w:pPr>
       <w:r>
         <w:rPr>
           <w:noProof/>
         </w:rPr>
         <w:drawing>
-          <wp:inline distT="0" distB="0" distL="0" distR="0" wp14:anchorId="470DE4D8" wp14:editId="67BD4C68">
-            <wp:extent cx="4680000" cy="3510000"/>
-            <wp:effectExtent l="0" t="0" r="6350" b="0"/>
+          <wp:inline distT="0" distB="0" distL="0" distR="0" wp14:anchorId="470DE4D8" wp14:editId="3C7AE662">
+            <wp:extent cx="4679315" cy="2504661"/>
+            <wp:effectExtent l="0" t="0" r="6985" b="0"/>
             <wp:docPr id="27" name="Imagen 27">
               <a:extLst xmlns:a="http://schemas.openxmlformats.org/drawingml/2006/main">
                 <a:ext uri="{C183D7F6-B498-43B3-948B-1728B52AA6E4}">
@@ -11383,7 +11114,7 @@
                       <a:picLocks noChangeAspect="1" noChangeArrowheads="1"/>
                     </pic:cNvPicPr>
                   </pic:nvPicPr>
-                  <pic:blipFill>
+                  <pic:blipFill rotWithShape="1">
                     <a:blip r:embed="rId27">
                       <a:extLst>
                         <a:ext uri="{28A0092B-C50C-407E-A947-70E740481C1C}">
@@ -11391,20 +11122,26 @@
                         </a:ext>
                       </a:extLst>
                     </a:blip>
-                    <a:srcRect/>
-                    <a:stretch>
-                      <a:fillRect/>
-                    </a:stretch>
+                    <a:srcRect t="14273" b="14359"/>
+                    <a:stretch/>
                   </pic:blipFill>
                   <pic:spPr bwMode="auto">
                     <a:xfrm>
                       <a:off x="0" y="0"/>
-                      <a:ext cx="4680000" cy="3510000"/>
+                      <a:ext cx="4680000" cy="2505028"/>
                     </a:xfrm>
                     <a:prstGeom prst="rect">
                       <a:avLst/>
                     </a:prstGeom>
                     <a:noFill/>
+                    <a:ln>
+                      <a:noFill/>
+                    </a:ln>
+                    <a:extLst>
+                      <a:ext uri="{53640926-AAD7-44D8-BBD7-CCE9431645EC}">
+                        <a14:shadowObscured xmlns:a14="http://schemas.microsoft.com/office/drawing/2010/main"/>
+                      </a:ext>
+                    </a:extLst>
                   </pic:spPr>
                 </pic:pic>
               </a:graphicData>
@@ -11489,28 +11226,25 @@
           </w:tcPr>
           <w:p>
             <w:r>
-              <w:t xml:space="preserve">Para realizar algunas operaciones en la máquina plana, para iniciar es importante hacer costuras rectas a un cuarto. Para eso necesitamos una pieza: una banda de 2 m de largo por 13 cm de ancho. La vamos a doblar en ocho partes y </w:t>
-            </w:r>
+              <w:t>Para realizar algunas operaciones en la máquina plana, para iniciar es importante hacer costuras rectas a un cuarto. Para eso necesitamos una pieza: una banda de 2 m de largo por 13 cm de ancho. La vamos a doblar en ocho partes y vamos a separarla por medio de una cinta de enmascarar para realizar las costuras en la pieza.</w:t>
+            </w:r>
+          </w:p>
+          <w:p>
+            <w:r>
+              <w:t xml:space="preserve">La posicionamos en el </w:t>
+            </w:r>
+            <w:proofErr w:type="spellStart"/>
+            <w:r>
+              <w:t>prensatelas</w:t>
+            </w:r>
+            <w:proofErr w:type="spellEnd"/>
+            <w:r>
+              <w:t xml:space="preserve"> y la utilizamos.</w:t>
+            </w:r>
+          </w:p>
+          <w:p>
             <w:r>
               <w:lastRenderedPageBreak/>
-              <w:t>vamos a separarla por medio de una cinta de enmascarar para realizar las costuras en la pieza.</w:t>
-            </w:r>
-          </w:p>
-          <w:p>
-            <w:r>
-              <w:t xml:space="preserve">La posicionamos en el </w:t>
-            </w:r>
-            <w:proofErr w:type="spellStart"/>
-            <w:r>
-              <w:t>prensatelas</w:t>
-            </w:r>
-            <w:proofErr w:type="spellEnd"/>
-            <w:r>
-              <w:t xml:space="preserve"> y la utilizamos.</w:t>
-            </w:r>
-          </w:p>
-          <w:p>
-            <w:r>
               <w:t>Vamos a hacer, a un cuarto de pulgada, el calibrador en esta medida de un cuarto de pulgada, que es más o menos el ancho del pie. Posicionamos nuestra aguja para que nos quede al ancho del pie, a un cuarto de pulgada, y al inicio rematamos. Llevamos la costura con una velocidad media y, cuando vamos a llegar, bajamos la velocidad. Oprimimos la palanca de retroceso para hacer el remate, subimos el pie, sacamos la tela hacia atrás, cortamos y volvemos a iniciar la siguiente costura.</w:t>
             </w:r>
           </w:p>
@@ -11552,30 +11286,23 @@
         <w:pStyle w:val="Ttulo1"/>
         <w:spacing w:line="360" w:lineRule="auto"/>
       </w:pPr>
-      <w:bookmarkStart w:id="19" w:name="_Toc233100850"/>
+      <w:bookmarkStart w:id="18" w:name="_Toc235608071"/>
       <w:r>
         <w:lastRenderedPageBreak/>
         <w:t>Normas de calidad</w:t>
       </w:r>
-      <w:bookmarkEnd w:id="19"/>
-    </w:p>
-    <w:p>
-      <w:pPr>
-        <w:rPr>
-          <w:lang w:val="es-419" w:eastAsia="es-CO"/>
-        </w:rPr>
-      </w:pPr>
+      <w:bookmarkEnd w:id="18"/>
     </w:p>
     <w:p>
       <w:pPr>
         <w:pStyle w:val="Ttulo2"/>
         <w:spacing w:line="360" w:lineRule="auto"/>
       </w:pPr>
-      <w:bookmarkStart w:id="20" w:name="_Toc233100851"/>
+      <w:bookmarkStart w:id="19" w:name="_Toc235608072"/>
       <w:r>
         <w:t>Normas técnicas colombianas en confección</w:t>
       </w:r>
-      <w:bookmarkEnd w:id="20"/>
+      <w:bookmarkEnd w:id="19"/>
     </w:p>
     <w:p>
       <w:pPr>
@@ -11609,18 +11336,6 @@
       <w:r>
         <w:t>calidad, la evaluación de materiales, el desempeño de los productos, los requisitos de rotulado y las buenas prácticas de fabricación. Muchas de estas normas se encuentran armonizadas con estándares internacionales, facilitando la competitividad, la calidad y el acceso a mercados nacionales e internacionales.</w:t>
       </w:r>
-    </w:p>
-    <w:p>
-      <w:pPr>
-        <w:spacing w:before="0" w:after="160"/>
-        <w:ind w:firstLine="708"/>
-      </w:pPr>
-    </w:p>
-    <w:p>
-      <w:pPr>
-        <w:spacing w:before="0" w:after="160"/>
-        <w:ind w:firstLine="708"/>
-      </w:pPr>
     </w:p>
     <w:p>
       <w:pPr>
@@ -11638,25 +11353,25 @@
         <w:rPr>
           <w:b/>
         </w:rPr>
+        <w:t>Normas técnicas en textiles</w:t>
+      </w:r>
+    </w:p>
+    <w:p>
+      <w:pPr>
+        <w:spacing w:before="0" w:after="160"/>
+        <w:ind w:firstLine="0"/>
+      </w:pPr>
+      <w:r>
+        <w:t>Estas normas técnicas especifican los requisitos necesarios para cumplir con las propiedades de los textiles y así controlar su calidad.</w:t>
+      </w:r>
+    </w:p>
+    <w:p>
+      <w:pPr>
+        <w:spacing w:before="0" w:after="160"/>
+        <w:ind w:firstLine="0"/>
+      </w:pPr>
+      <w:r>
         <w:lastRenderedPageBreak/>
-        <w:t>Normas técnicas en textiles</w:t>
-      </w:r>
-    </w:p>
-    <w:p>
-      <w:pPr>
-        <w:spacing w:before="0" w:after="160"/>
-        <w:ind w:firstLine="0"/>
-      </w:pPr>
-      <w:r>
-        <w:t>Estas normas técnicas especifican los requisitos necesarios para cumplir con las propiedades de los textiles y así controlar su calidad.</w:t>
-      </w:r>
-    </w:p>
-    <w:p>
-      <w:pPr>
-        <w:spacing w:before="0" w:after="160"/>
-        <w:ind w:firstLine="0"/>
-      </w:pPr>
-      <w:r>
         <w:t>Algunas de las normas son:</w:t>
       </w:r>
     </w:p>
@@ -11762,13 +11477,6 @@
     <w:p>
       <w:pPr>
         <w:pStyle w:val="Prrafodelista"/>
-        <w:spacing w:before="0" w:after="160"/>
-        <w:ind w:firstLine="0"/>
-      </w:pPr>
-    </w:p>
-    <w:p>
-      <w:pPr>
-        <w:pStyle w:val="Prrafodelista"/>
         <w:numPr>
           <w:ilvl w:val="0"/>
           <w:numId w:val="33"/>
@@ -11839,7 +11547,6 @@
         <w:spacing w:before="0" w:after="160"/>
       </w:pPr>
       <w:r>
-        <w:lastRenderedPageBreak/>
         <w:t>NTC 1806:2014 Textiles. Código de rotulado para el cuidado de telas y confecciones mediante el uso de símbolos.</w:t>
       </w:r>
     </w:p>
@@ -11867,20 +11574,20 @@
     </w:p>
     <w:p>
       <w:pPr>
-        <w:spacing w:before="0" w:after="160"/>
-        <w:ind w:firstLine="0"/>
-      </w:pPr>
-    </w:p>
-    <w:p>
-      <w:pPr>
         <w:pStyle w:val="Ttulo2"/>
         <w:spacing w:line="360" w:lineRule="auto"/>
       </w:pPr>
-      <w:bookmarkStart w:id="21" w:name="_Toc233100852"/>
-      <w:r>
-        <w:t>Normas de calidad internacional: ISO 9001 Versión 2015. Sistema de Gestión de la Calidad – Requisitos</w:t>
-      </w:r>
+      <w:bookmarkStart w:id="20" w:name="_Toc235608073"/>
+      <w:r>
+        <w:lastRenderedPageBreak/>
+        <w:t>Nor</w:t>
+      </w:r>
+      <w:bookmarkStart w:id="21" w:name="_GoBack"/>
       <w:bookmarkEnd w:id="21"/>
+      <w:r>
+        <w:t>mas de calidad internacional: ISO 9001 Versión 2015. Sistema de Gestión de la Calidad – Requisitos</w:t>
+      </w:r>
+      <w:bookmarkEnd w:id="20"/>
     </w:p>
     <w:p>
       <w:pPr>
@@ -12037,7 +11744,6 @@
         <w:spacing w:before="0" w:after="160"/>
       </w:pPr>
       <w:r>
-        <w:lastRenderedPageBreak/>
         <w:t>Apoyo</w:t>
       </w:r>
       <w:r>
@@ -12121,7 +11827,7 @@
           <w:u w:val="single"/>
         </w:rPr>
       </w:pPr>
-      <w:bookmarkStart w:id="22" w:name="_Toc233100853"/>
+      <w:bookmarkStart w:id="22" w:name="_Toc235608074"/>
       <w:r>
         <w:lastRenderedPageBreak/>
         <w:t>Síntesis</w:t>
@@ -12148,23 +11854,125 @@
     </w:p>
     <w:p>
       <w:pPr>
-        <w:ind w:firstLine="0"/>
         <w:rPr>
           <w:noProof/>
           <w:lang w:eastAsia="es-CO"/>
         </w:rPr>
       </w:pPr>
-      <w:r>
+    </w:p>
+    <w:p>
+      <w:pPr>
         <w:rPr>
           <w:noProof/>
           <w:lang w:eastAsia="es-CO"/>
         </w:rPr>
-        <w:lastRenderedPageBreak/>
+      </w:pPr>
+    </w:p>
+    <w:p>
+      <w:pPr>
+        <w:rPr>
+          <w:noProof/>
+          <w:lang w:eastAsia="es-CO"/>
+        </w:rPr>
+      </w:pPr>
+    </w:p>
+    <w:p>
+      <w:pPr>
+        <w:rPr>
+          <w:noProof/>
+          <w:lang w:eastAsia="es-CO"/>
+        </w:rPr>
+      </w:pPr>
+    </w:p>
+    <w:p>
+      <w:pPr>
+        <w:rPr>
+          <w:noProof/>
+          <w:lang w:eastAsia="es-CO"/>
+        </w:rPr>
+      </w:pPr>
+    </w:p>
+    <w:p>
+      <w:pPr>
+        <w:rPr>
+          <w:noProof/>
+          <w:lang w:eastAsia="es-CO"/>
+        </w:rPr>
+      </w:pPr>
+    </w:p>
+    <w:p>
+      <w:pPr>
+        <w:rPr>
+          <w:noProof/>
+          <w:lang w:eastAsia="es-CO"/>
+        </w:rPr>
+      </w:pPr>
+    </w:p>
+    <w:p>
+      <w:pPr>
+        <w:rPr>
+          <w:noProof/>
+          <w:lang w:eastAsia="es-CO"/>
+        </w:rPr>
+      </w:pPr>
+    </w:p>
+    <w:p>
+      <w:pPr>
+        <w:rPr>
+          <w:noProof/>
+          <w:lang w:eastAsia="es-CO"/>
+        </w:rPr>
+      </w:pPr>
+    </w:p>
+    <w:p>
+      <w:pPr>
+        <w:rPr>
+          <w:noProof/>
+          <w:lang w:eastAsia="es-CO"/>
+        </w:rPr>
+      </w:pPr>
+    </w:p>
+    <w:p>
+      <w:pPr>
+        <w:rPr>
+          <w:noProof/>
+          <w:lang w:eastAsia="es-CO"/>
+        </w:rPr>
+      </w:pPr>
+    </w:p>
+    <w:p>
+      <w:pPr>
+        <w:rPr>
+          <w:noProof/>
+          <w:lang w:eastAsia="es-CO"/>
+        </w:rPr>
+      </w:pPr>
+    </w:p>
+    <w:p>
+      <w:pPr>
+        <w:rPr>
+          <w:noProof/>
+          <w:lang w:eastAsia="es-CO"/>
+        </w:rPr>
+      </w:pPr>
+      <w:r>
+        <w:rPr>
+          <w:noProof/>
+          <w:lang w:eastAsia="es-CO"/>
+        </w:rPr>
         <w:drawing>
-          <wp:inline distT="0" distB="0" distL="0" distR="0" wp14:anchorId="61A4844C" wp14:editId="304C6215">
-            <wp:extent cx="6201685" cy="6675587"/>
-            <wp:effectExtent l="0" t="0" r="8890" b="0"/>
-            <wp:docPr id="28" name="Imagen 28" descr="Síntesis. La imagen describe los principales componentes de la formación en insumos, textiles y maquinaria de confección. Se organiza en cuatro áreas: materiales e insumos, que abarca su clasificación y descripción según los procesos y líneas de producción; textiles, incluyendo la clasificación de textiles, hilos y tejidos, así como sus aplicaciones; puesta a punto y manejo de maquinaria de confección, que comprende enhebrado, graduación de tensiones, ajuste de maquinaria, calibración de puntada y operaciones básicas; y normas de calidad, enfocadas en las normas técnicas colombianas y la norma internacional ISO 9001:2015. En conjunto, estos temas proporcionan los conocimientos fundamentales para desarrollar procesos de confección con calidad y eficiencia."/>
+          <wp:anchor distT="0" distB="0" distL="114300" distR="114300" simplePos="0" relativeHeight="251665408" behindDoc="0" locked="0" layoutInCell="1" allowOverlap="1" wp14:anchorId="6D916346" wp14:editId="3CE07483">
+            <wp:simplePos x="0" y="0"/>
+            <wp:positionH relativeFrom="column">
+              <wp:posOffset>0</wp:posOffset>
+            </wp:positionH>
+            <wp:positionV relativeFrom="paragraph">
+              <wp:posOffset>0</wp:posOffset>
+            </wp:positionV>
+            <wp:extent cx="6332220" cy="6816090"/>
+            <wp:effectExtent l="0" t="0" r="0" b="3810"/>
+            <wp:wrapNone/>
+            <wp:docPr id="4" name="Gráfico 4" descr="Síntesis. La imagen describe los principales componentes de la formación en insumos, textiles y maquinaria de confección. Se organiza en cuatro áreas: materiales e insumos, que abarca su clasificación y descripción según los procesos y líneas de producción; textiles, incluyendo la clasificación de textiles, hilos y tejidos, así como sus aplicaciones; puesta a punto y manejo de maquinaria de confección, que comprende enhebrado, graduación de tensiones, ajuste de maquinaria, calibración de puntada y operaciones básicas; y normas de calidad, enfocadas en las normas técnicas colombianas y la norma internacional ISO 9001:2015. En conjunto, estos temas proporcionan los conocimientos fundamentales para desarrollar procesos de confección con calidad y eficiencia."/>
             <wp:cNvGraphicFramePr>
               <a:graphicFrameLocks xmlns:a="http://schemas.openxmlformats.org/drawingml/2006/main" noChangeAspect="1"/>
             </wp:cNvGraphicFramePr>
@@ -12172,10 +11980,8 @@
               <a:graphicData uri="http://schemas.openxmlformats.org/drawingml/2006/picture">
                 <pic:pic xmlns:pic="http://schemas.openxmlformats.org/drawingml/2006/picture">
                   <pic:nvPicPr>
-                    <pic:cNvPr id="0" name="Picture 20"/>
-                    <pic:cNvPicPr>
-                      <a:picLocks noChangeAspect="1" noChangeArrowheads="1"/>
-                    </pic:cNvPicPr>
+                    <pic:cNvPr id="4" name="sintesis.78600e6c.svg"/>
+                    <pic:cNvPicPr/>
                   </pic:nvPicPr>
                   <pic:blipFill>
                     <a:blip r:embed="rId34">
@@ -12183,29 +11989,39 @@
                         <a:ext uri="{28A0092B-C50C-407E-A947-70E740481C1C}">
                           <a14:useLocalDpi xmlns:a14="http://schemas.microsoft.com/office/drawing/2010/main" val="0"/>
                         </a:ext>
+                        <a:ext uri="{96DAC541-7B7A-43D3-8B79-37D633B846F1}">
+                          <asvg:svgBlip xmlns:asvg="http://schemas.microsoft.com/office/drawing/2016/SVG/main" r:embed="rId35"/>
+                        </a:ext>
                       </a:extLst>
                     </a:blip>
-                    <a:srcRect/>
                     <a:stretch>
                       <a:fillRect/>
                     </a:stretch>
                   </pic:blipFill>
-                  <pic:spPr bwMode="auto">
+                  <pic:spPr>
                     <a:xfrm>
                       <a:off x="0" y="0"/>
-                      <a:ext cx="6211634" cy="6686296"/>
+                      <a:ext cx="6332220" cy="6816090"/>
                     </a:xfrm>
                     <a:prstGeom prst="rect">
                       <a:avLst/>
                     </a:prstGeom>
-                    <a:noFill/>
                   </pic:spPr>
                 </pic:pic>
               </a:graphicData>
             </a:graphic>
-          </wp:inline>
+          </wp:anchor>
         </w:drawing>
       </w:r>
+    </w:p>
+    <w:p>
+      <w:pPr>
+        <w:ind w:firstLine="0"/>
+        <w:rPr>
+          <w:noProof/>
+          <w:lang w:eastAsia="es-CO"/>
+        </w:rPr>
+      </w:pPr>
     </w:p>
     <w:p>
       <w:pPr>
@@ -12229,7 +12045,7 @@
       <w:pPr>
         <w:pStyle w:val="Titulosgenerales"/>
       </w:pPr>
-      <w:bookmarkStart w:id="23" w:name="_Toc233100854"/>
+      <w:bookmarkStart w:id="23" w:name="_Toc235608075"/>
       <w:r>
         <w:lastRenderedPageBreak/>
         <w:t>Glosario</w:t>
@@ -12569,7 +12385,7 @@
       <w:pPr>
         <w:pStyle w:val="Titulosgenerales"/>
       </w:pPr>
-      <w:bookmarkStart w:id="24" w:name="_Toc233100855"/>
+      <w:bookmarkStart w:id="24" w:name="_Toc235608076"/>
       <w:r>
         <w:lastRenderedPageBreak/>
         <w:t>Referencias bibliográficas</w:t>
@@ -12858,7 +12674,7 @@
       <w:pPr>
         <w:pStyle w:val="Titulosgenerales"/>
       </w:pPr>
-      <w:bookmarkStart w:id="25" w:name="_Toc233100856"/>
+      <w:bookmarkStart w:id="25" w:name="_Toc235608077"/>
       <w:r>
         <w:lastRenderedPageBreak/>
         <w:t>Créditos</w:t>
@@ -13485,8 +13301,8 @@
       </w:pPr>
     </w:p>
     <w:sectPr>
-      <w:headerReference w:type="default" r:id="rId35"/>
-      <w:footerReference w:type="default" r:id="rId36"/>
+      <w:headerReference w:type="default" r:id="rId36"/>
+      <w:footerReference w:type="default" r:id="rId37"/>
       <w:pgSz w:w="12240" w:h="15840"/>
       <w:pgMar w:top="1701" w:right="1134" w:bottom="1134" w:left="1134" w:header="709" w:footer="737" w:gutter="0"/>
       <w:pgNumType w:start="1"/>
@@ -13705,7 +13521,7 @@
   <w:abstractNum w:abstractNumId="1" w15:restartNumberingAfterBreak="0">
     <w:nsid w:val="0B271068"/>
     <w:multiLevelType w:val="hybridMultilevel"/>
-    <w:tmpl w:val="3094EC14"/>
+    <w:tmpl w:val="340AF49A"/>
     <w:lvl w:ilvl="0" w:tplc="240A0003">
       <w:start w:val="1"/>
       <w:numFmt w:val="bullet"/>
@@ -14109,11 +13925,11 @@
   <w:abstractNum w:abstractNumId="5" w15:restartNumberingAfterBreak="0">
     <w:nsid w:val="191C1004"/>
     <w:multiLevelType w:val="hybridMultilevel"/>
-    <w:tmpl w:val="5186DA80"/>
-    <w:lvl w:ilvl="0" w:tplc="7970374C">
-      <w:start w:val="1"/>
-      <w:numFmt w:val="lowerLetter"/>
-      <w:lvlText w:val="%1)"/>
+    <w:tmpl w:val="D51891F4"/>
+    <w:lvl w:ilvl="0" w:tplc="240A0015">
+      <w:start w:val="1"/>
+      <w:numFmt w:val="upperLetter"/>
+      <w:lvlText w:val="%1."/>
       <w:lvlJc w:val="left"/>
       <w:pPr>
         <w:ind w:left="720" w:hanging="360"/>
@@ -17319,6 +17135,95 @@
     </w:lvl>
   </w:abstractNum>
   <w:abstractNum w:abstractNumId="35" w15:restartNumberingAfterBreak="0">
+    <w:nsid w:val="73461642"/>
+    <w:multiLevelType w:val="hybridMultilevel"/>
+    <w:tmpl w:val="D51891F4"/>
+    <w:lvl w:ilvl="0" w:tplc="240A0015">
+      <w:start w:val="1"/>
+      <w:numFmt w:val="upperLetter"/>
+      <w:lvlText w:val="%1."/>
+      <w:lvlJc w:val="left"/>
+      <w:pPr>
+        <w:ind w:left="720" w:hanging="360"/>
+      </w:pPr>
+      <w:rPr>
+        <w:b/>
+      </w:rPr>
+    </w:lvl>
+    <w:lvl w:ilvl="1" w:tplc="240A0019" w:tentative="1">
+      <w:start w:val="1"/>
+      <w:numFmt w:val="lowerLetter"/>
+      <w:lvlText w:val="%2."/>
+      <w:lvlJc w:val="left"/>
+      <w:pPr>
+        <w:ind w:left="1440" w:hanging="360"/>
+      </w:pPr>
+    </w:lvl>
+    <w:lvl w:ilvl="2" w:tplc="240A001B" w:tentative="1">
+      <w:start w:val="1"/>
+      <w:numFmt w:val="lowerRoman"/>
+      <w:lvlText w:val="%3."/>
+      <w:lvlJc w:val="right"/>
+      <w:pPr>
+        <w:ind w:left="2160" w:hanging="180"/>
+      </w:pPr>
+    </w:lvl>
+    <w:lvl w:ilvl="3" w:tplc="240A000F" w:tentative="1">
+      <w:start w:val="1"/>
+      <w:numFmt w:val="decimal"/>
+      <w:lvlText w:val="%4."/>
+      <w:lvlJc w:val="left"/>
+      <w:pPr>
+        <w:ind w:left="2880" w:hanging="360"/>
+      </w:pPr>
+    </w:lvl>
+    <w:lvl w:ilvl="4" w:tplc="240A0019" w:tentative="1">
+      <w:start w:val="1"/>
+      <w:numFmt w:val="lowerLetter"/>
+      <w:lvlText w:val="%5."/>
+      <w:lvlJc w:val="left"/>
+      <w:pPr>
+        <w:ind w:left="3600" w:hanging="360"/>
+      </w:pPr>
+    </w:lvl>
+    <w:lvl w:ilvl="5" w:tplc="240A001B" w:tentative="1">
+      <w:start w:val="1"/>
+      <w:numFmt w:val="lowerRoman"/>
+      <w:lvlText w:val="%6."/>
+      <w:lvlJc w:val="right"/>
+      <w:pPr>
+        <w:ind w:left="4320" w:hanging="180"/>
+      </w:pPr>
+    </w:lvl>
+    <w:lvl w:ilvl="6" w:tplc="240A000F" w:tentative="1">
+      <w:start w:val="1"/>
+      <w:numFmt w:val="decimal"/>
+      <w:lvlText w:val="%7."/>
+      <w:lvlJc w:val="left"/>
+      <w:pPr>
+        <w:ind w:left="5040" w:hanging="360"/>
+      </w:pPr>
+    </w:lvl>
+    <w:lvl w:ilvl="7" w:tplc="240A0019" w:tentative="1">
+      <w:start w:val="1"/>
+      <w:numFmt w:val="lowerLetter"/>
+      <w:lvlText w:val="%8."/>
+      <w:lvlJc w:val="left"/>
+      <w:pPr>
+        <w:ind w:left="5760" w:hanging="360"/>
+      </w:pPr>
+    </w:lvl>
+    <w:lvl w:ilvl="8" w:tplc="240A001B" w:tentative="1">
+      <w:start w:val="1"/>
+      <w:numFmt w:val="lowerRoman"/>
+      <w:lvlText w:val="%9."/>
+      <w:lvlJc w:val="right"/>
+      <w:pPr>
+        <w:ind w:left="6480" w:hanging="180"/>
+      </w:pPr>
+    </w:lvl>
+  </w:abstractNum>
+  <w:abstractNum w:abstractNumId="36" w15:restartNumberingAfterBreak="0">
     <w:nsid w:val="757736D0"/>
     <w:multiLevelType w:val="hybridMultilevel"/>
     <w:tmpl w:val="14043728"/>
@@ -17431,7 +17336,7 @@
       </w:rPr>
     </w:lvl>
   </w:abstractNum>
-  <w:abstractNum w:abstractNumId="36" w15:restartNumberingAfterBreak="0">
+  <w:abstractNum w:abstractNumId="37" w15:restartNumberingAfterBreak="0">
     <w:nsid w:val="7E734A40"/>
     <w:multiLevelType w:val="hybridMultilevel"/>
     <w:tmpl w:val="650CE3C6"/>
@@ -17584,7 +17489,7 @@
     <w:abstractNumId w:val="3"/>
   </w:num>
   <w:num w:numId="14">
-    <w:abstractNumId w:val="36"/>
+    <w:abstractNumId w:val="37"/>
   </w:num>
   <w:num w:numId="15">
     <w:abstractNumId w:val="11"/>
@@ -17629,7 +17534,7 @@
     <w:abstractNumId w:val="20"/>
   </w:num>
   <w:num w:numId="29">
-    <w:abstractNumId w:val="35"/>
+    <w:abstractNumId w:val="36"/>
   </w:num>
   <w:num w:numId="30">
     <w:abstractNumId w:val="21"/>
@@ -17654,6 +17559,9 @@
   </w:num>
   <w:num w:numId="37">
     <w:abstractNumId w:val="1"/>
+  </w:num>
+  <w:num w:numId="38">
+    <w:abstractNumId w:val="35"/>
   </w:num>
   <w:numIdMacAtCleanup w:val="35"/>
 </w:numbering>
@@ -19794,7 +19702,7 @@
 </file>
 
 <file path=customXml/itemProps4.xml><?xml version="1.0" encoding="utf-8"?>
-<ds:datastoreItem xmlns:ds="http://schemas.openxmlformats.org/officeDocument/2006/customXml" ds:itemID="{25AD2DF1-62B4-425F-AA54-EB3EF98FFDBC}">
+<ds:datastoreItem xmlns:ds="http://schemas.openxmlformats.org/officeDocument/2006/customXml" ds:itemID="{7B173DC4-F6AC-4C97-B2F1-09E07B3296B5}">
   <ds:schemaRefs>
     <ds:schemaRef ds:uri="http://schemas.openxmlformats.org/officeDocument/2006/bibliography"/>
   </ds:schemaRefs>

--- a/fuentes/CF1_935507_DU.docx
+++ b/fuentes/CF1_935507_DU.docx
@@ -512,6 +512,7 @@
           <w:docPartUnique/>
         </w:docPartObj>
       </w:sdtPr>
+      <w:sdtEndPr/>
       <w:sdtContent>
         <w:p>
           <w:pPr>
@@ -549,7 +550,7 @@
           <w:r>
             <w:fldChar w:fldCharType="separate"/>
           </w:r>
-          <w:hyperlink w:anchor="_Toc235608054" w:history="1">
+          <w:hyperlink w:anchor="_Toc236031266" w:history="1">
             <w:r>
               <w:rPr>
                 <w:rStyle w:val="Hipervnculo"/>
@@ -576,7 +577,7 @@
                 <w:noProof/>
                 <w:webHidden/>
               </w:rPr>
-              <w:instrText xml:space="preserve"> PAGEREF _Toc235608054 \h </w:instrText>
+              <w:instrText xml:space="preserve"> PAGEREF _Toc236031266 \h </w:instrText>
             </w:r>
             <w:r>
               <w:rPr>
@@ -622,7 +623,7 @@
               <w14:ligatures w14:val="none"/>
             </w:rPr>
           </w:pPr>
-          <w:hyperlink w:anchor="_Toc235608055" w:history="1">
+          <w:hyperlink w:anchor="_Toc236031267" w:history="1">
             <w:r>
               <w:rPr>
                 <w:rStyle w:val="Hipervnculo"/>
@@ -649,7 +650,7 @@
                 <w:noProof/>
                 <w:webHidden/>
               </w:rPr>
-              <w:instrText xml:space="preserve"> PAGEREF _Toc235608055 \h </w:instrText>
+              <w:instrText xml:space="preserve"> PAGEREF _Toc236031267 \h </w:instrText>
             </w:r>
             <w:r>
               <w:rPr>
@@ -695,7 +696,7 @@
               <w14:ligatures w14:val="none"/>
             </w:rPr>
           </w:pPr>
-          <w:hyperlink w:anchor="_Toc235608056" w:history="1">
+          <w:hyperlink w:anchor="_Toc236031268" w:history="1">
             <w:r>
               <w:rPr>
                 <w:rStyle w:val="Hipervnculo"/>
@@ -722,7 +723,7 @@
                 <w:noProof/>
                 <w:webHidden/>
               </w:rPr>
-              <w:instrText xml:space="preserve"> PAGEREF _Toc235608056 \h </w:instrText>
+              <w:instrText xml:space="preserve"> PAGEREF _Toc236031268 \h </w:instrText>
             </w:r>
             <w:r>
               <w:rPr>
@@ -768,7 +769,7 @@
               <w14:ligatures w14:val="none"/>
             </w:rPr>
           </w:pPr>
-          <w:hyperlink w:anchor="_Toc235608057" w:history="1">
+          <w:hyperlink w:anchor="_Toc236031269" w:history="1">
             <w:r>
               <w:rPr>
                 <w:rStyle w:val="Hipervnculo"/>
@@ -795,7 +796,7 @@
                 <w:noProof/>
                 <w:webHidden/>
               </w:rPr>
-              <w:instrText xml:space="preserve"> PAGEREF _Toc235608057 \h </w:instrText>
+              <w:instrText xml:space="preserve"> PAGEREF _Toc236031269 \h </w:instrText>
             </w:r>
             <w:r>
               <w:rPr>
@@ -841,7 +842,7 @@
               <w14:ligatures w14:val="none"/>
             </w:rPr>
           </w:pPr>
-          <w:hyperlink w:anchor="_Toc235608058" w:history="1">
+          <w:hyperlink w:anchor="_Toc236031270" w:history="1">
             <w:r>
               <w:rPr>
                 <w:rStyle w:val="Hipervnculo"/>
@@ -868,7 +869,7 @@
                 <w:noProof/>
                 <w:webHidden/>
               </w:rPr>
-              <w:instrText xml:space="preserve"> PAGEREF _Toc235608058 \h </w:instrText>
+              <w:instrText xml:space="preserve"> PAGEREF _Toc236031270 \h </w:instrText>
             </w:r>
             <w:r>
               <w:rPr>
@@ -914,7 +915,7 @@
               <w14:ligatures w14:val="none"/>
             </w:rPr>
           </w:pPr>
-          <w:hyperlink w:anchor="_Toc235608059" w:history="1">
+          <w:hyperlink w:anchor="_Toc236031271" w:history="1">
             <w:r>
               <w:rPr>
                 <w:rStyle w:val="Hipervnculo"/>
@@ -941,7 +942,7 @@
                 <w:noProof/>
                 <w:webHidden/>
               </w:rPr>
-              <w:instrText xml:space="preserve"> PAGEREF _Toc235608059 \h </w:instrText>
+              <w:instrText xml:space="preserve"> PAGEREF _Toc236031271 \h </w:instrText>
             </w:r>
             <w:r>
               <w:rPr>
@@ -987,7 +988,7 @@
               <w14:ligatures w14:val="none"/>
             </w:rPr>
           </w:pPr>
-          <w:hyperlink w:anchor="_Toc235608060" w:history="1">
+          <w:hyperlink w:anchor="_Toc236031272" w:history="1">
             <w:r>
               <w:rPr>
                 <w:rStyle w:val="Hipervnculo"/>
@@ -1014,7 +1015,7 @@
                 <w:noProof/>
                 <w:webHidden/>
               </w:rPr>
-              <w:instrText xml:space="preserve"> PAGEREF _Toc235608060 \h </w:instrText>
+              <w:instrText xml:space="preserve"> PAGEREF _Toc236031272 \h </w:instrText>
             </w:r>
             <w:r>
               <w:rPr>
@@ -1060,7 +1061,7 @@
               <w14:ligatures w14:val="none"/>
             </w:rPr>
           </w:pPr>
-          <w:hyperlink w:anchor="_Toc235608061" w:history="1">
+          <w:hyperlink w:anchor="_Toc236031273" w:history="1">
             <w:r>
               <w:rPr>
                 <w:rStyle w:val="Hipervnculo"/>
@@ -1087,7 +1088,7 @@
                 <w:noProof/>
                 <w:webHidden/>
               </w:rPr>
-              <w:instrText xml:space="preserve"> PAGEREF _Toc235608061 \h </w:instrText>
+              <w:instrText xml:space="preserve"> PAGEREF _Toc236031273 \h </w:instrText>
             </w:r>
             <w:r>
               <w:rPr>
@@ -1133,7 +1134,7 @@
               <w14:ligatures w14:val="none"/>
             </w:rPr>
           </w:pPr>
-          <w:hyperlink w:anchor="_Toc235608062" w:history="1">
+          <w:hyperlink w:anchor="_Toc236031274" w:history="1">
             <w:r>
               <w:rPr>
                 <w:rStyle w:val="Hipervnculo"/>
@@ -1160,7 +1161,7 @@
                 <w:noProof/>
                 <w:webHidden/>
               </w:rPr>
-              <w:instrText xml:space="preserve"> PAGEREF _Toc235608062 \h </w:instrText>
+              <w:instrText xml:space="preserve"> PAGEREF _Toc236031274 \h </w:instrText>
             </w:r>
             <w:r>
               <w:rPr>
@@ -1206,7 +1207,7 @@
               <w14:ligatures w14:val="none"/>
             </w:rPr>
           </w:pPr>
-          <w:hyperlink w:anchor="_Toc235608063" w:history="1">
+          <w:hyperlink w:anchor="_Toc236031275" w:history="1">
             <w:r>
               <w:rPr>
                 <w:rStyle w:val="Hipervnculo"/>
@@ -1233,7 +1234,7 @@
                 <w:noProof/>
                 <w:webHidden/>
               </w:rPr>
-              <w:instrText xml:space="preserve"> PAGEREF _Toc235608063 \h </w:instrText>
+              <w:instrText xml:space="preserve"> PAGEREF _Toc236031275 \h </w:instrText>
             </w:r>
             <w:r>
               <w:rPr>
@@ -1279,7 +1280,7 @@
               <w14:ligatures w14:val="none"/>
             </w:rPr>
           </w:pPr>
-          <w:hyperlink w:anchor="_Toc235608064" w:history="1">
+          <w:hyperlink w:anchor="_Toc236031276" w:history="1">
             <w:r>
               <w:rPr>
                 <w:rStyle w:val="Hipervnculo"/>
@@ -1306,7 +1307,7 @@
                 <w:noProof/>
                 <w:webHidden/>
               </w:rPr>
-              <w:instrText xml:space="preserve"> PAGEREF _Toc235608064 \h </w:instrText>
+              <w:instrText xml:space="preserve"> PAGEREF _Toc236031276 \h </w:instrText>
             </w:r>
             <w:r>
               <w:rPr>
@@ -1352,7 +1353,7 @@
               <w14:ligatures w14:val="none"/>
             </w:rPr>
           </w:pPr>
-          <w:hyperlink w:anchor="_Toc235608065" w:history="1">
+          <w:hyperlink w:anchor="_Toc236031277" w:history="1">
             <w:r>
               <w:rPr>
                 <w:rStyle w:val="Hipervnculo"/>
@@ -1379,7 +1380,7 @@
                 <w:noProof/>
                 <w:webHidden/>
               </w:rPr>
-              <w:instrText xml:space="preserve"> PAGEREF _Toc235608065 \h </w:instrText>
+              <w:instrText xml:space="preserve"> PAGEREF _Toc236031277 \h </w:instrText>
             </w:r>
             <w:r>
               <w:rPr>
@@ -1425,7 +1426,7 @@
               <w14:ligatures w14:val="none"/>
             </w:rPr>
           </w:pPr>
-          <w:hyperlink w:anchor="_Toc235608066" w:history="1">
+          <w:hyperlink w:anchor="_Toc236031278" w:history="1">
             <w:r>
               <w:rPr>
                 <w:rStyle w:val="Hipervnculo"/>
@@ -1452,7 +1453,7 @@
                 <w:noProof/>
                 <w:webHidden/>
               </w:rPr>
-              <w:instrText xml:space="preserve"> PAGEREF _Toc235608066 \h </w:instrText>
+              <w:instrText xml:space="preserve"> PAGEREF _Toc236031278 \h </w:instrText>
             </w:r>
             <w:r>
               <w:rPr>
@@ -1498,7 +1499,7 @@
               <w14:ligatures w14:val="none"/>
             </w:rPr>
           </w:pPr>
-          <w:hyperlink w:anchor="_Toc235608067" w:history="1">
+          <w:hyperlink w:anchor="_Toc236031279" w:history="1">
             <w:r>
               <w:rPr>
                 <w:rStyle w:val="Hipervnculo"/>
@@ -1525,7 +1526,7 @@
                 <w:noProof/>
                 <w:webHidden/>
               </w:rPr>
-              <w:instrText xml:space="preserve"> PAGEREF _Toc235608067 \h </w:instrText>
+              <w:instrText xml:space="preserve"> PAGEREF _Toc236031279 \h </w:instrText>
             </w:r>
             <w:r>
               <w:rPr>
@@ -1571,7 +1572,7 @@
               <w14:ligatures w14:val="none"/>
             </w:rPr>
           </w:pPr>
-          <w:hyperlink w:anchor="_Toc235608068" w:history="1">
+          <w:hyperlink w:anchor="_Toc236031280" w:history="1">
             <w:r>
               <w:rPr>
                 <w:rStyle w:val="Hipervnculo"/>
@@ -1598,7 +1599,7 @@
                 <w:noProof/>
                 <w:webHidden/>
               </w:rPr>
-              <w:instrText xml:space="preserve"> PAGEREF _Toc235608068 \h </w:instrText>
+              <w:instrText xml:space="preserve"> PAGEREF _Toc236031280 \h </w:instrText>
             </w:r>
             <w:r>
               <w:rPr>
@@ -1644,7 +1645,7 @@
               <w14:ligatures w14:val="none"/>
             </w:rPr>
           </w:pPr>
-          <w:hyperlink w:anchor="_Toc235608069" w:history="1">
+          <w:hyperlink w:anchor="_Toc236031281" w:history="1">
             <w:r>
               <w:rPr>
                 <w:rStyle w:val="Hipervnculo"/>
@@ -1671,7 +1672,7 @@
                 <w:noProof/>
                 <w:webHidden/>
               </w:rPr>
-              <w:instrText xml:space="preserve"> PAGEREF _Toc235608069 \h </w:instrText>
+              <w:instrText xml:space="preserve"> PAGEREF _Toc236031281 \h </w:instrText>
             </w:r>
             <w:r>
               <w:rPr>
@@ -1717,7 +1718,7 @@
               <w14:ligatures w14:val="none"/>
             </w:rPr>
           </w:pPr>
-          <w:hyperlink w:anchor="_Toc235608070" w:history="1">
+          <w:hyperlink w:anchor="_Toc236031282" w:history="1">
             <w:r>
               <w:rPr>
                 <w:rStyle w:val="Hipervnculo"/>
@@ -1744,7 +1745,7 @@
                 <w:noProof/>
                 <w:webHidden/>
               </w:rPr>
-              <w:instrText xml:space="preserve"> PAGEREF _Toc235608070 \h </w:instrText>
+              <w:instrText xml:space="preserve"> PAGEREF _Toc236031282 \h </w:instrText>
             </w:r>
             <w:r>
               <w:rPr>
@@ -1790,7 +1791,7 @@
               <w14:ligatures w14:val="none"/>
             </w:rPr>
           </w:pPr>
-          <w:hyperlink w:anchor="_Toc235608071" w:history="1">
+          <w:hyperlink w:anchor="_Toc236031283" w:history="1">
             <w:r>
               <w:rPr>
                 <w:rStyle w:val="Hipervnculo"/>
@@ -1817,7 +1818,7 @@
                 <w:noProof/>
                 <w:webHidden/>
               </w:rPr>
-              <w:instrText xml:space="preserve"> PAGEREF _Toc235608071 \h </w:instrText>
+              <w:instrText xml:space="preserve"> PAGEREF _Toc236031283 \h </w:instrText>
             </w:r>
             <w:r>
               <w:rPr>
@@ -1863,7 +1864,7 @@
               <w14:ligatures w14:val="none"/>
             </w:rPr>
           </w:pPr>
-          <w:hyperlink w:anchor="_Toc235608072" w:history="1">
+          <w:hyperlink w:anchor="_Toc236031284" w:history="1">
             <w:r>
               <w:rPr>
                 <w:rStyle w:val="Hipervnculo"/>
@@ -1890,7 +1891,7 @@
                 <w:noProof/>
                 <w:webHidden/>
               </w:rPr>
-              <w:instrText xml:space="preserve"> PAGEREF _Toc235608072 \h </w:instrText>
+              <w:instrText xml:space="preserve"> PAGEREF _Toc236031284 \h </w:instrText>
             </w:r>
             <w:r>
               <w:rPr>
@@ -1936,7 +1937,7 @@
               <w14:ligatures w14:val="none"/>
             </w:rPr>
           </w:pPr>
-          <w:hyperlink w:anchor="_Toc235608073" w:history="1">
+          <w:hyperlink w:anchor="_Toc236031285" w:history="1">
             <w:r>
               <w:rPr>
                 <w:rStyle w:val="Hipervnculo"/>
@@ -1963,7 +1964,7 @@
                 <w:noProof/>
                 <w:webHidden/>
               </w:rPr>
-              <w:instrText xml:space="preserve"> PAGEREF _Toc235608073 \h </w:instrText>
+              <w:instrText xml:space="preserve"> PAGEREF _Toc236031285 \h </w:instrText>
             </w:r>
             <w:r>
               <w:rPr>
@@ -2009,7 +2010,7 @@
               <w14:ligatures w14:val="none"/>
             </w:rPr>
           </w:pPr>
-          <w:hyperlink w:anchor="_Toc235608074" w:history="1">
+          <w:hyperlink w:anchor="_Toc236031286" w:history="1">
             <w:r>
               <w:rPr>
                 <w:rStyle w:val="Hipervnculo"/>
@@ -2036,7 +2037,7 @@
                 <w:noProof/>
                 <w:webHidden/>
               </w:rPr>
-              <w:instrText xml:space="preserve"> PAGEREF _Toc235608074 \h </w:instrText>
+              <w:instrText xml:space="preserve"> PAGEREF _Toc236031286 \h </w:instrText>
             </w:r>
             <w:r>
               <w:rPr>
@@ -2082,7 +2083,7 @@
               <w14:ligatures w14:val="none"/>
             </w:rPr>
           </w:pPr>
-          <w:hyperlink w:anchor="_Toc235608075" w:history="1">
+          <w:hyperlink w:anchor="_Toc236031287" w:history="1">
             <w:r>
               <w:rPr>
                 <w:rStyle w:val="Hipervnculo"/>
@@ -2109,7 +2110,7 @@
                 <w:noProof/>
                 <w:webHidden/>
               </w:rPr>
-              <w:instrText xml:space="preserve"> PAGEREF _Toc235608075 \h </w:instrText>
+              <w:instrText xml:space="preserve"> PAGEREF _Toc236031287 \h </w:instrText>
             </w:r>
             <w:r>
               <w:rPr>
@@ -2155,7 +2156,7 @@
               <w14:ligatures w14:val="none"/>
             </w:rPr>
           </w:pPr>
-          <w:hyperlink w:anchor="_Toc235608076" w:history="1">
+          <w:hyperlink w:anchor="_Toc236031288" w:history="1">
             <w:r>
               <w:rPr>
                 <w:rStyle w:val="Hipervnculo"/>
@@ -2182,7 +2183,7 @@
                 <w:noProof/>
                 <w:webHidden/>
               </w:rPr>
-              <w:instrText xml:space="preserve"> PAGEREF _Toc235608076 \h </w:instrText>
+              <w:instrText xml:space="preserve"> PAGEREF _Toc236031288 \h </w:instrText>
             </w:r>
             <w:r>
               <w:rPr>
@@ -2228,7 +2229,7 @@
               <w14:ligatures w14:val="none"/>
             </w:rPr>
           </w:pPr>
-          <w:hyperlink w:anchor="_Toc235608077" w:history="1">
+          <w:hyperlink w:anchor="_Toc236031289" w:history="1">
             <w:r>
               <w:rPr>
                 <w:rStyle w:val="Hipervnculo"/>
@@ -2255,7 +2256,7 @@
                 <w:noProof/>
                 <w:webHidden/>
               </w:rPr>
-              <w:instrText xml:space="preserve"> PAGEREF _Toc235608077 \h </w:instrText>
+              <w:instrText xml:space="preserve"> PAGEREF _Toc236031289 \h </w:instrText>
             </w:r>
             <w:r>
               <w:rPr>
@@ -2303,7 +2304,7 @@
       <w:pPr>
         <w:pStyle w:val="Titulosgenerales"/>
       </w:pPr>
-      <w:bookmarkStart w:id="0" w:name="_Toc235608054"/>
+      <w:bookmarkStart w:id="0" w:name="_Toc236031266"/>
       <w:r>
         <w:lastRenderedPageBreak/>
         <w:t>Introducción</w:t>
@@ -2348,7 +2349,7 @@
         <w:pStyle w:val="Ttulo1"/>
         <w:spacing w:line="360" w:lineRule="auto"/>
       </w:pPr>
-      <w:bookmarkStart w:id="1" w:name="_Toc235608055"/>
+      <w:bookmarkStart w:id="1" w:name="_Toc236031267"/>
       <w:r>
         <w:lastRenderedPageBreak/>
         <w:t>Materiales e insumos de confección</w:t>
@@ -2360,7 +2361,7 @@
         <w:pStyle w:val="Ttulo2"/>
         <w:spacing w:line="360" w:lineRule="auto"/>
       </w:pPr>
-      <w:bookmarkStart w:id="2" w:name="_Toc235608056"/>
+      <w:bookmarkStart w:id="2" w:name="_Toc236031268"/>
       <w:r>
         <w:t>Clasificación y descripción de materiales de acuerdo con procesos de producción</w:t>
       </w:r>
@@ -2898,7 +2899,7 @@
         <w:pStyle w:val="Ttulo2"/>
         <w:spacing w:line="360" w:lineRule="auto"/>
       </w:pPr>
-      <w:bookmarkStart w:id="3" w:name="_Toc235608057"/>
+      <w:bookmarkStart w:id="3" w:name="_Toc236031269"/>
       <w:r>
         <w:t>Clasificación y descripción de insumos de acuerdo con líneas de producción</w:t>
       </w:r>
@@ -4119,9 +4120,59 @@
     <w:p>
       <w:pPr>
         <w:pStyle w:val="Prrafodelista"/>
-        <w:spacing w:before="0" w:after="160"/>
-        <w:ind w:left="2148" w:firstLine="0"/>
-      </w:pPr>
+        <w:numPr>
+          <w:ilvl w:val="0"/>
+          <w:numId w:val="11"/>
+        </w:numPr>
+        <w:spacing w:before="0" w:after="160"/>
+        <w:rPr>
+          <w:b/>
+        </w:rPr>
+      </w:pPr>
+      <w:r>
+        <w:rPr>
+          <w:b/>
+        </w:rPr>
+        <w:t>Línea ropa deportiva</w:t>
+      </w:r>
+    </w:p>
+    <w:p>
+      <w:pPr>
+        <w:pStyle w:val="Prrafodelista"/>
+        <w:numPr>
+          <w:ilvl w:val="1"/>
+          <w:numId w:val="11"/>
+        </w:numPr>
+        <w:spacing w:before="0" w:after="160"/>
+      </w:pPr>
+      <w:r>
+        <w:rPr>
+          <w:b/>
+        </w:rPr>
+        <w:t>Camiseta tipo polo</w:t>
+      </w:r>
+      <w:r>
+        <w:t>: botones, hiladillos, cuello y puños tejidos.</w:t>
+      </w:r>
+    </w:p>
+    <w:p>
+      <w:pPr>
+        <w:pStyle w:val="Prrafodelista"/>
+        <w:numPr>
+          <w:ilvl w:val="1"/>
+          <w:numId w:val="11"/>
+        </w:numPr>
+        <w:spacing w:before="0" w:after="160"/>
+      </w:pPr>
+      <w:r>
+        <w:rPr>
+          <w:b/>
+        </w:rPr>
+        <w:t>Pantalón sudadera</w:t>
+      </w:r>
+      <w:r>
+        <w:t>: sesgos, cordones, elásticos, tancas, terminales.</w:t>
+      </w:r>
     </w:p>
     <w:p>
       <w:pPr>
@@ -4139,7 +4190,7 @@
         <w:rPr>
           <w:b/>
         </w:rPr>
-        <w:t>Línea ropa deportiva</w:t>
+        <w:t>Línea ropa interior</w:t>
       </w:r>
     </w:p>
     <w:p>
@@ -4155,10 +4206,10 @@
         <w:rPr>
           <w:b/>
         </w:rPr>
-        <w:t>Camiseta tipo polo</w:t>
-      </w:r>
-      <w:r>
-        <w:t>: botones, hiladillos, cuello y puños tejidos.</w:t>
+        <w:t>Panty femenino</w:t>
+      </w:r>
+      <w:r>
+        <w:t>: sesgos, elásticos, encaje elástico.</w:t>
       </w:r>
     </w:p>
     <w:p>
@@ -4174,17 +4225,11 @@
         <w:rPr>
           <w:b/>
         </w:rPr>
-        <w:t>Pantalón sudadera</w:t>
-      </w:r>
-      <w:r>
-        <w:t>: sesgos, cordones, elásticos, tancas, terminales.</w:t>
-      </w:r>
-    </w:p>
-    <w:p>
-      <w:pPr>
-        <w:spacing w:before="0" w:after="160"/>
-        <w:ind w:firstLine="708"/>
-      </w:pPr>
+        <w:t>Bóxer masculino</w:t>
+      </w:r>
+      <w:r>
+        <w:t>: elásticos.</w:t>
+      </w:r>
     </w:p>
     <w:p>
       <w:pPr>
@@ -4202,7 +4247,7 @@
         <w:rPr>
           <w:b/>
         </w:rPr>
-        <w:t>Línea ropa interior</w:t>
+        <w:t>Línea ropa especialidad jean</w:t>
       </w:r>
     </w:p>
     <w:p>
@@ -4218,10 +4263,10 @@
         <w:rPr>
           <w:b/>
         </w:rPr>
-        <w:t>Panty femenino</w:t>
-      </w:r>
-      <w:r>
-        <w:t>: sesgos, elásticos, encaje elástico.</w:t>
+        <w:t>Chaqueta</w:t>
+      </w:r>
+      <w:r>
+        <w:t>: botón puntilla, taches.</w:t>
       </w:r>
     </w:p>
     <w:p>
@@ -4237,69 +4282,6 @@
         <w:rPr>
           <w:b/>
         </w:rPr>
-        <w:t>Bóxer masculino</w:t>
-      </w:r>
-      <w:r>
-        <w:t>: elásticos.</w:t>
-      </w:r>
-    </w:p>
-    <w:p>
-      <w:pPr>
-        <w:spacing w:before="0" w:after="160"/>
-        <w:ind w:firstLine="708"/>
-      </w:pPr>
-    </w:p>
-    <w:p>
-      <w:pPr>
-        <w:pStyle w:val="Prrafodelista"/>
-        <w:numPr>
-          <w:ilvl w:val="0"/>
-          <w:numId w:val="11"/>
-        </w:numPr>
-        <w:spacing w:before="0" w:after="160"/>
-        <w:rPr>
-          <w:b/>
-        </w:rPr>
-      </w:pPr>
-      <w:r>
-        <w:rPr>
-          <w:b/>
-        </w:rPr>
-        <w:t>Línea ropa especialidad jean</w:t>
-      </w:r>
-    </w:p>
-    <w:p>
-      <w:pPr>
-        <w:pStyle w:val="Prrafodelista"/>
-        <w:numPr>
-          <w:ilvl w:val="1"/>
-          <w:numId w:val="11"/>
-        </w:numPr>
-        <w:spacing w:before="0" w:after="160"/>
-      </w:pPr>
-      <w:r>
-        <w:rPr>
-          <w:b/>
-        </w:rPr>
-        <w:t>Chaqueta</w:t>
-      </w:r>
-      <w:r>
-        <w:t>: botón puntilla, taches.</w:t>
-      </w:r>
-    </w:p>
-    <w:p>
-      <w:pPr>
-        <w:pStyle w:val="Prrafodelista"/>
-        <w:numPr>
-          <w:ilvl w:val="1"/>
-          <w:numId w:val="11"/>
-        </w:numPr>
-        <w:spacing w:before="0" w:after="160"/>
-      </w:pPr>
-      <w:r>
-        <w:rPr>
-          <w:b/>
-        </w:rPr>
         <w:t>Pantalón clásico</w:t>
       </w:r>
       <w:r>
@@ -4320,7 +4302,7 @@
         <w:pStyle w:val="Ttulo1"/>
         <w:spacing w:line="360" w:lineRule="auto"/>
       </w:pPr>
-      <w:bookmarkStart w:id="4" w:name="_Toc235608058"/>
+      <w:bookmarkStart w:id="4" w:name="_Toc236031270"/>
       <w:r>
         <w:lastRenderedPageBreak/>
         <w:t>Textiles</w:t>
@@ -4332,7 +4314,7 @@
         <w:pStyle w:val="Ttulo2"/>
         <w:spacing w:line="360" w:lineRule="auto"/>
       </w:pPr>
-      <w:bookmarkStart w:id="5" w:name="_Toc235608059"/>
+      <w:bookmarkStart w:id="5" w:name="_Toc236031271"/>
       <w:r>
         <w:t>Clasificación y descripción de textiles</w:t>
       </w:r>
@@ -4861,8 +4843,131 @@
           <w:p>
             <w:pPr>
               <w:pStyle w:val="TextoTablas"/>
+              <w:numPr>
+                <w:ilvl w:val="0"/>
+                <w:numId w:val="39"/>
+              </w:numPr>
+              <w:ind w:left="317"/>
+            </w:pPr>
+            <w:proofErr w:type="spellStart"/>
+            <w:r>
+              <w:t>Elastodieno</w:t>
+            </w:r>
+            <w:proofErr w:type="spellEnd"/>
+            <w:r>
+              <w:t xml:space="preserve"> – caucho natural</w:t>
+            </w:r>
+          </w:p>
+          <w:p>
+            <w:pPr>
+              <w:pStyle w:val="TextoTablas"/>
+              <w:numPr>
+                <w:ilvl w:val="0"/>
+                <w:numId w:val="39"/>
+              </w:numPr>
+              <w:ind w:left="317"/>
+            </w:pPr>
+            <w:r>
+              <w:t xml:space="preserve">Celulosa regenerada - rayón, viscosa, </w:t>
+            </w:r>
+            <w:proofErr w:type="spellStart"/>
+            <w:r>
+              <w:t>lyoncel</w:t>
+            </w:r>
+            <w:proofErr w:type="spellEnd"/>
+          </w:p>
+          <w:p>
+            <w:pPr>
+              <w:pStyle w:val="TextoTablas"/>
+              <w:numPr>
+                <w:ilvl w:val="0"/>
+                <w:numId w:val="39"/>
+              </w:numPr>
+              <w:ind w:left="317"/>
+            </w:pPr>
+            <w:r>
+              <w:t>Ésteres de celulosa - acetato</w:t>
+            </w:r>
+          </w:p>
+          <w:p>
+            <w:pPr>
+              <w:pStyle w:val="TextoTablas"/>
+              <w:ind w:left="317"/>
+            </w:pPr>
+          </w:p>
+          <w:p>
+            <w:pPr>
+              <w:pStyle w:val="TextoTablas"/>
+              <w:numPr>
+                <w:ilvl w:val="0"/>
+                <w:numId w:val="39"/>
+              </w:numPr>
+              <w:ind w:left="317"/>
+            </w:pPr>
+            <w:r>
+              <w:t>Poliamidas – nylon</w:t>
+            </w:r>
+          </w:p>
+          <w:p>
+            <w:pPr>
+              <w:pStyle w:val="TextoTablas"/>
+              <w:numPr>
+                <w:ilvl w:val="0"/>
+                <w:numId w:val="39"/>
+              </w:numPr>
+              <w:ind w:left="317"/>
+            </w:pPr>
+            <w:r>
+              <w:t>Poliéster</w:t>
+            </w:r>
+          </w:p>
+          <w:p>
+            <w:pPr>
+              <w:pStyle w:val="TextoTablas"/>
+              <w:numPr>
+                <w:ilvl w:val="0"/>
+                <w:numId w:val="39"/>
+              </w:numPr>
+              <w:ind w:left="317"/>
+            </w:pPr>
+            <w:r>
+              <w:t>Poliuretano segmentado – elastano (</w:t>
+            </w:r>
+            <w:proofErr w:type="spellStart"/>
+            <w:r>
+              <w:t>spandex</w:t>
+            </w:r>
+            <w:proofErr w:type="spellEnd"/>
+            <w:r>
+              <w:t>)</w:t>
+            </w:r>
+          </w:p>
+          <w:p>
+            <w:pPr>
+              <w:pStyle w:val="TextoTablas"/>
+              <w:numPr>
+                <w:ilvl w:val="0"/>
+                <w:numId w:val="39"/>
+              </w:numPr>
+              <w:ind w:left="317"/>
+            </w:pPr>
+            <w:r>
+              <w:t>Derivados de polivinilo - acrílicas</w:t>
+            </w:r>
+          </w:p>
+          <w:p>
+            <w:pPr>
+              <w:pStyle w:val="TextoTablas"/>
+              <w:numPr>
+                <w:ilvl w:val="0"/>
+                <w:numId w:val="39"/>
+              </w:numPr>
               <w:spacing w:line="360" w:lineRule="auto"/>
-            </w:pPr>
+              <w:ind w:left="317"/>
+            </w:pPr>
+            <w:r>
+              <w:t>Poliolefinas – polipropileno</w:t>
+            </w:r>
           </w:p>
         </w:tc>
       </w:tr>
@@ -4880,6 +4985,7 @@
               <w:spacing w:line="360" w:lineRule="auto"/>
             </w:pPr>
             <w:r>
+              <w:lastRenderedPageBreak/>
               <w:t>Minerales</w:t>
             </w:r>
           </w:p>
@@ -5016,6 +5122,7 @@
         <w:spacing w:before="0" w:after="160"/>
       </w:pPr>
       <w:r>
+        <w:lastRenderedPageBreak/>
         <w:t>La lana presenta mezclas con poliéster, viscosa, acrílico y poliamida, con otros pelos nobles (alpaca, angora, vicuña y camello), incluso con algodón y lino para obtener sinergias de ambas fibras.</w:t>
       </w:r>
     </w:p>
@@ -5070,7 +5177,6 @@
         <w:rPr>
           <w:b/>
         </w:rPr>
-        <w:lastRenderedPageBreak/>
         <w:t>Algodón con acrílico</w:t>
       </w:r>
       <w:r>
@@ -5269,7 +5375,7 @@
         <w:pStyle w:val="Ttulo2"/>
         <w:spacing w:line="360" w:lineRule="auto"/>
       </w:pPr>
-      <w:bookmarkStart w:id="6" w:name="_Toc235608060"/>
+      <w:bookmarkStart w:id="6" w:name="_Toc236031272"/>
       <w:r>
         <w:t>Clasificación y propiedades de hilos</w:t>
       </w:r>
@@ -5283,6 +5389,12 @@
       <w:r>
         <w:t>En la siguiente tabla se muestra clasificación de los hilos según su elaboración:</w:t>
       </w:r>
+    </w:p>
+    <w:p>
+      <w:pPr>
+        <w:spacing w:before="0" w:after="160"/>
+        <w:ind w:firstLine="708"/>
+      </w:pPr>
     </w:p>
     <w:p>
       <w:pPr>
@@ -5290,6 +5402,7 @@
         <w:spacing w:line="360" w:lineRule="auto"/>
       </w:pPr>
       <w:r>
+        <w:lastRenderedPageBreak/>
         <w:t>Clasificación de los hilos según fabricación.</w:t>
       </w:r>
     </w:p>
@@ -5537,7 +5650,6 @@
               <w:pStyle w:val="TextoTablas"/>
             </w:pPr>
             <w:r>
-              <w:lastRenderedPageBreak/>
               <w:t>Retorcidos cableados</w:t>
             </w:r>
           </w:p>
@@ -5559,7 +5671,6 @@
               <w:pStyle w:val="TextoTablas"/>
             </w:pPr>
             <w:r>
-              <w:lastRenderedPageBreak/>
               <w:t>Monofilamentos - multifilamentos lisos</w:t>
             </w:r>
           </w:p>
@@ -5568,7 +5679,6 @@
               <w:pStyle w:val="TextoTablas"/>
             </w:pPr>
             <w:r>
-              <w:lastRenderedPageBreak/>
               <w:t>Texturizados</w:t>
             </w:r>
           </w:p>
@@ -5590,7 +5700,6 @@
               <w:pStyle w:val="TextoTablas"/>
             </w:pPr>
             <w:r>
-              <w:lastRenderedPageBreak/>
               <w:t>Monofilamentos - multifilamentos lisos</w:t>
             </w:r>
           </w:p>
@@ -5599,7 +5708,6 @@
               <w:pStyle w:val="TextoTablas"/>
             </w:pPr>
             <w:r>
-              <w:lastRenderedPageBreak/>
               <w:t>Texturizados</w:t>
             </w:r>
           </w:p>
@@ -5803,8 +5911,10 @@
           <w:numId w:val="19"/>
         </w:numPr>
         <w:spacing w:before="0" w:after="160"/>
-      </w:pPr>
-      <w:r>
+        <w:ind w:left="1843"/>
+      </w:pPr>
+      <w:r>
+        <w:lastRenderedPageBreak/>
         <w:t>Expresa cuánto mide un determinado peso de hilo.</w:t>
       </w:r>
     </w:p>
@@ -5816,6 +5926,7 @@
           <w:numId w:val="19"/>
         </w:numPr>
         <w:spacing w:before="0" w:after="160"/>
+        <w:ind w:left="1843"/>
       </w:pPr>
       <w:r>
         <w:t>Número métrico (Nm): número de metros que pesan un gramo o miles de metros por kilogramo.</w:t>
@@ -5829,6 +5940,7 @@
           <w:numId w:val="19"/>
         </w:numPr>
         <w:spacing w:before="0" w:after="160"/>
+        <w:ind w:left="1843"/>
       </w:pPr>
       <w:r>
         <w:t>Teniendo en cuenta lo anterior se presenta la equivalencia de los dos sistemas:</w:t>
@@ -5842,6 +5954,7 @@
           <w:numId w:val="19"/>
         </w:numPr>
         <w:spacing w:before="0" w:after="160"/>
+        <w:ind w:left="1843"/>
       </w:pPr>
       <w:r>
         <w:t>En el sistema inverso, entre más alta es la numeración el hilo es menos grueso.</w:t>
@@ -5855,9 +5968,9 @@
           <w:numId w:val="19"/>
         </w:numPr>
         <w:spacing w:before="0" w:after="160"/>
-      </w:pPr>
-      <w:r>
-        <w:lastRenderedPageBreak/>
+        <w:ind w:left="1843"/>
+      </w:pPr>
+      <w:r>
         <w:t>En el sistema directo, entre menor sea la numeración el hilo es menos grueso.</w:t>
       </w:r>
     </w:p>
@@ -6169,18 +6282,18 @@
           <w:lang w:eastAsia="es-CO"/>
         </w:rPr>
         <w:drawing>
-          <wp:anchor distT="0" distB="0" distL="114300" distR="114300" simplePos="0" relativeHeight="251664384" behindDoc="0" locked="0" layoutInCell="1" allowOverlap="1" wp14:anchorId="0920CD58" wp14:editId="3959A2C9">
+          <wp:anchor distT="0" distB="0" distL="114300" distR="114300" simplePos="0" relativeHeight="251666432" behindDoc="0" locked="0" layoutInCell="1" allowOverlap="1" wp14:anchorId="1842AA39" wp14:editId="0BD9861E">
             <wp:simplePos x="0" y="0"/>
-            <wp:positionH relativeFrom="column">
-              <wp:posOffset>19380</wp:posOffset>
+            <wp:positionH relativeFrom="margin">
+              <wp:align>right</wp:align>
             </wp:positionH>
             <wp:positionV relativeFrom="paragraph">
-              <wp:posOffset>52512</wp:posOffset>
+              <wp:posOffset>29240</wp:posOffset>
             </wp:positionV>
-            <wp:extent cx="6074797" cy="3237981"/>
-            <wp:effectExtent l="0" t="0" r="2540" b="0"/>
+            <wp:extent cx="6280461" cy="3347438"/>
+            <wp:effectExtent l="0" t="0" r="6350" b="0"/>
             <wp:wrapNone/>
-            <wp:docPr id="3" name="Imagen 3" descr="Figura 3. Una ilustración técnica de una etiqueta circular de hilo marca COATS. Se identifican mediante líneas informativas los datos relevantes para la persona interesada, tales como el nombre de la marca, el país de procedencia, el grosor, el metraje, la composición de la fibra y los códigos de referencia y color."/>
+            <wp:docPr id="17" name="Gráfico 17" descr="Figura 3. Una ilustración técnica de una etiqueta circular de hilo marca COATS. Se identifican mediante líneas informativas los datos relevantes para la persona interesada, tales como el nombre de la marca, el país de procedencia, el grosor, el metraje, la composición de la fibra y los códigos de referencia y color."/>
             <wp:cNvGraphicFramePr>
               <a:graphicFrameLocks xmlns:a="http://schemas.openxmlformats.org/drawingml/2006/main" noChangeAspect="1"/>
             </wp:cNvGraphicFramePr>
@@ -6188,10 +6301,8 @@
               <a:graphicData uri="http://schemas.openxmlformats.org/drawingml/2006/picture">
                 <pic:pic xmlns:pic="http://schemas.openxmlformats.org/drawingml/2006/picture">
                   <pic:nvPicPr>
-                    <pic:cNvPr id="0" name="Picture 2"/>
-                    <pic:cNvPicPr>
-                      <a:picLocks noChangeAspect="1" noChangeArrowheads="1"/>
-                    </pic:cNvPicPr>
+                    <pic:cNvPr id="17" name="fig3.eb1d4371.svg"/>
+                    <pic:cNvPicPr/>
                   </pic:nvPicPr>
                   <pic:blipFill>
                     <a:blip r:embed="rId14">
@@ -6199,30 +6310,31 @@
                         <a:ext uri="{28A0092B-C50C-407E-A947-70E740481C1C}">
                           <a14:useLocalDpi xmlns:a14="http://schemas.microsoft.com/office/drawing/2010/main" val="0"/>
                         </a:ext>
+                        <a:ext uri="{96DAC541-7B7A-43D3-8B79-37D633B846F1}">
+                          <asvg:svgBlip xmlns:asvg="http://schemas.microsoft.com/office/drawing/2016/SVG/main" r:embed="rId15"/>
+                        </a:ext>
                       </a:extLst>
                     </a:blip>
-                    <a:srcRect/>
                     <a:stretch>
                       <a:fillRect/>
                     </a:stretch>
                   </pic:blipFill>
-                  <pic:spPr bwMode="auto">
+                  <pic:spPr>
                     <a:xfrm>
                       <a:off x="0" y="0"/>
-                      <a:ext cx="6111963" cy="3257791"/>
+                      <a:ext cx="6280461" cy="3347438"/>
                     </a:xfrm>
                     <a:prstGeom prst="rect">
                       <a:avLst/>
                     </a:prstGeom>
-                    <a:noFill/>
                   </pic:spPr>
                 </pic:pic>
               </a:graphicData>
             </a:graphic>
-            <wp14:sizeRelH relativeFrom="page">
+            <wp14:sizeRelH relativeFrom="margin">
               <wp14:pctWidth>0</wp14:pctWidth>
             </wp14:sizeRelH>
-            <wp14:sizeRelV relativeFrom="page">
+            <wp14:sizeRelV relativeFrom="margin">
               <wp14:pctHeight>0</wp14:pctHeight>
             </wp14:sizeRelV>
           </wp:anchor>
@@ -6283,6 +6395,8 @@
         <w:spacing w:before="0" w:after="160"/>
         <w:ind w:firstLine="708"/>
       </w:pPr>
+      <w:bookmarkStart w:id="7" w:name="_GoBack"/>
+      <w:bookmarkEnd w:id="7"/>
       <w:r>
         <w:t>Fuente. Marca registrada COATS (s.f.).</w:t>
       </w:r>
@@ -6298,11 +6412,11 @@
         <w:pStyle w:val="Ttulo2"/>
         <w:spacing w:line="360" w:lineRule="auto"/>
       </w:pPr>
-      <w:bookmarkStart w:id="7" w:name="_Toc235608061"/>
+      <w:bookmarkStart w:id="8" w:name="_Toc236031273"/>
       <w:r>
         <w:t>Clasificación y usos de tejidos</w:t>
       </w:r>
-      <w:bookmarkEnd w:id="7"/>
+      <w:bookmarkEnd w:id="8"/>
     </w:p>
     <w:p>
       <w:pPr>
@@ -6390,6 +6504,7 @@
           <w:numId w:val="23"/>
         </w:numPr>
         <w:spacing w:before="0" w:after="160"/>
+        <w:ind w:left="1985"/>
       </w:pPr>
       <w:r>
         <w:rPr>
@@ -6409,6 +6524,7 @@
           <w:numId w:val="23"/>
         </w:numPr>
         <w:spacing w:before="0" w:after="160"/>
+        <w:ind w:left="1985"/>
       </w:pPr>
       <w:r>
         <w:rPr>
@@ -6460,6 +6576,7 @@
           <w:numId w:val="37"/>
         </w:numPr>
         <w:spacing w:before="0" w:after="160"/>
+        <w:ind w:left="1985"/>
       </w:pPr>
       <w:r>
         <w:rPr>
@@ -6479,6 +6596,7 @@
           <w:numId w:val="37"/>
         </w:numPr>
         <w:spacing w:before="0" w:after="160"/>
+        <w:ind w:left="1985"/>
       </w:pPr>
       <w:r>
         <w:rPr>
@@ -6498,6 +6616,7 @@
           <w:numId w:val="37"/>
         </w:numPr>
         <w:spacing w:before="0" w:after="160"/>
+        <w:ind w:left="1985"/>
       </w:pPr>
       <w:r>
         <w:rPr>
@@ -6568,7 +6687,7 @@
                     </pic:cNvPicPr>
                   </pic:nvPicPr>
                   <pic:blipFill rotWithShape="1">
-                    <a:blip r:embed="rId15">
+                    <a:blip r:embed="rId16">
                       <a:extLst>
                         <a:ext uri="{28A0092B-C50C-407E-A947-70E740481C1C}">
                           <a14:useLocalDpi xmlns:a14="http://schemas.microsoft.com/office/drawing/2010/main" val="0"/>
@@ -6703,7 +6822,7 @@
                     </pic:cNvPicPr>
                   </pic:nvPicPr>
                   <pic:blipFill rotWithShape="1">
-                    <a:blip r:embed="rId16">
+                    <a:blip r:embed="rId17">
                       <a:extLst>
                         <a:ext uri="{28A0092B-C50C-407E-A947-70E740481C1C}">
                           <a14:useLocalDpi xmlns:a14="http://schemas.microsoft.com/office/drawing/2010/main" val="0"/>
@@ -6796,7 +6915,7 @@
                     </pic:cNvPicPr>
                   </pic:nvPicPr>
                   <pic:blipFill rotWithShape="1">
-                    <a:blip r:embed="rId17">
+                    <a:blip r:embed="rId18">
                       <a:extLst>
                         <a:ext uri="{28A0092B-C50C-407E-A947-70E740481C1C}">
                           <a14:useLocalDpi xmlns:a14="http://schemas.microsoft.com/office/drawing/2010/main" val="0"/>
@@ -7313,7 +7432,7 @@
                     </pic:cNvPicPr>
                   </pic:nvPicPr>
                   <pic:blipFill rotWithShape="1">
-                    <a:blip r:embed="rId18">
+                    <a:blip r:embed="rId19">
                       <a:extLst>
                         <a:ext uri="{28A0092B-C50C-407E-A947-70E740481C1C}">
                           <a14:useLocalDpi xmlns:a14="http://schemas.microsoft.com/office/drawing/2010/main" val="0"/>
@@ -7455,7 +7574,7 @@
                     </pic:cNvPicPr>
                   </pic:nvPicPr>
                   <pic:blipFill rotWithShape="1">
-                    <a:blip r:embed="rId19">
+                    <a:blip r:embed="rId20">
                       <a:extLst>
                         <a:ext uri="{28A0092B-C50C-407E-A947-70E740481C1C}">
                           <a14:useLocalDpi xmlns:a14="http://schemas.microsoft.com/office/drawing/2010/main" val="0"/>
@@ -7585,7 +7704,7 @@
                     </pic:cNvPicPr>
                   </pic:nvPicPr>
                   <pic:blipFill rotWithShape="1">
-                    <a:blip r:embed="rId20">
+                    <a:blip r:embed="rId21">
                       <a:extLst>
                         <a:ext uri="{28A0092B-C50C-407E-A947-70E740481C1C}">
                           <a14:useLocalDpi xmlns:a14="http://schemas.microsoft.com/office/drawing/2010/main" val="0"/>
@@ -7673,7 +7792,7 @@
       <w:r>
         <w:t xml:space="preserve">, puede analizar el siguiente video: </w:t>
       </w:r>
-      <w:hyperlink r:id="rId21" w:history="1">
+      <w:hyperlink r:id="rId22" w:history="1">
         <w:r>
           <w:rPr>
             <w:rStyle w:val="Hipervnculo"/>
@@ -8013,11 +8132,11 @@
         <w:pStyle w:val="Ttulo2"/>
         <w:spacing w:line="360" w:lineRule="auto"/>
       </w:pPr>
-      <w:bookmarkStart w:id="8" w:name="_Toc235608062"/>
+      <w:bookmarkStart w:id="9" w:name="_Toc236031274"/>
       <w:r>
         <w:t>Aplicación de textiles de acuerdo con líneas de producción</w:t>
       </w:r>
-      <w:bookmarkEnd w:id="8"/>
+      <w:bookmarkEnd w:id="9"/>
     </w:p>
     <w:p>
       <w:pPr>
@@ -9151,23 +9270,23 @@
         <w:pStyle w:val="Ttulo1"/>
         <w:spacing w:line="360" w:lineRule="auto"/>
       </w:pPr>
-      <w:bookmarkStart w:id="9" w:name="_Toc235608063"/>
+      <w:bookmarkStart w:id="10" w:name="_Toc236031275"/>
       <w:r>
         <w:lastRenderedPageBreak/>
         <w:t>Puesta a punto y manejo básico de maquinaria de confección</w:t>
       </w:r>
-      <w:bookmarkEnd w:id="9"/>
+      <w:bookmarkEnd w:id="10"/>
     </w:p>
     <w:p>
       <w:pPr>
         <w:pStyle w:val="Ttulo2"/>
         <w:spacing w:line="360" w:lineRule="auto"/>
       </w:pPr>
-      <w:bookmarkStart w:id="10" w:name="_Toc235608064"/>
+      <w:bookmarkStart w:id="11" w:name="_Toc236031276"/>
       <w:r>
         <w:t>Enhebrados de maquinaria de confección industrial</w:t>
       </w:r>
-      <w:bookmarkEnd w:id="10"/>
+      <w:bookmarkEnd w:id="11"/>
     </w:p>
     <w:p>
       <w:pPr>
@@ -9206,11 +9325,11 @@
         <w:pStyle w:val="Ttulo2"/>
         <w:spacing w:line="360" w:lineRule="auto"/>
       </w:pPr>
-      <w:bookmarkStart w:id="11" w:name="_Toc235608065"/>
+      <w:bookmarkStart w:id="12" w:name="_Toc236031277"/>
       <w:r>
         <w:t>Graduación de tensiones de los hilos</w:t>
       </w:r>
-      <w:bookmarkEnd w:id="11"/>
+      <w:bookmarkEnd w:id="12"/>
     </w:p>
     <w:p>
       <w:pPr>
@@ -9257,7 +9376,7 @@
                     </pic:cNvPicPr>
                   </pic:nvPicPr>
                   <pic:blipFill rotWithShape="1">
-                    <a:blip r:embed="rId22">
+                    <a:blip r:embed="rId23">
                       <a:extLst>
                         <a:ext uri="{28A0092B-C50C-407E-A947-70E740481C1C}">
                           <a14:useLocalDpi xmlns:a14="http://schemas.microsoft.com/office/drawing/2010/main" val="0"/>
@@ -9349,7 +9468,7 @@
                     </pic:cNvPicPr>
                   </pic:nvPicPr>
                   <pic:blipFill>
-                    <a:blip r:embed="rId23">
+                    <a:blip r:embed="rId24">
                       <a:extLst>
                         <a:ext uri="{28A0092B-C50C-407E-A947-70E740481C1C}">
                           <a14:useLocalDpi xmlns:a14="http://schemas.microsoft.com/office/drawing/2010/main" val="0"/>
@@ -9471,7 +9590,7 @@
                     </pic:cNvPicPr>
                   </pic:nvPicPr>
                   <pic:blipFill>
-                    <a:blip r:embed="rId24">
+                    <a:blip r:embed="rId25">
                       <a:extLst>
                         <a:ext uri="{28A0092B-C50C-407E-A947-70E740481C1C}">
                           <a14:useLocalDpi xmlns:a14="http://schemas.microsoft.com/office/drawing/2010/main" val="0"/>
@@ -9609,7 +9728,7 @@
                     </pic:cNvPicPr>
                   </pic:nvPicPr>
                   <pic:blipFill rotWithShape="1">
-                    <a:blip r:embed="rId25">
+                    <a:blip r:embed="rId26">
                       <a:extLst>
                         <a:ext uri="{28A0092B-C50C-407E-A947-70E740481C1C}">
                           <a14:useLocalDpi xmlns:a14="http://schemas.microsoft.com/office/drawing/2010/main" val="0"/>
@@ -9655,11 +9774,11 @@
         <w:pStyle w:val="Ttulo2"/>
         <w:spacing w:line="360" w:lineRule="auto"/>
       </w:pPr>
-      <w:bookmarkStart w:id="12" w:name="_Toc235608066"/>
+      <w:bookmarkStart w:id="13" w:name="_Toc236031278"/>
       <w:r>
         <w:t>Maquinaria básica</w:t>
       </w:r>
-      <w:bookmarkEnd w:id="12"/>
+      <w:bookmarkEnd w:id="13"/>
     </w:p>
     <w:p>
       <w:pPr>
@@ -9784,7 +9903,7 @@
                     </pic:cNvPicPr>
                   </pic:nvPicPr>
                   <pic:blipFill>
-                    <a:blip r:embed="rId26">
+                    <a:blip r:embed="rId27">
                       <a:extLst>
                         <a:ext uri="{28A0092B-C50C-407E-A947-70E740481C1C}">
                           <a14:useLocalDpi xmlns:a14="http://schemas.microsoft.com/office/drawing/2010/main" val="0"/>
@@ -10076,11 +10195,11 @@
         <w:pStyle w:val="Ttulo2"/>
         <w:spacing w:line="360" w:lineRule="auto"/>
       </w:pPr>
-      <w:bookmarkStart w:id="13" w:name="_Toc235608067"/>
+      <w:bookmarkStart w:id="14" w:name="_Toc236031279"/>
       <w:r>
         <w:t>Nivel de arrastre: ajuste de maquinaria</w:t>
       </w:r>
-      <w:bookmarkEnd w:id="13"/>
+      <w:bookmarkEnd w:id="14"/>
     </w:p>
     <w:p>
       <w:pPr>
@@ -10236,18 +10355,18 @@
         <w:pStyle w:val="Ttulo2"/>
         <w:spacing w:line="360" w:lineRule="auto"/>
       </w:pPr>
-      <w:bookmarkStart w:id="14" w:name="_Toc235608068"/>
+      <w:bookmarkStart w:id="15" w:name="_Toc236031280"/>
       <w:r>
         <w:lastRenderedPageBreak/>
         <w:t>Calibración de puntada</w:t>
       </w:r>
-      <w:bookmarkEnd w:id="14"/>
+      <w:bookmarkEnd w:id="15"/>
     </w:p>
     <w:p>
       <w:pPr>
         <w:pStyle w:val="Video"/>
       </w:pPr>
-      <w:bookmarkStart w:id="15" w:name="_Hlk231985111"/>
+      <w:bookmarkStart w:id="16" w:name="_Hlk231985111"/>
       <w:r>
         <w:t xml:space="preserve">Operaciones </w:t>
       </w:r>
@@ -10297,7 +10416,7 @@
                     </pic:cNvPicPr>
                   </pic:nvPicPr>
                   <pic:blipFill rotWithShape="1">
-                    <a:blip r:embed="rId27">
+                    <a:blip r:embed="rId28">
                       <a:extLst>
                         <a:ext uri="{28A0092B-C50C-407E-A947-70E740481C1C}">
                           <a14:useLocalDpi xmlns:a14="http://schemas.microsoft.com/office/drawing/2010/main" val="0"/>
@@ -10337,7 +10456,7 @@
         <w:ind w:firstLine="0"/>
         <w:jc w:val="center"/>
       </w:pPr>
-      <w:hyperlink r:id="rId28" w:history="1">
+      <w:hyperlink r:id="rId29" w:history="1">
         <w:r>
           <w:rPr>
             <w:rStyle w:val="Hipervnculo"/>
@@ -10447,7 +10566,7 @@
           </w:p>
         </w:tc>
       </w:tr>
-      <w:bookmarkEnd w:id="15"/>
+      <w:bookmarkEnd w:id="16"/>
     </w:tbl>
     <w:p>
       <w:pPr>
@@ -10534,7 +10653,7 @@
                     </pic:cNvPicPr>
                   </pic:nvPicPr>
                   <pic:blipFill rotWithShape="1">
-                    <a:blip r:embed="rId29">
+                    <a:blip r:embed="rId30">
                       <a:extLst>
                         <a:ext uri="{28A0092B-C50C-407E-A947-70E740481C1C}">
                           <a14:useLocalDpi xmlns:a14="http://schemas.microsoft.com/office/drawing/2010/main" val="0"/>
@@ -10574,7 +10693,7 @@
         <w:ind w:firstLine="0"/>
         <w:jc w:val="center"/>
       </w:pPr>
-      <w:hyperlink r:id="rId30" w:history="1">
+      <w:hyperlink r:id="rId31" w:history="1">
         <w:r>
           <w:rPr>
             <w:rStyle w:val="Hipervnculo"/>
@@ -10832,7 +10951,7 @@
         <w:pStyle w:val="Ttulo2"/>
         <w:spacing w:line="360" w:lineRule="auto"/>
       </w:pPr>
-      <w:bookmarkStart w:id="16" w:name="_Toc235608069"/>
+      <w:bookmarkStart w:id="17" w:name="_Toc236031281"/>
       <w:r>
         <w:t>Puesta a punto de la maquinar</w:t>
       </w:r>
@@ -10842,7 +10961,7 @@
       <w:r>
         <w:t>a y prueba de costura según operación de confección</w:t>
       </w:r>
-      <w:bookmarkEnd w:id="16"/>
+      <w:bookmarkEnd w:id="17"/>
     </w:p>
     <w:p>
       <w:pPr>
@@ -10881,7 +11000,7 @@
                     </pic:cNvPicPr>
                   </pic:nvPicPr>
                   <pic:blipFill rotWithShape="1">
-                    <a:blip r:embed="rId31">
+                    <a:blip r:embed="rId32">
                       <a:extLst>
                         <a:ext uri="{28A0092B-C50C-407E-A947-70E740481C1C}">
                           <a14:useLocalDpi xmlns:a14="http://schemas.microsoft.com/office/drawing/2010/main" val="0"/>
@@ -10921,7 +11040,7 @@
         <w:ind w:firstLine="0"/>
         <w:jc w:val="center"/>
       </w:pPr>
-      <w:hyperlink r:id="rId32" w:history="1">
+      <w:hyperlink r:id="rId33" w:history="1">
         <w:r>
           <w:rPr>
             <w:rStyle w:val="Hipervnculo"/>
@@ -11051,12 +11170,12 @@
         <w:pStyle w:val="Ttulo2"/>
         <w:spacing w:line="360" w:lineRule="auto"/>
       </w:pPr>
-      <w:bookmarkStart w:id="17" w:name="_Toc235608070"/>
+      <w:bookmarkStart w:id="18" w:name="_Toc236031282"/>
       <w:r>
         <w:lastRenderedPageBreak/>
         <w:t>Manejo y operaciones básicas de máquinas de confección industrial</w:t>
       </w:r>
-      <w:bookmarkEnd w:id="17"/>
+      <w:bookmarkEnd w:id="18"/>
     </w:p>
     <w:p>
       <w:pPr>
@@ -11115,7 +11234,7 @@
                     </pic:cNvPicPr>
                   </pic:nvPicPr>
                   <pic:blipFill rotWithShape="1">
-                    <a:blip r:embed="rId27">
+                    <a:blip r:embed="rId28">
                       <a:extLst>
                         <a:ext uri="{28A0092B-C50C-407E-A947-70E740481C1C}">
                           <a14:useLocalDpi xmlns:a14="http://schemas.microsoft.com/office/drawing/2010/main" val="0"/>
@@ -11155,7 +11274,7 @@
         <w:ind w:firstLine="0"/>
         <w:jc w:val="center"/>
       </w:pPr>
-      <w:hyperlink r:id="rId33" w:history="1">
+      <w:hyperlink r:id="rId34" w:history="1">
         <w:r>
           <w:rPr>
             <w:rStyle w:val="Hipervnculo"/>
@@ -11286,23 +11405,23 @@
         <w:pStyle w:val="Ttulo1"/>
         <w:spacing w:line="360" w:lineRule="auto"/>
       </w:pPr>
-      <w:bookmarkStart w:id="18" w:name="_Toc235608071"/>
+      <w:bookmarkStart w:id="19" w:name="_Toc236031283"/>
       <w:r>
         <w:lastRenderedPageBreak/>
         <w:t>Normas de calidad</w:t>
       </w:r>
-      <w:bookmarkEnd w:id="18"/>
+      <w:bookmarkEnd w:id="19"/>
     </w:p>
     <w:p>
       <w:pPr>
         <w:pStyle w:val="Ttulo2"/>
         <w:spacing w:line="360" w:lineRule="auto"/>
       </w:pPr>
-      <w:bookmarkStart w:id="19" w:name="_Toc235608072"/>
+      <w:bookmarkStart w:id="20" w:name="_Toc236031284"/>
       <w:r>
         <w:t>Normas técnicas colombianas en confección</w:t>
       </w:r>
-      <w:bookmarkEnd w:id="19"/>
+      <w:bookmarkEnd w:id="20"/>
     </w:p>
     <w:p>
       <w:pPr>
@@ -11577,17 +11696,12 @@
         <w:pStyle w:val="Ttulo2"/>
         <w:spacing w:line="360" w:lineRule="auto"/>
       </w:pPr>
-      <w:bookmarkStart w:id="20" w:name="_Toc235608073"/>
+      <w:bookmarkStart w:id="21" w:name="_Toc236031285"/>
       <w:r>
         <w:lastRenderedPageBreak/>
-        <w:t>Nor</w:t>
-      </w:r>
-      <w:bookmarkStart w:id="21" w:name="_GoBack"/>
+        <w:t>Normas de calidad internacional: ISO 9001 Versión 2015. Sistema de Gestión de la Calidad – Requisitos</w:t>
+      </w:r>
       <w:bookmarkEnd w:id="21"/>
-      <w:r>
-        <w:t>mas de calidad internacional: ISO 9001 Versión 2015. Sistema de Gestión de la Calidad – Requisitos</w:t>
-      </w:r>
-      <w:bookmarkEnd w:id="20"/>
     </w:p>
     <w:p>
       <w:pPr>
@@ -11827,7 +11941,7 @@
           <w:u w:val="single"/>
         </w:rPr>
       </w:pPr>
-      <w:bookmarkStart w:id="22" w:name="_Toc235608074"/>
+      <w:bookmarkStart w:id="22" w:name="_Toc236031286"/>
       <w:r>
         <w:lastRenderedPageBreak/>
         <w:t>Síntesis</w:t>
@@ -11984,13 +12098,13 @@
                     <pic:cNvPicPr/>
                   </pic:nvPicPr>
                   <pic:blipFill>
-                    <a:blip r:embed="rId34">
+                    <a:blip r:embed="rId35">
                       <a:extLst>
                         <a:ext uri="{28A0092B-C50C-407E-A947-70E740481C1C}">
                           <a14:useLocalDpi xmlns:a14="http://schemas.microsoft.com/office/drawing/2010/main" val="0"/>
                         </a:ext>
                         <a:ext uri="{96DAC541-7B7A-43D3-8B79-37D633B846F1}">
-                          <asvg:svgBlip xmlns:asvg="http://schemas.microsoft.com/office/drawing/2016/SVG/main" r:embed="rId35"/>
+                          <asvg:svgBlip xmlns:asvg="http://schemas.microsoft.com/office/drawing/2016/SVG/main" r:embed="rId36"/>
                         </a:ext>
                       </a:extLst>
                     </a:blip>
@@ -12045,7 +12159,7 @@
       <w:pPr>
         <w:pStyle w:val="Titulosgenerales"/>
       </w:pPr>
-      <w:bookmarkStart w:id="23" w:name="_Toc235608075"/>
+      <w:bookmarkStart w:id="23" w:name="_Toc236031287"/>
       <w:r>
         <w:lastRenderedPageBreak/>
         <w:t>Glosario</w:t>
@@ -12385,7 +12499,7 @@
       <w:pPr>
         <w:pStyle w:val="Titulosgenerales"/>
       </w:pPr>
-      <w:bookmarkStart w:id="24" w:name="_Toc235608076"/>
+      <w:bookmarkStart w:id="24" w:name="_Toc236031288"/>
       <w:r>
         <w:lastRenderedPageBreak/>
         <w:t>Referencias bibliográficas</w:t>
@@ -12674,7 +12788,7 @@
       <w:pPr>
         <w:pStyle w:val="Titulosgenerales"/>
       </w:pPr>
-      <w:bookmarkStart w:id="25" w:name="_Toc235608077"/>
+      <w:bookmarkStart w:id="25" w:name="_Toc236031289"/>
       <w:r>
         <w:lastRenderedPageBreak/>
         <w:t>Créditos</w:t>
@@ -12899,12 +13013,17 @@
             <w:pPr>
               <w:pStyle w:val="TextoTablas"/>
               <w:spacing w:line="360" w:lineRule="auto"/>
-              <w:rPr>
-                <w:lang w:val="es-CO"/>
-              </w:rPr>
-            </w:pPr>
-            <w:r>
-              <w:t>Sandra Cecilia Gutiérrez</w:t>
+            </w:pPr>
+            <w:r>
+              <w:t xml:space="preserve">Rafael </w:t>
+            </w:r>
+            <w:proofErr w:type="spellStart"/>
+            <w:r>
+              <w:t>Nelftalí</w:t>
+            </w:r>
+            <w:proofErr w:type="spellEnd"/>
+            <w:r>
+              <w:t xml:space="preserve"> Lizcano Reyes</w:t>
             </w:r>
           </w:p>
         </w:tc>
@@ -12916,12 +13035,9 @@
             <w:pPr>
               <w:pStyle w:val="TextoTablas"/>
               <w:spacing w:line="360" w:lineRule="auto"/>
-              <w:rPr>
-                <w:lang w:val="es-CO"/>
-              </w:rPr>
-            </w:pPr>
-            <w:r>
-              <w:t>Experta temática</w:t>
+            </w:pPr>
+            <w:r>
+              <w:t>Asesor metodológico y pedagógico</w:t>
             </w:r>
           </w:p>
         </w:tc>
@@ -12933,12 +13049,9 @@
             <w:pPr>
               <w:pStyle w:val="TextoTablas"/>
               <w:spacing w:line="360" w:lineRule="auto"/>
-              <w:rPr>
-                <w:lang w:val="es-CO"/>
-              </w:rPr>
-            </w:pPr>
-            <w:r>
-              <w:t>Centro Agroturístico - Regional Santander</w:t>
+            </w:pPr>
+            <w:r>
+              <w:t>Centro Industrial del Diseño y la Manufactura - Regional Santander</w:t>
             </w:r>
           </w:p>
         </w:tc>
@@ -12957,7 +13070,7 @@
               </w:rPr>
             </w:pPr>
             <w:r>
-              <w:t>Vilma Lucía Perilla Méndez</w:t>
+              <w:t>Sandra Cecilia Gutiérrez</w:t>
             </w:r>
           </w:p>
         </w:tc>
@@ -12974,7 +13087,7 @@
               </w:rPr>
             </w:pPr>
             <w:r>
-              <w:t>Diseñadora instruccional</w:t>
+              <w:t>Experta temática</w:t>
             </w:r>
           </w:p>
         </w:tc>
@@ -12991,7 +13104,7 @@
               </w:rPr>
             </w:pPr>
             <w:r>
-              <w:t>Regional Distrito Capital</w:t>
+              <w:t>Centro Agroturístico - Regional Santander</w:t>
             </w:r>
           </w:p>
         </w:tc>
@@ -13013,7 +13126,7 @@
               </w:rPr>
             </w:pPr>
             <w:r>
-              <w:t>Marcos Yamid Rubiano Avellaneda</w:t>
+              <w:t>Vilma Lucía Perilla Méndez</w:t>
             </w:r>
           </w:p>
         </w:tc>
@@ -13030,7 +13143,7 @@
               </w:rPr>
             </w:pPr>
             <w:r>
-              <w:t>Diseñador de contenidos</w:t>
+              <w:t>Diseñadora instruccional</w:t>
             </w:r>
           </w:p>
         </w:tc>
@@ -13047,7 +13160,7 @@
               </w:rPr>
             </w:pPr>
             <w:r>
-              <w:t>Centro Agroturístico - Regional Santander</w:t>
+              <w:t>Regional Distrito Capital</w:t>
             </w:r>
           </w:p>
         </w:tc>
@@ -13066,13 +13179,8 @@
               </w:rPr>
             </w:pPr>
             <w:r>
-              <w:t xml:space="preserve">Leonardo Castellanos </w:t>
-            </w:r>
-            <w:proofErr w:type="spellStart"/>
-            <w:r>
-              <w:t>Rodriguez</w:t>
-            </w:r>
-            <w:proofErr w:type="spellEnd"/>
+              <w:t>Oscar Andrés Fernández Urrego</w:t>
+            </w:r>
           </w:p>
         </w:tc>
         <w:tc>
@@ -13088,13 +13196,8 @@
               </w:rPr>
             </w:pPr>
             <w:r>
-              <w:t xml:space="preserve">Desarrollador full </w:t>
-            </w:r>
-            <w:proofErr w:type="spellStart"/>
-            <w:r>
-              <w:t>stack</w:t>
-            </w:r>
-            <w:proofErr w:type="spellEnd"/>
+              <w:t>Evaluador instruccional</w:t>
+            </w:r>
           </w:p>
         </w:tc>
         <w:tc>
@@ -13110,7 +13213,7 @@
               </w:rPr>
             </w:pPr>
             <w:r>
-              <w:t>Centro Agroturístico - Regional Santander</w:t>
+              <w:t>Centro para la Industria de la Comunicación Gráfica - CENIGRAF - Regional Bogotá</w:t>
             </w:r>
           </w:p>
         </w:tc>
@@ -13127,14 +13230,12 @@
             <w:pPr>
               <w:pStyle w:val="TextoTablas"/>
               <w:spacing w:line="360" w:lineRule="auto"/>
-            </w:pPr>
-            <w:proofErr w:type="spellStart"/>
-            <w:r>
-              <w:t>Maria</w:t>
-            </w:r>
-            <w:proofErr w:type="spellEnd"/>
-            <w:r>
-              <w:t xml:space="preserve"> Alejandra Vera Briceño</w:t>
+              <w:rPr>
+                <w:lang w:val="es-CO"/>
+              </w:rPr>
+            </w:pPr>
+            <w:r>
+              <w:t>Julieth Paola Vital López</w:t>
             </w:r>
           </w:p>
         </w:tc>
@@ -13151,7 +13252,7 @@
               </w:rPr>
             </w:pPr>
             <w:r>
-              <w:t>Animadora y productora audiovisual</w:t>
+              <w:t>Corrección de estilo</w:t>
             </w:r>
           </w:p>
         </w:tc>
@@ -13168,7 +13269,7 @@
               </w:rPr>
             </w:pPr>
             <w:r>
-              <w:t>Centro Agroturístico - Regional Santander</w:t>
+              <w:t>Centro para la Industria de la Comunicación Gráfica - Regional Distrito Capital</w:t>
             </w:r>
           </w:p>
         </w:tc>
@@ -13184,23 +13285,7 @@
               <w:spacing w:line="360" w:lineRule="auto"/>
             </w:pPr>
             <w:r>
-              <w:t xml:space="preserve">Yineth </w:t>
-            </w:r>
-            <w:proofErr w:type="spellStart"/>
-            <w:r>
-              <w:t>Ibette</w:t>
-            </w:r>
-            <w:proofErr w:type="spellEnd"/>
-            <w:r>
-              <w:t xml:space="preserve"> </w:t>
-            </w:r>
-            <w:proofErr w:type="spellStart"/>
-            <w:r>
-              <w:t>Gonzalez</w:t>
-            </w:r>
-            <w:proofErr w:type="spellEnd"/>
-            <w:r>
-              <w:t xml:space="preserve"> Quintero</w:t>
+              <w:t>Marcos Yamid Rubiano Avellaneda</w:t>
             </w:r>
           </w:p>
         </w:tc>
@@ -13217,7 +13302,7 @@
               </w:rPr>
             </w:pPr>
             <w:r>
-              <w:t>Validadora y vinculadora de recursos educativos digitales</w:t>
+              <w:t>Diseñador de contenidos</w:t>
             </w:r>
           </w:p>
         </w:tc>
@@ -13253,6 +13338,184 @@
               <w:spacing w:line="360" w:lineRule="auto"/>
             </w:pPr>
             <w:r>
+              <w:lastRenderedPageBreak/>
+              <w:t xml:space="preserve">Leonardo Castellanos </w:t>
+            </w:r>
+            <w:proofErr w:type="spellStart"/>
+            <w:r>
+              <w:t>Rodriguez</w:t>
+            </w:r>
+            <w:proofErr w:type="spellEnd"/>
+          </w:p>
+        </w:tc>
+        <w:tc>
+          <w:tcPr>
+            <w:tcW w:w="3261" w:type="dxa"/>
+          </w:tcPr>
+          <w:p>
+            <w:pPr>
+              <w:pStyle w:val="TextoTablas"/>
+              <w:spacing w:line="360" w:lineRule="auto"/>
+              <w:rPr>
+                <w:lang w:val="es-CO"/>
+              </w:rPr>
+            </w:pPr>
+            <w:r>
+              <w:t xml:space="preserve">Desarrollador </w:t>
+            </w:r>
+            <w:r>
+              <w:rPr>
+                <w:rStyle w:val="Extranjerismo"/>
+              </w:rPr>
+              <w:t>full stack</w:t>
+            </w:r>
+          </w:p>
+        </w:tc>
+        <w:tc>
+          <w:tcPr>
+            <w:tcW w:w="3969" w:type="dxa"/>
+          </w:tcPr>
+          <w:p>
+            <w:pPr>
+              <w:pStyle w:val="TextoTablas"/>
+              <w:spacing w:line="360" w:lineRule="auto"/>
+              <w:rPr>
+                <w:lang w:val="es-CO"/>
+              </w:rPr>
+            </w:pPr>
+            <w:r>
+              <w:t>Centro Agroturístico - Regional Santander</w:t>
+            </w:r>
+          </w:p>
+        </w:tc>
+      </w:tr>
+      <w:tr>
+        <w:tc>
+          <w:tcPr>
+            <w:tcW w:w="2830" w:type="dxa"/>
+          </w:tcPr>
+          <w:p>
+            <w:pPr>
+              <w:pStyle w:val="TextoTablas"/>
+              <w:spacing w:line="360" w:lineRule="auto"/>
+            </w:pPr>
+            <w:proofErr w:type="spellStart"/>
+            <w:r>
+              <w:t>Maria</w:t>
+            </w:r>
+            <w:proofErr w:type="spellEnd"/>
+            <w:r>
+              <w:t xml:space="preserve"> Alejandra Vera Briceño</w:t>
+            </w:r>
+          </w:p>
+        </w:tc>
+        <w:tc>
+          <w:tcPr>
+            <w:tcW w:w="3261" w:type="dxa"/>
+          </w:tcPr>
+          <w:p>
+            <w:pPr>
+              <w:pStyle w:val="TextoTablas"/>
+              <w:spacing w:line="360" w:lineRule="auto"/>
+              <w:rPr>
+                <w:lang w:val="es-CO"/>
+              </w:rPr>
+            </w:pPr>
+            <w:r>
+              <w:t>Animadora y productora audiovisual</w:t>
+            </w:r>
+          </w:p>
+        </w:tc>
+        <w:tc>
+          <w:tcPr>
+            <w:tcW w:w="3969" w:type="dxa"/>
+          </w:tcPr>
+          <w:p>
+            <w:pPr>
+              <w:pStyle w:val="TextoTablas"/>
+              <w:spacing w:line="360" w:lineRule="auto"/>
+              <w:rPr>
+                <w:lang w:val="es-CO"/>
+              </w:rPr>
+            </w:pPr>
+            <w:r>
+              <w:t>Centro Agroturístico - Regional Santander</w:t>
+            </w:r>
+          </w:p>
+        </w:tc>
+      </w:tr>
+      <w:tr>
+        <w:trPr>
+          <w:cnfStyle w:val="000000100000" w:firstRow="0" w:lastRow="0" w:firstColumn="0" w:lastColumn="0" w:oddVBand="0" w:evenVBand="0" w:oddHBand="1" w:evenHBand="0" w:firstRowFirstColumn="0" w:firstRowLastColumn="0" w:lastRowFirstColumn="0" w:lastRowLastColumn="0"/>
+        </w:trPr>
+        <w:tc>
+          <w:tcPr>
+            <w:tcW w:w="2830" w:type="dxa"/>
+          </w:tcPr>
+          <w:p>
+            <w:pPr>
+              <w:pStyle w:val="TextoTablas"/>
+              <w:spacing w:line="360" w:lineRule="auto"/>
+            </w:pPr>
+            <w:r>
+              <w:t xml:space="preserve">Yineth </w:t>
+            </w:r>
+            <w:proofErr w:type="spellStart"/>
+            <w:r>
+              <w:t>Ibette</w:t>
+            </w:r>
+            <w:proofErr w:type="spellEnd"/>
+            <w:r>
+              <w:t xml:space="preserve"> González Quintero</w:t>
+            </w:r>
+          </w:p>
+        </w:tc>
+        <w:tc>
+          <w:tcPr>
+            <w:tcW w:w="3261" w:type="dxa"/>
+          </w:tcPr>
+          <w:p>
+            <w:pPr>
+              <w:pStyle w:val="TextoTablas"/>
+              <w:spacing w:line="360" w:lineRule="auto"/>
+              <w:rPr>
+                <w:lang w:val="es-CO"/>
+              </w:rPr>
+            </w:pPr>
+            <w:r>
+              <w:t>Validadora y vinculadora de recursos educativos digitales</w:t>
+            </w:r>
+          </w:p>
+        </w:tc>
+        <w:tc>
+          <w:tcPr>
+            <w:tcW w:w="3969" w:type="dxa"/>
+          </w:tcPr>
+          <w:p>
+            <w:pPr>
+              <w:pStyle w:val="TextoTablas"/>
+              <w:spacing w:line="360" w:lineRule="auto"/>
+              <w:rPr>
+                <w:lang w:val="es-CO"/>
+              </w:rPr>
+            </w:pPr>
+            <w:r>
+              <w:t>Centro Agroturístico - Regional Santander</w:t>
+            </w:r>
+          </w:p>
+        </w:tc>
+      </w:tr>
+      <w:tr>
+        <w:tc>
+          <w:tcPr>
+            <w:tcW w:w="2830" w:type="dxa"/>
+          </w:tcPr>
+          <w:p>
+            <w:pPr>
+              <w:pStyle w:val="TextoTablas"/>
+              <w:spacing w:line="360" w:lineRule="auto"/>
+            </w:pPr>
+            <w:r>
               <w:t>Jorge Eduardo Rueda Peña</w:t>
             </w:r>
           </w:p>
@@ -13301,8 +13564,8 @@
       </w:pPr>
     </w:p>
     <w:sectPr>
-      <w:headerReference w:type="default" r:id="rId36"/>
-      <w:footerReference w:type="default" r:id="rId37"/>
+      <w:headerReference w:type="default" r:id="rId37"/>
+      <w:footerReference w:type="default" r:id="rId38"/>
       <w:pgSz w:w="12240" w:h="15840"/>
       <w:pgMar w:top="1701" w:right="1134" w:bottom="1134" w:left="1134" w:header="709" w:footer="737" w:gutter="0"/>
       <w:pgNumType w:start="1"/>
@@ -13349,6 +13612,7 @@
         <w:docPartUnique/>
       </w:docPartObj>
     </w:sdtPr>
+    <w:sdtEndPr/>
     <w:sdtContent>
       <w:p>
         <w:pPr>
@@ -17022,6 +17286,119 @@
     </w:lvl>
   </w:abstractNum>
   <w:abstractNum w:abstractNumId="34" w15:restartNumberingAfterBreak="0">
+    <w:nsid w:val="67FE4F2F"/>
+    <w:multiLevelType w:val="hybridMultilevel"/>
+    <w:tmpl w:val="064E2852"/>
+    <w:lvl w:ilvl="0" w:tplc="240A0001">
+      <w:start w:val="1"/>
+      <w:numFmt w:val="bullet"/>
+      <w:lvlText w:val=""/>
+      <w:lvlJc w:val="left"/>
+      <w:pPr>
+        <w:ind w:left="720" w:hanging="360"/>
+      </w:pPr>
+      <w:rPr>
+        <w:rFonts w:ascii="Symbol" w:hAnsi="Symbol" w:hint="default"/>
+      </w:rPr>
+    </w:lvl>
+    <w:lvl w:ilvl="1" w:tplc="240A0003" w:tentative="1">
+      <w:start w:val="1"/>
+      <w:numFmt w:val="bullet"/>
+      <w:lvlText w:val="o"/>
+      <w:lvlJc w:val="left"/>
+      <w:pPr>
+        <w:ind w:left="1440" w:hanging="360"/>
+      </w:pPr>
+      <w:rPr>
+        <w:rFonts w:ascii="Courier New" w:hAnsi="Courier New" w:cs="Courier New" w:hint="default"/>
+      </w:rPr>
+    </w:lvl>
+    <w:lvl w:ilvl="2" w:tplc="240A0005" w:tentative="1">
+      <w:start w:val="1"/>
+      <w:numFmt w:val="bullet"/>
+      <w:lvlText w:val=""/>
+      <w:lvlJc w:val="left"/>
+      <w:pPr>
+        <w:ind w:left="2160" w:hanging="360"/>
+      </w:pPr>
+      <w:rPr>
+        <w:rFonts w:ascii="Wingdings" w:hAnsi="Wingdings" w:hint="default"/>
+      </w:rPr>
+    </w:lvl>
+    <w:lvl w:ilvl="3" w:tplc="240A0001" w:tentative="1">
+      <w:start w:val="1"/>
+      <w:numFmt w:val="bullet"/>
+      <w:lvlText w:val=""/>
+      <w:lvlJc w:val="left"/>
+      <w:pPr>
+        <w:ind w:left="2880" w:hanging="360"/>
+      </w:pPr>
+      <w:rPr>
+        <w:rFonts w:ascii="Symbol" w:hAnsi="Symbol" w:hint="default"/>
+      </w:rPr>
+    </w:lvl>
+    <w:lvl w:ilvl="4" w:tplc="240A0003" w:tentative="1">
+      <w:start w:val="1"/>
+      <w:numFmt w:val="bullet"/>
+      <w:lvlText w:val="o"/>
+      <w:lvlJc w:val="left"/>
+      <w:pPr>
+        <w:ind w:left="3600" w:hanging="360"/>
+      </w:pPr>
+      <w:rPr>
+        <w:rFonts w:ascii="Courier New" w:hAnsi="Courier New" w:cs="Courier New" w:hint="default"/>
+      </w:rPr>
+    </w:lvl>
+    <w:lvl w:ilvl="5" w:tplc="240A0005" w:tentative="1">
+      <w:start w:val="1"/>
+      <w:numFmt w:val="bullet"/>
+      <w:lvlText w:val=""/>
+      <w:lvlJc w:val="left"/>
+      <w:pPr>
+        <w:ind w:left="4320" w:hanging="360"/>
+      </w:pPr>
+      <w:rPr>
+        <w:rFonts w:ascii="Wingdings" w:hAnsi="Wingdings" w:hint="default"/>
+      </w:rPr>
+    </w:lvl>
+    <w:lvl w:ilvl="6" w:tplc="240A0001" w:tentative="1">
+      <w:start w:val="1"/>
+      <w:numFmt w:val="bullet"/>
+      <w:lvlText w:val=""/>
+      <w:lvlJc w:val="left"/>
+      <w:pPr>
+        <w:ind w:left="5040" w:hanging="360"/>
+      </w:pPr>
+      <w:rPr>
+        <w:rFonts w:ascii="Symbol" w:hAnsi="Symbol" w:hint="default"/>
+      </w:rPr>
+    </w:lvl>
+    <w:lvl w:ilvl="7" w:tplc="240A0003" w:tentative="1">
+      <w:start w:val="1"/>
+      <w:numFmt w:val="bullet"/>
+      <w:lvlText w:val="o"/>
+      <w:lvlJc w:val="left"/>
+      <w:pPr>
+        <w:ind w:left="5760" w:hanging="360"/>
+      </w:pPr>
+      <w:rPr>
+        <w:rFonts w:ascii="Courier New" w:hAnsi="Courier New" w:cs="Courier New" w:hint="default"/>
+      </w:rPr>
+    </w:lvl>
+    <w:lvl w:ilvl="8" w:tplc="240A0005" w:tentative="1">
+      <w:start w:val="1"/>
+      <w:numFmt w:val="bullet"/>
+      <w:lvlText w:val=""/>
+      <w:lvlJc w:val="left"/>
+      <w:pPr>
+        <w:ind w:left="6480" w:hanging="360"/>
+      </w:pPr>
+      <w:rPr>
+        <w:rFonts w:ascii="Wingdings" w:hAnsi="Wingdings" w:hint="default"/>
+      </w:rPr>
+    </w:lvl>
+  </w:abstractNum>
+  <w:abstractNum w:abstractNumId="35" w15:restartNumberingAfterBreak="0">
     <w:nsid w:val="6DCE5459"/>
     <w:multiLevelType w:val="hybridMultilevel"/>
     <w:tmpl w:val="32C2AD32"/>
@@ -17134,7 +17511,7 @@
       </w:rPr>
     </w:lvl>
   </w:abstractNum>
-  <w:abstractNum w:abstractNumId="35" w15:restartNumberingAfterBreak="0">
+  <w:abstractNum w:abstractNumId="36" w15:restartNumberingAfterBreak="0">
     <w:nsid w:val="73461642"/>
     <w:multiLevelType w:val="hybridMultilevel"/>
     <w:tmpl w:val="D51891F4"/>
@@ -17223,7 +17600,7 @@
       </w:pPr>
     </w:lvl>
   </w:abstractNum>
-  <w:abstractNum w:abstractNumId="36" w15:restartNumberingAfterBreak="0">
+  <w:abstractNum w:abstractNumId="37" w15:restartNumberingAfterBreak="0">
     <w:nsid w:val="757736D0"/>
     <w:multiLevelType w:val="hybridMultilevel"/>
     <w:tmpl w:val="14043728"/>
@@ -17336,7 +17713,7 @@
       </w:rPr>
     </w:lvl>
   </w:abstractNum>
-  <w:abstractNum w:abstractNumId="37" w15:restartNumberingAfterBreak="0">
+  <w:abstractNum w:abstractNumId="38" w15:restartNumberingAfterBreak="0">
     <w:nsid w:val="7E734A40"/>
     <w:multiLevelType w:val="hybridMultilevel"/>
     <w:tmpl w:val="650CE3C6"/>
@@ -17489,7 +17866,7 @@
     <w:abstractNumId w:val="3"/>
   </w:num>
   <w:num w:numId="14">
-    <w:abstractNumId w:val="37"/>
+    <w:abstractNumId w:val="38"/>
   </w:num>
   <w:num w:numId="15">
     <w:abstractNumId w:val="11"/>
@@ -17513,7 +17890,7 @@
     <w:abstractNumId w:val="16"/>
   </w:num>
   <w:num w:numId="22">
-    <w:abstractNumId w:val="34"/>
+    <w:abstractNumId w:val="35"/>
   </w:num>
   <w:num w:numId="23">
     <w:abstractNumId w:val="32"/>
@@ -17534,7 +17911,7 @@
     <w:abstractNumId w:val="20"/>
   </w:num>
   <w:num w:numId="29">
-    <w:abstractNumId w:val="36"/>
+    <w:abstractNumId w:val="37"/>
   </w:num>
   <w:num w:numId="30">
     <w:abstractNumId w:val="21"/>
@@ -17561,7 +17938,10 @@
     <w:abstractNumId w:val="1"/>
   </w:num>
   <w:num w:numId="38">
-    <w:abstractNumId w:val="35"/>
+    <w:abstractNumId w:val="36"/>
+  </w:num>
+  <w:num w:numId="39">
+    <w:abstractNumId w:val="34"/>
   </w:num>
   <w:numIdMacAtCleanup w:val="35"/>
 </w:numbering>
@@ -19405,17 +19785,6 @@
 </file>
 
 <file path=customXml/item1.xml><?xml version="1.0" encoding="utf-8"?>
-<p:properties xmlns:p="http://schemas.microsoft.com/office/2006/metadata/properties" xmlns:xsi="http://www.w3.org/2001/XMLSchema-instance" xmlns:pc="http://schemas.microsoft.com/office/infopath/2007/PartnerControls">
-  <documentManagement>
-    <TaxCatchAll xmlns="13c90a0b-73bc-4dc0-be5f-28d77b615beb" xsi:nil="true"/>
-    <lcf76f155ced4ddcb4097134ff3c332f xmlns="13c93bba-48ce-428c-bfe5-88b42c19b028">
-      <Terms xmlns="http://schemas.microsoft.com/office/infopath/2007/PartnerControls"/>
-    </lcf76f155ced4ddcb4097134ff3c332f>
-  </documentManagement>
-</p:properties>
-</file>
-
-<file path=customXml/item2.xml><?xml version="1.0" encoding="utf-8"?>
 <?mso-contentType ?>
 <FormTemplates xmlns="http://schemas.microsoft.com/sharepoint/v3/contenttype/forms">
   <Display>DocumentLibraryForm</Display>
@@ -19424,7 +19793,7 @@
 </FormTemplates>
 </file>
 
-<file path=customXml/item3.xml><?xml version="1.0" encoding="utf-8"?>
+<file path=customXml/item2.xml><?xml version="1.0" encoding="utf-8"?>
 <ct:contentTypeSchema xmlns:ct="http://schemas.microsoft.com/office/2006/metadata/contentType" xmlns:ma="http://schemas.microsoft.com/office/2006/metadata/properties/metaAttributes" ct:_="" ma:_="" ma:contentTypeName="Documento" ma:contentTypeID="0x0101006A81D6BD42E8DF4C91013959704817E1" ma:contentTypeVersion="15" ma:contentTypeDescription="Crear nuevo documento." ma:contentTypeScope="" ma:versionID="bf4f72ffd194f0963ff564daca6869f7">
   <xsd:schema xmlns:xsd="http://www.w3.org/2001/XMLSchema" xmlns:xs="http://www.w3.org/2001/XMLSchema" xmlns:p="http://schemas.microsoft.com/office/2006/metadata/properties" xmlns:ns2="13c90a0b-73bc-4dc0-be5f-28d77b615beb" xmlns:ns3="13c93bba-48ce-428c-bfe5-88b42c19b028" targetNamespace="http://schemas.microsoft.com/office/2006/metadata/properties" ma:root="true" ma:fieldsID="8718d6f4873a5b1392a45044efa78385" ns2:_="" ns3:_="">
     <xsd:import namespace="13c90a0b-73bc-4dc0-be5f-28d77b615beb"/>
@@ -19659,22 +20028,22 @@
 </ct:contentTypeSchema>
 </file>
 
+<file path=customXml/item3.xml><?xml version="1.0" encoding="utf-8"?>
+<p:properties xmlns:p="http://schemas.microsoft.com/office/2006/metadata/properties" xmlns:xsi="http://www.w3.org/2001/XMLSchema-instance" xmlns:pc="http://schemas.microsoft.com/office/infopath/2007/PartnerControls">
+  <documentManagement>
+    <TaxCatchAll xmlns="13c90a0b-73bc-4dc0-be5f-28d77b615beb" xsi:nil="true"/>
+    <lcf76f155ced4ddcb4097134ff3c332f xmlns="13c93bba-48ce-428c-bfe5-88b42c19b028">
+      <Terms xmlns="http://schemas.microsoft.com/office/infopath/2007/PartnerControls"/>
+    </lcf76f155ced4ddcb4097134ff3c332f>
+  </documentManagement>
+</p:properties>
+</file>
+
 <file path=customXml/item4.xml><?xml version="1.0" encoding="utf-8"?>
 <b:Sources xmlns:b="http://schemas.openxmlformats.org/officeDocument/2006/bibliography" xmlns="http://schemas.openxmlformats.org/officeDocument/2006/bibliography" SelectedStyle="\APASixthEditionOfficeOnline.xsl" StyleName="APA" Version="6"/>
 </file>
 
 <file path=customXml/itemProps1.xml><?xml version="1.0" encoding="utf-8"?>
-<ds:datastoreItem xmlns:ds="http://schemas.openxmlformats.org/officeDocument/2006/customXml" ds:itemID="{1279454D-02BE-4A9C-A117-DCD1573E2608}">
-  <ds:schemaRefs>
-    <ds:schemaRef ds:uri="http://schemas.microsoft.com/office/2006/metadata/properties"/>
-    <ds:schemaRef ds:uri="http://schemas.microsoft.com/office/infopath/2007/PartnerControls"/>
-    <ds:schemaRef ds:uri="13c90a0b-73bc-4dc0-be5f-28d77b615beb"/>
-    <ds:schemaRef ds:uri="13c93bba-48ce-428c-bfe5-88b42c19b028"/>
-  </ds:schemaRefs>
-</ds:datastoreItem>
-</file>
-
-<file path=customXml/itemProps2.xml><?xml version="1.0" encoding="utf-8"?>
 <ds:datastoreItem xmlns:ds="http://schemas.openxmlformats.org/officeDocument/2006/customXml" ds:itemID="{10663269-2064-4804-8290-36D4A57F5557}">
   <ds:schemaRefs>
     <ds:schemaRef ds:uri="http://schemas.microsoft.com/sharepoint/v3/contenttype/forms"/>
@@ -19682,7 +20051,7 @@
 </ds:datastoreItem>
 </file>
 
-<file path=customXml/itemProps3.xml><?xml version="1.0" encoding="utf-8"?>
+<file path=customXml/itemProps2.xml><?xml version="1.0" encoding="utf-8"?>
 <ds:datastoreItem xmlns:ds="http://schemas.openxmlformats.org/officeDocument/2006/customXml" ds:itemID="{59065960-E0CA-4804-83B5-320CBCDCC160}">
   <ds:schemaRefs>
     <ds:schemaRef ds:uri="http://schemas.microsoft.com/office/2006/metadata/contentType"/>
@@ -19701,8 +20070,19 @@
 </ds:datastoreItem>
 </file>
 
+<file path=customXml/itemProps3.xml><?xml version="1.0" encoding="utf-8"?>
+<ds:datastoreItem xmlns:ds="http://schemas.openxmlformats.org/officeDocument/2006/customXml" ds:itemID="{1279454D-02BE-4A9C-A117-DCD1573E2608}">
+  <ds:schemaRefs>
+    <ds:schemaRef ds:uri="http://schemas.microsoft.com/office/2006/metadata/properties"/>
+    <ds:schemaRef ds:uri="http://schemas.microsoft.com/office/infopath/2007/PartnerControls"/>
+    <ds:schemaRef ds:uri="13c90a0b-73bc-4dc0-be5f-28d77b615beb"/>
+    <ds:schemaRef ds:uri="13c93bba-48ce-428c-bfe5-88b42c19b028"/>
+  </ds:schemaRefs>
+</ds:datastoreItem>
+</file>
+
 <file path=customXml/itemProps4.xml><?xml version="1.0" encoding="utf-8"?>
-<ds:datastoreItem xmlns:ds="http://schemas.openxmlformats.org/officeDocument/2006/customXml" ds:itemID="{7B173DC4-F6AC-4C97-B2F1-09E07B3296B5}">
+<ds:datastoreItem xmlns:ds="http://schemas.openxmlformats.org/officeDocument/2006/customXml" ds:itemID="{3ED9C74B-5D5E-430D-B95B-4FB0ADD30EC8}">
   <ds:schemaRefs>
     <ds:schemaRef ds:uri="http://schemas.openxmlformats.org/officeDocument/2006/bibliography"/>
   </ds:schemaRefs>

--- a/fuentes/CF1_935507_DU.docx
+++ b/fuentes/CF1_935507_DU.docx
@@ -205,7 +205,7 @@
               </wp:anchor>
             </w:drawing>
           </mc:Choice>
-          <mc:Fallback xmlns:w16sdtdh="http://schemas.microsoft.com/office/word/2020/wordml/sdtdatahash" xmlns:w16="http://schemas.microsoft.com/office/word/2018/wordml" xmlns:w16cex="http://schemas.microsoft.com/office/word/2018/wordml/cex" xmlns:oel="http://schemas.microsoft.com/office/2019/extlst">
+          <mc:Fallback xmlns:oel="http://schemas.microsoft.com/office/2019/extlst" xmlns:w16cex="http://schemas.microsoft.com/office/word/2018/wordml/cex" xmlns:w16="http://schemas.microsoft.com/office/word/2018/wordml" xmlns:w16sdtdh="http://schemas.microsoft.com/office/word/2020/wordml/sdtdatahash">
             <w:pict>
               <v:rect w14:anchorId="4C256C62" id="Rectángulo 3" o:spid="_x0000_s1026" alt="&quot;&quot;" style="position:absolute;margin-left:-55.95pt;margin-top:26.4pt;width:613.85pt;height:164.25pt;z-index:-251655168;visibility:visible;mso-wrap-style:square;mso-height-percent:0;mso-wrap-distance-left:9pt;mso-wrap-distance-top:0;mso-wrap-distance-right:9pt;mso-wrap-distance-bottom:0;mso-position-horizontal:absolute;mso-position-horizontal-relative:text;mso-position-vertical:absolute;mso-position-vertical-relative:text;mso-height-percent:0;mso-height-relative:margin;v-text-anchor:middle" o:gfxdata="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" fillcolor="#00314d" stroked="f" strokeweight="1pt"/>
             </w:pict>
@@ -6395,8 +6395,6 @@
         <w:spacing w:before="0" w:after="160"/>
         <w:ind w:firstLine="708"/>
       </w:pPr>
-      <w:bookmarkStart w:id="7" w:name="_GoBack"/>
-      <w:bookmarkEnd w:id="7"/>
       <w:r>
         <w:t>Fuente. Marca registrada COATS (s.f.).</w:t>
       </w:r>
@@ -6412,11 +6410,11 @@
         <w:pStyle w:val="Ttulo2"/>
         <w:spacing w:line="360" w:lineRule="auto"/>
       </w:pPr>
-      <w:bookmarkStart w:id="8" w:name="_Toc236031273"/>
+      <w:bookmarkStart w:id="7" w:name="_Toc236031273"/>
       <w:r>
         <w:t>Clasificación y usos de tejidos</w:t>
       </w:r>
-      <w:bookmarkEnd w:id="8"/>
+      <w:bookmarkEnd w:id="7"/>
     </w:p>
     <w:p>
       <w:pPr>
@@ -8132,11 +8130,11 @@
         <w:pStyle w:val="Ttulo2"/>
         <w:spacing w:line="360" w:lineRule="auto"/>
       </w:pPr>
-      <w:bookmarkStart w:id="9" w:name="_Toc236031274"/>
+      <w:bookmarkStart w:id="8" w:name="_Toc236031274"/>
       <w:r>
         <w:t>Aplicación de textiles de acuerdo con líneas de producción</w:t>
       </w:r>
-      <w:bookmarkEnd w:id="9"/>
+      <w:bookmarkEnd w:id="8"/>
     </w:p>
     <w:p>
       <w:pPr>
@@ -9270,23 +9268,23 @@
         <w:pStyle w:val="Ttulo1"/>
         <w:spacing w:line="360" w:lineRule="auto"/>
       </w:pPr>
-      <w:bookmarkStart w:id="10" w:name="_Toc236031275"/>
+      <w:bookmarkStart w:id="9" w:name="_Toc236031275"/>
       <w:r>
         <w:lastRenderedPageBreak/>
         <w:t>Puesta a punto y manejo básico de maquinaria de confección</w:t>
       </w:r>
-      <w:bookmarkEnd w:id="10"/>
+      <w:bookmarkEnd w:id="9"/>
     </w:p>
     <w:p>
       <w:pPr>
         <w:pStyle w:val="Ttulo2"/>
         <w:spacing w:line="360" w:lineRule="auto"/>
       </w:pPr>
-      <w:bookmarkStart w:id="11" w:name="_Toc236031276"/>
+      <w:bookmarkStart w:id="10" w:name="_Toc236031276"/>
       <w:r>
         <w:t>Enhebrados de maquinaria de confección industrial</w:t>
       </w:r>
-      <w:bookmarkEnd w:id="11"/>
+      <w:bookmarkEnd w:id="10"/>
     </w:p>
     <w:p>
       <w:pPr>
@@ -9325,11 +9323,11 @@
         <w:pStyle w:val="Ttulo2"/>
         <w:spacing w:line="360" w:lineRule="auto"/>
       </w:pPr>
-      <w:bookmarkStart w:id="12" w:name="_Toc236031277"/>
+      <w:bookmarkStart w:id="11" w:name="_Toc236031277"/>
       <w:r>
         <w:t>Graduación de tensiones de los hilos</w:t>
       </w:r>
-      <w:bookmarkEnd w:id="12"/>
+      <w:bookmarkEnd w:id="11"/>
     </w:p>
     <w:p>
       <w:pPr>
@@ -9774,11 +9772,11 @@
         <w:pStyle w:val="Ttulo2"/>
         <w:spacing w:line="360" w:lineRule="auto"/>
       </w:pPr>
-      <w:bookmarkStart w:id="13" w:name="_Toc236031278"/>
+      <w:bookmarkStart w:id="12" w:name="_Toc236031278"/>
       <w:r>
         <w:t>Maquinaria básica</w:t>
       </w:r>
-      <w:bookmarkEnd w:id="13"/>
+      <w:bookmarkEnd w:id="12"/>
     </w:p>
     <w:p>
       <w:pPr>
@@ -10195,11 +10193,11 @@
         <w:pStyle w:val="Ttulo2"/>
         <w:spacing w:line="360" w:lineRule="auto"/>
       </w:pPr>
-      <w:bookmarkStart w:id="14" w:name="_Toc236031279"/>
+      <w:bookmarkStart w:id="13" w:name="_Toc236031279"/>
       <w:r>
         <w:t>Nivel de arrastre: ajuste de maquinaria</w:t>
       </w:r>
-      <w:bookmarkEnd w:id="14"/>
+      <w:bookmarkEnd w:id="13"/>
     </w:p>
     <w:p>
       <w:pPr>
@@ -10355,18 +10353,18 @@
         <w:pStyle w:val="Ttulo2"/>
         <w:spacing w:line="360" w:lineRule="auto"/>
       </w:pPr>
-      <w:bookmarkStart w:id="15" w:name="_Toc236031280"/>
+      <w:bookmarkStart w:id="14" w:name="_Toc236031280"/>
       <w:r>
         <w:lastRenderedPageBreak/>
         <w:t>Calibración de puntada</w:t>
       </w:r>
-      <w:bookmarkEnd w:id="15"/>
+      <w:bookmarkEnd w:id="14"/>
     </w:p>
     <w:p>
       <w:pPr>
         <w:pStyle w:val="Video"/>
       </w:pPr>
-      <w:bookmarkStart w:id="16" w:name="_Hlk231985111"/>
+      <w:bookmarkStart w:id="15" w:name="_Hlk231985111"/>
       <w:r>
         <w:t xml:space="preserve">Operaciones </w:t>
       </w:r>
@@ -10566,7 +10564,7 @@
           </w:p>
         </w:tc>
       </w:tr>
-      <w:bookmarkEnd w:id="16"/>
+      <w:bookmarkEnd w:id="15"/>
     </w:tbl>
     <w:p>
       <w:pPr>
@@ -10951,7 +10949,7 @@
         <w:pStyle w:val="Ttulo2"/>
         <w:spacing w:line="360" w:lineRule="auto"/>
       </w:pPr>
-      <w:bookmarkStart w:id="17" w:name="_Toc236031281"/>
+      <w:bookmarkStart w:id="16" w:name="_Toc236031281"/>
       <w:r>
         <w:t>Puesta a punto de la maquinar</w:t>
       </w:r>
@@ -10961,7 +10959,7 @@
       <w:r>
         <w:t>a y prueba de costura según operación de confección</w:t>
       </w:r>
-      <w:bookmarkEnd w:id="17"/>
+      <w:bookmarkEnd w:id="16"/>
     </w:p>
     <w:p>
       <w:pPr>
@@ -11170,12 +11168,12 @@
         <w:pStyle w:val="Ttulo2"/>
         <w:spacing w:line="360" w:lineRule="auto"/>
       </w:pPr>
-      <w:bookmarkStart w:id="18" w:name="_Toc236031282"/>
+      <w:bookmarkStart w:id="17" w:name="_Toc236031282"/>
       <w:r>
         <w:lastRenderedPageBreak/>
         <w:t>Manejo y operaciones básicas de máquinas de confección industrial</w:t>
       </w:r>
-      <w:bookmarkEnd w:id="18"/>
+      <w:bookmarkEnd w:id="17"/>
     </w:p>
     <w:p>
       <w:pPr>
@@ -11405,23 +11403,23 @@
         <w:pStyle w:val="Ttulo1"/>
         <w:spacing w:line="360" w:lineRule="auto"/>
       </w:pPr>
-      <w:bookmarkStart w:id="19" w:name="_Toc236031283"/>
+      <w:bookmarkStart w:id="18" w:name="_Toc236031283"/>
       <w:r>
         <w:lastRenderedPageBreak/>
         <w:t>Normas de calidad</w:t>
       </w:r>
-      <w:bookmarkEnd w:id="19"/>
+      <w:bookmarkEnd w:id="18"/>
     </w:p>
     <w:p>
       <w:pPr>
         <w:pStyle w:val="Ttulo2"/>
         <w:spacing w:line="360" w:lineRule="auto"/>
       </w:pPr>
-      <w:bookmarkStart w:id="20" w:name="_Toc236031284"/>
+      <w:bookmarkStart w:id="19" w:name="_Toc236031284"/>
       <w:r>
         <w:t>Normas técnicas colombianas en confección</w:t>
       </w:r>
-      <w:bookmarkEnd w:id="20"/>
+      <w:bookmarkEnd w:id="19"/>
     </w:p>
     <w:p>
       <w:pPr>
@@ -11696,12 +11694,12 @@
         <w:pStyle w:val="Ttulo2"/>
         <w:spacing w:line="360" w:lineRule="auto"/>
       </w:pPr>
-      <w:bookmarkStart w:id="21" w:name="_Toc236031285"/>
+      <w:bookmarkStart w:id="20" w:name="_Toc236031285"/>
       <w:r>
         <w:lastRenderedPageBreak/>
         <w:t>Normas de calidad internacional: ISO 9001 Versión 2015. Sistema de Gestión de la Calidad – Requisitos</w:t>
       </w:r>
-      <w:bookmarkEnd w:id="21"/>
+      <w:bookmarkEnd w:id="20"/>
     </w:p>
     <w:p>
       <w:pPr>
@@ -11941,12 +11939,12 @@
           <w:u w:val="single"/>
         </w:rPr>
       </w:pPr>
-      <w:bookmarkStart w:id="22" w:name="_Toc236031286"/>
+      <w:bookmarkStart w:id="21" w:name="_Toc236031286"/>
       <w:r>
         <w:lastRenderedPageBreak/>
         <w:t>Síntesis</w:t>
       </w:r>
-      <w:bookmarkEnd w:id="22"/>
+      <w:bookmarkEnd w:id="21"/>
       <w:r>
         <w:t xml:space="preserve"> </w:t>
       </w:r>
@@ -12159,12 +12157,12 @@
       <w:pPr>
         <w:pStyle w:val="Titulosgenerales"/>
       </w:pPr>
-      <w:bookmarkStart w:id="23" w:name="_Toc236031287"/>
+      <w:bookmarkStart w:id="22" w:name="_Toc236031287"/>
       <w:r>
         <w:lastRenderedPageBreak/>
         <w:t>Glosario</w:t>
       </w:r>
-      <w:bookmarkEnd w:id="23"/>
+      <w:bookmarkEnd w:id="22"/>
     </w:p>
     <w:p>
       <w:pPr>
@@ -12499,12 +12497,12 @@
       <w:pPr>
         <w:pStyle w:val="Titulosgenerales"/>
       </w:pPr>
-      <w:bookmarkStart w:id="24" w:name="_Toc236031288"/>
+      <w:bookmarkStart w:id="23" w:name="_Toc236031288"/>
       <w:r>
         <w:lastRenderedPageBreak/>
         <w:t>Referencias bibliográficas</w:t>
       </w:r>
-      <w:bookmarkEnd w:id="24"/>
+      <w:bookmarkEnd w:id="23"/>
       <w:r>
         <w:t xml:space="preserve"> </w:t>
       </w:r>
@@ -12788,12 +12786,12 @@
       <w:pPr>
         <w:pStyle w:val="Titulosgenerales"/>
       </w:pPr>
-      <w:bookmarkStart w:id="25" w:name="_Toc236031289"/>
+      <w:bookmarkStart w:id="24" w:name="_Toc236031289"/>
       <w:r>
         <w:lastRenderedPageBreak/>
         <w:t>Créditos</w:t>
       </w:r>
-      <w:bookmarkEnd w:id="25"/>
+      <w:bookmarkEnd w:id="24"/>
     </w:p>
     <w:tbl>
       <w:tblPr>
@@ -12923,7 +12921,7 @@
               <w:rPr>
                 <w:lang w:val="es-CO"/>
               </w:rPr>
-              <w:t>Profesional G06. Responsable Ecosistema Virtual de Recursos Educativos Digitales</w:t>
+              <w:t>Profesional G06. Responsable Ecosistema de Recursos Educativos Digitales (RED)</w:t>
             </w:r>
           </w:p>
         </w:tc>
@@ -13213,8 +13211,10 @@
               </w:rPr>
             </w:pPr>
             <w:r>
-              <w:t>Centro para la Industria de la Comunicación Gráfica - CENIGRAF - Regional Bogotá</w:t>
-            </w:r>
+              <w:t>Centro para la Industria de la Comunicación Gráfica - Regional Distrito Capital</w:t>
+            </w:r>
+            <w:bookmarkStart w:id="25" w:name="_GoBack"/>
+            <w:bookmarkEnd w:id="25"/>
           </w:p>
         </w:tc>
       </w:tr>
@@ -19785,15 +19785,6 @@
 </file>
 
 <file path=customXml/item1.xml><?xml version="1.0" encoding="utf-8"?>
-<?mso-contentType ?>
-<FormTemplates xmlns="http://schemas.microsoft.com/sharepoint/v3/contenttype/forms">
-  <Display>DocumentLibraryForm</Display>
-  <Edit>DocumentLibraryForm</Edit>
-  <New>DocumentLibraryForm</New>
-</FormTemplates>
-</file>
-
-<file path=customXml/item2.xml><?xml version="1.0" encoding="utf-8"?>
 <ct:contentTypeSchema xmlns:ct="http://schemas.microsoft.com/office/2006/metadata/contentType" xmlns:ma="http://schemas.microsoft.com/office/2006/metadata/properties/metaAttributes" ct:_="" ma:_="" ma:contentTypeName="Documento" ma:contentTypeID="0x0101006A81D6BD42E8DF4C91013959704817E1" ma:contentTypeVersion="15" ma:contentTypeDescription="Crear nuevo documento." ma:contentTypeScope="" ma:versionID="bf4f72ffd194f0963ff564daca6869f7">
   <xsd:schema xmlns:xsd="http://www.w3.org/2001/XMLSchema" xmlns:xs="http://www.w3.org/2001/XMLSchema" xmlns:p="http://schemas.microsoft.com/office/2006/metadata/properties" xmlns:ns2="13c90a0b-73bc-4dc0-be5f-28d77b615beb" xmlns:ns3="13c93bba-48ce-428c-bfe5-88b42c19b028" targetNamespace="http://schemas.microsoft.com/office/2006/metadata/properties" ma:root="true" ma:fieldsID="8718d6f4873a5b1392a45044efa78385" ns2:_="" ns3:_="">
     <xsd:import namespace="13c90a0b-73bc-4dc0-be5f-28d77b615beb"/>
@@ -20028,6 +20019,15 @@
 </ct:contentTypeSchema>
 </file>
 
+<file path=customXml/item2.xml><?xml version="1.0" encoding="utf-8"?>
+<?mso-contentType ?>
+<FormTemplates xmlns="http://schemas.microsoft.com/sharepoint/v3/contenttype/forms">
+  <Display>DocumentLibraryForm</Display>
+  <Edit>DocumentLibraryForm</Edit>
+  <New>DocumentLibraryForm</New>
+</FormTemplates>
+</file>
+
 <file path=customXml/item3.xml><?xml version="1.0" encoding="utf-8"?>
 <p:properties xmlns:p="http://schemas.microsoft.com/office/2006/metadata/properties" xmlns:xsi="http://www.w3.org/2001/XMLSchema-instance" xmlns:pc="http://schemas.microsoft.com/office/infopath/2007/PartnerControls">
   <documentManagement>
@@ -20044,14 +20044,6 @@
 </file>
 
 <file path=customXml/itemProps1.xml><?xml version="1.0" encoding="utf-8"?>
-<ds:datastoreItem xmlns:ds="http://schemas.openxmlformats.org/officeDocument/2006/customXml" ds:itemID="{10663269-2064-4804-8290-36D4A57F5557}">
-  <ds:schemaRefs>
-    <ds:schemaRef ds:uri="http://schemas.microsoft.com/sharepoint/v3/contenttype/forms"/>
-  </ds:schemaRefs>
-</ds:datastoreItem>
-</file>
-
-<file path=customXml/itemProps2.xml><?xml version="1.0" encoding="utf-8"?>
 <ds:datastoreItem xmlns:ds="http://schemas.openxmlformats.org/officeDocument/2006/customXml" ds:itemID="{59065960-E0CA-4804-83B5-320CBCDCC160}">
   <ds:schemaRefs>
     <ds:schemaRef ds:uri="http://schemas.microsoft.com/office/2006/metadata/contentType"/>
@@ -20070,6 +20062,14 @@
 </ds:datastoreItem>
 </file>
 
+<file path=customXml/itemProps2.xml><?xml version="1.0" encoding="utf-8"?>
+<ds:datastoreItem xmlns:ds="http://schemas.openxmlformats.org/officeDocument/2006/customXml" ds:itemID="{10663269-2064-4804-8290-36D4A57F5557}">
+  <ds:schemaRefs>
+    <ds:schemaRef ds:uri="http://schemas.microsoft.com/sharepoint/v3/contenttype/forms"/>
+  </ds:schemaRefs>
+</ds:datastoreItem>
+</file>
+
 <file path=customXml/itemProps3.xml><?xml version="1.0" encoding="utf-8"?>
 <ds:datastoreItem xmlns:ds="http://schemas.openxmlformats.org/officeDocument/2006/customXml" ds:itemID="{1279454D-02BE-4A9C-A117-DCD1573E2608}">
   <ds:schemaRefs>
@@ -20082,7 +20082,7 @@
 </file>
 
 <file path=customXml/itemProps4.xml><?xml version="1.0" encoding="utf-8"?>
-<ds:datastoreItem xmlns:ds="http://schemas.openxmlformats.org/officeDocument/2006/customXml" ds:itemID="{3ED9C74B-5D5E-430D-B95B-4FB0ADD30EC8}">
+<ds:datastoreItem xmlns:ds="http://schemas.openxmlformats.org/officeDocument/2006/customXml" ds:itemID="{F0E37427-7DAA-4DEB-A7C5-DF3563577E3C}">
   <ds:schemaRefs>
     <ds:schemaRef ds:uri="http://schemas.openxmlformats.org/officeDocument/2006/bibliography"/>
   </ds:schemaRefs>

--- a/fuentes/CF1_935507_DU.docx
+++ b/fuentes/CF1_935507_DU.docx
@@ -1,6 +1,6 @@
 
 <file path=word/document.xml><?xml version="1.0" encoding="utf-8"?>
-<w:document xmlns:wpc="http://schemas.microsoft.com/office/word/2010/wordprocessingCanvas" xmlns:cx="http://schemas.microsoft.com/office/drawing/2014/chartex" xmlns:cx1="http://schemas.microsoft.com/office/drawing/2015/9/8/chartex" xmlns:cx2="http://schemas.microsoft.com/office/drawing/2015/10/21/chartex" xmlns:cx3="http://schemas.microsoft.com/office/drawing/2016/5/9/chartex" xmlns:cx4="http://schemas.microsoft.com/office/drawing/2016/5/10/chartex" xmlns:cx5="http://schemas.microsoft.com/office/drawing/2016/5/11/chartex" xmlns:cx6="http://schemas.microsoft.com/office/drawing/2016/5/12/chartex" xmlns:cx7="http://schemas.microsoft.com/office/drawing/2016/5/13/chartex" xmlns:cx8="http://schemas.microsoft.com/office/drawing/2016/5/14/chartex" xmlns:mc="http://schemas.openxmlformats.org/markup-compatibility/2006" xmlns:aink="http://schemas.microsoft.com/office/drawing/2016/ink" xmlns:am3d="http://schemas.microsoft.com/office/drawing/2017/model3d" xmlns:o="urn:schemas-microsoft-com:office:office" xmlns:r="http://schemas.openxmlformats.org/officeDocument/2006/relationships" xmlns:m="http://schemas.openxmlformats.org/officeDocument/2006/math" xmlns:v="urn:schemas-microsoft-com:vml" xmlns:wp14="http://schemas.microsoft.com/office/word/2010/wordprocessingDrawing" xmlns:wp="http://schemas.openxmlformats.org/drawingml/2006/wordprocessingDrawing" xmlns:w10="urn:schemas-microsoft-com:office:word" xmlns:w="http://schemas.openxmlformats.org/wordprocessingml/2006/main" xmlns:w14="http://schemas.microsoft.com/office/word/2010/wordml" xmlns:w15="http://schemas.microsoft.com/office/word/2012/wordml" xmlns:w16cid="http://schemas.microsoft.com/office/word/2016/wordml/cid" xmlns:w16se="http://schemas.microsoft.com/office/word/2015/wordml/symex" xmlns:wpg="http://schemas.microsoft.com/office/word/2010/wordprocessingGroup" xmlns:wpi="http://schemas.microsoft.com/office/word/2010/wordprocessingInk" xmlns:wne="http://schemas.microsoft.com/office/word/2006/wordml" xmlns:wps="http://schemas.microsoft.com/office/word/2010/wordprocessingShape" mc:Ignorable="w14 w15 w16se w16cid wp14">
+<w:document xmlns:wpc="http://schemas.microsoft.com/office/word/2010/wordprocessingCanvas" xmlns:cx="http://schemas.microsoft.com/office/drawing/2014/chartex" xmlns:cx1="http://schemas.microsoft.com/office/drawing/2015/9/8/chartex" xmlns:cx2="http://schemas.microsoft.com/office/drawing/2015/10/21/chartex" xmlns:cx3="http://schemas.microsoft.com/office/drawing/2016/5/9/chartex" xmlns:cx4="http://schemas.microsoft.com/office/drawing/2016/5/10/chartex" xmlns:cx5="http://schemas.microsoft.com/office/drawing/2016/5/11/chartex" xmlns:cx6="http://schemas.microsoft.com/office/drawing/2016/5/12/chartex" xmlns:cx7="http://schemas.microsoft.com/office/drawing/2016/5/13/chartex" xmlns:cx8="http://schemas.microsoft.com/office/drawing/2016/5/14/chartex" xmlns:mc="http://schemas.openxmlformats.org/markup-compatibility/2006" xmlns:aink="http://schemas.microsoft.com/office/drawing/2016/ink" xmlns:am3d="http://schemas.microsoft.com/office/drawing/2017/model3d" xmlns:o="urn:schemas-microsoft-com:office:office" xmlns:oel="http://schemas.microsoft.com/office/2019/extlst" xmlns:r="http://schemas.openxmlformats.org/officeDocument/2006/relationships" xmlns:m="http://schemas.openxmlformats.org/officeDocument/2006/math" xmlns:v="urn:schemas-microsoft-com:vml" xmlns:wp14="http://schemas.microsoft.com/office/word/2010/wordprocessingDrawing" xmlns:wp="http://schemas.openxmlformats.org/drawingml/2006/wordprocessingDrawing" xmlns:w10="urn:schemas-microsoft-com:office:word" xmlns:w="http://schemas.openxmlformats.org/wordprocessingml/2006/main" xmlns:w14="http://schemas.microsoft.com/office/word/2010/wordml" xmlns:w15="http://schemas.microsoft.com/office/word/2012/wordml" xmlns:w16cex="http://schemas.microsoft.com/office/word/2018/wordml/cex" xmlns:w16cid="http://schemas.microsoft.com/office/word/2016/wordml/cid" xmlns:w16="http://schemas.microsoft.com/office/word/2018/wordml" xmlns:w16du="http://schemas.microsoft.com/office/word/2023/wordml/word16du" xmlns:w16sdtdh="http://schemas.microsoft.com/office/word/2020/wordml/sdtdatahash" xmlns:w16sdtfl="http://schemas.microsoft.com/office/word/2024/wordml/sdtformatlock" xmlns:w16se="http://schemas.microsoft.com/office/word/2015/wordml/symex" xmlns:wpg="http://schemas.microsoft.com/office/word/2010/wordprocessingGroup" xmlns:wpi="http://schemas.microsoft.com/office/word/2010/wordprocessingInk" xmlns:wne="http://schemas.microsoft.com/office/word/2006/wordml" xmlns:wps="http://schemas.microsoft.com/office/word/2010/wordprocessingShape" mc:Ignorable="w14 w15 w16se w16cid w16 w16cex w16sdtdh w16sdtfl w16du wp14">
   <w:body>
     <w:p>
       <w:pPr>
@@ -205,7 +205,7 @@
               </wp:anchor>
             </w:drawing>
           </mc:Choice>
-          <mc:Fallback xmlns:oel="http://schemas.microsoft.com/office/2019/extlst" xmlns:w16cex="http://schemas.microsoft.com/office/word/2018/wordml/cex" xmlns:w16="http://schemas.microsoft.com/office/word/2018/wordml" xmlns:w16sdtdh="http://schemas.microsoft.com/office/word/2020/wordml/sdtdatahash">
+          <mc:Fallback>
             <w:pict>
               <v:rect w14:anchorId="4C256C62" id="Rectángulo 3" o:spid="_x0000_s1026" alt="&quot;&quot;" style="position:absolute;margin-left:-55.95pt;margin-top:26.4pt;width:613.85pt;height:164.25pt;z-index:-251655168;visibility:visible;mso-wrap-style:square;mso-height-percent:0;mso-wrap-distance-left:9pt;mso-wrap-distance-top:0;mso-wrap-distance-right:9pt;mso-wrap-distance-bottom:0;mso-position-horizontal:absolute;mso-position-horizontal-relative:text;mso-position-vertical:absolute;mso-position-vertical-relative:text;mso-height-percent:0;mso-height-relative:margin;v-text-anchor:middle" o:gfxdata="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" fillcolor="#00314d" stroked="f" strokeweight="1pt"/>
             </w:pict>
@@ -318,7 +318,7 @@
                 <v:stroke joinstyle="miter"/>
                 <v:path gradientshapeok="t" o:connecttype="rect"/>
               </v:shapetype>
-              <v:shape id="Cuadro de texto 2" o:spid="_x0000_s1026" type="#_x0000_t202" style="position:absolute;left:0;text-align:left;margin-left:-25.2pt;margin-top:21.9pt;width:549pt;height:102.95pt;z-index:251663360;visibility:visible;mso-wrap-style:square;mso-width-percent:0;mso-height-percent:0;mso-wrap-distance-left:9pt;mso-wrap-distance-top:3.6pt;mso-wrap-distance-right:9pt;mso-wrap-distance-bottom:3.6pt;mso-position-horizontal:absolute;mso-position-horizontal-relative:margin;mso-position-vertical:absolute;mso-position-vertical-relative:text;mso-width-percent:0;mso-height-percent:0;mso-width-relative:margin;mso-height-relative:margin;v-text-anchor:top" o:gfxdata="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" filled="f" stroked="f">
+              <v:shape id="Cuadro de texto 2" o:spid="_x0000_s1026" type="#_x0000_t202" alt="&quot;&quot;" style="position:absolute;left:0;text-align:left;margin-left:-25.2pt;margin-top:21.9pt;width:549pt;height:102.95pt;z-index:251663360;visibility:visible;mso-wrap-style:square;mso-width-percent:0;mso-height-percent:0;mso-wrap-distance-left:9pt;mso-wrap-distance-top:3.6pt;mso-wrap-distance-right:9pt;mso-wrap-distance-bottom:3.6pt;mso-position-horizontal:absolute;mso-position-horizontal-relative:margin;mso-position-vertical:absolute;mso-position-vertical-relative:text;mso-width-percent:0;mso-height-percent:0;mso-width-relative:margin;mso-height-relative:margin;v-text-anchor:top" o:gfxdata="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" filled="f" stroked="f">
                 <v:textbox>
                   <w:txbxContent>
                     <w:p>
@@ -512,7 +512,6 @@
           <w:docPartUnique/>
         </w:docPartObj>
       </w:sdtPr>
-      <w:sdtEndPr/>
       <w:sdtContent>
         <w:p>
           <w:pPr>
@@ -2477,15 +2476,7 @@
         <w:spacing w:before="0" w:after="160"/>
       </w:pPr>
       <w:r>
-        <w:t xml:space="preserve">Papel </w:t>
-      </w:r>
-      <w:proofErr w:type="spellStart"/>
-      <w:r>
-        <w:t>manifold</w:t>
-      </w:r>
-      <w:proofErr w:type="spellEnd"/>
-      <w:r>
-        <w:t>.</w:t>
+        <w:t>Papel manifold.</w:t>
       </w:r>
     </w:p>
     <w:p>
@@ -2510,13 +2501,8 @@
         </w:numPr>
         <w:spacing w:before="0" w:after="160"/>
       </w:pPr>
-      <w:proofErr w:type="spellStart"/>
-      <w:r>
-        <w:t>Micropuntas</w:t>
-      </w:r>
-      <w:proofErr w:type="spellEnd"/>
-      <w:r>
-        <w:t xml:space="preserve"> de diferentes colores.</w:t>
+      <w:r>
+        <w:t>Micropuntas de diferentes colores.</w:t>
       </w:r>
     </w:p>
     <w:p>
@@ -2593,34 +2579,10 @@
         <w:rPr>
           <w:b/>
         </w:rPr>
-        <w:t xml:space="preserve">Papel </w:t>
-      </w:r>
-      <w:proofErr w:type="spellStart"/>
-      <w:r>
-        <w:rPr>
-          <w:b/>
-        </w:rPr>
-        <w:t>kraft</w:t>
-      </w:r>
-      <w:proofErr w:type="spellEnd"/>
-      <w:r>
-        <w:t xml:space="preserve">: ancho de 1,60 </w:t>
-      </w:r>
-      <w:proofErr w:type="spellStart"/>
-      <w:r>
-        <w:t>mts</w:t>
-      </w:r>
-      <w:proofErr w:type="spellEnd"/>
-      <w:r>
-        <w:t xml:space="preserve"> y gramaje entre 60 y 90 </w:t>
-      </w:r>
-      <w:proofErr w:type="spellStart"/>
-      <w:r>
-        <w:t>grs</w:t>
-      </w:r>
-      <w:proofErr w:type="spellEnd"/>
-      <w:r>
-        <w:t>.</w:t>
+        <w:t>Papel kraft</w:t>
+      </w:r>
+      <w:r>
+        <w:t>: ancho de 1,60 mts y gramaje entre 60 y 90 grs.</w:t>
       </w:r>
     </w:p>
     <w:p>
@@ -2648,15 +2610,7 @@
         <w:t>plotter</w:t>
       </w:r>
       <w:r>
-        <w:t xml:space="preserve">; gramaje de 75 </w:t>
-      </w:r>
-      <w:proofErr w:type="spellStart"/>
-      <w:r>
-        <w:t>grs</w:t>
-      </w:r>
-      <w:proofErr w:type="spellEnd"/>
-      <w:r>
-        <w:t>.</w:t>
+        <w:t>; gramaje de 75 grs.</w:t>
       </w:r>
     </w:p>
     <w:p>
@@ -2694,15 +2648,7 @@
         <w:t>Tiquetes</w:t>
       </w:r>
       <w:r>
-        <w:t xml:space="preserve">: para maquinaria </w:t>
-      </w:r>
-      <w:proofErr w:type="spellStart"/>
-      <w:r>
-        <w:t>tiqueteadora</w:t>
-      </w:r>
-      <w:proofErr w:type="spellEnd"/>
-      <w:r>
-        <w:t xml:space="preserve"> para rotular piezas.</w:t>
+        <w:t>: para maquinaria tiqueteadora para rotular piezas.</w:t>
       </w:r>
     </w:p>
     <w:p>
@@ -2796,15 +2742,7 @@
         <w:ind w:firstLine="708"/>
       </w:pPr>
       <w:r>
-        <w:t xml:space="preserve">Son los que se llevan a cabo en la fase de terminado de la prenda como procesos de lavandería, estampación, bordado, </w:t>
-      </w:r>
-      <w:proofErr w:type="spellStart"/>
-      <w:r>
-        <w:t>rebordados</w:t>
-      </w:r>
-      <w:proofErr w:type="spellEnd"/>
-      <w:r>
-        <w:t xml:space="preserve"> y control de calidad; requieren los materiales utilizados en los procesos anteriores.</w:t>
+        <w:t>Son los que se llevan a cabo en la fase de terminado de la prenda como procesos de lavandería, estampación, bordado, rebordados y control de calidad; requieren los materiales utilizados en los procesos anteriores.</w:t>
       </w:r>
     </w:p>
     <w:p>
@@ -3158,15 +3096,7 @@
         <w:ind w:firstLine="708"/>
       </w:pPr>
       <w:r>
-        <w:t xml:space="preserve">Fuente: </w:t>
-      </w:r>
-      <w:proofErr w:type="spellStart"/>
-      <w:r>
-        <w:t>Celestecielo</w:t>
-      </w:r>
-      <w:proofErr w:type="spellEnd"/>
-      <w:r>
-        <w:t>, (2012)</w:t>
+        <w:t>Fuente: Celestecielo, (2012)</w:t>
       </w:r>
     </w:p>
     <w:p>
@@ -4002,15 +3932,7 @@
         <w:ind w:firstLine="708"/>
       </w:pPr>
       <w:r>
-        <w:t xml:space="preserve">En la clasificación expuesta se pueden diferenciar usos diferenciados de los siguientes insumos: </w:t>
-      </w:r>
-      <w:proofErr w:type="spellStart"/>
-      <w:r>
-        <w:t>ojaletes</w:t>
-      </w:r>
-      <w:proofErr w:type="spellEnd"/>
-      <w:r>
-        <w:t xml:space="preserve"> u ojetes, taches, elásticos, sesgos, tancas, terminales, varillas, tensores, marquillas.</w:t>
+        <w:t>En la clasificación expuesta se pueden diferenciar usos diferenciados de los siguientes insumos: ojaletes u ojetes, taches, elásticos, sesgos, tancas, terminales, varillas, tensores, marquillas.</w:t>
       </w:r>
     </w:p>
     <w:p>
@@ -4326,15 +4248,7 @@
         <w:ind w:firstLine="708"/>
       </w:pPr>
       <w:r>
-        <w:t xml:space="preserve">Los textiles se clasifican por su composición, teniendo en cuenta que su unidad es la fibra textil, de esta resultan los hilados, los tejidos y mallas, cuerdas y otras manufacturas semejantes. Las fibras pueden ser de origen natural o artificial. También se diferencian por sus propiedades físicas, químicas y geométricas. Existen también microfibras y </w:t>
-      </w:r>
-      <w:proofErr w:type="spellStart"/>
-      <w:r>
-        <w:t>nanofibras</w:t>
-      </w:r>
-      <w:proofErr w:type="spellEnd"/>
-      <w:r>
-        <w:t xml:space="preserve"> las cuales son mucho más finas.</w:t>
+        <w:t>Los textiles se clasifican por su composición, teniendo en cuenta que su unidad es la fibra textil, de esta resultan los hilados, los tejidos y mallas, cuerdas y otras manufacturas semejantes. Las fibras pueden ser de origen natural o artificial. También se diferencian por sus propiedades físicas, químicas y geométricas. Existen también microfibras y nanofibras las cuales son mucho más finas.</w:t>
       </w:r>
     </w:p>
     <w:p>
@@ -4638,13 +4552,8 @@
               <w:spacing w:line="360" w:lineRule="auto"/>
               <w:ind w:left="357"/>
             </w:pPr>
-            <w:proofErr w:type="spellStart"/>
-            <w:r>
-              <w:t>Elastodieno</w:t>
-            </w:r>
-            <w:proofErr w:type="spellEnd"/>
-            <w:r>
-              <w:t xml:space="preserve"> – caucho natural</w:t>
+            <w:r>
+              <w:t>Elastodieno – caucho natural</w:t>
             </w:r>
           </w:p>
           <w:p>
@@ -4658,13 +4567,8 @@
               <w:ind w:left="357"/>
             </w:pPr>
             <w:r>
-              <w:t xml:space="preserve">Celulosa regenerada - rayón, viscosa, </w:t>
-            </w:r>
-            <w:proofErr w:type="spellStart"/>
-            <w:r>
-              <w:t>lyoncel</w:t>
-            </w:r>
-            <w:proofErr w:type="spellEnd"/>
+              <w:t>Celulosa regenerada - rayón, viscosa, lyoncel</w:t>
+            </w:r>
           </w:p>
           <w:p>
             <w:pPr>
@@ -4805,15 +4709,7 @@
               <w:ind w:left="368"/>
             </w:pPr>
             <w:r>
-              <w:t xml:space="preserve">Liber (tallo) - fique, piña, </w:t>
-            </w:r>
-            <w:proofErr w:type="spellStart"/>
-            <w:r>
-              <w:t>sizal</w:t>
-            </w:r>
-            <w:proofErr w:type="spellEnd"/>
-            <w:r>
-              <w:t xml:space="preserve">, lino, </w:t>
+              <w:t xml:space="preserve">Liber (tallo) - fique, piña, sizal, lino, </w:t>
             </w:r>
             <w:r>
               <w:lastRenderedPageBreak/>
@@ -4849,13 +4745,8 @@
               </w:numPr>
               <w:ind w:left="317"/>
             </w:pPr>
-            <w:proofErr w:type="spellStart"/>
-            <w:r>
-              <w:t>Elastodieno</w:t>
-            </w:r>
-            <w:proofErr w:type="spellEnd"/>
-            <w:r>
-              <w:t xml:space="preserve"> – caucho natural</w:t>
+            <w:r>
+              <w:t>Elastodieno – caucho natural</w:t>
             </w:r>
           </w:p>
           <w:p>
@@ -4868,13 +4759,8 @@
               <w:ind w:left="317"/>
             </w:pPr>
             <w:r>
-              <w:t xml:space="preserve">Celulosa regenerada - rayón, viscosa, </w:t>
-            </w:r>
-            <w:proofErr w:type="spellStart"/>
-            <w:r>
-              <w:t>lyoncel</w:t>
-            </w:r>
-            <w:proofErr w:type="spellEnd"/>
+              <w:t>Celulosa regenerada - rayón, viscosa, lyoncel</w:t>
+            </w:r>
           </w:p>
           <w:p>
             <w:pPr>
@@ -4931,15 +4817,7 @@
               <w:ind w:left="317"/>
             </w:pPr>
             <w:r>
-              <w:t>Poliuretano segmentado – elastano (</w:t>
-            </w:r>
-            <w:proofErr w:type="spellStart"/>
-            <w:r>
-              <w:t>spandex</w:t>
-            </w:r>
-            <w:proofErr w:type="spellEnd"/>
-            <w:r>
-              <w:t>)</w:t>
+              <w:t>Poliuretano segmentado – elastano (spandex)</w:t>
             </w:r>
           </w:p>
           <w:p>
@@ -5263,15 +5141,7 @@
         <w:t>Seda con cachemir</w:t>
       </w:r>
       <w:r>
-        <w:t xml:space="preserve">: es la </w:t>
-      </w:r>
-      <w:proofErr w:type="spellStart"/>
-      <w:r>
-        <w:t>pashmina</w:t>
-      </w:r>
-      <w:proofErr w:type="spellEnd"/>
-      <w:r>
-        <w:t>, se confunde al reemplazar la viscosa que la hace más económica.</w:t>
+        <w:t>: es la pashmina, se confunde al reemplazar la viscosa que la hace más económica.</w:t>
       </w:r>
     </w:p>
     <w:p>
@@ -5293,15 +5163,7 @@
         <w:t>: telas tejidas en</w:t>
       </w:r>
       <w:r>
-        <w:t xml:space="preserve"> </w:t>
-      </w:r>
-      <w:proofErr w:type="spellStart"/>
-      <w:r>
-        <w:t>jacquard</w:t>
-      </w:r>
-      <w:proofErr w:type="spellEnd"/>
-      <w:r>
-        <w:t xml:space="preserve"> </w:t>
+        <w:t xml:space="preserve"> jacquard </w:t>
       </w:r>
       <w:r>
         <w:t>como damasco.</w:t>
@@ -5454,15 +5316,7 @@
               <w:pStyle w:val="TextoTablas"/>
             </w:pPr>
             <w:r>
-              <w:t>Hilados (</w:t>
-            </w:r>
-            <w:proofErr w:type="spellStart"/>
-            <w:r>
-              <w:t>spun</w:t>
-            </w:r>
-            <w:proofErr w:type="spellEnd"/>
-            <w:r>
-              <w:t>)</w:t>
+              <w:t>Hilados (spun)</w:t>
             </w:r>
           </w:p>
         </w:tc>
@@ -5584,22 +5438,15 @@
             <w:pPr>
               <w:pStyle w:val="TextoTablas"/>
             </w:pPr>
-            <w:proofErr w:type="spellStart"/>
-            <w:r>
-              <w:t>Coreply</w:t>
-            </w:r>
-            <w:proofErr w:type="spellEnd"/>
-            <w:r>
-              <w:t xml:space="preserve"> - </w:t>
-            </w:r>
-            <w:proofErr w:type="spellStart"/>
+            <w:r>
+              <w:t xml:space="preserve">Coreply - </w:t>
+            </w:r>
             <w:r>
               <w:rPr>
                 <w:rStyle w:val="Extranjerismo"/>
               </w:rPr>
               <w:t>corespun</w:t>
             </w:r>
-            <w:proofErr w:type="spellEnd"/>
           </w:p>
           <w:p>
             <w:pPr>
@@ -5812,33 +5659,11 @@
         <w:spacing w:before="0" w:after="160"/>
         <w:ind w:left="1776"/>
       </w:pPr>
-      <w:proofErr w:type="spellStart"/>
       <w:r>
         <w:rPr>
           <w:b/>
         </w:rPr>
-        <w:t>DeciTex</w:t>
-      </w:r>
-      <w:proofErr w:type="spellEnd"/>
-      <w:r>
-        <w:rPr>
-          <w:b/>
-        </w:rPr>
-        <w:t xml:space="preserve"> (</w:t>
-      </w:r>
-      <w:proofErr w:type="spellStart"/>
-      <w:r>
-        <w:rPr>
-          <w:b/>
-        </w:rPr>
-        <w:t>dTex</w:t>
-      </w:r>
-      <w:proofErr w:type="spellEnd"/>
-      <w:r>
-        <w:rPr>
-          <w:b/>
-        </w:rPr>
-        <w:t>)</w:t>
+        <w:t>DeciTex (dTex)</w:t>
       </w:r>
       <w:r>
         <w:t>: 1/10 Tex.</w:t>
@@ -6726,31 +6551,7 @@
         <w:ind w:firstLine="708"/>
       </w:pPr>
       <w:r>
-        <w:t xml:space="preserve">Fuente: </w:t>
-      </w:r>
-      <w:proofErr w:type="spellStart"/>
-      <w:r>
-        <w:t>Kette</w:t>
-      </w:r>
-      <w:proofErr w:type="spellEnd"/>
-      <w:r>
-        <w:t xml:space="preserve"> </w:t>
-      </w:r>
-      <w:proofErr w:type="spellStart"/>
-      <w:r>
-        <w:t>und</w:t>
-      </w:r>
-      <w:proofErr w:type="spellEnd"/>
-      <w:r>
-        <w:t xml:space="preserve"> </w:t>
-      </w:r>
-      <w:proofErr w:type="spellStart"/>
-      <w:r>
-        <w:t>Schuß</w:t>
-      </w:r>
-      <w:proofErr w:type="spellEnd"/>
-      <w:r>
-        <w:t xml:space="preserve"> (2009)</w:t>
+        <w:t>Fuente: Kette und Schuß (2009)</w:t>
       </w:r>
     </w:p>
     <w:p>
@@ -7071,15 +6872,7 @@
         <w:spacing w:before="0" w:after="160"/>
       </w:pPr>
       <w:r>
-        <w:t xml:space="preserve">Suele haber más número de hilos/ cm en la urdimbre </w:t>
-      </w:r>
-      <w:proofErr w:type="gramStart"/>
-      <w:r>
-        <w:t>que</w:t>
-      </w:r>
-      <w:proofErr w:type="gramEnd"/>
-      <w:r>
-        <w:t xml:space="preserve"> en la trama, es decir, más tupida la urdimbre.</w:t>
+        <w:t>Suele haber más número de hilos/ cm en la urdimbre que en la trama, es decir, más tupida la urdimbre.</w:t>
       </w:r>
     </w:p>
     <w:p>
@@ -7105,15 +6898,7 @@
         <w:spacing w:before="0" w:after="160"/>
       </w:pPr>
       <w:r>
-        <w:t>En general, los hilos de urdimbre presentan mayor resistencia a la tracción (medido con dinamómetro) y más torsión (</w:t>
-      </w:r>
-      <w:proofErr w:type="spellStart"/>
-      <w:r>
-        <w:t>n°</w:t>
-      </w:r>
-      <w:proofErr w:type="spellEnd"/>
-      <w:r>
-        <w:t xml:space="preserve"> vueltas/ cm, medido con torsiómetro) que los de trama. Manual control de calidad en productos textiles y afines (2015, p. 81)).</w:t>
+        <w:t>En general, los hilos de urdimbre presentan mayor resistencia a la tracción (medido con dinamómetro) y más torsión (n° vueltas/ cm, medido con torsiómetro) que los de trama. Manual control de calidad en productos textiles y afines (2015, p. 81)).</w:t>
       </w:r>
     </w:p>
     <w:p>
@@ -7314,15 +7099,7 @@
         <w:t>Telas adheridas o laminadas</w:t>
       </w:r>
       <w:r>
-        <w:t xml:space="preserve">: unión de telas por medio de pegantes o </w:t>
-      </w:r>
-      <w:proofErr w:type="spellStart"/>
-      <w:r>
-        <w:t>termofijado</w:t>
-      </w:r>
-      <w:proofErr w:type="spellEnd"/>
-      <w:r>
-        <w:t>, produciendo una tela de bajo costo.</w:t>
+        <w:t>: unión de telas por medio de pegantes o termofijado, produciendo una tela de bajo costo.</w:t>
       </w:r>
     </w:p>
     <w:p>
@@ -7764,19 +7541,11 @@
           <w:b/>
         </w:rPr>
       </w:pPr>
-      <w:proofErr w:type="spellStart"/>
       <w:r>
         <w:rPr>
           <w:b/>
         </w:rPr>
-        <w:t>Tejeduría</w:t>
-      </w:r>
-      <w:proofErr w:type="spellEnd"/>
-      <w:r>
-        <w:rPr>
-          <w:b/>
-        </w:rPr>
-        <w:t>. Tejido de Punto y de calada</w:t>
+        <w:t>Tejeduría. Tejido de Punto y de calada</w:t>
       </w:r>
     </w:p>
     <w:p>
@@ -8441,13 +8210,8 @@
               <w:spacing w:line="360" w:lineRule="auto"/>
             </w:pPr>
             <w:r>
-              <w:t xml:space="preserve">Lana, mohair, alpaca, llama, vicuña, camello, conejo, </w:t>
-            </w:r>
-            <w:proofErr w:type="spellStart"/>
-            <w:r>
-              <w:t>qiviut</w:t>
-            </w:r>
-            <w:proofErr w:type="spellEnd"/>
+              <w:t>Lana, mohair, alpaca, llama, vicuña, camello, conejo, qiviut</w:t>
+            </w:r>
           </w:p>
         </w:tc>
         <w:tc>
@@ -8718,13 +8482,8 @@
               <w:pStyle w:val="TextoTablas"/>
               <w:spacing w:line="360" w:lineRule="auto"/>
             </w:pPr>
-            <w:proofErr w:type="spellStart"/>
-            <w:r>
-              <w:t>Pijamería</w:t>
-            </w:r>
-            <w:proofErr w:type="spellEnd"/>
-            <w:r>
-              <w:t>, cobijas, mantelerías, tapicería.</w:t>
+            <w:r>
+              <w:t>Pijamería, cobijas, mantelerías, tapicería.</w:t>
             </w:r>
           </w:p>
         </w:tc>
@@ -8814,15 +8573,7 @@
         <w:ind w:firstLine="708"/>
       </w:pPr>
       <w:r>
-        <w:t xml:space="preserve">Es importante diferenciar el nombre de la tela y la composición, ya que cada fábrica </w:t>
-      </w:r>
-      <w:proofErr w:type="spellStart"/>
-      <w:r>
-        <w:t>textilera</w:t>
-      </w:r>
-      <w:proofErr w:type="spellEnd"/>
-      <w:r>
-        <w:t xml:space="preserve"> asigna un nombre o referencia a cada una de las telas de su portafolio de productos, por lo que es importante apreciar al tacto varias de sus propiedades, teniendo en cuenta que no se pueden apreciar ciertas desventajas. Para identificarlas plenamente se requiere la descripción completa de la tela en un documento denominado ficha técnica, mediante la cual el cliente puede conocer todas las propiedades y analizar si la tela se puede utilizar en la prenda a producir. Se debe revisar la funcionalidad, el confort y la estética del textil para que el producto final sea óptimo.</w:t>
+        <w:t>Es importante diferenciar el nombre de la tela y la composición, ya que cada fábrica textilera asigna un nombre o referencia a cada una de las telas de su portafolio de productos, por lo que es importante apreciar al tacto varias de sus propiedades, teniendo en cuenta que no se pueden apreciar ciertas desventajas. Para identificarlas plenamente se requiere la descripción completa de la tela en un documento denominado ficha técnica, mediante la cual el cliente puede conocer todas las propiedades y analizar si la tela se puede utilizar en la prenda a producir. Se debe revisar la funcionalidad, el confort y la estética del textil para que el producto final sea óptimo.</w:t>
       </w:r>
     </w:p>
     <w:p>
@@ -8939,21 +8690,8 @@
               <w:pStyle w:val="TextoTablas"/>
               <w:spacing w:line="360" w:lineRule="auto"/>
             </w:pPr>
-            <w:proofErr w:type="spellStart"/>
-            <w:r>
-              <w:t>Ultralán</w:t>
-            </w:r>
-            <w:proofErr w:type="spellEnd"/>
-            <w:r>
-              <w:t xml:space="preserve">, </w:t>
-            </w:r>
-            <w:proofErr w:type="spellStart"/>
-            <w:r>
-              <w:t>bonlam</w:t>
-            </w:r>
-            <w:proofErr w:type="spellEnd"/>
-            <w:r>
-              <w:t xml:space="preserve"> o tejido quirúrgico.</w:t>
+            <w:r>
+              <w:t>Ultralán, bonlam o tejido quirúrgico.</w:t>
             </w:r>
           </w:p>
         </w:tc>
@@ -8997,15 +8735,7 @@
               <w:spacing w:line="360" w:lineRule="auto"/>
             </w:pPr>
             <w:r>
-              <w:t xml:space="preserve">Algodón o </w:t>
-            </w:r>
-            <w:proofErr w:type="spellStart"/>
-            <w:r>
-              <w:t>polialgodón</w:t>
-            </w:r>
-            <w:proofErr w:type="spellEnd"/>
-            <w:r>
-              <w:t>.</w:t>
+              <w:t>Algodón o polialgodón.</w:t>
             </w:r>
           </w:p>
         </w:tc>
@@ -9300,14 +9030,12 @@
       <w:r>
         <w:t xml:space="preserve">partiendo de lo anterior, se invita a que acceda al siguiente documento: </w:t>
       </w:r>
-      <w:proofErr w:type="spellStart"/>
       <w:r>
         <w:rPr>
           <w:b/>
         </w:rPr>
         <w:t>Enhebrados_de_maquinaria_de_confeccion</w:t>
       </w:r>
-      <w:proofErr w:type="spellEnd"/>
       <w:r>
         <w:t>, ubicado en la carpeta anexos.</w:t>
       </w:r>
@@ -9430,13 +9158,8 @@
       </w:pPr>
       <w:r>
         <w:lastRenderedPageBreak/>
-        <w:t xml:space="preserve">Tensores de hilo de máquina </w:t>
-      </w:r>
-      <w:proofErr w:type="spellStart"/>
-      <w:r>
-        <w:t>recubridora</w:t>
-      </w:r>
-      <w:proofErr w:type="spellEnd"/>
+        <w:t>Tensores de hilo de máquina recubridora</w:t>
+      </w:r>
     </w:p>
     <w:p>
       <w:pPr>
@@ -9552,13 +9275,8 @@
       </w:pPr>
       <w:r>
         <w:lastRenderedPageBreak/>
-        <w:t xml:space="preserve">Tensores de hilo de máquina </w:t>
-      </w:r>
-      <w:proofErr w:type="spellStart"/>
-      <w:r>
-        <w:t>fileteadora</w:t>
-      </w:r>
-      <w:proofErr w:type="spellEnd"/>
+        <w:t>Tensores de hilo de máquina fileteadora</w:t>
+      </w:r>
     </w:p>
     <w:p>
       <w:pPr>
@@ -9838,16 +9556,8 @@
         <w:rPr>
           <w:b/>
         </w:rPr>
-        <w:t xml:space="preserve">Tensión del hilo de la </w:t>
-      </w:r>
-      <w:proofErr w:type="spellStart"/>
-      <w:r>
-        <w:rPr>
-          <w:b/>
-        </w:rPr>
-        <w:t>cajabobina</w:t>
-      </w:r>
-      <w:proofErr w:type="spellEnd"/>
+        <w:t>Tensión del hilo de la cajabobina</w:t>
+      </w:r>
       <w:r>
         <w:t>: para ajustar el hilo se mueve el tornillo utilizando un destornillador a la medida de la ranura del tornillo.</w:t>
       </w:r>
@@ -9952,16 +9662,8 @@
         <w:rPr>
           <w:b/>
         </w:rPr>
-        <w:t xml:space="preserve">Máquina </w:t>
-      </w:r>
-      <w:proofErr w:type="spellStart"/>
-      <w:r>
-        <w:rPr>
-          <w:b/>
-        </w:rPr>
-        <w:t>fileteadora</w:t>
-      </w:r>
-      <w:proofErr w:type="spellEnd"/>
+        <w:t>Máquina fileteadora</w:t>
+      </w:r>
     </w:p>
     <w:p>
       <w:pPr>
@@ -9969,15 +9671,7 @@
         <w:ind w:firstLine="0"/>
       </w:pPr>
       <w:r>
-        <w:t xml:space="preserve">Se ajustan los tensores según corresponda al hilo. La costura de </w:t>
-      </w:r>
-      <w:proofErr w:type="spellStart"/>
-      <w:r>
-        <w:t>fileteadora</w:t>
-      </w:r>
-      <w:proofErr w:type="spellEnd"/>
-      <w:r>
-        <w:t xml:space="preserve"> con puntada de refuerzo muestra en la siguiente figura.</w:t>
+        <w:t>Se ajustan los tensores según corresponda al hilo. La costura de fileteadora con puntada de refuerzo muestra en la siguiente figura.</w:t>
       </w:r>
     </w:p>
     <w:p>
@@ -9996,16 +9690,8 @@
         <w:rPr>
           <w:b/>
         </w:rPr>
-        <w:t xml:space="preserve">Máquina </w:t>
-      </w:r>
-      <w:proofErr w:type="spellStart"/>
-      <w:r>
-        <w:rPr>
-          <w:b/>
-        </w:rPr>
-        <w:t>recubridora</w:t>
-      </w:r>
-      <w:proofErr w:type="spellEnd"/>
+        <w:t>Máquina recubridora</w:t>
+      </w:r>
     </w:p>
     <w:p>
       <w:pPr>
@@ -10079,11 +9765,9 @@
         </w:numPr>
         <w:spacing w:before="0" w:after="160"/>
       </w:pPr>
-      <w:proofErr w:type="spellStart"/>
       <w:r>
         <w:t>Zigzadora</w:t>
       </w:r>
-      <w:proofErr w:type="spellEnd"/>
     </w:p>
     <w:p>
       <w:pPr>
@@ -10120,11 +9804,9 @@
         </w:numPr>
         <w:spacing w:before="0" w:after="160"/>
       </w:pPr>
-      <w:proofErr w:type="spellStart"/>
       <w:r>
         <w:t>Botonadora</w:t>
       </w:r>
-      <w:proofErr w:type="spellEnd"/>
     </w:p>
     <w:p>
       <w:pPr>
@@ -10161,11 +9843,9 @@
         </w:numPr>
         <w:spacing w:before="0" w:after="160"/>
       </w:pPr>
-      <w:proofErr w:type="spellStart"/>
       <w:r>
         <w:t>Multiagujas</w:t>
       </w:r>
-      <w:proofErr w:type="spellEnd"/>
     </w:p>
     <w:p>
       <w:pPr>
@@ -10292,15 +9972,7 @@
         <w:ind w:firstLine="708"/>
       </w:pPr>
       <w:r>
-        <w:t xml:space="preserve">El conjunto de arrastre es menos grueso para tejidos semipesados. Se pueden trabajar telas como driles, gabardinas, telas para pantalón, composiciones en poliéster o </w:t>
-      </w:r>
-      <w:proofErr w:type="spellStart"/>
-      <w:r>
-        <w:t>polialgodón</w:t>
-      </w:r>
-      <w:proofErr w:type="spellEnd"/>
-      <w:r>
-        <w:t>.</w:t>
+        <w:t>El conjunto de arrastre es menos grueso para tejidos semipesados. Se pueden trabajar telas como driles, gabardinas, telas para pantalón, composiciones en poliéster o polialgodón.</w:t>
       </w:r>
     </w:p>
     <w:p>
@@ -10328,15 +10000,7 @@
         <w:ind w:firstLine="708"/>
       </w:pPr>
       <w:r>
-        <w:t xml:space="preserve">El conjunto de arrastre es para tejidos livianos como telas de ropa interior lycras, dacrones, </w:t>
-      </w:r>
-      <w:proofErr w:type="spellStart"/>
-      <w:r>
-        <w:t>chifones</w:t>
-      </w:r>
-      <w:proofErr w:type="spellEnd"/>
-      <w:r>
-        <w:t>, satines, sedas.</w:t>
+        <w:t>El conjunto de arrastre es para tejidos livianos como telas de ropa interior lycras, dacrones, chifones, satines, sedas.</w:t>
       </w:r>
     </w:p>
     <w:p>
@@ -10530,15 +10194,7 @@
               <w:t xml:space="preserve"> pie</w:t>
             </w:r>
             <w:r>
-              <w:t xml:space="preserve"> </w:t>
-            </w:r>
-            <w:proofErr w:type="spellStart"/>
-            <w:r>
-              <w:t>prensatelas</w:t>
-            </w:r>
-            <w:proofErr w:type="spellEnd"/>
-            <w:r>
-              <w:t xml:space="preserve"> y la utilizamos.</w:t>
+              <w:t xml:space="preserve"> prensatelas y la utilizamos.</w:t>
             </w:r>
           </w:p>
           <w:p>
@@ -10761,15 +10417,7 @@
           </w:p>
           <w:p>
             <w:r>
-              <w:t xml:space="preserve">Para esta pieza, que es de 50 cm por 25 cm, vamos a iniciar haciendo la primera costura doblando 2 cm. La posiciono bajo el </w:t>
-            </w:r>
-            <w:proofErr w:type="spellStart"/>
-            <w:r>
-              <w:t>prensatelas</w:t>
-            </w:r>
-            <w:proofErr w:type="spellEnd"/>
-            <w:r>
-              <w:t xml:space="preserve"> y hago el remate al inicio.</w:t>
+              <w:t>Para esta pieza, que es de 50 cm por 25 cm, vamos a iniciar haciendo la primera costura doblando 2 cm. La posiciono bajo el prensatelas y hago el remate al inicio.</w:t>
             </w:r>
           </w:p>
           <w:p/>
@@ -10889,30 +10537,8 @@
           <w:b/>
         </w:rPr>
         <w:lastRenderedPageBreak/>
-        <w:t xml:space="preserve">Máquina </w:t>
-      </w:r>
-      <w:proofErr w:type="spellStart"/>
-      <w:r>
-        <w:rPr>
-          <w:b/>
-        </w:rPr>
-        <w:t>fileteadora</w:t>
-      </w:r>
-      <w:proofErr w:type="spellEnd"/>
-      <w:r>
-        <w:rPr>
-          <w:b/>
-        </w:rPr>
-        <w:t xml:space="preserve"> y </w:t>
-      </w:r>
-      <w:proofErr w:type="spellStart"/>
-      <w:r>
-        <w:rPr>
-          <w:b/>
-        </w:rPr>
-        <w:t>recubridora</w:t>
-      </w:r>
-      <w:proofErr w:type="spellEnd"/>
+        <w:t>Máquina fileteadora y recubridora</w:t>
+      </w:r>
     </w:p>
     <w:p>
       <w:pPr>
@@ -10932,15 +10558,7 @@
         <w:t xml:space="preserve"> </w:t>
       </w:r>
       <w:r>
-        <w:t xml:space="preserve">por ejemplo se utilizan 14 a 16 P.P.P. para prendas en denim se utilizan sobrehilados entre 9 y 6 P.P.P. En la </w:t>
-      </w:r>
-      <w:proofErr w:type="spellStart"/>
-      <w:r>
-        <w:t>recubridora</w:t>
-      </w:r>
-      <w:proofErr w:type="spellEnd"/>
-      <w:r>
-        <w:t xml:space="preserve"> una operación como los dobladillos de camiseta se manejan 10 a 8 P.P.P.</w:t>
+        <w:t>por ejemplo se utilizan 14 a 16 P.P.P. para prendas en denim se utilizan sobrehilados entre 9 y 6 P.P.P. En la recubridora una operación como los dobladillos de camiseta se manejan 10 a 8 P.P.P.</w:t>
       </w:r>
     </w:p>
     <w:p/>
@@ -11348,15 +10966,7 @@
           </w:p>
           <w:p>
             <w:r>
-              <w:t xml:space="preserve">La posicionamos en el </w:t>
-            </w:r>
-            <w:proofErr w:type="spellStart"/>
-            <w:r>
-              <w:t>prensatelas</w:t>
-            </w:r>
-            <w:proofErr w:type="spellEnd"/>
-            <w:r>
-              <w:t xml:space="preserve"> y la utilizamos.</w:t>
+              <w:t>La posicionamos en el prensatelas y la utilizamos.</w:t>
             </w:r>
           </w:p>
           <w:p>
@@ -11515,15 +11125,7 @@
         <w:spacing w:before="0" w:after="160"/>
       </w:pPr>
       <w:r>
-        <w:t xml:space="preserve">NTC 1990:1994 Textiles y confecciones. Fibras. </w:t>
-      </w:r>
-      <w:proofErr w:type="gramStart"/>
-      <w:r>
-        <w:t>Fibras cortada</w:t>
-      </w:r>
-      <w:proofErr w:type="gramEnd"/>
-      <w:r>
-        <w:t xml:space="preserve"> de poliéster.</w:t>
+        <w:t>NTC 1990:1994 Textiles y confecciones. Fibras. Fibras cortada de poliéster.</w:t>
       </w:r>
     </w:p>
     <w:p>
@@ -12230,7 +11832,6 @@
           <w:bCs/>
         </w:rPr>
       </w:pPr>
-      <w:proofErr w:type="spellStart"/>
       <w:r>
         <w:rPr>
           <w:b/>
@@ -12238,7 +11839,6 @@
         </w:rPr>
         <w:t>Bralette</w:t>
       </w:r>
-      <w:proofErr w:type="spellEnd"/>
       <w:r>
         <w:rPr>
           <w:bCs/>
@@ -12264,7 +11864,6 @@
           <w:bCs/>
         </w:rPr>
       </w:pPr>
-      <w:proofErr w:type="spellStart"/>
       <w:r>
         <w:rPr>
           <w:b/>
@@ -12272,7 +11871,6 @@
         </w:rPr>
         <w:t>Cajabobina</w:t>
       </w:r>
-      <w:proofErr w:type="spellEnd"/>
       <w:r>
         <w:rPr>
           <w:bCs/>
@@ -12513,31 +12111,13 @@
       </w:r>
     </w:p>
     <w:p>
-      <w:proofErr w:type="spellStart"/>
-      <w:r>
-        <w:t>Arcoline</w:t>
-      </w:r>
-      <w:proofErr w:type="spellEnd"/>
-      <w:r>
-        <w:t xml:space="preserve">. (2020). </w:t>
-      </w:r>
-      <w:proofErr w:type="spellStart"/>
-      <w:r>
-        <w:t>Arcoline</w:t>
-      </w:r>
-      <w:proofErr w:type="spellEnd"/>
-      <w:r>
-        <w:t xml:space="preserve"> portafolio.</w:t>
-      </w:r>
-    </w:p>
-    <w:p>
-      <w:proofErr w:type="spellStart"/>
-      <w:r>
-        <w:t>Celestecielo</w:t>
-      </w:r>
-      <w:proofErr w:type="spellEnd"/>
-      <w:r>
-        <w:t>, G. (2012, junio). Montar cremallera.</w:t>
+      <w:r>
+        <w:t>Arcoline. (2020). Arcoline portafolio.</w:t>
+      </w:r>
+    </w:p>
+    <w:p>
+      <w:r>
+        <w:t>Celestecielo, G. (2012, junio). Montar cremallera.</w:t>
       </w:r>
     </w:p>
     <w:p>
@@ -12547,15 +12127,7 @@
     </w:p>
     <w:p>
       <w:r>
-        <w:t xml:space="preserve">COATS </w:t>
-      </w:r>
-      <w:proofErr w:type="spellStart"/>
-      <w:r>
-        <w:t>Group</w:t>
-      </w:r>
-      <w:proofErr w:type="spellEnd"/>
-      <w:r>
-        <w:t>. (2020). Productos.</w:t>
+        <w:t>COATS Group. (2020). Productos.</w:t>
       </w:r>
     </w:p>
     <w:p>
@@ -12579,13 +12151,8 @@
       </w:r>
     </w:p>
     <w:p>
-      <w:proofErr w:type="spellStart"/>
-      <w:r>
-        <w:t>Kette_und_Schuß</w:t>
-      </w:r>
-      <w:proofErr w:type="spellEnd"/>
-      <w:r>
-        <w:t>. (2009, 27 de agosto). Trama y urdimbre.</w:t>
+      <w:r>
+        <w:t>Kette_und_Schuß. (2009, 27 de agosto). Trama y urdimbre.</w:t>
       </w:r>
     </w:p>
     <w:p>
@@ -12594,112 +12161,54 @@
       </w:r>
     </w:p>
     <w:p>
-      <w:proofErr w:type="spellStart"/>
-      <w:r>
-        <w:t>ManualsLib</w:t>
-      </w:r>
-      <w:proofErr w:type="spellEnd"/>
-      <w:r>
-        <w:t>. (s.f.). Enhebrado de la máquina. Manual máquina de coser Brother T-8422A (p. 28).</w:t>
-      </w:r>
-    </w:p>
-    <w:p>
-      <w:proofErr w:type="spellStart"/>
-      <w:r>
-        <w:t>ManualsLib</w:t>
-      </w:r>
-      <w:proofErr w:type="spellEnd"/>
-      <w:r>
-        <w:t>. (s.f.). Enhebrado de la máquina. Manual máquina de coser Brother ZM-851A (p. 47).</w:t>
-      </w:r>
-    </w:p>
-    <w:p>
-      <w:proofErr w:type="spellStart"/>
-      <w:r>
-        <w:t>ManualsLib</w:t>
-      </w:r>
-      <w:proofErr w:type="spellEnd"/>
-      <w:r>
-        <w:t>. (s.f.). Enhebrado de la máquina. Manual de instrucciones JUKI MO-6704D (p. 40).</w:t>
-      </w:r>
-    </w:p>
-    <w:p>
-      <w:proofErr w:type="spellStart"/>
+      <w:r>
+        <w:t>ManualsLib. (s.f.). Enhebrado de la máquina. Manual máquina de coser Brother T-8422A (p. 28).</w:t>
+      </w:r>
+    </w:p>
+    <w:p>
+      <w:r>
+        <w:t>ManualsLib. (s.f.). Enhebrado de la máquina. Manual máquina de coser Brother ZM-851A (p. 47).</w:t>
+      </w:r>
+    </w:p>
+    <w:p>
+      <w:r>
+        <w:t>ManualsLib. (s.f.). Enhebrado de la máquina. Manual de instrucciones JUKI MO-6704D (p. 40).</w:t>
+      </w:r>
+    </w:p>
+    <w:p>
       <w:r>
         <w:lastRenderedPageBreak/>
-        <w:t>ManualsLib</w:t>
-      </w:r>
-      <w:proofErr w:type="spellEnd"/>
-      <w:r>
-        <w:t xml:space="preserve">. (s.f.). Enhebrado de la máquina. Manual de instrucciones </w:t>
-      </w:r>
-      <w:proofErr w:type="spellStart"/>
-      <w:r>
-        <w:t>Siruba</w:t>
-      </w:r>
-      <w:proofErr w:type="spellEnd"/>
-      <w:r>
-        <w:t xml:space="preserve"> L818F (p. 18).</w:t>
-      </w:r>
-    </w:p>
-    <w:p>
-      <w:proofErr w:type="spellStart"/>
-      <w:r>
-        <w:t>ManualsLib</w:t>
-      </w:r>
-      <w:proofErr w:type="spellEnd"/>
-      <w:r>
-        <w:t>. (s.f.). Enhebrado de la máquina. Manual técnico serie Pegasus W500 (p. 9).</w:t>
-      </w:r>
-    </w:p>
-    <w:p>
-      <w:proofErr w:type="spellStart"/>
-      <w:r>
-        <w:t>ManualsLib</w:t>
-      </w:r>
-      <w:proofErr w:type="spellEnd"/>
-      <w:r>
-        <w:t>. (s.f.). Preparativos antes de coser, colocación de la aguja y enhebrado del hilo superior. Brother BE-438D. Manual de instrucción (p. 30).</w:t>
-      </w:r>
-    </w:p>
-    <w:p>
-      <w:proofErr w:type="spellStart"/>
-      <w:r>
-        <w:t>ManualsLib</w:t>
-      </w:r>
-      <w:proofErr w:type="spellEnd"/>
-      <w:r>
-        <w:t>. (s.f.). Enhebrado del hilo superior. Brother HE-800B. Manual de instrucciones (p. 31).</w:t>
-      </w:r>
-    </w:p>
-    <w:p>
-      <w:proofErr w:type="spellStart"/>
-      <w:r>
-        <w:t>ManualsLib</w:t>
-      </w:r>
-      <w:proofErr w:type="spellEnd"/>
-      <w:r>
-        <w:t>. (s.f.). Preparación antes de coser, instalación de la aguja y enhebrado del hilo superior. Brother KE-430F. Manual de instrucciones (p. 35).</w:t>
-      </w:r>
-    </w:p>
-    <w:p>
-      <w:proofErr w:type="spellStart"/>
-      <w:r>
-        <w:t>ManualsLib</w:t>
-      </w:r>
-      <w:proofErr w:type="spellEnd"/>
-      <w:r>
-        <w:t>. (s.f.). Enhebrado del hilo superior. Brother RH-9820. Manual de instrucciones.</w:t>
-      </w:r>
-    </w:p>
-    <w:p>
-      <w:proofErr w:type="spellStart"/>
-      <w:r>
-        <w:t>ManualsLib</w:t>
-      </w:r>
-      <w:proofErr w:type="spellEnd"/>
-      <w:r>
-        <w:t>. (s.f.). Enhebrando los hilos inferiores y superiores. Manual de instrucciones Brother DA-9280 (p. 19).</w:t>
+        <w:t>ManualsLib. (s.f.). Enhebrado de la máquina. Manual de instrucciones Siruba L818F (p. 18).</w:t>
+      </w:r>
+    </w:p>
+    <w:p>
+      <w:r>
+        <w:t>ManualsLib. (s.f.). Enhebrado de la máquina. Manual técnico serie Pegasus W500 (p. 9).</w:t>
+      </w:r>
+    </w:p>
+    <w:p>
+      <w:r>
+        <w:t>ManualsLib. (s.f.). Preparativos antes de coser, colocación de la aguja y enhebrado del hilo superior. Brother BE-438D. Manual de instrucción (p. 30).</w:t>
+      </w:r>
+    </w:p>
+    <w:p>
+      <w:r>
+        <w:t>ManualsLib. (s.f.). Enhebrado del hilo superior. Brother HE-800B. Manual de instrucciones (p. 31).</w:t>
+      </w:r>
+    </w:p>
+    <w:p>
+      <w:r>
+        <w:t>ManualsLib. (s.f.). Preparación antes de coser, instalación de la aguja y enhebrado del hilo superior. Brother KE-430F. Manual de instrucciones (p. 35).</w:t>
+      </w:r>
+    </w:p>
+    <w:p>
+      <w:r>
+        <w:t>ManualsLib. (s.f.). Enhebrado del hilo superior. Brother RH-9820. Manual de instrucciones.</w:t>
+      </w:r>
+    </w:p>
+    <w:p>
+      <w:r>
+        <w:t>ManualsLib. (s.f.). Enhebrando los hilos inferiores y superiores. Manual de instrucciones Brother DA-9280 (p. 19).</w:t>
       </w:r>
     </w:p>
     <w:p>
@@ -12734,44 +12243,18 @@
       </w:r>
     </w:p>
     <w:p>
-      <w:proofErr w:type="spellStart"/>
-      <w:r>
-        <w:t>Sutex</w:t>
-      </w:r>
-      <w:proofErr w:type="spellEnd"/>
-      <w:r>
-        <w:t xml:space="preserve">. (2020). </w:t>
-      </w:r>
-      <w:proofErr w:type="spellStart"/>
-      <w:r>
-        <w:t>Sutex</w:t>
-      </w:r>
-      <w:proofErr w:type="spellEnd"/>
-      <w:r>
-        <w:t xml:space="preserve"> textiles.</w:t>
-      </w:r>
-    </w:p>
-    <w:p>
-      <w:r>
-        <w:t xml:space="preserve">Telas </w:t>
-      </w:r>
-      <w:proofErr w:type="spellStart"/>
-      <w:r>
-        <w:t>PatPrimo</w:t>
-      </w:r>
-      <w:proofErr w:type="spellEnd"/>
-      <w:r>
-        <w:t>. (2020). Nuestras telas.</w:t>
-      </w:r>
-    </w:p>
-    <w:p>
-      <w:proofErr w:type="spellStart"/>
-      <w:r>
-        <w:t>Virtualpro</w:t>
-      </w:r>
-      <w:proofErr w:type="spellEnd"/>
-      <w:r>
-        <w:t>. (2002). Procesos industriales, manufactura y producción.</w:t>
+      <w:r>
+        <w:t>Sutex. (2020). Sutex textiles.</w:t>
+      </w:r>
+    </w:p>
+    <w:p>
+      <w:r>
+        <w:t>Telas PatPrimo. (2020). Nuestras telas.</w:t>
+      </w:r>
+    </w:p>
+    <w:p>
+      <w:r>
+        <w:t>Virtualpro. (2002). Procesos industriales, manufactura y producción.</w:t>
       </w:r>
     </w:p>
     <w:p/>
@@ -12921,7 +12404,7 @@
               <w:rPr>
                 <w:lang w:val="es-CO"/>
               </w:rPr>
-              <w:t>Profesional G06. Responsable Ecosistema de Recursos Educativos Digitales (RED)</w:t>
+              <w:t>Profesional G06. Responsable Ecosistema de Recursos Educativos Digitales</w:t>
             </w:r>
           </w:p>
         </w:tc>
@@ -13013,15 +12496,7 @@
               <w:spacing w:line="360" w:lineRule="auto"/>
             </w:pPr>
             <w:r>
-              <w:t xml:space="preserve">Rafael </w:t>
-            </w:r>
-            <w:proofErr w:type="spellStart"/>
-            <w:r>
-              <w:t>Nelftalí</w:t>
-            </w:r>
-            <w:proofErr w:type="spellEnd"/>
-            <w:r>
-              <w:t xml:space="preserve"> Lizcano Reyes</w:t>
+              <w:t>Rafael Nelftalí Lizcano Reyes</w:t>
             </w:r>
           </w:p>
         </w:tc>
@@ -13213,8 +12688,6 @@
             <w:r>
               <w:t>Centro para la Industria de la Comunicación Gráfica - Regional Distrito Capital</w:t>
             </w:r>
-            <w:bookmarkStart w:id="25" w:name="_GoBack"/>
-            <w:bookmarkEnd w:id="25"/>
           </w:p>
         </w:tc>
       </w:tr>
@@ -13339,13 +12812,8 @@
             </w:pPr>
             <w:r>
               <w:lastRenderedPageBreak/>
-              <w:t xml:space="preserve">Leonardo Castellanos </w:t>
-            </w:r>
-            <w:proofErr w:type="spellStart"/>
-            <w:r>
-              <w:t>Rodriguez</w:t>
-            </w:r>
-            <w:proofErr w:type="spellEnd"/>
+              <w:t>Leonardo Castellanos Rodriguez</w:t>
+            </w:r>
           </w:p>
         </w:tc>
         <w:tc>
@@ -13399,13 +12867,8 @@
               <w:pStyle w:val="TextoTablas"/>
               <w:spacing w:line="360" w:lineRule="auto"/>
             </w:pPr>
-            <w:proofErr w:type="spellStart"/>
-            <w:r>
-              <w:t>Maria</w:t>
-            </w:r>
-            <w:proofErr w:type="spellEnd"/>
-            <w:r>
-              <w:t xml:space="preserve"> Alejandra Vera Briceño</w:t>
+            <w:r>
+              <w:t>Maria Alejandra Vera Briceño</w:t>
             </w:r>
           </w:p>
         </w:tc>
@@ -13458,15 +12921,7 @@
               <w:spacing w:line="360" w:lineRule="auto"/>
             </w:pPr>
             <w:r>
-              <w:t xml:space="preserve">Yineth </w:t>
-            </w:r>
-            <w:proofErr w:type="spellStart"/>
-            <w:r>
-              <w:t>Ibette</w:t>
-            </w:r>
-            <w:proofErr w:type="spellEnd"/>
-            <w:r>
-              <w:t xml:space="preserve"> González Quintero</w:t>
+              <w:t>Yineth Ibette González Quintero</w:t>
             </w:r>
           </w:p>
         </w:tc>
@@ -13578,7 +13033,7 @@
 </file>
 
 <file path=word/endnotes.xml><?xml version="1.0" encoding="utf-8"?>
-<w:endnotes xmlns:wpc="http://schemas.microsoft.com/office/word/2010/wordprocessingCanvas" xmlns:cx="http://schemas.microsoft.com/office/drawing/2014/chartex" xmlns:cx1="http://schemas.microsoft.com/office/drawing/2015/9/8/chartex" xmlns:cx2="http://schemas.microsoft.com/office/drawing/2015/10/21/chartex" xmlns:cx3="http://schemas.microsoft.com/office/drawing/2016/5/9/chartex" xmlns:cx4="http://schemas.microsoft.com/office/drawing/2016/5/10/chartex" xmlns:cx5="http://schemas.microsoft.com/office/drawing/2016/5/11/chartex" xmlns:cx6="http://schemas.microsoft.com/office/drawing/2016/5/12/chartex" xmlns:cx7="http://schemas.microsoft.com/office/drawing/2016/5/13/chartex" xmlns:cx8="http://schemas.microsoft.com/office/drawing/2016/5/14/chartex" xmlns:mc="http://schemas.openxmlformats.org/markup-compatibility/2006" xmlns:aink="http://schemas.microsoft.com/office/drawing/2016/ink" xmlns:am3d="http://schemas.microsoft.com/office/drawing/2017/model3d" xmlns:o="urn:schemas-microsoft-com:office:office" xmlns:r="http://schemas.openxmlformats.org/officeDocument/2006/relationships" xmlns:m="http://schemas.openxmlformats.org/officeDocument/2006/math" xmlns:v="urn:schemas-microsoft-com:vml" xmlns:wp14="http://schemas.microsoft.com/office/word/2010/wordprocessingDrawing" xmlns:wp="http://schemas.openxmlformats.org/drawingml/2006/wordprocessingDrawing" xmlns:w10="urn:schemas-microsoft-com:office:word" xmlns:w="http://schemas.openxmlformats.org/wordprocessingml/2006/main" xmlns:w14="http://schemas.microsoft.com/office/word/2010/wordml" xmlns:w15="http://schemas.microsoft.com/office/word/2012/wordml" xmlns:w16cid="http://schemas.microsoft.com/office/word/2016/wordml/cid" xmlns:w16se="http://schemas.microsoft.com/office/word/2015/wordml/symex" xmlns:wpg="http://schemas.microsoft.com/office/word/2010/wordprocessingGroup" xmlns:wpi="http://schemas.microsoft.com/office/word/2010/wordprocessingInk" xmlns:wne="http://schemas.microsoft.com/office/word/2006/wordml" xmlns:wps="http://schemas.microsoft.com/office/word/2010/wordprocessingShape" mc:Ignorable="w14 w15 w16se w16cid wp14">
+<w:endnotes xmlns:wpc="http://schemas.microsoft.com/office/word/2010/wordprocessingCanvas" xmlns:cx="http://schemas.microsoft.com/office/drawing/2014/chartex" xmlns:cx1="http://schemas.microsoft.com/office/drawing/2015/9/8/chartex" xmlns:cx2="http://schemas.microsoft.com/office/drawing/2015/10/21/chartex" xmlns:cx3="http://schemas.microsoft.com/office/drawing/2016/5/9/chartex" xmlns:cx4="http://schemas.microsoft.com/office/drawing/2016/5/10/chartex" xmlns:cx5="http://schemas.microsoft.com/office/drawing/2016/5/11/chartex" xmlns:cx6="http://schemas.microsoft.com/office/drawing/2016/5/12/chartex" xmlns:cx7="http://schemas.microsoft.com/office/drawing/2016/5/13/chartex" xmlns:cx8="http://schemas.microsoft.com/office/drawing/2016/5/14/chartex" xmlns:mc="http://schemas.openxmlformats.org/markup-compatibility/2006" xmlns:aink="http://schemas.microsoft.com/office/drawing/2016/ink" xmlns:am3d="http://schemas.microsoft.com/office/drawing/2017/model3d" xmlns:o="urn:schemas-microsoft-com:office:office" xmlns:oel="http://schemas.microsoft.com/office/2019/extlst" xmlns:r="http://schemas.openxmlformats.org/officeDocument/2006/relationships" xmlns:m="http://schemas.openxmlformats.org/officeDocument/2006/math" xmlns:v="urn:schemas-microsoft-com:vml" xmlns:wp14="http://schemas.microsoft.com/office/word/2010/wordprocessingDrawing" xmlns:wp="http://schemas.openxmlformats.org/drawingml/2006/wordprocessingDrawing" xmlns:w10="urn:schemas-microsoft-com:office:word" xmlns:w="http://schemas.openxmlformats.org/wordprocessingml/2006/main" xmlns:w14="http://schemas.microsoft.com/office/word/2010/wordml" xmlns:w15="http://schemas.microsoft.com/office/word/2012/wordml" xmlns:w16cex="http://schemas.microsoft.com/office/word/2018/wordml/cex" xmlns:w16cid="http://schemas.microsoft.com/office/word/2016/wordml/cid" xmlns:w16="http://schemas.microsoft.com/office/word/2018/wordml" xmlns:w16du="http://schemas.microsoft.com/office/word/2023/wordml/word16du" xmlns:w16sdtdh="http://schemas.microsoft.com/office/word/2020/wordml/sdtdatahash" xmlns:w16sdtfl="http://schemas.microsoft.com/office/word/2024/wordml/sdtformatlock" xmlns:w16se="http://schemas.microsoft.com/office/word/2015/wordml/symex" xmlns:wpg="http://schemas.microsoft.com/office/word/2010/wordprocessingGroup" xmlns:wpi="http://schemas.microsoft.com/office/word/2010/wordprocessingInk" xmlns:wne="http://schemas.microsoft.com/office/word/2006/wordml" xmlns:wps="http://schemas.microsoft.com/office/word/2010/wordprocessingShape" mc:Ignorable="w14 w15 w16se w16cid w16 w16cex w16sdtdh w16sdtfl w16du wp14">
   <w:endnote w:type="separator" w:id="-1">
     <w:p>
       <w:pPr>
@@ -13603,7 +13058,7 @@
 </file>
 
 <file path=word/footer1.xml><?xml version="1.0" encoding="utf-8"?>
-<w:ftr xmlns:wpc="http://schemas.microsoft.com/office/word/2010/wordprocessingCanvas" xmlns:cx="http://schemas.microsoft.com/office/drawing/2014/chartex" xmlns:cx1="http://schemas.microsoft.com/office/drawing/2015/9/8/chartex" xmlns:cx2="http://schemas.microsoft.com/office/drawing/2015/10/21/chartex" xmlns:cx3="http://schemas.microsoft.com/office/drawing/2016/5/9/chartex" xmlns:cx4="http://schemas.microsoft.com/office/drawing/2016/5/10/chartex" xmlns:cx5="http://schemas.microsoft.com/office/drawing/2016/5/11/chartex" xmlns:cx6="http://schemas.microsoft.com/office/drawing/2016/5/12/chartex" xmlns:cx7="http://schemas.microsoft.com/office/drawing/2016/5/13/chartex" xmlns:cx8="http://schemas.microsoft.com/office/drawing/2016/5/14/chartex" xmlns:mc="http://schemas.openxmlformats.org/markup-compatibility/2006" xmlns:aink="http://schemas.microsoft.com/office/drawing/2016/ink" xmlns:am3d="http://schemas.microsoft.com/office/drawing/2017/model3d" xmlns:o="urn:schemas-microsoft-com:office:office" xmlns:r="http://schemas.openxmlformats.org/officeDocument/2006/relationships" xmlns:m="http://schemas.openxmlformats.org/officeDocument/2006/math" xmlns:v="urn:schemas-microsoft-com:vml" xmlns:wp14="http://schemas.microsoft.com/office/word/2010/wordprocessingDrawing" xmlns:wp="http://schemas.openxmlformats.org/drawingml/2006/wordprocessingDrawing" xmlns:w10="urn:schemas-microsoft-com:office:word" xmlns:w="http://schemas.openxmlformats.org/wordprocessingml/2006/main" xmlns:w14="http://schemas.microsoft.com/office/word/2010/wordml" xmlns:w15="http://schemas.microsoft.com/office/word/2012/wordml" xmlns:w16cid="http://schemas.microsoft.com/office/word/2016/wordml/cid" xmlns:w16se="http://schemas.microsoft.com/office/word/2015/wordml/symex" xmlns:wpg="http://schemas.microsoft.com/office/word/2010/wordprocessingGroup" xmlns:wpi="http://schemas.microsoft.com/office/word/2010/wordprocessingInk" xmlns:wne="http://schemas.microsoft.com/office/word/2006/wordml" xmlns:wps="http://schemas.microsoft.com/office/word/2010/wordprocessingShape" mc:Ignorable="w14 w15 w16se w16cid wp14">
+<w:ftr xmlns:wpc="http://schemas.microsoft.com/office/word/2010/wordprocessingCanvas" xmlns:cx="http://schemas.microsoft.com/office/drawing/2014/chartex" xmlns:cx1="http://schemas.microsoft.com/office/drawing/2015/9/8/chartex" xmlns:cx2="http://schemas.microsoft.com/office/drawing/2015/10/21/chartex" xmlns:cx3="http://schemas.microsoft.com/office/drawing/2016/5/9/chartex" xmlns:cx4="http://schemas.microsoft.com/office/drawing/2016/5/10/chartex" xmlns:cx5="http://schemas.microsoft.com/office/drawing/2016/5/11/chartex" xmlns:cx6="http://schemas.microsoft.com/office/drawing/2016/5/12/chartex" xmlns:cx7="http://schemas.microsoft.com/office/drawing/2016/5/13/chartex" xmlns:cx8="http://schemas.microsoft.com/office/drawing/2016/5/14/chartex" xmlns:mc="http://schemas.openxmlformats.org/markup-compatibility/2006" xmlns:aink="http://schemas.microsoft.com/office/drawing/2016/ink" xmlns:am3d="http://schemas.microsoft.com/office/drawing/2017/model3d" xmlns:o="urn:schemas-microsoft-com:office:office" xmlns:oel="http://schemas.microsoft.com/office/2019/extlst" xmlns:r="http://schemas.openxmlformats.org/officeDocument/2006/relationships" xmlns:m="http://schemas.openxmlformats.org/officeDocument/2006/math" xmlns:v="urn:schemas-microsoft-com:vml" xmlns:wp14="http://schemas.microsoft.com/office/word/2010/wordprocessingDrawing" xmlns:wp="http://schemas.openxmlformats.org/drawingml/2006/wordprocessingDrawing" xmlns:w10="urn:schemas-microsoft-com:office:word" xmlns:w="http://schemas.openxmlformats.org/wordprocessingml/2006/main" xmlns:w14="http://schemas.microsoft.com/office/word/2010/wordml" xmlns:w15="http://schemas.microsoft.com/office/word/2012/wordml" xmlns:w16cex="http://schemas.microsoft.com/office/word/2018/wordml/cex" xmlns:w16cid="http://schemas.microsoft.com/office/word/2016/wordml/cid" xmlns:w16="http://schemas.microsoft.com/office/word/2018/wordml" xmlns:w16du="http://schemas.microsoft.com/office/word/2023/wordml/word16du" xmlns:w16sdtdh="http://schemas.microsoft.com/office/word/2020/wordml/sdtdatahash" xmlns:w16sdtfl="http://schemas.microsoft.com/office/word/2024/wordml/sdtformatlock" xmlns:w16se="http://schemas.microsoft.com/office/word/2015/wordml/symex" xmlns:wpg="http://schemas.microsoft.com/office/word/2010/wordprocessingGroup" xmlns:wpi="http://schemas.microsoft.com/office/word/2010/wordprocessingInk" xmlns:wne="http://schemas.microsoft.com/office/word/2006/wordml" xmlns:wps="http://schemas.microsoft.com/office/word/2010/wordprocessingShape" mc:Ignorable="w14 w15 w16se w16cid w16 w16cex w16sdtdh w16sdtfl w16du wp14">
   <w:sdt>
     <w:sdtPr>
       <w:id w:val="-1465197936"/>
@@ -13612,7 +13067,6 @@
         <w:docPartUnique/>
       </w:docPartObj>
     </w:sdtPr>
-    <w:sdtEndPr/>
     <w:sdtContent>
       <w:p>
         <w:pPr>
@@ -13649,7 +13103,7 @@
 </file>
 
 <file path=word/footnotes.xml><?xml version="1.0" encoding="utf-8"?>
-<w:footnotes xmlns:wpc="http://schemas.microsoft.com/office/word/2010/wordprocessingCanvas" xmlns:cx="http://schemas.microsoft.com/office/drawing/2014/chartex" xmlns:cx1="http://schemas.microsoft.com/office/drawing/2015/9/8/chartex" xmlns:cx2="http://schemas.microsoft.com/office/drawing/2015/10/21/chartex" xmlns:cx3="http://schemas.microsoft.com/office/drawing/2016/5/9/chartex" xmlns:cx4="http://schemas.microsoft.com/office/drawing/2016/5/10/chartex" xmlns:cx5="http://schemas.microsoft.com/office/drawing/2016/5/11/chartex" xmlns:cx6="http://schemas.microsoft.com/office/drawing/2016/5/12/chartex" xmlns:cx7="http://schemas.microsoft.com/office/drawing/2016/5/13/chartex" xmlns:cx8="http://schemas.microsoft.com/office/drawing/2016/5/14/chartex" xmlns:mc="http://schemas.openxmlformats.org/markup-compatibility/2006" xmlns:aink="http://schemas.microsoft.com/office/drawing/2016/ink" xmlns:am3d="http://schemas.microsoft.com/office/drawing/2017/model3d" xmlns:o="urn:schemas-microsoft-com:office:office" xmlns:r="http://schemas.openxmlformats.org/officeDocument/2006/relationships" xmlns:m="http://schemas.openxmlformats.org/officeDocument/2006/math" xmlns:v="urn:schemas-microsoft-com:vml" xmlns:wp14="http://schemas.microsoft.com/office/word/2010/wordprocessingDrawing" xmlns:wp="http://schemas.openxmlformats.org/drawingml/2006/wordprocessingDrawing" xmlns:w10="urn:schemas-microsoft-com:office:word" xmlns:w="http://schemas.openxmlformats.org/wordprocessingml/2006/main" xmlns:w14="http://schemas.microsoft.com/office/word/2010/wordml" xmlns:w15="http://schemas.microsoft.com/office/word/2012/wordml" xmlns:w16cid="http://schemas.microsoft.com/office/word/2016/wordml/cid" xmlns:w16se="http://schemas.microsoft.com/office/word/2015/wordml/symex" xmlns:wpg="http://schemas.microsoft.com/office/word/2010/wordprocessingGroup" xmlns:wpi="http://schemas.microsoft.com/office/word/2010/wordprocessingInk" xmlns:wne="http://schemas.microsoft.com/office/word/2006/wordml" xmlns:wps="http://schemas.microsoft.com/office/word/2010/wordprocessingShape" mc:Ignorable="w14 w15 w16se w16cid wp14">
+<w:footnotes xmlns:wpc="http://schemas.microsoft.com/office/word/2010/wordprocessingCanvas" xmlns:cx="http://schemas.microsoft.com/office/drawing/2014/chartex" xmlns:cx1="http://schemas.microsoft.com/office/drawing/2015/9/8/chartex" xmlns:cx2="http://schemas.microsoft.com/office/drawing/2015/10/21/chartex" xmlns:cx3="http://schemas.microsoft.com/office/drawing/2016/5/9/chartex" xmlns:cx4="http://schemas.microsoft.com/office/drawing/2016/5/10/chartex" xmlns:cx5="http://schemas.microsoft.com/office/drawing/2016/5/11/chartex" xmlns:cx6="http://schemas.microsoft.com/office/drawing/2016/5/12/chartex" xmlns:cx7="http://schemas.microsoft.com/office/drawing/2016/5/13/chartex" xmlns:cx8="http://schemas.microsoft.com/office/drawing/2016/5/14/chartex" xmlns:mc="http://schemas.openxmlformats.org/markup-compatibility/2006" xmlns:aink="http://schemas.microsoft.com/office/drawing/2016/ink" xmlns:am3d="http://schemas.microsoft.com/office/drawing/2017/model3d" xmlns:o="urn:schemas-microsoft-com:office:office" xmlns:oel="http://schemas.microsoft.com/office/2019/extlst" xmlns:r="http://schemas.openxmlformats.org/officeDocument/2006/relationships" xmlns:m="http://schemas.openxmlformats.org/officeDocument/2006/math" xmlns:v="urn:schemas-microsoft-com:vml" xmlns:wp14="http://schemas.microsoft.com/office/word/2010/wordprocessingDrawing" xmlns:wp="http://schemas.openxmlformats.org/drawingml/2006/wordprocessingDrawing" xmlns:w10="urn:schemas-microsoft-com:office:word" xmlns:w="http://schemas.openxmlformats.org/wordprocessingml/2006/main" xmlns:w14="http://schemas.microsoft.com/office/word/2010/wordml" xmlns:w15="http://schemas.microsoft.com/office/word/2012/wordml" xmlns:w16cex="http://schemas.microsoft.com/office/word/2018/wordml/cex" xmlns:w16cid="http://schemas.microsoft.com/office/word/2016/wordml/cid" xmlns:w16="http://schemas.microsoft.com/office/word/2018/wordml" xmlns:w16du="http://schemas.microsoft.com/office/word/2023/wordml/word16du" xmlns:w16sdtdh="http://schemas.microsoft.com/office/word/2020/wordml/sdtdatahash" xmlns:w16sdtfl="http://schemas.microsoft.com/office/word/2024/wordml/sdtformatlock" xmlns:w16se="http://schemas.microsoft.com/office/word/2015/wordml/symex" xmlns:wpg="http://schemas.microsoft.com/office/word/2010/wordprocessingGroup" xmlns:wpi="http://schemas.microsoft.com/office/word/2010/wordprocessingInk" xmlns:wne="http://schemas.microsoft.com/office/word/2006/wordml" xmlns:wps="http://schemas.microsoft.com/office/word/2010/wordprocessingShape" mc:Ignorable="w14 w15 w16se w16cid w16 w16cex w16sdtdh w16sdtfl w16du wp14">
   <w:footnote w:type="separator" w:id="-1">
     <w:p>
       <w:pPr>
@@ -13674,7 +13128,7 @@
 </file>
 
 <file path=word/header1.xml><?xml version="1.0" encoding="utf-8"?>
-<w:hdr xmlns:wpc="http://schemas.microsoft.com/office/word/2010/wordprocessingCanvas" xmlns:cx="http://schemas.microsoft.com/office/drawing/2014/chartex" xmlns:cx1="http://schemas.microsoft.com/office/drawing/2015/9/8/chartex" xmlns:cx2="http://schemas.microsoft.com/office/drawing/2015/10/21/chartex" xmlns:cx3="http://schemas.microsoft.com/office/drawing/2016/5/9/chartex" xmlns:cx4="http://schemas.microsoft.com/office/drawing/2016/5/10/chartex" xmlns:cx5="http://schemas.microsoft.com/office/drawing/2016/5/11/chartex" xmlns:cx6="http://schemas.microsoft.com/office/drawing/2016/5/12/chartex" xmlns:cx7="http://schemas.microsoft.com/office/drawing/2016/5/13/chartex" xmlns:cx8="http://schemas.microsoft.com/office/drawing/2016/5/14/chartex" xmlns:mc="http://schemas.openxmlformats.org/markup-compatibility/2006" xmlns:aink="http://schemas.microsoft.com/office/drawing/2016/ink" xmlns:am3d="http://schemas.microsoft.com/office/drawing/2017/model3d" xmlns:o="urn:schemas-microsoft-com:office:office" xmlns:r="http://schemas.openxmlformats.org/officeDocument/2006/relationships" xmlns:m="http://schemas.openxmlformats.org/officeDocument/2006/math" xmlns:v="urn:schemas-microsoft-com:vml" xmlns:wp14="http://schemas.microsoft.com/office/word/2010/wordprocessingDrawing" xmlns:wp="http://schemas.openxmlformats.org/drawingml/2006/wordprocessingDrawing" xmlns:w10="urn:schemas-microsoft-com:office:word" xmlns:w="http://schemas.openxmlformats.org/wordprocessingml/2006/main" xmlns:w14="http://schemas.microsoft.com/office/word/2010/wordml" xmlns:w15="http://schemas.microsoft.com/office/word/2012/wordml" xmlns:w16cid="http://schemas.microsoft.com/office/word/2016/wordml/cid" xmlns:w16se="http://schemas.microsoft.com/office/word/2015/wordml/symex" xmlns:wpg="http://schemas.microsoft.com/office/word/2010/wordprocessingGroup" xmlns:wpi="http://schemas.microsoft.com/office/word/2010/wordprocessingInk" xmlns:wne="http://schemas.microsoft.com/office/word/2006/wordml" xmlns:wps="http://schemas.microsoft.com/office/word/2010/wordprocessingShape" mc:Ignorable="w14 w15 w16se w16cid wp14">
+<w:hdr xmlns:wpc="http://schemas.microsoft.com/office/word/2010/wordprocessingCanvas" xmlns:cx="http://schemas.microsoft.com/office/drawing/2014/chartex" xmlns:cx1="http://schemas.microsoft.com/office/drawing/2015/9/8/chartex" xmlns:cx2="http://schemas.microsoft.com/office/drawing/2015/10/21/chartex" xmlns:cx3="http://schemas.microsoft.com/office/drawing/2016/5/9/chartex" xmlns:cx4="http://schemas.microsoft.com/office/drawing/2016/5/10/chartex" xmlns:cx5="http://schemas.microsoft.com/office/drawing/2016/5/11/chartex" xmlns:cx6="http://schemas.microsoft.com/office/drawing/2016/5/12/chartex" xmlns:cx7="http://schemas.microsoft.com/office/drawing/2016/5/13/chartex" xmlns:cx8="http://schemas.microsoft.com/office/drawing/2016/5/14/chartex" xmlns:mc="http://schemas.openxmlformats.org/markup-compatibility/2006" xmlns:aink="http://schemas.microsoft.com/office/drawing/2016/ink" xmlns:am3d="http://schemas.microsoft.com/office/drawing/2017/model3d" xmlns:o="urn:schemas-microsoft-com:office:office" xmlns:oel="http://schemas.microsoft.com/office/2019/extlst" xmlns:r="http://schemas.openxmlformats.org/officeDocument/2006/relationships" xmlns:m="http://schemas.openxmlformats.org/officeDocument/2006/math" xmlns:v="urn:schemas-microsoft-com:vml" xmlns:wp14="http://schemas.microsoft.com/office/word/2010/wordprocessingDrawing" xmlns:wp="http://schemas.openxmlformats.org/drawingml/2006/wordprocessingDrawing" xmlns:w10="urn:schemas-microsoft-com:office:word" xmlns:w="http://schemas.openxmlformats.org/wordprocessingml/2006/main" xmlns:w14="http://schemas.microsoft.com/office/word/2010/wordml" xmlns:w15="http://schemas.microsoft.com/office/word/2012/wordml" xmlns:w16cex="http://schemas.microsoft.com/office/word/2018/wordml/cex" xmlns:w16cid="http://schemas.microsoft.com/office/word/2016/wordml/cid" xmlns:w16="http://schemas.microsoft.com/office/word/2018/wordml" xmlns:w16du="http://schemas.microsoft.com/office/word/2023/wordml/word16du" xmlns:w16sdtdh="http://schemas.microsoft.com/office/word/2020/wordml/sdtdatahash" xmlns:w16sdtfl="http://schemas.microsoft.com/office/word/2024/wordml/sdtformatlock" xmlns:w16se="http://schemas.microsoft.com/office/word/2015/wordml/symex" xmlns:wpg="http://schemas.microsoft.com/office/word/2010/wordprocessingGroup" xmlns:wpi="http://schemas.microsoft.com/office/word/2010/wordprocessingInk" xmlns:wne="http://schemas.microsoft.com/office/word/2006/wordml" xmlns:wps="http://schemas.microsoft.com/office/word/2010/wordprocessingShape" mc:Ignorable="w14 w15 w16se w16cid w16 w16cex w16sdtdh w16sdtfl w16du wp14">
   <w:p>
     <w:pPr>
       <w:pStyle w:val="Encabezado"/>
@@ -13760,7 +13214,7 @@
 </file>
 
 <file path=word/numbering.xml><?xml version="1.0" encoding="utf-8"?>
-<w:numbering xmlns:wpc="http://schemas.microsoft.com/office/word/2010/wordprocessingCanvas" xmlns:cx="http://schemas.microsoft.com/office/drawing/2014/chartex" xmlns:cx1="http://schemas.microsoft.com/office/drawing/2015/9/8/chartex" xmlns:cx2="http://schemas.microsoft.com/office/drawing/2015/10/21/chartex" xmlns:cx3="http://schemas.microsoft.com/office/drawing/2016/5/9/chartex" xmlns:cx4="http://schemas.microsoft.com/office/drawing/2016/5/10/chartex" xmlns:cx5="http://schemas.microsoft.com/office/drawing/2016/5/11/chartex" xmlns:cx6="http://schemas.microsoft.com/office/drawing/2016/5/12/chartex" xmlns:cx7="http://schemas.microsoft.com/office/drawing/2016/5/13/chartex" xmlns:cx8="http://schemas.microsoft.com/office/drawing/2016/5/14/chartex" xmlns:mc="http://schemas.openxmlformats.org/markup-compatibility/2006" xmlns:aink="http://schemas.microsoft.com/office/drawing/2016/ink" xmlns:am3d="http://schemas.microsoft.com/office/drawing/2017/model3d" xmlns:o="urn:schemas-microsoft-com:office:office" xmlns:r="http://schemas.openxmlformats.org/officeDocument/2006/relationships" xmlns:m="http://schemas.openxmlformats.org/officeDocument/2006/math" xmlns:v="urn:schemas-microsoft-com:vml" xmlns:wp14="http://schemas.microsoft.com/office/word/2010/wordprocessingDrawing" xmlns:wp="http://schemas.openxmlformats.org/drawingml/2006/wordprocessingDrawing" xmlns:w10="urn:schemas-microsoft-com:office:word" xmlns:w="http://schemas.openxmlformats.org/wordprocessingml/2006/main" xmlns:w14="http://schemas.microsoft.com/office/word/2010/wordml" xmlns:w15="http://schemas.microsoft.com/office/word/2012/wordml" xmlns:w16cid="http://schemas.microsoft.com/office/word/2016/wordml/cid" xmlns:w16se="http://schemas.microsoft.com/office/word/2015/wordml/symex" xmlns:wpg="http://schemas.microsoft.com/office/word/2010/wordprocessingGroup" xmlns:wpi="http://schemas.microsoft.com/office/word/2010/wordprocessingInk" xmlns:wne="http://schemas.microsoft.com/office/word/2006/wordml" xmlns:wps="http://schemas.microsoft.com/office/word/2010/wordprocessingShape" mc:Ignorable="w14 w15 w16se w16cid wp14">
+<w:numbering xmlns:wpc="http://schemas.microsoft.com/office/word/2010/wordprocessingCanvas" xmlns:cx="http://schemas.microsoft.com/office/drawing/2014/chartex" xmlns:cx1="http://schemas.microsoft.com/office/drawing/2015/9/8/chartex" xmlns:cx2="http://schemas.microsoft.com/office/drawing/2015/10/21/chartex" xmlns:cx3="http://schemas.microsoft.com/office/drawing/2016/5/9/chartex" xmlns:cx4="http://schemas.microsoft.com/office/drawing/2016/5/10/chartex" xmlns:cx5="http://schemas.microsoft.com/office/drawing/2016/5/11/chartex" xmlns:cx6="http://schemas.microsoft.com/office/drawing/2016/5/12/chartex" xmlns:cx7="http://schemas.microsoft.com/office/drawing/2016/5/13/chartex" xmlns:cx8="http://schemas.microsoft.com/office/drawing/2016/5/14/chartex" xmlns:mc="http://schemas.openxmlformats.org/markup-compatibility/2006" xmlns:aink="http://schemas.microsoft.com/office/drawing/2016/ink" xmlns:am3d="http://schemas.microsoft.com/office/drawing/2017/model3d" xmlns:o="urn:schemas-microsoft-com:office:office" xmlns:oel="http://schemas.microsoft.com/office/2019/extlst" xmlns:r="http://schemas.openxmlformats.org/officeDocument/2006/relationships" xmlns:m="http://schemas.openxmlformats.org/officeDocument/2006/math" xmlns:v="urn:schemas-microsoft-com:vml" xmlns:wp14="http://schemas.microsoft.com/office/word/2010/wordprocessingDrawing" xmlns:wp="http://schemas.openxmlformats.org/drawingml/2006/wordprocessingDrawing" xmlns:w10="urn:schemas-microsoft-com:office:word" xmlns:w="http://schemas.openxmlformats.org/wordprocessingml/2006/main" xmlns:w14="http://schemas.microsoft.com/office/word/2010/wordml" xmlns:w15="http://schemas.microsoft.com/office/word/2012/wordml" xmlns:w16cex="http://schemas.microsoft.com/office/word/2018/wordml/cex" xmlns:w16cid="http://schemas.microsoft.com/office/word/2016/wordml/cid" xmlns:w16="http://schemas.microsoft.com/office/word/2018/wordml" xmlns:w16du="http://schemas.microsoft.com/office/word/2023/wordml/word16du" xmlns:w16sdtdh="http://schemas.microsoft.com/office/word/2020/wordml/sdtdatahash" xmlns:w16sdtfl="http://schemas.microsoft.com/office/word/2024/wordml/sdtformatlock" xmlns:w16se="http://schemas.microsoft.com/office/word/2015/wordml/symex" xmlns:wpg="http://schemas.microsoft.com/office/word/2010/wordprocessingGroup" xmlns:wpi="http://schemas.microsoft.com/office/word/2010/wordprocessingInk" xmlns:wne="http://schemas.microsoft.com/office/word/2006/wordml" xmlns:wps="http://schemas.microsoft.com/office/word/2010/wordprocessingShape" mc:Ignorable="w14 w15 w16se w16cid w16 w16cex w16sdtdh w16sdtfl w16du wp14">
   <w:abstractNum w:abstractNumId="0" w15:restartNumberingAfterBreak="0">
     <w:nsid w:val="FFFFFF89"/>
     <w:multiLevelType w:val="singleLevel"/>
@@ -17826,121 +17280,121 @@
       </w:rPr>
     </w:lvl>
   </w:abstractNum>
-  <w:num w:numId="1">
+  <w:num w:numId="1" w16cid:durableId="1451703807">
     <w:abstractNumId w:val="0"/>
   </w:num>
-  <w:num w:numId="2">
+  <w:num w:numId="2" w16cid:durableId="374889900">
     <w:abstractNumId w:val="9"/>
   </w:num>
-  <w:num w:numId="3">
+  <w:num w:numId="3" w16cid:durableId="1632982174">
     <w:abstractNumId w:val="22"/>
   </w:num>
-  <w:num w:numId="4">
+  <w:num w:numId="4" w16cid:durableId="715129707">
     <w:abstractNumId w:val="14"/>
   </w:num>
-  <w:num w:numId="5">
+  <w:num w:numId="5" w16cid:durableId="1432358835">
     <w:abstractNumId w:val="18"/>
   </w:num>
-  <w:num w:numId="6">
+  <w:num w:numId="6" w16cid:durableId="658660074">
     <w:abstractNumId w:val="7"/>
   </w:num>
-  <w:num w:numId="7">
+  <w:num w:numId="7" w16cid:durableId="460995668">
     <w:abstractNumId w:val="6"/>
   </w:num>
-  <w:num w:numId="8">
+  <w:num w:numId="8" w16cid:durableId="792095430">
     <w:abstractNumId w:val="17"/>
   </w:num>
-  <w:num w:numId="9">
+  <w:num w:numId="9" w16cid:durableId="1204976861">
     <w:abstractNumId w:val="8"/>
   </w:num>
-  <w:num w:numId="10">
+  <w:num w:numId="10" w16cid:durableId="1537540395">
     <w:abstractNumId w:val="2"/>
   </w:num>
-  <w:num w:numId="11">
+  <w:num w:numId="11" w16cid:durableId="1576162286">
     <w:abstractNumId w:val="13"/>
   </w:num>
-  <w:num w:numId="12">
+  <w:num w:numId="12" w16cid:durableId="1080979230">
     <w:abstractNumId w:val="15"/>
   </w:num>
-  <w:num w:numId="13">
+  <w:num w:numId="13" w16cid:durableId="1664815477">
     <w:abstractNumId w:val="3"/>
   </w:num>
-  <w:num w:numId="14">
+  <w:num w:numId="14" w16cid:durableId="427699982">
     <w:abstractNumId w:val="38"/>
   </w:num>
-  <w:num w:numId="15">
+  <w:num w:numId="15" w16cid:durableId="1988826034">
     <w:abstractNumId w:val="11"/>
   </w:num>
-  <w:num w:numId="16">
+  <w:num w:numId="16" w16cid:durableId="203182481">
     <w:abstractNumId w:val="33"/>
   </w:num>
-  <w:num w:numId="17">
+  <w:num w:numId="17" w16cid:durableId="1229220070">
     <w:abstractNumId w:val="12"/>
   </w:num>
-  <w:num w:numId="18">
+  <w:num w:numId="18" w16cid:durableId="1844858244">
     <w:abstractNumId w:val="23"/>
   </w:num>
-  <w:num w:numId="19">
+  <w:num w:numId="19" w16cid:durableId="431634060">
     <w:abstractNumId w:val="31"/>
   </w:num>
-  <w:num w:numId="20">
+  <w:num w:numId="20" w16cid:durableId="1030061363">
     <w:abstractNumId w:val="4"/>
   </w:num>
-  <w:num w:numId="21">
+  <w:num w:numId="21" w16cid:durableId="1480264062">
     <w:abstractNumId w:val="16"/>
   </w:num>
-  <w:num w:numId="22">
+  <w:num w:numId="22" w16cid:durableId="273169064">
     <w:abstractNumId w:val="35"/>
   </w:num>
-  <w:num w:numId="23">
+  <w:num w:numId="23" w16cid:durableId="2099328861">
     <w:abstractNumId w:val="32"/>
   </w:num>
-  <w:num w:numId="24">
+  <w:num w:numId="24" w16cid:durableId="1956206981">
     <w:abstractNumId w:val="28"/>
   </w:num>
-  <w:num w:numId="25">
+  <w:num w:numId="25" w16cid:durableId="71514049">
     <w:abstractNumId w:val="26"/>
   </w:num>
-  <w:num w:numId="26">
+  <w:num w:numId="26" w16cid:durableId="756169493">
     <w:abstractNumId w:val="10"/>
   </w:num>
-  <w:num w:numId="27">
+  <w:num w:numId="27" w16cid:durableId="658577138">
     <w:abstractNumId w:val="19"/>
   </w:num>
-  <w:num w:numId="28">
+  <w:num w:numId="28" w16cid:durableId="1716150366">
     <w:abstractNumId w:val="20"/>
   </w:num>
-  <w:num w:numId="29">
+  <w:num w:numId="29" w16cid:durableId="1764259554">
     <w:abstractNumId w:val="37"/>
   </w:num>
-  <w:num w:numId="30">
+  <w:num w:numId="30" w16cid:durableId="1307658658">
     <w:abstractNumId w:val="21"/>
   </w:num>
-  <w:num w:numId="31">
+  <w:num w:numId="31" w16cid:durableId="1133601841">
     <w:abstractNumId w:val="5"/>
   </w:num>
-  <w:num w:numId="32">
+  <w:num w:numId="32" w16cid:durableId="215092593">
     <w:abstractNumId w:val="29"/>
   </w:num>
-  <w:num w:numId="33">
+  <w:num w:numId="33" w16cid:durableId="1888760937">
     <w:abstractNumId w:val="24"/>
   </w:num>
-  <w:num w:numId="34">
+  <w:num w:numId="34" w16cid:durableId="1667636190">
     <w:abstractNumId w:val="27"/>
   </w:num>
-  <w:num w:numId="35">
+  <w:num w:numId="35" w16cid:durableId="1411854189">
     <w:abstractNumId w:val="25"/>
   </w:num>
-  <w:num w:numId="36">
+  <w:num w:numId="36" w16cid:durableId="1068042914">
     <w:abstractNumId w:val="30"/>
   </w:num>
-  <w:num w:numId="37">
+  <w:num w:numId="37" w16cid:durableId="157186320">
     <w:abstractNumId w:val="1"/>
   </w:num>
-  <w:num w:numId="38">
+  <w:num w:numId="38" w16cid:durableId="404962155">
     <w:abstractNumId w:val="36"/>
   </w:num>
-  <w:num w:numId="39">
+  <w:num w:numId="39" w16cid:durableId="2100901189">
     <w:abstractNumId w:val="34"/>
   </w:num>
   <w:numIdMacAtCleanup w:val="35"/>
@@ -17948,7 +17402,7 @@
 </file>
 
 <file path=word/styles.xml><?xml version="1.0" encoding="utf-8"?>
-<w:styles xmlns:mc="http://schemas.openxmlformats.org/markup-compatibility/2006" xmlns:r="http://schemas.openxmlformats.org/officeDocument/2006/relationships" xmlns:w="http://schemas.openxmlformats.org/wordprocessingml/2006/main" xmlns:w14="http://schemas.microsoft.com/office/word/2010/wordml" xmlns:w15="http://schemas.microsoft.com/office/word/2012/wordml" xmlns:w16cid="http://schemas.microsoft.com/office/word/2016/wordml/cid" xmlns:w16se="http://schemas.microsoft.com/office/word/2015/wordml/symex" mc:Ignorable="w14 w15 w16se w16cid">
+<w:styles xmlns:mc="http://schemas.openxmlformats.org/markup-compatibility/2006" xmlns:r="http://schemas.openxmlformats.org/officeDocument/2006/relationships" xmlns:w="http://schemas.openxmlformats.org/wordprocessingml/2006/main" xmlns:w14="http://schemas.microsoft.com/office/word/2010/wordml" xmlns:w15="http://schemas.microsoft.com/office/word/2012/wordml" xmlns:w16cex="http://schemas.microsoft.com/office/word/2018/wordml/cex" xmlns:w16cid="http://schemas.microsoft.com/office/word/2016/wordml/cid" xmlns:w16="http://schemas.microsoft.com/office/word/2018/wordml" xmlns:w16du="http://schemas.microsoft.com/office/word/2023/wordml/word16du" xmlns:w16sdtdh="http://schemas.microsoft.com/office/word/2020/wordml/sdtdatahash" xmlns:w16sdtfl="http://schemas.microsoft.com/office/word/2024/wordml/sdtformatlock" xmlns:w16se="http://schemas.microsoft.com/office/word/2015/wordml/symex" mc:Ignorable="w14 w15 w16se w16cid w16 w16cex w16sdtdh w16sdtfl w16du">
   <w:docDefaults>
     <w:rPrDefault>
       <w:rPr>
@@ -17966,7 +17420,7 @@
       </w:pPr>
     </w:pPrDefault>
   </w:docDefaults>
-  <w:latentStyles w:defLockedState="0" w:defUIPriority="99" w:defSemiHidden="0" w:defUnhideWhenUsed="0" w:defQFormat="0" w:count="375">
+  <w:latentStyles w:defLockedState="0" w:defUIPriority="99" w:defSemiHidden="0" w:defUnhideWhenUsed="0" w:defQFormat="0" w:count="376">
     <w:lsdException w:name="Normal" w:uiPriority="0" w:qFormat="1"/>
     <w:lsdException w:name="heading 1" w:uiPriority="9" w:qFormat="1"/>
     <w:lsdException w:name="heading 2" w:semiHidden="1" w:uiPriority="9" w:unhideWhenUsed="1" w:qFormat="1"/>
@@ -18342,6 +17796,7 @@
     <w:lsdException w:name="Smart Hyperlink" w:semiHidden="1" w:unhideWhenUsed="1"/>
     <w:lsdException w:name="Hashtag" w:semiHidden="1" w:unhideWhenUsed="1"/>
     <w:lsdException w:name="Unresolved Mention" w:semiHidden="1" w:unhideWhenUsed="1"/>
+    <w:lsdException w:name="Smart Link" w:semiHidden="1" w:unhideWhenUsed="1"/>
   </w:latentStyles>
   <w:style w:type="paragraph" w:default="1" w:styleId="Normal">
     <w:name w:val="Normal"/>
@@ -19785,6 +19240,15 @@
 </file>
 
 <file path=customXml/item1.xml><?xml version="1.0" encoding="utf-8"?>
+<?mso-contentType ?>
+<FormTemplates xmlns="http://schemas.microsoft.com/sharepoint/v3/contenttype/forms">
+  <Display>DocumentLibraryForm</Display>
+  <Edit>DocumentLibraryForm</Edit>
+  <New>DocumentLibraryForm</New>
+</FormTemplates>
+</file>
+
+<file path=customXml/item2.xml><?xml version="1.0" encoding="utf-8"?>
 <ct:contentTypeSchema xmlns:ct="http://schemas.microsoft.com/office/2006/metadata/contentType" xmlns:ma="http://schemas.microsoft.com/office/2006/metadata/properties/metaAttributes" ct:_="" ma:_="" ma:contentTypeName="Documento" ma:contentTypeID="0x0101006A81D6BD42E8DF4C91013959704817E1" ma:contentTypeVersion="15" ma:contentTypeDescription="Crear nuevo documento." ma:contentTypeScope="" ma:versionID="bf4f72ffd194f0963ff564daca6869f7">
   <xsd:schema xmlns:xsd="http://www.w3.org/2001/XMLSchema" xmlns:xs="http://www.w3.org/2001/XMLSchema" xmlns:p="http://schemas.microsoft.com/office/2006/metadata/properties" xmlns:ns2="13c90a0b-73bc-4dc0-be5f-28d77b615beb" xmlns:ns3="13c93bba-48ce-428c-bfe5-88b42c19b028" targetNamespace="http://schemas.microsoft.com/office/2006/metadata/properties" ma:root="true" ma:fieldsID="8718d6f4873a5b1392a45044efa78385" ns2:_="" ns3:_="">
     <xsd:import namespace="13c90a0b-73bc-4dc0-be5f-28d77b615beb"/>
@@ -20019,16 +19483,11 @@
 </ct:contentTypeSchema>
 </file>
 
-<file path=customXml/item2.xml><?xml version="1.0" encoding="utf-8"?>
-<?mso-contentType ?>
-<FormTemplates xmlns="http://schemas.microsoft.com/sharepoint/v3/contenttype/forms">
-  <Display>DocumentLibraryForm</Display>
-  <Edit>DocumentLibraryForm</Edit>
-  <New>DocumentLibraryForm</New>
-</FormTemplates>
+<file path=customXml/item3.xml><?xml version="1.0" encoding="utf-8"?>
+<b:Sources xmlns:b="http://schemas.openxmlformats.org/officeDocument/2006/bibliography" xmlns="http://schemas.openxmlformats.org/officeDocument/2006/bibliography" SelectedStyle="\APASixthEditionOfficeOnline.xsl" StyleName="APA" Version="6"/>
 </file>
 
-<file path=customXml/item3.xml><?xml version="1.0" encoding="utf-8"?>
+<file path=customXml/item4.xml><?xml version="1.0" encoding="utf-8"?>
 <p:properties xmlns:p="http://schemas.microsoft.com/office/2006/metadata/properties" xmlns:xsi="http://www.w3.org/2001/XMLSchema-instance" xmlns:pc="http://schemas.microsoft.com/office/infopath/2007/PartnerControls">
   <documentManagement>
     <TaxCatchAll xmlns="13c90a0b-73bc-4dc0-be5f-28d77b615beb" xsi:nil="true"/>
@@ -20039,11 +19498,15 @@
 </p:properties>
 </file>
 
-<file path=customXml/item4.xml><?xml version="1.0" encoding="utf-8"?>
-<b:Sources xmlns:b="http://schemas.openxmlformats.org/officeDocument/2006/bibliography" xmlns="http://schemas.openxmlformats.org/officeDocument/2006/bibliography" SelectedStyle="\APASixthEditionOfficeOnline.xsl" StyleName="APA" Version="6"/>
+<file path=customXml/itemProps1.xml><?xml version="1.0" encoding="utf-8"?>
+<ds:datastoreItem xmlns:ds="http://schemas.openxmlformats.org/officeDocument/2006/customXml" ds:itemID="{10663269-2064-4804-8290-36D4A57F5557}">
+  <ds:schemaRefs>
+    <ds:schemaRef ds:uri="http://schemas.microsoft.com/sharepoint/v3/contenttype/forms"/>
+  </ds:schemaRefs>
+</ds:datastoreItem>
 </file>
 
-<file path=customXml/itemProps1.xml><?xml version="1.0" encoding="utf-8"?>
+<file path=customXml/itemProps2.xml><?xml version="1.0" encoding="utf-8"?>
 <ds:datastoreItem xmlns:ds="http://schemas.openxmlformats.org/officeDocument/2006/customXml" ds:itemID="{59065960-E0CA-4804-83B5-320CBCDCC160}">
   <ds:schemaRefs>
     <ds:schemaRef ds:uri="http://schemas.microsoft.com/office/2006/metadata/contentType"/>
@@ -20062,15 +19525,15 @@
 </ds:datastoreItem>
 </file>
 
-<file path=customXml/itemProps2.xml><?xml version="1.0" encoding="utf-8"?>
-<ds:datastoreItem xmlns:ds="http://schemas.openxmlformats.org/officeDocument/2006/customXml" ds:itemID="{10663269-2064-4804-8290-36D4A57F5557}">
+<file path=customXml/itemProps3.xml><?xml version="1.0" encoding="utf-8"?>
+<ds:datastoreItem xmlns:ds="http://schemas.openxmlformats.org/officeDocument/2006/customXml" ds:itemID="{F0E37427-7DAA-4DEB-A7C5-DF3563577E3C}">
   <ds:schemaRefs>
-    <ds:schemaRef ds:uri="http://schemas.microsoft.com/sharepoint/v3/contenttype/forms"/>
+    <ds:schemaRef ds:uri="http://schemas.openxmlformats.org/officeDocument/2006/bibliography"/>
   </ds:schemaRefs>
 </ds:datastoreItem>
 </file>
 
-<file path=customXml/itemProps3.xml><?xml version="1.0" encoding="utf-8"?>
+<file path=customXml/itemProps4.xml><?xml version="1.0" encoding="utf-8"?>
 <ds:datastoreItem xmlns:ds="http://schemas.openxmlformats.org/officeDocument/2006/customXml" ds:itemID="{1279454D-02BE-4A9C-A117-DCD1573E2608}">
   <ds:schemaRefs>
     <ds:schemaRef ds:uri="http://schemas.microsoft.com/office/2006/metadata/properties"/>
@@ -20079,12 +19542,4 @@
     <ds:schemaRef ds:uri="13c93bba-48ce-428c-bfe5-88b42c19b028"/>
   </ds:schemaRefs>
 </ds:datastoreItem>
-</file>
-
-<file path=customXml/itemProps4.xml><?xml version="1.0" encoding="utf-8"?>
-<ds:datastoreItem xmlns:ds="http://schemas.openxmlformats.org/officeDocument/2006/customXml" ds:itemID="{F0E37427-7DAA-4DEB-A7C5-DF3563577E3C}">
-  <ds:schemaRefs>
-    <ds:schemaRef ds:uri="http://schemas.openxmlformats.org/officeDocument/2006/bibliography"/>
-  </ds:schemaRefs>
-</ds:datastoreItem>
 </file>